--- a/Rapports_mensuels/Mois2026_08/ipc_note_10_ar_2026_08.docx
+++ b/Rapports_mensuels/Mois2026_08/ipc_note_10_ar_2026_08.docx
@@ -29,7 +29,7 @@
         <w:pStyle w:val="ipcpara0"/>
       </w:pPr>
       <w:r>
-        <w:t xml:space="preserve">في شهر غشت 2026 ارتفعت أسعار الاستهلاك على المستوى الوطني بنسبة (0.9% ) خلال شهر واحد في حين انخفضت أسعار الاستهلاك بما يقارب (0.4’% ) خلال سنة كاملة.</w:t>
+        <w:t xml:space="preserve">في شهر غشت 2026 ارتفعت أسعار الاستهلاك على المستوى الوطني بنسبة (0.9% ) خلال شهر واحد في حين انخفضت أسعار الاستهلاك بما يقارب (0.3’% ) خلال سنة كاملة.</w:t>
       </w:r>
     </w:p>
     <w:p>
@@ -292,7 +292,7 @@
         <w:t xml:space="preserve">الحليب والجبن والبيض</w:t>
       </w:r>
       <w:r>
-        <w:t xml:space="preserve">ب2,9% ‏،</w:t>
+        <w:t xml:space="preserve">ب3,0% ‏،</w:t>
       </w:r>
       <w:r>
         <w:t xml:space="preserve"> </w:t>
@@ -318,7 +318,7 @@
         <w:t xml:space="preserve">مواد غذائية غير مصنفة في مكان آخر</w:t>
       </w:r>
       <w:r>
-        <w:t xml:space="preserve">ب0,3% ‏. وعلى الرغم من الارتفاعات المسجلة في أثمان المواد</w:t>
+        <w:t xml:space="preserve">ب0,4% ‏. وعلى الرغم من الارتفاعات المسجلة في أثمان المواد</w:t>
       </w:r>
       <w:r>
         <w:t xml:space="preserve"> </w:t>
@@ -350,7 +350,7 @@
         <w:t xml:space="preserve">المياه المعدنية، والمشروبات الغازية، وعصائر الفاكهة والخضراوات (بدون تاريخ)</w:t>
       </w:r>
       <w:r>
-        <w:t xml:space="preserve">ب2,3% ‏،</w:t>
+        <w:t xml:space="preserve">ب2,2% ‏،</w:t>
       </w:r>
       <w:r>
         <w:t xml:space="preserve"> </w:t>
@@ -361,22 +361,6 @@
           <w:bCs/>
         </w:rPr>
         <w:t xml:space="preserve">الخبز والحبوب</w:t>
-      </w:r>
-      <w:r>
-        <w:t xml:space="preserve"> </w:t>
-      </w:r>
-      <w:r>
-        <w:t xml:space="preserve">،</w:t>
-      </w:r>
-      <w:r>
-        <w:t xml:space="preserve"> </w:t>
-      </w:r>
-      <w:r>
-        <w:rPr>
-          <w:b/>
-          <w:bCs/>
-        </w:rPr>
-        <w:t xml:space="preserve">خدمات تقديم الطعام</w:t>
       </w:r>
       <w:r>
         <w:t xml:space="preserve"> </w:t>
@@ -408,7 +392,7 @@
         <w:t xml:space="preserve">السكر، والمربى، والعسل، والشوكولاتة، والحلويات</w:t>
       </w:r>
       <w:r>
-        <w:t xml:space="preserve">ب0,7% ‏ و كذا</w:t>
+        <w:t xml:space="preserve">ب0,6% ‏ و كذا</w:t>
       </w:r>
       <w:r>
         <w:t xml:space="preserve"> </w:t>
@@ -487,7 +471,7 @@
         <w:t xml:space="preserve"> </w:t>
       </w:r>
       <w:r>
-        <w:t xml:space="preserve">0.4’% مقارنة بشهر غشت 2025</w:t>
+        <w:t xml:space="preserve">0.3’% مقارنة بشهر غشت 2025</w:t>
       </w:r>
     </w:p>
     <w:p>
@@ -528,7 +512,7 @@
         <w:pStyle w:val="ipcpara0"/>
       </w:pPr>
       <w:r>
-        <w:t xml:space="preserve">جدول 4: الرقم الاستدلالي للأثمان عند الاستهلاك لمدينة طنجة غشت :2026 (أساس 2017:100)</w:t>
+        <w:t xml:space="preserve">جدول 2: الرقم الاستدلالي للأثمان عند الاستهلاك لمدينة طنجة غشت :2026 (أساس 2017:100)</w:t>
       </w:r>
     </w:p>
     <w:tbl xmlns:w="http://schemas.openxmlformats.org/wordprocessingml/2006/main" xmlns:r="http://schemas.openxmlformats.org/officeDocument/2006/relationships" xmlns:w14="http://schemas.microsoft.com/office/word/2010/wordml" xmlns:wp="http://schemas.openxmlformats.org/drawingml/2006/wordprocessingDrawing" xmlns:a="http://schemas.openxmlformats.org/drawingml/2006/main" xmlns:pic="http://schemas.openxmlformats.org/drawingml/2006/picture">
@@ -1732,7 +1716,7 @@
                 <w:szCs w:val="14"/>
                 <w:color w:val="000000"/>
               </w:rPr>
-              <w:t xml:space="preserve">134,1000</w:t>
+              <w:t xml:space="preserve">134,1</w:t>
             </w:r>
           </w:p>
         </w:tc>
@@ -2278,7 +2262,7 @@
                 <w:szCs w:val="14"/>
                 <w:color w:val="000000"/>
               </w:rPr>
-              <w:t xml:space="preserve">133,6277</w:t>
+              <w:t xml:space="preserve">133,6</w:t>
             </w:r>
           </w:p>
         </w:tc>
@@ -2446,7 +2430,7 @@
                 <w:szCs w:val="14"/>
                 <w:color w:val="000000"/>
               </w:rPr>
-              <w:t xml:space="preserve">4,0</w:t>
+              <w:t xml:space="preserve">3,9</w:t>
             </w:r>
           </w:p>
         </w:tc>
@@ -2824,7 +2808,7 @@
                 <w:szCs w:val="14"/>
                 <w:color w:val="000000"/>
               </w:rPr>
-              <w:t xml:space="preserve">145,3563</w:t>
+              <w:t xml:space="preserve">145,4</w:t>
             </w:r>
           </w:p>
         </w:tc>
@@ -3370,7 +3354,7 @@
                 <w:szCs w:val="14"/>
                 <w:color w:val="000000"/>
               </w:rPr>
-              <w:t xml:space="preserve">112,5000</w:t>
+              <w:t xml:space="preserve">112,5</w:t>
             </w:r>
           </w:p>
         </w:tc>
@@ -3916,7 +3900,7 @@
                 <w:szCs w:val="14"/>
                 <w:color w:val="000000"/>
               </w:rPr>
-              <w:t xml:space="preserve">113,5171</w:t>
+              <w:t xml:space="preserve">113,5</w:t>
             </w:r>
           </w:p>
         </w:tc>
@@ -4462,7 +4446,7 @@
                 <w:szCs w:val="14"/>
                 <w:color w:val="000000"/>
               </w:rPr>
-              <w:t xml:space="preserve">111,5975</w:t>
+              <w:t xml:space="preserve">111,6</w:t>
             </w:r>
           </w:p>
         </w:tc>
@@ -5008,7 +4992,7 @@
                 <w:szCs w:val="14"/>
                 <w:color w:val="000000"/>
               </w:rPr>
-              <w:t xml:space="preserve">112,1022</w:t>
+              <w:t xml:space="preserve">112,1</w:t>
             </w:r>
           </w:p>
         </w:tc>
@@ -5554,7 +5538,7 @@
                 <w:szCs w:val="14"/>
                 <w:color w:val="000000"/>
               </w:rPr>
-              <w:t xml:space="preserve">109,2794</w:t>
+              <w:t xml:space="preserve">109,3</w:t>
             </w:r>
           </w:p>
         </w:tc>
@@ -6100,7 +6084,7 @@
                 <w:szCs w:val="14"/>
                 <w:color w:val="000000"/>
               </w:rPr>
-              <w:t xml:space="preserve">116,8043</w:t>
+              <w:t xml:space="preserve">116,8</w:t>
             </w:r>
           </w:p>
         </w:tc>
@@ -6646,7 +6630,7 @@
                 <w:szCs w:val="14"/>
                 <w:color w:val="000000"/>
               </w:rPr>
-              <w:t xml:space="preserve">101,1317</w:t>
+              <w:t xml:space="preserve">101,1</w:t>
             </w:r>
           </w:p>
         </w:tc>
@@ -7192,7 +7176,7 @@
                 <w:szCs w:val="14"/>
                 <w:color w:val="000000"/>
               </w:rPr>
-              <w:t xml:space="preserve">104,3785</w:t>
+              <w:t xml:space="preserve">104,4</w:t>
             </w:r>
           </w:p>
         </w:tc>
@@ -7738,7 +7722,7 @@
                 <w:szCs w:val="14"/>
                 <w:color w:val="000000"/>
               </w:rPr>
-              <w:t xml:space="preserve">110,8916</w:t>
+              <w:t xml:space="preserve">110,9</w:t>
             </w:r>
           </w:p>
         </w:tc>
@@ -8284,7 +8268,7 @@
                 <w:szCs w:val="14"/>
                 <w:color w:val="000000"/>
               </w:rPr>
-              <w:t xml:space="preserve">128,8081</w:t>
+              <w:t xml:space="preserve">128,8</w:t>
             </w:r>
           </w:p>
         </w:tc>
@@ -8830,7 +8814,7 @@
                 <w:szCs w:val="14"/>
                 <w:color w:val="000000"/>
               </w:rPr>
-              <w:t xml:space="preserve">117,7131</w:t>
+              <w:t xml:space="preserve">117,7</w:t>
             </w:r>
           </w:p>
         </w:tc>
@@ -8998,7 +8982,7 @@
                 <w:szCs w:val="14"/>
                 <w:color w:val="000000"/>
               </w:rPr>
-              <w:t xml:space="preserve">-0,4</w:t>
+              <w:t xml:space="preserve">-0,3</w:t>
             </w:r>
           </w:p>
         </w:tc>
@@ -9376,7 +9360,7 @@
                 <w:szCs w:val="14"/>
                 <w:color w:val="000000"/>
               </w:rPr>
-              <w:t xml:space="preserve">120,4365</w:t>
+              <w:t xml:space="preserve">120,4</w:t>
             </w:r>
           </w:p>
         </w:tc>

--- a/Rapports_mensuels/Mois2026_08/ipc_note_10_ar_2026_08.docx
+++ b/Rapports_mensuels/Mois2026_08/ipc_note_10_ar_2026_08.docx
@@ -21,7 +21,7 @@
         <w:t xml:space="preserve"> </w:t>
       </w:r>
       <w:r>
-        <w:t xml:space="preserve">لمدينة طنجة</w:t>
+        <w:t xml:space="preserve">ville de Tanger</w:t>
       </w:r>
     </w:p>
     <w:p>
@@ -29,7 +29,7 @@
         <w:pStyle w:val="ipcpara0"/>
       </w:pPr>
       <w:r>
-        <w:t xml:space="preserve">في شهر غشت 2026 ارتفعت أسعار الاستهلاك على المستوى الوطني بنسبة (0.9% ) خلال شهر واحد في حين انخفضت أسعار الاستهلاك بما يقارب (0.3’% ) خلال سنة كاملة.</w:t>
+        <w:t xml:space="preserve">En Août 2026, l’indice des prix à la consommation des ménages de la ville de Tanger a augmenté de 0,9% par rapport au mois précédent. En glissement annuel, il a décru de 0,3%.</w:t>
       </w:r>
     </w:p>
     <w:p>
@@ -37,100 +37,7 @@
         <w:pStyle w:val="ipccorps"/>
       </w:pPr>
       <w:r>
-        <w:t xml:space="preserve">على المستوى الشهري ارتفع الرقم الاستدلالي للمواد الغذائية ب</w:t>
-      </w:r>
-      <w:r>
-        <w:t xml:space="preserve"> </w:t>
-      </w:r>
-      <w:r>
-        <w:t xml:space="preserve">1.3%</w:t>
-      </w:r>
-      <w:r>
-        <w:t xml:space="preserve"> </w:t>
-      </w:r>
-      <w:r>
-        <w:t xml:space="preserve">في شهر غشت 2026 مقارنة بشهر يوليوز .2026 ويعزى ذلك الى زيادة أثمان</w:t>
-      </w:r>
-      <w:r>
-        <w:t xml:space="preserve"> </w:t>
-      </w:r>
-      <w:r>
-        <w:rPr>
-          <w:b/>
-          <w:bCs/>
-        </w:rPr>
-        <w:t xml:space="preserve">اللحم</w:t>
-      </w:r>
-      <w:r>
-        <w:t xml:space="preserve">ب5,5% ‏،</w:t>
-      </w:r>
-      <w:r>
-        <w:t xml:space="preserve"> </w:t>
-      </w:r>
-      <w:r>
-        <w:rPr>
-          <w:b/>
-          <w:bCs/>
-        </w:rPr>
-        <w:t xml:space="preserve">الحليب والجبن والبيض</w:t>
-      </w:r>
-      <w:r>
-        <w:t xml:space="preserve">ب4,2% ‏،</w:t>
-      </w:r>
-      <w:r>
-        <w:t xml:space="preserve"> </w:t>
-      </w:r>
-      <w:r>
-        <w:rPr>
-          <w:b/>
-          <w:bCs/>
-        </w:rPr>
-        <w:t xml:space="preserve">الأسماك والمأكولات البحرية</w:t>
-      </w:r>
-      <w:r>
-        <w:t xml:space="preserve">ب1,6% ‏،</w:t>
-      </w:r>
-      <w:r>
-        <w:t xml:space="preserve"> </w:t>
-      </w:r>
-      <w:r>
-        <w:rPr>
-          <w:b/>
-          <w:bCs/>
-        </w:rPr>
-        <w:t xml:space="preserve">مواد غذائية غير مصنفة في مكان آخر</w:t>
-      </w:r>
-      <w:r>
-        <w:t xml:space="preserve">ب0,8% ‏ و</w:t>
-      </w:r>
-      <w:r>
-        <w:t xml:space="preserve"> </w:t>
-      </w:r>
-      <w:r>
-        <w:rPr>
-          <w:b/>
-          <w:bCs/>
-        </w:rPr>
-        <w:t xml:space="preserve">السكر، والمربى، والعسل، والشوكولاتة، والحلويات</w:t>
-      </w:r>
-      <w:r>
-        <w:t xml:space="preserve"> </w:t>
-      </w:r>
-      <w:r>
-        <w:t xml:space="preserve">،</w:t>
-      </w:r>
-      <w:r>
-        <w:t xml:space="preserve"> </w:t>
-      </w:r>
-      <w:r>
-        <w:rPr>
-          <w:b/>
-          <w:bCs/>
-        </w:rPr>
-        <w:t xml:space="preserve">المياه المعدنية، والمشروبات الغازية، وعصائر الفاكهة والخضراوات (بدون تاريخ)</w:t>
-      </w:r>
-      <w:r>
-        <w:t xml:space="preserve">ب0,1% ‏</w:t>
+        <w:t xml:space="preserve">l’indice des prix des produits alimentaires a augmenté de 1,3% en Août 2026 par rapport à Juillet 2026, résultat de la hausse des prix des «Viandes» de 5,5%, du «Lait, fromage et œufs» de 4,2%, des «Poisson et fruits de mer» de 1,6%, des «Produits alimentaires non classés ailleurs» de 0,8% et du «Sucre, confiture, miel, chocolat et confiserie», des «Eaux minerales, boissons rafraichissantes et jus de fruits et de légumes» de 0,1%.</w:t>
       </w:r>
     </w:p>
     <w:p>
@@ -138,75 +45,7 @@
         <w:pStyle w:val="ipccorps"/>
       </w:pPr>
       <w:r>
-        <w:t xml:space="preserve">كما، ارتفع التغير الشهري للرقم الاستدلالي للمواد غير الغذائية ب (0.6% ) جراء زيادة أثمان الأقسام التالية:</w:t>
-      </w:r>
-      <w:r>
-        <w:t xml:space="preserve"> </w:t>
-      </w:r>
-      <w:r>
-        <w:rPr>
-          <w:b/>
-          <w:bCs/>
-        </w:rPr>
-        <w:t xml:space="preserve">مواصلات</w:t>
-      </w:r>
-      <w:r>
-        <w:t xml:space="preserve">ب3,4% ‏،</w:t>
-      </w:r>
-      <w:r>
-        <w:t xml:space="preserve"> </w:t>
-      </w:r>
-      <w:r>
-        <w:rPr>
-          <w:b/>
-          <w:bCs/>
-        </w:rPr>
-        <w:t xml:space="preserve">المطاعم والفنادق</w:t>
-      </w:r>
-      <w:r>
-        <w:t xml:space="preserve">ب0,8% ‏،</w:t>
-      </w:r>
-      <w:r>
-        <w:t xml:space="preserve"> </w:t>
-      </w:r>
-      <w:r>
-        <w:rPr>
-          <w:b/>
-          <w:bCs/>
-        </w:rPr>
-        <w:t xml:space="preserve">سلع وخدمات متنوعة</w:t>
-      </w:r>
-      <w:r>
-        <w:t xml:space="preserve">ب0,4% ‏ و</w:t>
-      </w:r>
-      <w:r>
-        <w:t xml:space="preserve"> </w:t>
-      </w:r>
-      <w:r>
-        <w:rPr>
-          <w:b/>
-          <w:bCs/>
-        </w:rPr>
-        <w:t xml:space="preserve">الملابس والأحذية</w:t>
-      </w:r>
-      <w:r>
-        <w:t xml:space="preserve"> </w:t>
-      </w:r>
-      <w:r>
-        <w:t xml:space="preserve">و</w:t>
-      </w:r>
-      <w:r>
-        <w:t xml:space="preserve"> </w:t>
-      </w:r>
-      <w:r>
-        <w:rPr>
-          <w:b/>
-          <w:bCs/>
-        </w:rPr>
-        <w:t xml:space="preserve">الاتصالات</w:t>
-      </w:r>
-      <w:r>
-        <w:t xml:space="preserve">ب0,2% ‏ .</w:t>
+        <w:t xml:space="preserve">De même, la variation mensuelle de l’indice des produits non alimentaires a accru de 0,6% en raison de la hausse des prix des divisions suivantes: des «Transports» de 3,4%, des «Restaurants et hôtels» de 0,8%, des «Biens et services divers» de 0,4% et des «Articles d’habillement et chaussures» et des «Communications» de 0,2%. Aussi la baisse des prix de la division: des «Loisirs et culture» de 0,3%. Ainsi que, la stagnation des indices des autres divisions n’ont pas impacté l’évolution générale.</w:t>
       </w:r>
     </w:p>
     <w:p>
@@ -221,190 +60,19 @@
         <w:t xml:space="preserve">على المستوى السنوي،</w:t>
       </w:r>
       <w:r>
-        <w:t xml:space="preserve">انخفض الرقم الاستدلالي للمواد الغذائية</w:t>
+        <w:t xml:space="preserve">l’indice des prix des produits alimentaires</w:t>
       </w:r>
       <w:r>
         <w:t xml:space="preserve"> </w:t>
       </w:r>
       <w:r>
-        <w:t xml:space="preserve">ب -4.3% في نونبر 2025 مقارنة بنظيره من السنة الماضية،ويعزى ذلك إلى تراجع أثمان المواد المكونة للمجموعات التالية:</w:t>
+        <w:t xml:space="preserve">a baissé de 4,3% en Août 2026 par rapport à Août 2025, sous l’effet de la diminution des</w:t>
       </w:r>
       <w:r>
         <w:t xml:space="preserve"> </w:t>
       </w:r>
       <w:r>
-        <w:rPr>
-          <w:b/>
-          <w:bCs/>
-        </w:rPr>
-        <w:t xml:space="preserve">الزيوت والدهون</w:t>
-      </w:r>
-      <w:r>
-        <w:t xml:space="preserve">ب21,5% ‏،</w:t>
-      </w:r>
-      <w:r>
-        <w:t xml:space="preserve"> </w:t>
-      </w:r>
-      <w:r>
-        <w:rPr>
-          <w:b/>
-          <w:bCs/>
-        </w:rPr>
-        <w:t xml:space="preserve">الفواكه</w:t>
-      </w:r>
-      <w:r>
-        <w:t xml:space="preserve">ب7,5% ‏،</w:t>
-      </w:r>
-      <w:r>
-        <w:t xml:space="preserve"> </w:t>
-      </w:r>
-      <w:r>
-        <w:rPr>
-          <w:b/>
-          <w:bCs/>
-        </w:rPr>
-        <w:t xml:space="preserve">الخضراوات</w:t>
-      </w:r>
-      <w:r>
-        <w:t xml:space="preserve">ب4,9% ‏،</w:t>
-      </w:r>
-      <w:r>
-        <w:t xml:space="preserve"> </w:t>
-      </w:r>
-      <w:r>
-        <w:rPr>
-          <w:b/>
-          <w:bCs/>
-        </w:rPr>
-        <w:t xml:space="preserve">اللحم</w:t>
-      </w:r>
-      <w:r>
-        <w:t xml:space="preserve">ب3,1% ‏،</w:t>
-      </w:r>
-      <w:r>
-        <w:t xml:space="preserve"> </w:t>
-      </w:r>
-      <w:r>
-        <w:rPr>
-          <w:b/>
-          <w:bCs/>
-        </w:rPr>
-        <w:t xml:space="preserve">الحليب والجبن والبيض</w:t>
-      </w:r>
-      <w:r>
-        <w:t xml:space="preserve">ب3,0% ‏،</w:t>
-      </w:r>
-      <w:r>
-        <w:t xml:space="preserve"> </w:t>
-      </w:r>
-      <w:r>
-        <w:rPr>
-          <w:b/>
-          <w:bCs/>
-        </w:rPr>
-        <w:t xml:space="preserve">مقهى، شاي وكاكاو</w:t>
-      </w:r>
-      <w:r>
-        <w:t xml:space="preserve">ب0,6% ‏ و</w:t>
-      </w:r>
-      <w:r>
-        <w:t xml:space="preserve"> </w:t>
-      </w:r>
-      <w:r>
-        <w:rPr>
-          <w:b/>
-          <w:bCs/>
-        </w:rPr>
-        <w:t xml:space="preserve">مواد غذائية غير مصنفة في مكان آخر</w:t>
-      </w:r>
-      <w:r>
-        <w:t xml:space="preserve">ب0,4% ‏. وعلى الرغم من الارتفاعات المسجلة في أثمان المواد</w:t>
-      </w:r>
-      <w:r>
-        <w:t xml:space="preserve"> </w:t>
-      </w:r>
-      <w:r>
-        <w:t xml:space="preserve">المكونة للمجموعات التالية:</w:t>
-      </w:r>
-      <w:r>
-        <w:t xml:space="preserve"> </w:t>
-      </w:r>
-      <w:r>
-        <w:rPr>
-          <w:b/>
-          <w:bCs/>
-        </w:rPr>
-        <w:t xml:space="preserve">التبغ</w:t>
-      </w:r>
-      <w:r>
-        <w:t xml:space="preserve">ب4,0% ‏،</w:t>
-      </w:r>
-      <w:r>
-        <w:t xml:space="preserve"> </w:t>
-      </w:r>
-      <w:r>
-        <w:rPr>
-          <w:b/>
-          <w:bCs/>
-        </w:rPr>
-        <w:t xml:space="preserve">المياه المعدنية، والمشروبات الغازية، وعصائر الفاكهة والخضراوات (بدون تاريخ)</w:t>
-      </w:r>
-      <w:r>
-        <w:t xml:space="preserve">ب2,2% ‏،</w:t>
-      </w:r>
-      <w:r>
-        <w:t xml:space="preserve"> </w:t>
-      </w:r>
-      <w:r>
-        <w:rPr>
-          <w:b/>
-          <w:bCs/>
-        </w:rPr>
-        <w:t xml:space="preserve">الخبز والحبوب</w:t>
-      </w:r>
-      <w:r>
-        <w:t xml:space="preserve"> </w:t>
-      </w:r>
-      <w:r>
-        <w:t xml:space="preserve">و</w:t>
-      </w:r>
-      <w:r>
-        <w:t xml:space="preserve"> </w:t>
-      </w:r>
-      <w:r>
-        <w:rPr>
-          <w:b/>
-          <w:bCs/>
-        </w:rPr>
-        <w:t xml:space="preserve">الأسماك والمأكولات البحرية</w:t>
-      </w:r>
-      <w:r>
-        <w:t xml:space="preserve">ب1,9% ‏ و</w:t>
-      </w:r>
-      <w:r>
-        <w:t xml:space="preserve"> </w:t>
-      </w:r>
-      <w:r>
-        <w:rPr>
-          <w:b/>
-          <w:bCs/>
-        </w:rPr>
-        <w:t xml:space="preserve">السكر، والمربى، والعسل، والشوكولاتة، والحلويات</w:t>
-      </w:r>
-      <w:r>
-        <w:t xml:space="preserve">ب0,6% ‏ و كذا</w:t>
-      </w:r>
-      <w:r>
-        <w:t xml:space="preserve"> </w:t>
-      </w:r>
-      <w:r>
-        <w:t xml:space="preserve">استقرار أثمان NA فإن ذلك لم يؤثر على التطور</w:t>
-      </w:r>
-      <w:r>
-        <w:t xml:space="preserve"> </w:t>
-      </w:r>
-      <w:r>
-        <w:t xml:space="preserve">العام.</w:t>
+        <w:t xml:space="preserve">prix des «Huiles et graisses» de 21,5%, des «Fruits» de 7,5%, des «Légumes» de 4,9%, des «Viandes» de 3,1%, du «Lait, fromage et œufs» de 3,0%, du «Café, thé et cacao» de 0,6% et des «Produits alimentaires non classés ailleurs» de 0,4%. Par ailleurs, l’augmentation des prix des «Tabac» de 4,0%, des «Eaux minerales, boissons rafraichissantes, jus de fruits et de légumes» de 2,2%, des «Pain et céréales» et des «Poisson et fruits de mer» de 1,9% et du «Sucre, confiture, miel, chocolat et confiserie» de 0,6% et la stagnation des prix NA n’ont pas affecté l’évolution générale.</w:t>
       </w:r>
     </w:p>
     <w:p>
@@ -412,33 +80,7 @@
         <w:pStyle w:val="ipccorps"/>
       </w:pPr>
       <w:r>
-        <w:t xml:space="preserve">في حين، سجل التغير السنوي لمؤشر المواد غير الغذائية ارتفاعا ب 2.3 %، نتيجة التباين بين أقسامه حيث انخفض قسم</w:t>
-      </w:r>
-      <w:r>
-        <w:t xml:space="preserve"> </w:t>
-      </w:r>
-      <w:r>
-        <w:rPr>
-          <w:b/>
-          <w:bCs/>
-        </w:rPr>
-        <w:t xml:space="preserve">الاتصالات</w:t>
-      </w:r>
-      <w:r>
-        <w:t xml:space="preserve">ب1,3% ‏ بينما ارتفع</w:t>
-      </w:r>
-      <w:r>
-        <w:t xml:space="preserve"> </w:t>
-      </w:r>
-      <w:r>
-        <w:rPr>
-          <w:b/>
-          <w:bCs/>
-        </w:rPr>
-        <w:t xml:space="preserve">سلع وخدمات متنوعة</w:t>
-      </w:r>
-      <w:r>
-        <w:t xml:space="preserve">ب8,5% ‏</w:t>
+        <w:t xml:space="preserve">Par ailleurs, la variation annuelle de l’indice des produits non alimentaires a augmenté de 2,3%. Alors que la variation des prix des divisions qui constituent les produits non alimentaires a fluctué entre une diminution de 1,3% pour la division des «Communications» et une augmentation de 8,5% pour la division des «Biens et services divers»</w:t>
       </w:r>
     </w:p>
     <w:p>
@@ -446,7 +88,7 @@
         <w:pStyle w:val="ipctitre0"/>
       </w:pPr>
       <w:r>
-        <w:t xml:space="preserve">1- تطور معدل التغير السنوي (%) للرقم الاستدلالي للأثمان عند الاستهلاك لشهر غشت</w:t>
+        <w:t xml:space="preserve">1- Évolution du taux de la variation annuelle (%) de l’indice des prix à la consommation pour le mois De Août</w:t>
       </w:r>
     </w:p>
     <w:p>
@@ -457,7 +99,7 @@
         <w:rPr>
           <w:rStyle w:val="VerbatimChar"/>
         </w:rPr>
-        <w:t xml:space="preserve">../../Rapports_mensuels/Mois2026_08/Graphique_variation_annuelle2026_08_Ville10_ar.png</w:t>
+        <w:t xml:space="preserve">../../Rapports_mensuels/Mois2026_08/Graphique_variation_annuelle2026_08_Ville10_fr.png</w:t>
       </w:r>
     </w:p>
     <w:p>
@@ -465,13 +107,7 @@
         <w:pStyle w:val="ipccorps"/>
       </w:pPr>
       <w:r>
-        <w:t xml:space="preserve">في غشت 2026 انخفض الرقم الاستدلالي للأثمان عند الاستهلاك</w:t>
-      </w:r>
-      <w:r>
-        <w:t xml:space="preserve"> </w:t>
-      </w:r>
-      <w:r>
-        <w:t xml:space="preserve">0.3’% مقارنة بشهر غشت 2025</w:t>
+        <w:t xml:space="preserve">En Août 2026, l’indice des prix à la consommation a décru de 0,3% par rapport à Août 2025</w:t>
       </w:r>
     </w:p>
     <w:p>
@@ -479,7 +115,7 @@
         <w:pStyle w:val="ipctitre0"/>
       </w:pPr>
       <w:r>
-        <w:t xml:space="preserve">2- تطور معدل التغير السنوي (%) للرقم الاستدلالي للأثمان عند الاستهلاك لشهر غشت</w:t>
+        <w:t xml:space="preserve">2- Évolution de la variation mensuelle (%) de l’indice des prix à la consommation</w:t>
       </w:r>
     </w:p>
     <w:p>
@@ -490,7 +126,7 @@
         <w:rPr>
           <w:rStyle w:val="VerbatimChar"/>
         </w:rPr>
-        <w:t xml:space="preserve">../../Rapports_mensuels/Mois2026_08/Graphique_variation_mensuelle2026_08_Ville10_ar.png</w:t>
+        <w:t xml:space="preserve">../../Rapports_mensuels/Mois2026_08/Graphique_variation_mensuelle2026_08_Ville10_fr.png</w:t>
       </w:r>
     </w:p>
     <w:p>
@@ -498,13 +134,7 @@
         <w:pStyle w:val="ipccorps"/>
       </w:pPr>
       <w:r>
-        <w:t xml:space="preserve">في غشت 2026 ارتفع الرقم الاستدلالي للأثمان عند الاستهلاك</w:t>
-      </w:r>
-      <w:r>
-        <w:t xml:space="preserve"> </w:t>
-      </w:r>
-      <w:r>
-        <w:t xml:space="preserve">ب 0.9 % مقارنة بشهر يوليوز 2026</w:t>
+        <w:t xml:space="preserve">La variation des prix en Août 2026 a augmenté de 0,9% après avoir été de -1,1% en Juillet 2026</w:t>
       </w:r>
     </w:p>
     <w:p>
@@ -512,7 +142,7 @@
         <w:pStyle w:val="ipcpara0"/>
       </w:pPr>
       <w:r>
-        <w:t xml:space="preserve">جدول 2: الرقم الاستدلالي للأثمان عند الاستهلاك لمدينة طنجة غشت :2026 (أساس 2017:100)</w:t>
+        <w:t xml:space="preserve">Tableau 2: Indice des prix à la consommation de la ville de Tanger: d’Août 2026 (base 2017: 100)</w:t>
       </w:r>
     </w:p>
     <w:tbl xmlns:w="http://schemas.openxmlformats.org/wordprocessingml/2006/main" xmlns:r="http://schemas.openxmlformats.org/officeDocument/2006/relationships" xmlns:w14="http://schemas.microsoft.com/office/word/2010/wordml" xmlns:wp="http://schemas.openxmlformats.org/drawingml/2006/wordprocessingDrawing" xmlns:a="http://schemas.openxmlformats.org/drawingml/2006/main" xmlns:pic="http://schemas.openxmlformats.org/drawingml/2006/picture">
@@ -522,26 +152,26 @@
         <w:tblLook w:firstRow="1" w:lastRow="0" w:firstColumn="0" w:lastColumn="0" w:noHBand="0" w:noVBand="1"/>
       </w:tblPr>
       <w:tblGrid>
-        <w:gridCol w:w="794"/>
-        <w:gridCol w:w="794"/>
-        <w:gridCol w:w="794"/>
-        <w:gridCol w:w="794"/>
-        <w:gridCol w:w="794"/>
-        <w:gridCol w:w="794"/>
-        <w:gridCol w:w="794"/>
-        <w:gridCol w:w="794"/>
-        <w:gridCol w:w="850"/>
-        <w:gridCol w:w="3402"/>
+        <w:gridCol w:w="3969"/>
+        <w:gridCol w:w="1020"/>
+        <w:gridCol w:w="907"/>
+        <w:gridCol w:w="907"/>
+        <w:gridCol w:w="907"/>
+        <w:gridCol w:w="907"/>
+        <w:gridCol w:w="907"/>
+        <w:gridCol w:w="567"/>
+        <w:gridCol w:w="567"/>
+        <w:gridCol w:w="567"/>
       </w:tblGrid>
       <w:tr>
         <w:trPr>
-          <w:trHeight w:val="507" w:hRule="auto"/>
+          <w:trHeight w:val="397" w:hRule="exact"/>
           <w:tblHeader/>
         </w:trPr>
         header 1
         <w:tc>
           <w:tcPr>
-            <w:gridSpan w:val="3"/>
+            <w:vMerge w:val="restart"/>
             <w:tcBorders>
               <w:bottom w:val="single" w:sz="8" w:space="0" w:color="000000"/>
               <w:top w:val="single" w:sz="8" w:space="0" w:color="000000"/>
@@ -566,37 +196,37 @@
                 <w:left w:val="none" w:sz="0" w:space="0" w:color="000000"/>
                 <w:right w:val="none" w:sz="0" w:space="0" w:color="000000"/>
               </w:pBdr>
-              <w:spacing w:after="0" w:before="0" w:line="432"/>
-              <w:ind w:left="100" w:right="100" w:firstLine="0" w:firstLineChars="0"/>
-              <w:rPr>
-                <w:rFonts w:ascii="Times New Roman" w:hAnsi="Times New Roman" w:eastAsia="Times New Roman" w:cs="Times New Roman"/>
-                <w:i w:val="false"/>
-                <w:b w:val="true"/>
-                <w:u w:val="none"/>
-                <w:strike w:val="false"/>
-                <w:sz w:val="14"/>
-                <w:szCs w:val="14"/>
-                <w:color w:val="000000"/>
-              </w:rPr>
-            </w:pPr>
-            <w:r xmlns:w="http://schemas.openxmlformats.org/wordprocessingml/2006/main" xmlns:wp="http://schemas.openxmlformats.org/drawingml/2006/wordprocessingDrawing" xmlns:r="http://schemas.openxmlformats.org/officeDocument/2006/relationships" xmlns:w14="http://schemas.microsoft.com/office/word/2010/wordml">
-              <w:rPr>
-                <w:rFonts w:ascii="Times New Roman" w:hAnsi="Times New Roman" w:eastAsia="Times New Roman" w:cs="Times New Roman"/>
-                <w:i w:val="false"/>
-                <w:b w:val="true"/>
-                <w:u w:val="none"/>
-                <w:strike w:val="false"/>
-                <w:sz w:val="14"/>
-                <w:szCs w:val="14"/>
-                <w:color w:val="000000"/>
-              </w:rPr>
-              <w:t xml:space="preserve">التغير (%) منذ</w:t>
-            </w:r>
-          </w:p>
-        </w:tc>
-        <w:tc>
-          <w:tcPr>
-            <w:gridSpan w:val="5"/>
+              <w:spacing w:after="0" w:before="0" w:line="240"/>
+              <w:ind w:left="100" w:right="100" w:firstLine="0" w:firstLineChars="0"/>
+              <w:rPr>
+                <w:rFonts w:ascii="Times New Roman" w:hAnsi="Times New Roman" w:eastAsia="Times New Roman" w:cs="Times New Roman"/>
+                <w:i w:val="false"/>
+                <w:b w:val="true"/>
+                <w:u w:val="none"/>
+                <w:strike w:val="false"/>
+                <w:sz w:val="14"/>
+                <w:szCs w:val="14"/>
+                <w:color w:val="000000"/>
+              </w:rPr>
+            </w:pPr>
+            <w:r xmlns:w="http://schemas.openxmlformats.org/wordprocessingml/2006/main" xmlns:wp="http://schemas.openxmlformats.org/drawingml/2006/wordprocessingDrawing" xmlns:r="http://schemas.openxmlformats.org/officeDocument/2006/relationships" xmlns:w14="http://schemas.microsoft.com/office/word/2010/wordml">
+              <w:rPr>
+                <w:rFonts w:ascii="Times New Roman" w:hAnsi="Times New Roman" w:eastAsia="Times New Roman" w:cs="Times New Roman"/>
+                <w:i w:val="false"/>
+                <w:b w:val="true"/>
+                <w:u w:val="none"/>
+                <w:strike w:val="false"/>
+                <w:sz w:val="14"/>
+                <w:szCs w:val="14"/>
+                <w:color w:val="000000"/>
+              </w:rPr>
+              <w:t xml:space="preserve">Divisions de produits</w:t>
+            </w:r>
+          </w:p>
+        </w:tc>
+        <w:tc>
+          <w:tcPr>
+            <w:vMerge w:val="restart"/>
             <w:tcBorders>
               <w:bottom w:val="single" w:sz="8" w:space="0" w:color="000000"/>
               <w:top w:val="single" w:sz="8" w:space="0" w:color="000000"/>
@@ -621,37 +251,37 @@
                 <w:left w:val="none" w:sz="0" w:space="0" w:color="000000"/>
                 <w:right w:val="none" w:sz="0" w:space="0" w:color="000000"/>
               </w:pBdr>
-              <w:spacing w:after="0" w:before="0" w:line="432"/>
-              <w:ind w:left="100" w:right="100" w:firstLine="0" w:firstLineChars="0"/>
-              <w:rPr>
-                <w:rFonts w:ascii="Times New Roman" w:hAnsi="Times New Roman" w:eastAsia="Times New Roman" w:cs="Times New Roman"/>
-                <w:i w:val="false"/>
-                <w:b w:val="true"/>
-                <w:u w:val="none"/>
-                <w:strike w:val="false"/>
-                <w:sz w:val="14"/>
-                <w:szCs w:val="14"/>
-                <w:color w:val="000000"/>
-              </w:rPr>
-            </w:pPr>
-            <w:r xmlns:w="http://schemas.openxmlformats.org/wordprocessingml/2006/main" xmlns:wp="http://schemas.openxmlformats.org/drawingml/2006/wordprocessingDrawing" xmlns:r="http://schemas.openxmlformats.org/officeDocument/2006/relationships" xmlns:w14="http://schemas.microsoft.com/office/word/2010/wordml">
-              <w:rPr>
-                <w:rFonts w:ascii="Times New Roman" w:hAnsi="Times New Roman" w:eastAsia="Times New Roman" w:cs="Times New Roman"/>
-                <w:i w:val="false"/>
-                <w:b w:val="true"/>
-                <w:u w:val="none"/>
-                <w:strike w:val="false"/>
-                <w:sz w:val="14"/>
-                <w:szCs w:val="14"/>
-                <w:color w:val="000000"/>
-              </w:rPr>
-              <w:t xml:space="preserve">الرقم الاستدلالي لشهر</w:t>
-            </w:r>
-          </w:p>
-        </w:tc>
-        <w:tc>
-          <w:tcPr>
-            <w:vMerge w:val="restart"/>
+              <w:spacing w:after="0" w:before="0" w:line="240"/>
+              <w:ind w:left="100" w:right="100" w:firstLine="0" w:firstLineChars="0"/>
+              <w:rPr>
+                <w:rFonts w:ascii="Times New Roman" w:hAnsi="Times New Roman" w:eastAsia="Times New Roman" w:cs="Times New Roman"/>
+                <w:i w:val="false"/>
+                <w:b w:val="true"/>
+                <w:u w:val="none"/>
+                <w:strike w:val="false"/>
+                <w:sz w:val="14"/>
+                <w:szCs w:val="14"/>
+                <w:color w:val="000000"/>
+              </w:rPr>
+            </w:pPr>
+            <w:r xmlns:w="http://schemas.openxmlformats.org/wordprocessingml/2006/main" xmlns:wp="http://schemas.openxmlformats.org/drawingml/2006/wordprocessingDrawing" xmlns:r="http://schemas.openxmlformats.org/officeDocument/2006/relationships" xmlns:w14="http://schemas.microsoft.com/office/word/2010/wordml">
+              <w:rPr>
+                <w:rFonts w:ascii="Times New Roman" w:hAnsi="Times New Roman" w:eastAsia="Times New Roman" w:cs="Times New Roman"/>
+                <w:i w:val="false"/>
+                <w:b w:val="true"/>
+                <w:u w:val="none"/>
+                <w:strike w:val="false"/>
+                <w:sz w:val="14"/>
+                <w:szCs w:val="14"/>
+                <w:color w:val="000000"/>
+              </w:rPr>
+              <w:t xml:space="preserve">Pondérations</w:t>
+            </w:r>
+          </w:p>
+        </w:tc>
+        <w:tc>
+          <w:tcPr>
+            <w:gridSpan w:val="5"/>
             <w:tcBorders>
               <w:bottom w:val="single" w:sz="8" w:space="0" w:color="000000"/>
               <w:top w:val="single" w:sz="8" w:space="0" w:color="000000"/>
@@ -676,37 +306,37 @@
                 <w:left w:val="none" w:sz="0" w:space="0" w:color="000000"/>
                 <w:right w:val="none" w:sz="0" w:space="0" w:color="000000"/>
               </w:pBdr>
-              <w:spacing w:after="0" w:before="0" w:line="432"/>
-              <w:ind w:left="100" w:right="100" w:firstLine="0" w:firstLineChars="0"/>
-              <w:rPr>
-                <w:rFonts w:ascii="Times New Roman" w:hAnsi="Times New Roman" w:eastAsia="Times New Roman" w:cs="Times New Roman"/>
-                <w:i w:val="false"/>
-                <w:b w:val="true"/>
-                <w:u w:val="none"/>
-                <w:strike w:val="false"/>
-                <w:sz w:val="14"/>
-                <w:szCs w:val="14"/>
-                <w:color w:val="000000"/>
-              </w:rPr>
-            </w:pPr>
-            <w:r xmlns:w="http://schemas.openxmlformats.org/wordprocessingml/2006/main" xmlns:wp="http://schemas.openxmlformats.org/drawingml/2006/wordprocessingDrawing" xmlns:r="http://schemas.openxmlformats.org/officeDocument/2006/relationships" xmlns:w14="http://schemas.microsoft.com/office/word/2010/wordml">
-              <w:rPr>
-                <w:rFonts w:ascii="Times New Roman" w:hAnsi="Times New Roman" w:eastAsia="Times New Roman" w:cs="Times New Roman"/>
-                <w:i w:val="false"/>
-                <w:b w:val="true"/>
-                <w:u w:val="none"/>
-                <w:strike w:val="false"/>
-                <w:sz w:val="14"/>
-                <w:szCs w:val="14"/>
-                <w:color w:val="000000"/>
-              </w:rPr>
-              <w:t xml:space="preserve">الترجيحات</w:t>
-            </w:r>
-          </w:p>
-        </w:tc>
-        <w:tc>
-          <w:tcPr>
-            <w:vMerge w:val="restart"/>
+              <w:spacing w:after="0" w:before="0" w:line="240"/>
+              <w:ind w:left="100" w:right="100" w:firstLine="0" w:firstLineChars="0"/>
+              <w:rPr>
+                <w:rFonts w:ascii="Times New Roman" w:hAnsi="Times New Roman" w:eastAsia="Times New Roman" w:cs="Times New Roman"/>
+                <w:i w:val="false"/>
+                <w:b w:val="true"/>
+                <w:u w:val="none"/>
+                <w:strike w:val="false"/>
+                <w:sz w:val="14"/>
+                <w:szCs w:val="14"/>
+                <w:color w:val="000000"/>
+              </w:rPr>
+            </w:pPr>
+            <w:r xmlns:w="http://schemas.openxmlformats.org/wordprocessingml/2006/main" xmlns:wp="http://schemas.openxmlformats.org/drawingml/2006/wordprocessingDrawing" xmlns:r="http://schemas.openxmlformats.org/officeDocument/2006/relationships" xmlns:w14="http://schemas.microsoft.com/office/word/2010/wordml">
+              <w:rPr>
+                <w:rFonts w:ascii="Times New Roman" w:hAnsi="Times New Roman" w:eastAsia="Times New Roman" w:cs="Times New Roman"/>
+                <w:i w:val="false"/>
+                <w:b w:val="true"/>
+                <w:u w:val="none"/>
+                <w:strike w:val="false"/>
+                <w:sz w:val="14"/>
+                <w:szCs w:val="14"/>
+                <w:color w:val="000000"/>
+              </w:rPr>
+              <w:t xml:space="preserve">Indices mensuels</w:t>
+            </w:r>
+          </w:p>
+        </w:tc>
+        <w:tc>
+          <w:tcPr>
+            <w:gridSpan w:val="3"/>
             <w:tcBorders>
               <w:bottom w:val="single" w:sz="8" w:space="0" w:color="000000"/>
               <w:top w:val="single" w:sz="8" w:space="0" w:color="000000"/>
@@ -731,43 +361,44 @@
                 <w:left w:val="none" w:sz="0" w:space="0" w:color="000000"/>
                 <w:right w:val="none" w:sz="0" w:space="0" w:color="000000"/>
               </w:pBdr>
-              <w:spacing w:after="0" w:before="0" w:line="432"/>
-              <w:ind w:left="100" w:right="100" w:firstLine="0" w:firstLineChars="0"/>
-              <w:rPr>
-                <w:rFonts w:ascii="Times New Roman" w:hAnsi="Times New Roman" w:eastAsia="Times New Roman" w:cs="Times New Roman"/>
-                <w:i w:val="false"/>
-                <w:b w:val="true"/>
-                <w:u w:val="none"/>
-                <w:strike w:val="false"/>
-                <w:sz w:val="14"/>
-                <w:szCs w:val="14"/>
-                <w:color w:val="000000"/>
-              </w:rPr>
-            </w:pPr>
-            <w:r xmlns:w="http://schemas.openxmlformats.org/wordprocessingml/2006/main" xmlns:wp="http://schemas.openxmlformats.org/drawingml/2006/wordprocessingDrawing" xmlns:r="http://schemas.openxmlformats.org/officeDocument/2006/relationships" xmlns:w14="http://schemas.microsoft.com/office/word/2010/wordml">
-              <w:rPr>
-                <w:rFonts w:ascii="Times New Roman" w:hAnsi="Times New Roman" w:eastAsia="Times New Roman" w:cs="Times New Roman"/>
-                <w:i w:val="false"/>
-                <w:b w:val="true"/>
-                <w:u w:val="none"/>
-                <w:strike w:val="false"/>
-                <w:sz w:val="14"/>
-                <w:szCs w:val="14"/>
-                <w:color w:val="000000"/>
-              </w:rPr>
-              <w:t xml:space="preserve">أقسام المواد</w:t>
+              <w:spacing w:after="0" w:before="0" w:line="240"/>
+              <w:ind w:left="100" w:right="100" w:firstLine="0" w:firstLineChars="0"/>
+              <w:rPr>
+                <w:rFonts w:ascii="Times New Roman" w:hAnsi="Times New Roman" w:eastAsia="Times New Roman" w:cs="Times New Roman"/>
+                <w:i w:val="false"/>
+                <w:b w:val="true"/>
+                <w:u w:val="none"/>
+                <w:strike w:val="false"/>
+                <w:sz w:val="14"/>
+                <w:szCs w:val="14"/>
+                <w:color w:val="000000"/>
+              </w:rPr>
+            </w:pPr>
+            <w:r xmlns:w="http://schemas.openxmlformats.org/wordprocessingml/2006/main" xmlns:wp="http://schemas.openxmlformats.org/drawingml/2006/wordprocessingDrawing" xmlns:r="http://schemas.openxmlformats.org/officeDocument/2006/relationships" xmlns:w14="http://schemas.microsoft.com/office/word/2010/wordml">
+              <w:rPr>
+                <w:rFonts w:ascii="Times New Roman" w:hAnsi="Times New Roman" w:eastAsia="Times New Roman" w:cs="Times New Roman"/>
+                <w:i w:val="false"/>
+                <w:b w:val="true"/>
+                <w:u w:val="none"/>
+                <w:strike w:val="false"/>
+                <w:sz w:val="14"/>
+                <w:szCs w:val="14"/>
+                <w:color w:val="000000"/>
+              </w:rPr>
+              <w:t xml:space="preserve">Variation (%)</w:t>
             </w:r>
           </w:p>
         </w:tc>
       </w:tr>
       <w:tr>
         <w:trPr>
-          <w:trHeight w:val="507" w:hRule="auto"/>
+          <w:trHeight w:val="397" w:hRule="exact"/>
           <w:tblHeader/>
         </w:trPr>
         header 2
         <w:tc>
           <w:tcPr>
+            <w:vMerge/>
             <w:tcBorders>
               <w:bottom w:val="single" w:sz="8" w:space="0" w:color="000000"/>
               <w:top w:val="single" w:sz="8" w:space="0" w:color="000000"/>
@@ -792,36 +423,24 @@
                 <w:left w:val="none" w:sz="0" w:space="0" w:color="000000"/>
                 <w:right w:val="none" w:sz="0" w:space="0" w:color="000000"/>
               </w:pBdr>
-              <w:spacing w:after="0" w:before="0" w:line="432"/>
-              <w:ind w:left="100" w:right="100" w:firstLine="0" w:firstLineChars="0"/>
-              <w:rPr>
-                <w:rFonts w:ascii="Times New Roman" w:hAnsi="Times New Roman" w:eastAsia="Times New Roman" w:cs="Times New Roman"/>
-                <w:i w:val="false"/>
-                <w:b w:val="true"/>
-                <w:u w:val="none"/>
-                <w:strike w:val="false"/>
-                <w:sz w:val="14"/>
-                <w:szCs w:val="14"/>
-                <w:color w:val="000000"/>
-              </w:rPr>
-            </w:pPr>
-            <w:r xmlns:w="http://schemas.openxmlformats.org/wordprocessingml/2006/main" xmlns:wp="http://schemas.openxmlformats.org/drawingml/2006/wordprocessingDrawing" xmlns:r="http://schemas.openxmlformats.org/officeDocument/2006/relationships" xmlns:w14="http://schemas.microsoft.com/office/word/2010/wordml">
-              <w:rPr>
-                <w:rFonts w:ascii="Times New Roman" w:hAnsi="Times New Roman" w:eastAsia="Times New Roman" w:cs="Times New Roman"/>
-                <w:i w:val="false"/>
-                <w:b w:val="true"/>
-                <w:u w:val="none"/>
-                <w:strike w:val="false"/>
-                <w:sz w:val="14"/>
-                <w:szCs w:val="14"/>
-                <w:color w:val="000000"/>
-              </w:rPr>
-              <w:t xml:space="preserve">12 شهرا</w:t>
-            </w:r>
-          </w:p>
-        </w:tc>
-        <w:tc>
-          <w:tcPr>
+              <w:spacing w:after="0" w:before="0" w:line="240"/>
+              <w:ind w:left="100" w:right="100" w:firstLine="0" w:firstLineChars="0"/>
+              <w:rPr>
+                <w:rFonts w:ascii="Times New Roman" w:hAnsi="Times New Roman" w:eastAsia="Times New Roman" w:cs="Times New Roman"/>
+                <w:i w:val="false"/>
+                <w:b w:val="true"/>
+                <w:u w:val="none"/>
+                <w:strike w:val="false"/>
+                <w:sz w:val="14"/>
+                <w:szCs w:val="14"/>
+                <w:color w:val="000000"/>
+              </w:rPr>
+            </w:pPr>
+          </w:p>
+        </w:tc>
+        <w:tc>
+          <w:tcPr>
+            <w:vMerge/>
             <w:tcBorders>
               <w:bottom w:val="single" w:sz="8" w:space="0" w:color="000000"/>
               <w:top w:val="single" w:sz="8" w:space="0" w:color="000000"/>
@@ -846,32 +465,19 @@
                 <w:left w:val="none" w:sz="0" w:space="0" w:color="000000"/>
                 <w:right w:val="none" w:sz="0" w:space="0" w:color="000000"/>
               </w:pBdr>
-              <w:spacing w:after="0" w:before="0" w:line="432"/>
-              <w:ind w:left="100" w:right="100" w:firstLine="0" w:firstLineChars="0"/>
-              <w:rPr>
-                <w:rFonts w:ascii="Times New Roman" w:hAnsi="Times New Roman" w:eastAsia="Times New Roman" w:cs="Times New Roman"/>
-                <w:i w:val="false"/>
-                <w:b w:val="true"/>
-                <w:u w:val="none"/>
-                <w:strike w:val="false"/>
-                <w:sz w:val="14"/>
-                <w:szCs w:val="14"/>
-                <w:color w:val="000000"/>
-              </w:rPr>
-            </w:pPr>
-            <w:r xmlns:w="http://schemas.openxmlformats.org/wordprocessingml/2006/main" xmlns:wp="http://schemas.openxmlformats.org/drawingml/2006/wordprocessingDrawing" xmlns:r="http://schemas.openxmlformats.org/officeDocument/2006/relationships" xmlns:w14="http://schemas.microsoft.com/office/word/2010/wordml">
-              <w:rPr>
-                <w:rFonts w:ascii="Times New Roman" w:hAnsi="Times New Roman" w:eastAsia="Times New Roman" w:cs="Times New Roman"/>
-                <w:i w:val="false"/>
-                <w:b w:val="true"/>
-                <w:u w:val="none"/>
-                <w:strike w:val="false"/>
-                <w:sz w:val="14"/>
-                <w:szCs w:val="14"/>
-                <w:color w:val="000000"/>
-              </w:rPr>
-              <w:t xml:space="preserve">3أشهر</w:t>
-            </w:r>
+              <w:spacing w:after="0" w:before="0" w:line="240"/>
+              <w:ind w:left="100" w:right="100" w:firstLine="0" w:firstLineChars="0"/>
+              <w:rPr>
+                <w:rFonts w:ascii="Times New Roman" w:hAnsi="Times New Roman" w:eastAsia="Times New Roman" w:cs="Times New Roman"/>
+                <w:i w:val="false"/>
+                <w:b w:val="true"/>
+                <w:u w:val="none"/>
+                <w:strike w:val="false"/>
+                <w:sz w:val="14"/>
+                <w:szCs w:val="14"/>
+                <w:color w:val="000000"/>
+              </w:rPr>
+            </w:pPr>
           </w:p>
         </w:tc>
         <w:tc>
@@ -900,31 +506,31 @@
                 <w:left w:val="none" w:sz="0" w:space="0" w:color="000000"/>
                 <w:right w:val="none" w:sz="0" w:space="0" w:color="000000"/>
               </w:pBdr>
-              <w:spacing w:after="0" w:before="0" w:line="432"/>
-              <w:ind w:left="100" w:right="100" w:firstLine="0" w:firstLineChars="0"/>
-              <w:rPr>
-                <w:rFonts w:ascii="Times New Roman" w:hAnsi="Times New Roman" w:eastAsia="Times New Roman" w:cs="Times New Roman"/>
-                <w:i w:val="false"/>
-                <w:b w:val="true"/>
-                <w:u w:val="none"/>
-                <w:strike w:val="false"/>
-                <w:sz w:val="14"/>
-                <w:szCs w:val="14"/>
-                <w:color w:val="000000"/>
-              </w:rPr>
-            </w:pPr>
-            <w:r xmlns:w="http://schemas.openxmlformats.org/wordprocessingml/2006/main" xmlns:wp="http://schemas.openxmlformats.org/drawingml/2006/wordprocessingDrawing" xmlns:r="http://schemas.openxmlformats.org/officeDocument/2006/relationships" xmlns:w14="http://schemas.microsoft.com/office/word/2010/wordml">
-              <w:rPr>
-                <w:rFonts w:ascii="Times New Roman" w:hAnsi="Times New Roman" w:eastAsia="Times New Roman" w:cs="Times New Roman"/>
-                <w:i w:val="false"/>
-                <w:b w:val="true"/>
-                <w:u w:val="none"/>
-                <w:strike w:val="false"/>
-                <w:sz w:val="14"/>
-                <w:szCs w:val="14"/>
-                <w:color w:val="000000"/>
-              </w:rPr>
-              <w:t xml:space="preserve">شهر واحد</w:t>
+              <w:spacing w:after="0" w:before="0" w:line="240"/>
+              <w:ind w:left="100" w:right="100" w:firstLine="0" w:firstLineChars="0"/>
+              <w:rPr>
+                <w:rFonts w:ascii="Times New Roman" w:hAnsi="Times New Roman" w:eastAsia="Times New Roman" w:cs="Times New Roman"/>
+                <w:i w:val="false"/>
+                <w:b w:val="true"/>
+                <w:u w:val="none"/>
+                <w:strike w:val="false"/>
+                <w:sz w:val="14"/>
+                <w:szCs w:val="14"/>
+                <w:color w:val="000000"/>
+              </w:rPr>
+            </w:pPr>
+            <w:r xmlns:w="http://schemas.openxmlformats.org/wordprocessingml/2006/main" xmlns:wp="http://schemas.openxmlformats.org/drawingml/2006/wordprocessingDrawing" xmlns:r="http://schemas.openxmlformats.org/officeDocument/2006/relationships" xmlns:w14="http://schemas.microsoft.com/office/word/2010/wordml">
+              <w:rPr>
+                <w:rFonts w:ascii="Times New Roman" w:hAnsi="Times New Roman" w:eastAsia="Times New Roman" w:cs="Times New Roman"/>
+                <w:i w:val="false"/>
+                <w:b w:val="true"/>
+                <w:u w:val="none"/>
+                <w:strike w:val="false"/>
+                <w:sz w:val="14"/>
+                <w:szCs w:val="14"/>
+                <w:color w:val="000000"/>
+              </w:rPr>
+              <w:t xml:space="preserve">Août 2025</w:t>
             </w:r>
           </w:p>
         </w:tc>
@@ -954,31 +560,31 @@
                 <w:left w:val="none" w:sz="0" w:space="0" w:color="000000"/>
                 <w:right w:val="none" w:sz="0" w:space="0" w:color="000000"/>
               </w:pBdr>
-              <w:spacing w:after="0" w:before="0" w:line="432"/>
-              <w:ind w:left="100" w:right="100" w:firstLine="0" w:firstLineChars="0"/>
-              <w:rPr>
-                <w:rFonts w:ascii="Times New Roman" w:hAnsi="Times New Roman" w:eastAsia="Times New Roman" w:cs="Times New Roman"/>
-                <w:i w:val="false"/>
-                <w:b w:val="true"/>
-                <w:u w:val="none"/>
-                <w:strike w:val="false"/>
-                <w:sz w:val="14"/>
-                <w:szCs w:val="14"/>
-                <w:color w:val="000000"/>
-              </w:rPr>
-            </w:pPr>
-            <w:r xmlns:w="http://schemas.openxmlformats.org/wordprocessingml/2006/main" xmlns:wp="http://schemas.openxmlformats.org/drawingml/2006/wordprocessingDrawing" xmlns:r="http://schemas.openxmlformats.org/officeDocument/2006/relationships" xmlns:w14="http://schemas.microsoft.com/office/word/2010/wordml">
-              <w:rPr>
-                <w:rFonts w:ascii="Times New Roman" w:hAnsi="Times New Roman" w:eastAsia="Times New Roman" w:cs="Times New Roman"/>
-                <w:i w:val="false"/>
-                <w:b w:val="true"/>
-                <w:u w:val="none"/>
-                <w:strike w:val="false"/>
-                <w:sz w:val="14"/>
-                <w:szCs w:val="14"/>
-                <w:color w:val="000000"/>
-              </w:rPr>
-              <w:t xml:space="preserve">غشت 2026</w:t>
+              <w:spacing w:after="0" w:before="0" w:line="240"/>
+              <w:ind w:left="100" w:right="100" w:firstLine="0" w:firstLineChars="0"/>
+              <w:rPr>
+                <w:rFonts w:ascii="Times New Roman" w:hAnsi="Times New Roman" w:eastAsia="Times New Roman" w:cs="Times New Roman"/>
+                <w:i w:val="false"/>
+                <w:b w:val="true"/>
+                <w:u w:val="none"/>
+                <w:strike w:val="false"/>
+                <w:sz w:val="14"/>
+                <w:szCs w:val="14"/>
+                <w:color w:val="000000"/>
+              </w:rPr>
+            </w:pPr>
+            <w:r xmlns:w="http://schemas.openxmlformats.org/wordprocessingml/2006/main" xmlns:wp="http://schemas.openxmlformats.org/drawingml/2006/wordprocessingDrawing" xmlns:r="http://schemas.openxmlformats.org/officeDocument/2006/relationships" xmlns:w14="http://schemas.microsoft.com/office/word/2010/wordml">
+              <w:rPr>
+                <w:rFonts w:ascii="Times New Roman" w:hAnsi="Times New Roman" w:eastAsia="Times New Roman" w:cs="Times New Roman"/>
+                <w:i w:val="false"/>
+                <w:b w:val="true"/>
+                <w:u w:val="none"/>
+                <w:strike w:val="false"/>
+                <w:sz w:val="14"/>
+                <w:szCs w:val="14"/>
+                <w:color w:val="000000"/>
+              </w:rPr>
+              <w:t xml:space="preserve">Mai 2026</w:t>
             </w:r>
           </w:p>
         </w:tc>
@@ -1008,31 +614,31 @@
                 <w:left w:val="none" w:sz="0" w:space="0" w:color="000000"/>
                 <w:right w:val="none" w:sz="0" w:space="0" w:color="000000"/>
               </w:pBdr>
-              <w:spacing w:after="0" w:before="0" w:line="432"/>
-              <w:ind w:left="100" w:right="100" w:firstLine="0" w:firstLineChars="0"/>
-              <w:rPr>
-                <w:rFonts w:ascii="Times New Roman" w:hAnsi="Times New Roman" w:eastAsia="Times New Roman" w:cs="Times New Roman"/>
-                <w:i w:val="false"/>
-                <w:b w:val="true"/>
-                <w:u w:val="none"/>
-                <w:strike w:val="false"/>
-                <w:sz w:val="14"/>
-                <w:szCs w:val="14"/>
-                <w:color w:val="000000"/>
-              </w:rPr>
-            </w:pPr>
-            <w:r xmlns:w="http://schemas.openxmlformats.org/wordprocessingml/2006/main" xmlns:wp="http://schemas.openxmlformats.org/drawingml/2006/wordprocessingDrawing" xmlns:r="http://schemas.openxmlformats.org/officeDocument/2006/relationships" xmlns:w14="http://schemas.microsoft.com/office/word/2010/wordml">
-              <w:rPr>
-                <w:rFonts w:ascii="Times New Roman" w:hAnsi="Times New Roman" w:eastAsia="Times New Roman" w:cs="Times New Roman"/>
-                <w:i w:val="false"/>
-                <w:b w:val="true"/>
-                <w:u w:val="none"/>
-                <w:strike w:val="false"/>
-                <w:sz w:val="14"/>
-                <w:szCs w:val="14"/>
-                <w:color w:val="000000"/>
-              </w:rPr>
-              <w:t xml:space="preserve">يوليوز 2026</w:t>
+              <w:spacing w:after="0" w:before="0" w:line="240"/>
+              <w:ind w:left="100" w:right="100" w:firstLine="0" w:firstLineChars="0"/>
+              <w:rPr>
+                <w:rFonts w:ascii="Times New Roman" w:hAnsi="Times New Roman" w:eastAsia="Times New Roman" w:cs="Times New Roman"/>
+                <w:i w:val="false"/>
+                <w:b w:val="true"/>
+                <w:u w:val="none"/>
+                <w:strike w:val="false"/>
+                <w:sz w:val="14"/>
+                <w:szCs w:val="14"/>
+                <w:color w:val="000000"/>
+              </w:rPr>
+            </w:pPr>
+            <w:r xmlns:w="http://schemas.openxmlformats.org/wordprocessingml/2006/main" xmlns:wp="http://schemas.openxmlformats.org/drawingml/2006/wordprocessingDrawing" xmlns:r="http://schemas.openxmlformats.org/officeDocument/2006/relationships" xmlns:w14="http://schemas.microsoft.com/office/word/2010/wordml">
+              <w:rPr>
+                <w:rFonts w:ascii="Times New Roman" w:hAnsi="Times New Roman" w:eastAsia="Times New Roman" w:cs="Times New Roman"/>
+                <w:i w:val="false"/>
+                <w:b w:val="true"/>
+                <w:u w:val="none"/>
+                <w:strike w:val="false"/>
+                <w:sz w:val="14"/>
+                <w:szCs w:val="14"/>
+                <w:color w:val="000000"/>
+              </w:rPr>
+              <w:t xml:space="preserve">Juin 2026</w:t>
             </w:r>
           </w:p>
         </w:tc>
@@ -1062,31 +668,31 @@
                 <w:left w:val="none" w:sz="0" w:space="0" w:color="000000"/>
                 <w:right w:val="none" w:sz="0" w:space="0" w:color="000000"/>
               </w:pBdr>
-              <w:spacing w:after="0" w:before="0" w:line="432"/>
-              <w:ind w:left="100" w:right="100" w:firstLine="0" w:firstLineChars="0"/>
-              <w:rPr>
-                <w:rFonts w:ascii="Times New Roman" w:hAnsi="Times New Roman" w:eastAsia="Times New Roman" w:cs="Times New Roman"/>
-                <w:i w:val="false"/>
-                <w:b w:val="true"/>
-                <w:u w:val="none"/>
-                <w:strike w:val="false"/>
-                <w:sz w:val="14"/>
-                <w:szCs w:val="14"/>
-                <w:color w:val="000000"/>
-              </w:rPr>
-            </w:pPr>
-            <w:r xmlns:w="http://schemas.openxmlformats.org/wordprocessingml/2006/main" xmlns:wp="http://schemas.openxmlformats.org/drawingml/2006/wordprocessingDrawing" xmlns:r="http://schemas.openxmlformats.org/officeDocument/2006/relationships" xmlns:w14="http://schemas.microsoft.com/office/word/2010/wordml">
-              <w:rPr>
-                <w:rFonts w:ascii="Times New Roman" w:hAnsi="Times New Roman" w:eastAsia="Times New Roman" w:cs="Times New Roman"/>
-                <w:i w:val="false"/>
-                <w:b w:val="true"/>
-                <w:u w:val="none"/>
-                <w:strike w:val="false"/>
-                <w:sz w:val="14"/>
-                <w:szCs w:val="14"/>
-                <w:color w:val="000000"/>
-              </w:rPr>
-              <w:t xml:space="preserve">يونيو 2026</w:t>
+              <w:spacing w:after="0" w:before="0" w:line="240"/>
+              <w:ind w:left="100" w:right="100" w:firstLine="0" w:firstLineChars="0"/>
+              <w:rPr>
+                <w:rFonts w:ascii="Times New Roman" w:hAnsi="Times New Roman" w:eastAsia="Times New Roman" w:cs="Times New Roman"/>
+                <w:i w:val="false"/>
+                <w:b w:val="true"/>
+                <w:u w:val="none"/>
+                <w:strike w:val="false"/>
+                <w:sz w:val="14"/>
+                <w:szCs w:val="14"/>
+                <w:color w:val="000000"/>
+              </w:rPr>
+            </w:pPr>
+            <w:r xmlns:w="http://schemas.openxmlformats.org/wordprocessingml/2006/main" xmlns:wp="http://schemas.openxmlformats.org/drawingml/2006/wordprocessingDrawing" xmlns:r="http://schemas.openxmlformats.org/officeDocument/2006/relationships" xmlns:w14="http://schemas.microsoft.com/office/word/2010/wordml">
+              <w:rPr>
+                <w:rFonts w:ascii="Times New Roman" w:hAnsi="Times New Roman" w:eastAsia="Times New Roman" w:cs="Times New Roman"/>
+                <w:i w:val="false"/>
+                <w:b w:val="true"/>
+                <w:u w:val="none"/>
+                <w:strike w:val="false"/>
+                <w:sz w:val="14"/>
+                <w:szCs w:val="14"/>
+                <w:color w:val="000000"/>
+              </w:rPr>
+              <w:t xml:space="preserve">Juillet 2026</w:t>
             </w:r>
           </w:p>
         </w:tc>
@@ -1116,31 +722,31 @@
                 <w:left w:val="none" w:sz="0" w:space="0" w:color="000000"/>
                 <w:right w:val="none" w:sz="0" w:space="0" w:color="000000"/>
               </w:pBdr>
-              <w:spacing w:after="0" w:before="0" w:line="432"/>
-              <w:ind w:left="100" w:right="100" w:firstLine="0" w:firstLineChars="0"/>
-              <w:rPr>
-                <w:rFonts w:ascii="Times New Roman" w:hAnsi="Times New Roman" w:eastAsia="Times New Roman" w:cs="Times New Roman"/>
-                <w:i w:val="false"/>
-                <w:b w:val="true"/>
-                <w:u w:val="none"/>
-                <w:strike w:val="false"/>
-                <w:sz w:val="14"/>
-                <w:szCs w:val="14"/>
-                <w:color w:val="000000"/>
-              </w:rPr>
-            </w:pPr>
-            <w:r xmlns:w="http://schemas.openxmlformats.org/wordprocessingml/2006/main" xmlns:wp="http://schemas.openxmlformats.org/drawingml/2006/wordprocessingDrawing" xmlns:r="http://schemas.openxmlformats.org/officeDocument/2006/relationships" xmlns:w14="http://schemas.microsoft.com/office/word/2010/wordml">
-              <w:rPr>
-                <w:rFonts w:ascii="Times New Roman" w:hAnsi="Times New Roman" w:eastAsia="Times New Roman" w:cs="Times New Roman"/>
-                <w:i w:val="false"/>
-                <w:b w:val="true"/>
-                <w:u w:val="none"/>
-                <w:strike w:val="false"/>
-                <w:sz w:val="14"/>
-                <w:szCs w:val="14"/>
-                <w:color w:val="000000"/>
-              </w:rPr>
-              <w:t xml:space="preserve">ماي 2026</w:t>
+              <w:spacing w:after="0" w:before="0" w:line="240"/>
+              <w:ind w:left="100" w:right="100" w:firstLine="0" w:firstLineChars="0"/>
+              <w:rPr>
+                <w:rFonts w:ascii="Times New Roman" w:hAnsi="Times New Roman" w:eastAsia="Times New Roman" w:cs="Times New Roman"/>
+                <w:i w:val="false"/>
+                <w:b w:val="true"/>
+                <w:u w:val="none"/>
+                <w:strike w:val="false"/>
+                <w:sz w:val="14"/>
+                <w:szCs w:val="14"/>
+                <w:color w:val="000000"/>
+              </w:rPr>
+            </w:pPr>
+            <w:r xmlns:w="http://schemas.openxmlformats.org/wordprocessingml/2006/main" xmlns:wp="http://schemas.openxmlformats.org/drawingml/2006/wordprocessingDrawing" xmlns:r="http://schemas.openxmlformats.org/officeDocument/2006/relationships" xmlns:w14="http://schemas.microsoft.com/office/word/2010/wordml">
+              <w:rPr>
+                <w:rFonts w:ascii="Times New Roman" w:hAnsi="Times New Roman" w:eastAsia="Times New Roman" w:cs="Times New Roman"/>
+                <w:i w:val="false"/>
+                <w:b w:val="true"/>
+                <w:u w:val="none"/>
+                <w:strike w:val="false"/>
+                <w:sz w:val="14"/>
+                <w:szCs w:val="14"/>
+                <w:color w:val="000000"/>
+              </w:rPr>
+              <w:t xml:space="preserve">Août 2026</w:t>
             </w:r>
           </w:p>
         </w:tc>
@@ -1170,37 +776,36 @@
                 <w:left w:val="none" w:sz="0" w:space="0" w:color="000000"/>
                 <w:right w:val="none" w:sz="0" w:space="0" w:color="000000"/>
               </w:pBdr>
-              <w:spacing w:after="0" w:before="0" w:line="432"/>
-              <w:ind w:left="100" w:right="100" w:firstLine="0" w:firstLineChars="0"/>
-              <w:rPr>
-                <w:rFonts w:ascii="Times New Roman" w:hAnsi="Times New Roman" w:eastAsia="Times New Roman" w:cs="Times New Roman"/>
-                <w:i w:val="false"/>
-                <w:b w:val="true"/>
-                <w:u w:val="none"/>
-                <w:strike w:val="false"/>
-                <w:sz w:val="14"/>
-                <w:szCs w:val="14"/>
-                <w:color w:val="000000"/>
-              </w:rPr>
-            </w:pPr>
-            <w:r xmlns:w="http://schemas.openxmlformats.org/wordprocessingml/2006/main" xmlns:wp="http://schemas.openxmlformats.org/drawingml/2006/wordprocessingDrawing" xmlns:r="http://schemas.openxmlformats.org/officeDocument/2006/relationships" xmlns:w14="http://schemas.microsoft.com/office/word/2010/wordml">
-              <w:rPr>
-                <w:rFonts w:ascii="Times New Roman" w:hAnsi="Times New Roman" w:eastAsia="Times New Roman" w:cs="Times New Roman"/>
-                <w:i w:val="false"/>
-                <w:b w:val="true"/>
-                <w:u w:val="none"/>
-                <w:strike w:val="false"/>
-                <w:sz w:val="14"/>
-                <w:szCs w:val="14"/>
-                <w:color w:val="000000"/>
-              </w:rPr>
-              <w:t xml:space="preserve">غشت 2025</w:t>
-            </w:r>
-          </w:p>
-        </w:tc>
-        <w:tc>
-          <w:tcPr>
-            <w:vMerge/>
+              <w:spacing w:after="0" w:before="0" w:line="240"/>
+              <w:ind w:left="100" w:right="100" w:firstLine="0" w:firstLineChars="0"/>
+              <w:rPr>
+                <w:rFonts w:ascii="Times New Roman" w:hAnsi="Times New Roman" w:eastAsia="Times New Roman" w:cs="Times New Roman"/>
+                <w:i w:val="false"/>
+                <w:b w:val="true"/>
+                <w:u w:val="none"/>
+                <w:strike w:val="false"/>
+                <w:sz w:val="14"/>
+                <w:szCs w:val="14"/>
+                <w:color w:val="000000"/>
+              </w:rPr>
+            </w:pPr>
+            <w:r xmlns:w="http://schemas.openxmlformats.org/wordprocessingml/2006/main" xmlns:wp="http://schemas.openxmlformats.org/drawingml/2006/wordprocessingDrawing" xmlns:r="http://schemas.openxmlformats.org/officeDocument/2006/relationships" xmlns:w14="http://schemas.microsoft.com/office/word/2010/wordml">
+              <w:rPr>
+                <w:rFonts w:ascii="Times New Roman" w:hAnsi="Times New Roman" w:eastAsia="Times New Roman" w:cs="Times New Roman"/>
+                <w:i w:val="false"/>
+                <w:b w:val="true"/>
+                <w:u w:val="none"/>
+                <w:strike w:val="false"/>
+                <w:sz w:val="14"/>
+                <w:szCs w:val="14"/>
+                <w:color w:val="000000"/>
+              </w:rPr>
+              <w:t xml:space="preserve">1 mois</w:t>
+            </w:r>
+          </w:p>
+        </w:tc>
+        <w:tc>
+          <w:tcPr>
             <w:tcBorders>
               <w:bottom w:val="single" w:sz="8" w:space="0" w:color="000000"/>
               <w:top w:val="single" w:sz="8" w:space="0" w:color="000000"/>
@@ -1225,24 +830,36 @@
                 <w:left w:val="none" w:sz="0" w:space="0" w:color="000000"/>
                 <w:right w:val="none" w:sz="0" w:space="0" w:color="000000"/>
               </w:pBdr>
-              <w:spacing w:after="0" w:before="0" w:line="432"/>
-              <w:ind w:left="100" w:right="100" w:firstLine="0" w:firstLineChars="0"/>
-              <w:rPr>
-                <w:rFonts w:ascii="Times New Roman" w:hAnsi="Times New Roman" w:eastAsia="Times New Roman" w:cs="Times New Roman"/>
-                <w:i w:val="false"/>
-                <w:b w:val="true"/>
-                <w:u w:val="none"/>
-                <w:strike w:val="false"/>
-                <w:sz w:val="14"/>
-                <w:szCs w:val="14"/>
-                <w:color w:val="000000"/>
-              </w:rPr>
-            </w:pPr>
-          </w:p>
-        </w:tc>
-        <w:tc>
-          <w:tcPr>
-            <w:vMerge/>
+              <w:spacing w:after="0" w:before="0" w:line="240"/>
+              <w:ind w:left="100" w:right="100" w:firstLine="0" w:firstLineChars="0"/>
+              <w:rPr>
+                <w:rFonts w:ascii="Times New Roman" w:hAnsi="Times New Roman" w:eastAsia="Times New Roman" w:cs="Times New Roman"/>
+                <w:i w:val="false"/>
+                <w:b w:val="true"/>
+                <w:u w:val="none"/>
+                <w:strike w:val="false"/>
+                <w:sz w:val="14"/>
+                <w:szCs w:val="14"/>
+                <w:color w:val="000000"/>
+              </w:rPr>
+            </w:pPr>
+            <w:r xmlns:w="http://schemas.openxmlformats.org/wordprocessingml/2006/main" xmlns:wp="http://schemas.openxmlformats.org/drawingml/2006/wordprocessingDrawing" xmlns:r="http://schemas.openxmlformats.org/officeDocument/2006/relationships" xmlns:w14="http://schemas.microsoft.com/office/word/2010/wordml">
+              <w:rPr>
+                <w:rFonts w:ascii="Times New Roman" w:hAnsi="Times New Roman" w:eastAsia="Times New Roman" w:cs="Times New Roman"/>
+                <w:i w:val="false"/>
+                <w:b w:val="true"/>
+                <w:u w:val="none"/>
+                <w:strike w:val="false"/>
+                <w:sz w:val="14"/>
+                <w:szCs w:val="14"/>
+                <w:color w:val="000000"/>
+              </w:rPr>
+              <w:t xml:space="preserve">3 mois</w:t>
+            </w:r>
+          </w:p>
+        </w:tc>
+        <w:tc>
+          <w:tcPr>
             <w:tcBorders>
               <w:bottom w:val="single" w:sz="8" w:space="0" w:color="000000"/>
               <w:top w:val="single" w:sz="8" w:space="0" w:color="000000"/>
@@ -1267,25 +884,38 @@
                 <w:left w:val="none" w:sz="0" w:space="0" w:color="000000"/>
                 <w:right w:val="none" w:sz="0" w:space="0" w:color="000000"/>
               </w:pBdr>
-              <w:spacing w:after="0" w:before="0" w:line="432"/>
-              <w:ind w:left="100" w:right="100" w:firstLine="0" w:firstLineChars="0"/>
-              <w:rPr>
-                <w:rFonts w:ascii="Times New Roman" w:hAnsi="Times New Roman" w:eastAsia="Times New Roman" w:cs="Times New Roman"/>
-                <w:i w:val="false"/>
-                <w:b w:val="true"/>
-                <w:u w:val="none"/>
-                <w:strike w:val="false"/>
-                <w:sz w:val="14"/>
-                <w:szCs w:val="14"/>
-                <w:color w:val="000000"/>
-              </w:rPr>
-            </w:pPr>
+              <w:spacing w:after="0" w:before="0" w:line="240"/>
+              <w:ind w:left="100" w:right="100" w:firstLine="0" w:firstLineChars="0"/>
+              <w:rPr>
+                <w:rFonts w:ascii="Times New Roman" w:hAnsi="Times New Roman" w:eastAsia="Times New Roman" w:cs="Times New Roman"/>
+                <w:i w:val="false"/>
+                <w:b w:val="true"/>
+                <w:u w:val="none"/>
+                <w:strike w:val="false"/>
+                <w:sz w:val="14"/>
+                <w:szCs w:val="14"/>
+                <w:color w:val="000000"/>
+              </w:rPr>
+            </w:pPr>
+            <w:r xmlns:w="http://schemas.openxmlformats.org/wordprocessingml/2006/main" xmlns:wp="http://schemas.openxmlformats.org/drawingml/2006/wordprocessingDrawing" xmlns:r="http://schemas.openxmlformats.org/officeDocument/2006/relationships" xmlns:w14="http://schemas.microsoft.com/office/word/2010/wordml">
+              <w:rPr>
+                <w:rFonts w:ascii="Times New Roman" w:hAnsi="Times New Roman" w:eastAsia="Times New Roman" w:cs="Times New Roman"/>
+                <w:i w:val="false"/>
+                <w:b w:val="true"/>
+                <w:u w:val="none"/>
+                <w:strike w:val="false"/>
+                <w:sz w:val="14"/>
+                <w:szCs w:val="14"/>
+                <w:color w:val="000000"/>
+              </w:rPr>
+              <w:t xml:space="preserve">12 mois</w:t>
+            </w:r>
           </w:p>
         </w:tc>
       </w:tr>
       <w:tr>
         <w:trPr>
-          <w:trHeight w:val="360" w:hRule="auto"/>
+          <w:trHeight w:val="227" w:hRule="exact"/>
         </w:trPr>
         body 1
         <w:tc>
@@ -1307,38 +937,38 @@
           </w:tcPr>
           <w:p>
             <w:pPr>
-              <w:jc w:val="right"/>
-              <w:pBdr>
-                <w:bottom w:val="none" w:sz="0" w:space="0" w:color="000000"/>
-                <w:top w:val="none" w:sz="0" w:space="0" w:color="000000"/>
-                <w:left w:val="none" w:sz="0" w:space="0" w:color="000000"/>
-                <w:right w:val="none" w:sz="0" w:space="0" w:color="000000"/>
-              </w:pBdr>
-              <w:spacing w:after="0" w:before="0" w:line="240"/>
-              <w:ind w:left="100" w:right="100" w:firstLine="0" w:firstLineChars="0"/>
-              <w:rPr>
-                <w:rFonts w:ascii="Times New Roman" w:hAnsi="Times New Roman" w:eastAsia="Times New Roman" w:cs="Times New Roman"/>
-                <w:i w:val="false"/>
-                <w:b w:val="true"/>
-                <w:u w:val="none"/>
-                <w:strike w:val="false"/>
-                <w:sz w:val="14"/>
-                <w:szCs w:val="14"/>
-                <w:color w:val="000000"/>
-              </w:rPr>
-            </w:pPr>
-            <w:r xmlns:w="http://schemas.openxmlformats.org/wordprocessingml/2006/main" xmlns:wp="http://schemas.openxmlformats.org/drawingml/2006/wordprocessingDrawing" xmlns:r="http://schemas.openxmlformats.org/officeDocument/2006/relationships" xmlns:w14="http://schemas.microsoft.com/office/word/2010/wordml">
-              <w:rPr>
-                <w:rFonts w:ascii="Times New Roman" w:hAnsi="Times New Roman" w:eastAsia="Times New Roman" w:cs="Times New Roman"/>
-                <w:i w:val="false"/>
-                <w:b w:val="true"/>
-                <w:u w:val="none"/>
-                <w:strike w:val="false"/>
-                <w:sz w:val="14"/>
-                <w:szCs w:val="14"/>
-                <w:color w:val="000000"/>
-              </w:rPr>
-              <w:t xml:space="preserve">-4,3</w:t>
+              <w:jc w:val="left"/>
+              <w:pBdr>
+                <w:bottom w:val="none" w:sz="0" w:space="0" w:color="000000"/>
+                <w:top w:val="none" w:sz="0" w:space="0" w:color="000000"/>
+                <w:left w:val="none" w:sz="0" w:space="0" w:color="000000"/>
+                <w:right w:val="none" w:sz="0" w:space="0" w:color="000000"/>
+              </w:pBdr>
+              <w:spacing w:after="0" w:before="0" w:line="240"/>
+              <w:ind w:left="100" w:right="100" w:firstLine="0" w:firstLineChars="0"/>
+              <w:rPr>
+                <w:rFonts w:ascii="Times New Roman" w:hAnsi="Times New Roman" w:eastAsia="Times New Roman" w:cs="Times New Roman"/>
+                <w:i w:val="false"/>
+                <w:b w:val="true"/>
+                <w:u w:val="none"/>
+                <w:strike w:val="false"/>
+                <w:sz w:val="14"/>
+                <w:szCs w:val="14"/>
+                <w:color w:val="000000"/>
+              </w:rPr>
+            </w:pPr>
+            <w:r xmlns:w="http://schemas.openxmlformats.org/wordprocessingml/2006/main" xmlns:wp="http://schemas.openxmlformats.org/drawingml/2006/wordprocessingDrawing" xmlns:r="http://schemas.openxmlformats.org/officeDocument/2006/relationships" xmlns:w14="http://schemas.microsoft.com/office/word/2010/wordml">
+              <w:rPr>
+                <w:rFonts w:ascii="Times New Roman" w:hAnsi="Times New Roman" w:eastAsia="Times New Roman" w:cs="Times New Roman"/>
+                <w:i w:val="false"/>
+                <w:b w:val="true"/>
+                <w:u w:val="none"/>
+                <w:strike w:val="false"/>
+                <w:sz w:val="14"/>
+                <w:szCs w:val="14"/>
+                <w:color w:val="000000"/>
+              </w:rPr>
+              <w:t xml:space="preserve">Produits alimentaires</w:t>
             </w:r>
           </w:p>
         </w:tc>
@@ -1392,7 +1022,7 @@
                 <w:szCs w:val="14"/>
                 <w:color w:val="000000"/>
               </w:rPr>
-              <w:t xml:space="preserve">-0,7</w:t>
+              <w:t xml:space="preserve">36,115</w:t>
             </w:r>
           </w:p>
         </w:tc>
@@ -1446,7 +1076,7 @@
                 <w:szCs w:val="14"/>
                 <w:color w:val="000000"/>
               </w:rPr>
-              <w:t xml:space="preserve">1,3</w:t>
+              <w:t xml:space="preserve">134,1</w:t>
             </w:r>
           </w:p>
         </w:tc>
@@ -1500,7 +1130,7 @@
                 <w:szCs w:val="14"/>
                 <w:color w:val="000000"/>
               </w:rPr>
-              <w:t xml:space="preserve">128,4</w:t>
+              <w:t xml:space="preserve">129,3</w:t>
             </w:r>
           </w:p>
         </w:tc>
@@ -1554,7 +1184,7 @@
                 <w:szCs w:val="14"/>
                 <w:color w:val="000000"/>
               </w:rPr>
-              <w:t xml:space="preserve">126,8</w:t>
+              <w:t xml:space="preserve">129,3</w:t>
             </w:r>
           </w:p>
         </w:tc>
@@ -1608,7 +1238,7 @@
                 <w:szCs w:val="14"/>
                 <w:color w:val="000000"/>
               </w:rPr>
-              <w:t xml:space="preserve">129,3</w:t>
+              <w:t xml:space="preserve">126,8</w:t>
             </w:r>
           </w:p>
         </w:tc>
@@ -1662,7 +1292,7 @@
                 <w:szCs w:val="14"/>
                 <w:color w:val="000000"/>
               </w:rPr>
-              <w:t xml:space="preserve">129,3</w:t>
+              <w:t xml:space="preserve">128,4</w:t>
             </w:r>
           </w:p>
         </w:tc>
@@ -1716,7 +1346,7 @@
                 <w:szCs w:val="14"/>
                 <w:color w:val="000000"/>
               </w:rPr>
-              <w:t xml:space="preserve">134,1</w:t>
+              <w:t xml:space="preserve">1,3</w:t>
             </w:r>
           </w:p>
         </w:tc>
@@ -1770,7 +1400,7 @@
                 <w:szCs w:val="14"/>
                 <w:color w:val="000000"/>
               </w:rPr>
-              <w:t xml:space="preserve">36,115</w:t>
+              <w:t xml:space="preserve">-0,7</w:t>
             </w:r>
           </w:p>
         </w:tc>
@@ -1824,14 +1454,14 @@
                 <w:szCs w:val="14"/>
                 <w:color w:val="000000"/>
               </w:rPr>
-              <w:t xml:space="preserve">المواد الغذائية</w:t>
+              <w:t xml:space="preserve">-4,3</w:t>
             </w:r>
           </w:p>
         </w:tc>
       </w:tr>
       <w:tr>
         <w:trPr>
-          <w:trHeight w:val="360" w:hRule="auto"/>
+          <w:trHeight w:val="227" w:hRule="exact"/>
         </w:trPr>
         body 2
         <w:tc>
@@ -1853,38 +1483,38 @@
           </w:tcPr>
           <w:p>
             <w:pPr>
-              <w:jc w:val="right"/>
-              <w:pBdr>
-                <w:bottom w:val="none" w:sz="0" w:space="0" w:color="000000"/>
-                <w:top w:val="none" w:sz="0" w:space="0" w:color="000000"/>
-                <w:left w:val="none" w:sz="0" w:space="0" w:color="000000"/>
-                <w:right w:val="none" w:sz="0" w:space="0" w:color="000000"/>
-              </w:pBdr>
-              <w:spacing w:after="0" w:before="0" w:line="240"/>
-              <w:ind w:left="100" w:right="100" w:firstLine="0" w:firstLineChars="0"/>
-              <w:rPr>
-                <w:rFonts w:ascii="Times New Roman" w:hAnsi="Times New Roman" w:eastAsia="Times New Roman" w:cs="Times New Roman"/>
-                <w:i w:val="false"/>
-                <w:b w:val="true"/>
-                <w:u w:val="none"/>
-                <w:strike w:val="false"/>
-                <w:sz w:val="14"/>
-                <w:szCs w:val="14"/>
-                <w:color w:val="000000"/>
-              </w:rPr>
-            </w:pPr>
-            <w:r xmlns:w="http://schemas.openxmlformats.org/wordprocessingml/2006/main" xmlns:wp="http://schemas.openxmlformats.org/drawingml/2006/wordprocessingDrawing" xmlns:r="http://schemas.openxmlformats.org/officeDocument/2006/relationships" xmlns:w14="http://schemas.microsoft.com/office/word/2010/wordml">
-              <w:rPr>
-                <w:rFonts w:ascii="Times New Roman" w:hAnsi="Times New Roman" w:eastAsia="Times New Roman" w:cs="Times New Roman"/>
-                <w:i w:val="false"/>
-                <w:b w:val="true"/>
-                <w:u w:val="none"/>
-                <w:strike w:val="false"/>
-                <w:sz w:val="14"/>
-                <w:szCs w:val="14"/>
-                <w:color w:val="000000"/>
-              </w:rPr>
-              <w:t xml:space="preserve">-4,6</w:t>
+              <w:jc w:val="left"/>
+              <w:pBdr>
+                <w:bottom w:val="none" w:sz="0" w:space="0" w:color="000000"/>
+                <w:top w:val="none" w:sz="0" w:space="0" w:color="000000"/>
+                <w:left w:val="none" w:sz="0" w:space="0" w:color="000000"/>
+                <w:right w:val="none" w:sz="0" w:space="0" w:color="000000"/>
+              </w:pBdr>
+              <w:spacing w:after="0" w:before="0" w:line="240"/>
+              <w:ind w:left="100" w:right="100" w:firstLine="0" w:firstLineChars="0"/>
+              <w:rPr>
+                <w:rFonts w:ascii="Times New Roman" w:hAnsi="Times New Roman" w:eastAsia="Times New Roman" w:cs="Times New Roman"/>
+                <w:i w:val="false"/>
+                <w:b w:val="true"/>
+                <w:u w:val="none"/>
+                <w:strike w:val="false"/>
+                <w:sz w:val="14"/>
+                <w:szCs w:val="14"/>
+                <w:color w:val="000000"/>
+              </w:rPr>
+            </w:pPr>
+            <w:r xmlns:w="http://schemas.openxmlformats.org/wordprocessingml/2006/main" xmlns:wp="http://schemas.openxmlformats.org/drawingml/2006/wordprocessingDrawing" xmlns:r="http://schemas.openxmlformats.org/officeDocument/2006/relationships" xmlns:w14="http://schemas.microsoft.com/office/word/2010/wordml">
+              <w:rPr>
+                <w:rFonts w:ascii="Times New Roman" w:hAnsi="Times New Roman" w:eastAsia="Times New Roman" w:cs="Times New Roman"/>
+                <w:i w:val="false"/>
+                <w:b w:val="true"/>
+                <w:u w:val="none"/>
+                <w:strike w:val="false"/>
+                <w:sz w:val="14"/>
+                <w:szCs w:val="14"/>
+                <w:color w:val="000000"/>
+              </w:rPr>
+              <w:t xml:space="preserve">01 - Produits alimentaires et boissons non alcoolisées</w:t>
             </w:r>
           </w:p>
         </w:tc>
@@ -1938,7 +1568,7 @@
                 <w:szCs w:val="14"/>
                 <w:color w:val="000000"/>
               </w:rPr>
-              <w:t xml:space="preserve">-0,7</w:t>
+              <w:t xml:space="preserve">34,708</w:t>
             </w:r>
           </w:p>
         </w:tc>
@@ -1992,7 +1622,7 @@
                 <w:szCs w:val="14"/>
                 <w:color w:val="000000"/>
               </w:rPr>
-              <w:t xml:space="preserve">1,4</w:t>
+              <w:t xml:space="preserve">133,6</w:t>
             </w:r>
           </w:p>
         </w:tc>
@@ -2046,7 +1676,7 @@
                 <w:szCs w:val="14"/>
                 <w:color w:val="000000"/>
               </w:rPr>
-              <w:t xml:space="preserve">127,5</w:t>
+              <w:t xml:space="preserve">128,4</w:t>
             </w:r>
           </w:p>
         </w:tc>
@@ -2100,7 +1730,7 @@
                 <w:szCs w:val="14"/>
                 <w:color w:val="000000"/>
               </w:rPr>
-              <w:t xml:space="preserve">125,8</w:t>
+              <w:t xml:space="preserve">128,4</w:t>
             </w:r>
           </w:p>
         </w:tc>
@@ -2154,7 +1784,7 @@
                 <w:szCs w:val="14"/>
                 <w:color w:val="000000"/>
               </w:rPr>
-              <w:t xml:space="preserve">128,4</w:t>
+              <w:t xml:space="preserve">125,8</w:t>
             </w:r>
           </w:p>
         </w:tc>
@@ -2208,7 +1838,7 @@
                 <w:szCs w:val="14"/>
                 <w:color w:val="000000"/>
               </w:rPr>
-              <w:t xml:space="preserve">128,4</w:t>
+              <w:t xml:space="preserve">127,5</w:t>
             </w:r>
           </w:p>
         </w:tc>
@@ -2262,7 +1892,7 @@
                 <w:szCs w:val="14"/>
                 <w:color w:val="000000"/>
               </w:rPr>
-              <w:t xml:space="preserve">133,6</w:t>
+              <w:t xml:space="preserve">1,4</w:t>
             </w:r>
           </w:p>
         </w:tc>
@@ -2316,7 +1946,7 @@
                 <w:szCs w:val="14"/>
                 <w:color w:val="000000"/>
               </w:rPr>
-              <w:t xml:space="preserve">34,708</w:t>
+              <w:t xml:space="preserve">-0,7</w:t>
             </w:r>
           </w:p>
         </w:tc>
@@ -2370,14 +2000,14 @@
                 <w:szCs w:val="14"/>
                 <w:color w:val="000000"/>
               </w:rPr>
-              <w:t xml:space="preserve">01- المواد الغذائية والمشروبات غير الكحولية</w:t>
+              <w:t xml:space="preserve">-4,6</w:t>
             </w:r>
           </w:p>
         </w:tc>
       </w:tr>
       <w:tr>
         <w:trPr>
-          <w:trHeight w:val="360" w:hRule="auto"/>
+          <w:trHeight w:val="227" w:hRule="exact"/>
         </w:trPr>
         body 3
         <w:tc>
@@ -2399,38 +2029,38 @@
           </w:tcPr>
           <w:p>
             <w:pPr>
-              <w:jc w:val="right"/>
-              <w:pBdr>
-                <w:bottom w:val="none" w:sz="0" w:space="0" w:color="000000"/>
-                <w:top w:val="none" w:sz="0" w:space="0" w:color="000000"/>
-                <w:left w:val="none" w:sz="0" w:space="0" w:color="000000"/>
-                <w:right w:val="none" w:sz="0" w:space="0" w:color="000000"/>
-              </w:pBdr>
-              <w:spacing w:after="0" w:before="0" w:line="240"/>
-              <w:ind w:left="100" w:right="100" w:firstLine="0" w:firstLineChars="0"/>
-              <w:rPr>
-                <w:rFonts w:ascii="Times New Roman" w:hAnsi="Times New Roman" w:eastAsia="Times New Roman" w:cs="Times New Roman"/>
-                <w:i w:val="false"/>
-                <w:b w:val="true"/>
-                <w:u w:val="none"/>
-                <w:strike w:val="false"/>
-                <w:sz w:val="14"/>
-                <w:szCs w:val="14"/>
-                <w:color w:val="000000"/>
-              </w:rPr>
-            </w:pPr>
-            <w:r xmlns:w="http://schemas.openxmlformats.org/wordprocessingml/2006/main" xmlns:wp="http://schemas.openxmlformats.org/drawingml/2006/wordprocessingDrawing" xmlns:r="http://schemas.openxmlformats.org/officeDocument/2006/relationships" xmlns:w14="http://schemas.microsoft.com/office/word/2010/wordml">
-              <w:rPr>
-                <w:rFonts w:ascii="Times New Roman" w:hAnsi="Times New Roman" w:eastAsia="Times New Roman" w:cs="Times New Roman"/>
-                <w:i w:val="false"/>
-                <w:b w:val="true"/>
-                <w:u w:val="none"/>
-                <w:strike w:val="false"/>
-                <w:sz w:val="14"/>
-                <w:szCs w:val="14"/>
-                <w:color w:val="000000"/>
-              </w:rPr>
-              <w:t xml:space="preserve">3,9</w:t>
+              <w:jc w:val="left"/>
+              <w:pBdr>
+                <w:bottom w:val="none" w:sz="0" w:space="0" w:color="000000"/>
+                <w:top w:val="none" w:sz="0" w:space="0" w:color="000000"/>
+                <w:left w:val="none" w:sz="0" w:space="0" w:color="000000"/>
+                <w:right w:val="none" w:sz="0" w:space="0" w:color="000000"/>
+              </w:pBdr>
+              <w:spacing w:after="0" w:before="0" w:line="240"/>
+              <w:ind w:left="100" w:right="100" w:firstLine="0" w:firstLineChars="0"/>
+              <w:rPr>
+                <w:rFonts w:ascii="Times New Roman" w:hAnsi="Times New Roman" w:eastAsia="Times New Roman" w:cs="Times New Roman"/>
+                <w:i w:val="false"/>
+                <w:b w:val="true"/>
+                <w:u w:val="none"/>
+                <w:strike w:val="false"/>
+                <w:sz w:val="14"/>
+                <w:szCs w:val="14"/>
+                <w:color w:val="000000"/>
+              </w:rPr>
+            </w:pPr>
+            <w:r xmlns:w="http://schemas.openxmlformats.org/wordprocessingml/2006/main" xmlns:wp="http://schemas.openxmlformats.org/drawingml/2006/wordprocessingDrawing" xmlns:r="http://schemas.openxmlformats.org/officeDocument/2006/relationships" xmlns:w14="http://schemas.microsoft.com/office/word/2010/wordml">
+              <w:rPr>
+                <w:rFonts w:ascii="Times New Roman" w:hAnsi="Times New Roman" w:eastAsia="Times New Roman" w:cs="Times New Roman"/>
+                <w:i w:val="false"/>
+                <w:b w:val="true"/>
+                <w:u w:val="none"/>
+                <w:strike w:val="false"/>
+                <w:sz w:val="14"/>
+                <w:szCs w:val="14"/>
+                <w:color w:val="000000"/>
+              </w:rPr>
+              <w:t xml:space="preserve">02 - Boissons alcoolisées et tabac</w:t>
             </w:r>
           </w:p>
         </w:tc>
@@ -2484,7 +2114,7 @@
                 <w:szCs w:val="14"/>
                 <w:color w:val="000000"/>
               </w:rPr>
-              <w:t xml:space="preserve">0,0</w:t>
+              <w:t xml:space="preserve">1,407</w:t>
             </w:r>
           </w:p>
         </w:tc>
@@ -2538,7 +2168,7 @@
                 <w:szCs w:val="14"/>
                 <w:color w:val="000000"/>
               </w:rPr>
-              <w:t xml:space="preserve">0,0</w:t>
+              <w:t xml:space="preserve">145,4</w:t>
             </w:r>
           </w:p>
         </w:tc>
@@ -2808,7 +2438,7 @@
                 <w:szCs w:val="14"/>
                 <w:color w:val="000000"/>
               </w:rPr>
-              <w:t xml:space="preserve">145,4</w:t>
+              <w:t xml:space="preserve">0,0</w:t>
             </w:r>
           </w:p>
         </w:tc>
@@ -2862,7 +2492,7 @@
                 <w:szCs w:val="14"/>
                 <w:color w:val="000000"/>
               </w:rPr>
-              <w:t xml:space="preserve">1,407</w:t>
+              <w:t xml:space="preserve">0,0</w:t>
             </w:r>
           </w:p>
         </w:tc>
@@ -2916,14 +2546,14 @@
                 <w:szCs w:val="14"/>
                 <w:color w:val="000000"/>
               </w:rPr>
-              <w:t xml:space="preserve">02- المشروبات الكحولية والتبغ</w:t>
+              <w:t xml:space="preserve">3,9</w:t>
             </w:r>
           </w:p>
         </w:tc>
       </w:tr>
       <w:tr>
         <w:trPr>
-          <w:trHeight w:val="360" w:hRule="auto"/>
+          <w:trHeight w:val="227" w:hRule="exact"/>
         </w:trPr>
         body 4
         <w:tc>
@@ -2945,38 +2575,38 @@
           </w:tcPr>
           <w:p>
             <w:pPr>
-              <w:jc w:val="right"/>
-              <w:pBdr>
-                <w:bottom w:val="none" w:sz="0" w:space="0" w:color="000000"/>
-                <w:top w:val="none" w:sz="0" w:space="0" w:color="000000"/>
-                <w:left w:val="none" w:sz="0" w:space="0" w:color="000000"/>
-                <w:right w:val="none" w:sz="0" w:space="0" w:color="000000"/>
-              </w:pBdr>
-              <w:spacing w:after="0" w:before="0" w:line="240"/>
-              <w:ind w:left="100" w:right="100" w:firstLine="0" w:firstLineChars="0"/>
-              <w:rPr>
-                <w:rFonts w:ascii="Times New Roman" w:hAnsi="Times New Roman" w:eastAsia="Times New Roman" w:cs="Times New Roman"/>
-                <w:i w:val="false"/>
-                <w:b w:val="true"/>
-                <w:u w:val="none"/>
-                <w:strike w:val="false"/>
-                <w:sz w:val="14"/>
-                <w:szCs w:val="14"/>
-                <w:color w:val="000000"/>
-              </w:rPr>
-            </w:pPr>
-            <w:r xmlns:w="http://schemas.openxmlformats.org/wordprocessingml/2006/main" xmlns:wp="http://schemas.openxmlformats.org/drawingml/2006/wordprocessingDrawing" xmlns:r="http://schemas.openxmlformats.org/officeDocument/2006/relationships" xmlns:w14="http://schemas.microsoft.com/office/word/2010/wordml">
-              <w:rPr>
-                <w:rFonts w:ascii="Times New Roman" w:hAnsi="Times New Roman" w:eastAsia="Times New Roman" w:cs="Times New Roman"/>
-                <w:i w:val="false"/>
-                <w:b w:val="true"/>
-                <w:u w:val="none"/>
-                <w:strike w:val="false"/>
-                <w:sz w:val="14"/>
-                <w:szCs w:val="14"/>
-                <w:color w:val="000000"/>
-              </w:rPr>
-              <w:t xml:space="preserve">2,3</w:t>
+              <w:jc w:val="left"/>
+              <w:pBdr>
+                <w:bottom w:val="none" w:sz="0" w:space="0" w:color="000000"/>
+                <w:top w:val="none" w:sz="0" w:space="0" w:color="000000"/>
+                <w:left w:val="none" w:sz="0" w:space="0" w:color="000000"/>
+                <w:right w:val="none" w:sz="0" w:space="0" w:color="000000"/>
+              </w:pBdr>
+              <w:spacing w:after="0" w:before="0" w:line="240"/>
+              <w:ind w:left="100" w:right="100" w:firstLine="0" w:firstLineChars="0"/>
+              <w:rPr>
+                <w:rFonts w:ascii="Times New Roman" w:hAnsi="Times New Roman" w:eastAsia="Times New Roman" w:cs="Times New Roman"/>
+                <w:i w:val="false"/>
+                <w:b w:val="true"/>
+                <w:u w:val="none"/>
+                <w:strike w:val="false"/>
+                <w:sz w:val="14"/>
+                <w:szCs w:val="14"/>
+                <w:color w:val="000000"/>
+              </w:rPr>
+            </w:pPr>
+            <w:r xmlns:w="http://schemas.openxmlformats.org/wordprocessingml/2006/main" xmlns:wp="http://schemas.openxmlformats.org/drawingml/2006/wordprocessingDrawing" xmlns:r="http://schemas.openxmlformats.org/officeDocument/2006/relationships" xmlns:w14="http://schemas.microsoft.com/office/word/2010/wordml">
+              <w:rPr>
+                <w:rFonts w:ascii="Times New Roman" w:hAnsi="Times New Roman" w:eastAsia="Times New Roman" w:cs="Times New Roman"/>
+                <w:i w:val="false"/>
+                <w:b w:val="true"/>
+                <w:u w:val="none"/>
+                <w:strike w:val="false"/>
+                <w:sz w:val="14"/>
+                <w:szCs w:val="14"/>
+                <w:color w:val="000000"/>
+              </w:rPr>
+              <w:t xml:space="preserve">Produits non alimentaires</w:t>
             </w:r>
           </w:p>
         </w:tc>
@@ -3030,7 +2660,7 @@
                 <w:szCs w:val="14"/>
                 <w:color w:val="000000"/>
               </w:rPr>
-              <w:t xml:space="preserve">0,1</w:t>
+              <w:t xml:space="preserve">63,885</w:t>
             </w:r>
           </w:p>
         </w:tc>
@@ -3084,7 +2714,7 @@
                 <w:szCs w:val="14"/>
                 <w:color w:val="000000"/>
               </w:rPr>
-              <w:t xml:space="preserve">0,6</w:t>
+              <w:t xml:space="preserve">112,5</w:t>
             </w:r>
           </w:p>
         </w:tc>
@@ -3138,7 +2768,7 @@
                 <w:szCs w:val="14"/>
                 <w:color w:val="000000"/>
               </w:rPr>
-              <w:t xml:space="preserve">115,1</w:t>
+              <w:t xml:space="preserve">115,0</w:t>
             </w:r>
           </w:p>
         </w:tc>
@@ -3192,7 +2822,7 @@
                 <w:szCs w:val="14"/>
                 <w:color w:val="000000"/>
               </w:rPr>
-              <w:t xml:space="preserve">114,4</w:t>
+              <w:t xml:space="preserve">114,9</w:t>
             </w:r>
           </w:p>
         </w:tc>
@@ -3246,7 +2876,7 @@
                 <w:szCs w:val="14"/>
                 <w:color w:val="000000"/>
               </w:rPr>
-              <w:t xml:space="preserve">114,9</w:t>
+              <w:t xml:space="preserve">114,4</w:t>
             </w:r>
           </w:p>
         </w:tc>
@@ -3300,7 +2930,7 @@
                 <w:szCs w:val="14"/>
                 <w:color w:val="000000"/>
               </w:rPr>
-              <w:t xml:space="preserve">115,0</w:t>
+              <w:t xml:space="preserve">115,1</w:t>
             </w:r>
           </w:p>
         </w:tc>
@@ -3354,7 +2984,7 @@
                 <w:szCs w:val="14"/>
                 <w:color w:val="000000"/>
               </w:rPr>
-              <w:t xml:space="preserve">112,5</w:t>
+              <w:t xml:space="preserve">0,6</w:t>
             </w:r>
           </w:p>
         </w:tc>
@@ -3408,7 +3038,7 @@
                 <w:szCs w:val="14"/>
                 <w:color w:val="000000"/>
               </w:rPr>
-              <w:t xml:space="preserve">63,885</w:t>
+              <w:t xml:space="preserve">0,1</w:t>
             </w:r>
           </w:p>
         </w:tc>
@@ -3462,14 +3092,14 @@
                 <w:szCs w:val="14"/>
                 <w:color w:val="000000"/>
               </w:rPr>
-              <w:t xml:space="preserve">المواد غير الغذائية</w:t>
+              <w:t xml:space="preserve">2,3</w:t>
             </w:r>
           </w:p>
         </w:tc>
       </w:tr>
       <w:tr>
         <w:trPr>
-          <w:trHeight w:val="360" w:hRule="auto"/>
+          <w:trHeight w:val="227" w:hRule="exact"/>
         </w:trPr>
         body 5
         <w:tc>
@@ -3491,38 +3121,38 @@
           </w:tcPr>
           <w:p>
             <w:pPr>
-              <w:jc w:val="right"/>
-              <w:pBdr>
-                <w:bottom w:val="none" w:sz="0" w:space="0" w:color="000000"/>
-                <w:top w:val="none" w:sz="0" w:space="0" w:color="000000"/>
-                <w:left w:val="none" w:sz="0" w:space="0" w:color="000000"/>
-                <w:right w:val="none" w:sz="0" w:space="0" w:color="000000"/>
-              </w:pBdr>
-              <w:spacing w:after="0" w:before="0" w:line="240"/>
-              <w:ind w:left="100" w:right="100" w:firstLine="0" w:firstLineChars="0"/>
-              <w:rPr>
-                <w:rFonts w:ascii="Times New Roman" w:hAnsi="Times New Roman" w:eastAsia="Times New Roman" w:cs="Times New Roman"/>
-                <w:i w:val="false"/>
-                <w:b w:val="true"/>
-                <w:u w:val="none"/>
-                <w:strike w:val="false"/>
-                <w:sz w:val="14"/>
-                <w:szCs w:val="14"/>
-                <w:color w:val="000000"/>
-              </w:rPr>
-            </w:pPr>
-            <w:r xmlns:w="http://schemas.openxmlformats.org/wordprocessingml/2006/main" xmlns:wp="http://schemas.openxmlformats.org/drawingml/2006/wordprocessingDrawing" xmlns:r="http://schemas.openxmlformats.org/officeDocument/2006/relationships" xmlns:w14="http://schemas.microsoft.com/office/word/2010/wordml">
-              <w:rPr>
-                <w:rFonts w:ascii="Times New Roman" w:hAnsi="Times New Roman" w:eastAsia="Times New Roman" w:cs="Times New Roman"/>
-                <w:i w:val="false"/>
-                <w:b w:val="true"/>
-                <w:u w:val="none"/>
-                <w:strike w:val="false"/>
-                <w:sz w:val="14"/>
-                <w:szCs w:val="14"/>
-                <w:color w:val="000000"/>
-              </w:rPr>
-              <w:t xml:space="preserve">0,1</w:t>
+              <w:jc w:val="left"/>
+              <w:pBdr>
+                <w:bottom w:val="none" w:sz="0" w:space="0" w:color="000000"/>
+                <w:top w:val="none" w:sz="0" w:space="0" w:color="000000"/>
+                <w:left w:val="none" w:sz="0" w:space="0" w:color="000000"/>
+                <w:right w:val="none" w:sz="0" w:space="0" w:color="000000"/>
+              </w:pBdr>
+              <w:spacing w:after="0" w:before="0" w:line="240"/>
+              <w:ind w:left="100" w:right="100" w:firstLine="0" w:firstLineChars="0"/>
+              <w:rPr>
+                <w:rFonts w:ascii="Times New Roman" w:hAnsi="Times New Roman" w:eastAsia="Times New Roman" w:cs="Times New Roman"/>
+                <w:i w:val="false"/>
+                <w:b w:val="true"/>
+                <w:u w:val="none"/>
+                <w:strike w:val="false"/>
+                <w:sz w:val="14"/>
+                <w:szCs w:val="14"/>
+                <w:color w:val="000000"/>
+              </w:rPr>
+            </w:pPr>
+            <w:r xmlns:w="http://schemas.openxmlformats.org/wordprocessingml/2006/main" xmlns:wp="http://schemas.openxmlformats.org/drawingml/2006/wordprocessingDrawing" xmlns:r="http://schemas.openxmlformats.org/officeDocument/2006/relationships" xmlns:w14="http://schemas.microsoft.com/office/word/2010/wordml">
+              <w:rPr>
+                <w:rFonts w:ascii="Times New Roman" w:hAnsi="Times New Roman" w:eastAsia="Times New Roman" w:cs="Times New Roman"/>
+                <w:i w:val="false"/>
+                <w:b w:val="true"/>
+                <w:u w:val="none"/>
+                <w:strike w:val="false"/>
+                <w:sz w:val="14"/>
+                <w:szCs w:val="14"/>
+                <w:color w:val="000000"/>
+              </w:rPr>
+              <w:t xml:space="preserve">03 - Articles d'habillements et chaussures</w:t>
             </w:r>
           </w:p>
         </w:tc>
@@ -3576,7 +3206,7 @@
                 <w:szCs w:val="14"/>
                 <w:color w:val="000000"/>
               </w:rPr>
-              <w:t xml:space="preserve">0,3</w:t>
+              <w:t xml:space="preserve">6,449</w:t>
             </w:r>
           </w:p>
         </w:tc>
@@ -3630,7 +3260,7 @@
                 <w:szCs w:val="14"/>
                 <w:color w:val="000000"/>
               </w:rPr>
-              <w:t xml:space="preserve">0,2</w:t>
+              <w:t xml:space="preserve">113,5</w:t>
             </w:r>
           </w:p>
         </w:tc>
@@ -3684,7 +3314,7 @@
                 <w:szCs w:val="14"/>
                 <w:color w:val="000000"/>
               </w:rPr>
-              <w:t xml:space="preserve">113,6</w:t>
+              <w:t xml:space="preserve">113,3</w:t>
             </w:r>
           </w:p>
         </w:tc>
@@ -3738,7 +3368,7 @@
                 <w:szCs w:val="14"/>
                 <w:color w:val="000000"/>
               </w:rPr>
-              <w:t xml:space="preserve">113,4</w:t>
+              <w:t xml:space="preserve">113,3</w:t>
             </w:r>
           </w:p>
         </w:tc>
@@ -3792,7 +3422,7 @@
                 <w:szCs w:val="14"/>
                 <w:color w:val="000000"/>
               </w:rPr>
-              <w:t xml:space="preserve">113,3</w:t>
+              <w:t xml:space="preserve">113,4</w:t>
             </w:r>
           </w:p>
         </w:tc>
@@ -3846,7 +3476,7 @@
                 <w:szCs w:val="14"/>
                 <w:color w:val="000000"/>
               </w:rPr>
-              <w:t xml:space="preserve">113,3</w:t>
+              <w:t xml:space="preserve">113,6</w:t>
             </w:r>
           </w:p>
         </w:tc>
@@ -3900,7 +3530,7 @@
                 <w:szCs w:val="14"/>
                 <w:color w:val="000000"/>
               </w:rPr>
-              <w:t xml:space="preserve">113,5</w:t>
+              <w:t xml:space="preserve">0,2</w:t>
             </w:r>
           </w:p>
         </w:tc>
@@ -3954,7 +3584,7 @@
                 <w:szCs w:val="14"/>
                 <w:color w:val="000000"/>
               </w:rPr>
-              <w:t xml:space="preserve">6,449</w:t>
+              <w:t xml:space="preserve">0,3</w:t>
             </w:r>
           </w:p>
         </w:tc>
@@ -4008,14 +3638,14 @@
                 <w:szCs w:val="14"/>
                 <w:color w:val="000000"/>
               </w:rPr>
-              <w:t xml:space="preserve">03 - الملابس والأحذية</w:t>
+              <w:t xml:space="preserve">0,1</w:t>
             </w:r>
           </w:p>
         </w:tc>
       </w:tr>
       <w:tr>
         <w:trPr>
-          <w:trHeight w:val="360" w:hRule="auto"/>
+          <w:trHeight w:val="227" w:hRule="exact"/>
         </w:trPr>
         body 6
         <w:tc>
@@ -4037,38 +3667,38 @@
           </w:tcPr>
           <w:p>
             <w:pPr>
-              <w:jc w:val="right"/>
-              <w:pBdr>
-                <w:bottom w:val="none" w:sz="0" w:space="0" w:color="000000"/>
-                <w:top w:val="none" w:sz="0" w:space="0" w:color="000000"/>
-                <w:left w:val="none" w:sz="0" w:space="0" w:color="000000"/>
-                <w:right w:val="none" w:sz="0" w:space="0" w:color="000000"/>
-              </w:pBdr>
-              <w:spacing w:after="0" w:before="0" w:line="240"/>
-              <w:ind w:left="100" w:right="100" w:firstLine="0" w:firstLineChars="0"/>
-              <w:rPr>
-                <w:rFonts w:ascii="Times New Roman" w:hAnsi="Times New Roman" w:eastAsia="Times New Roman" w:cs="Times New Roman"/>
-                <w:i w:val="false"/>
-                <w:b w:val="true"/>
-                <w:u w:val="none"/>
-                <w:strike w:val="false"/>
-                <w:sz w:val="14"/>
-                <w:szCs w:val="14"/>
-                <w:color w:val="000000"/>
-              </w:rPr>
-            </w:pPr>
-            <w:r xmlns:w="http://schemas.openxmlformats.org/wordprocessingml/2006/main" xmlns:wp="http://schemas.openxmlformats.org/drawingml/2006/wordprocessingDrawing" xmlns:r="http://schemas.openxmlformats.org/officeDocument/2006/relationships" xmlns:w14="http://schemas.microsoft.com/office/word/2010/wordml">
-              <w:rPr>
-                <w:rFonts w:ascii="Times New Roman" w:hAnsi="Times New Roman" w:eastAsia="Times New Roman" w:cs="Times New Roman"/>
-                <w:i w:val="false"/>
-                <w:b w:val="true"/>
-                <w:u w:val="none"/>
-                <w:strike w:val="false"/>
-                <w:sz w:val="14"/>
-                <w:szCs w:val="14"/>
-                <w:color w:val="000000"/>
-              </w:rPr>
-              <w:t xml:space="preserve">1,1</w:t>
+              <w:jc w:val="left"/>
+              <w:pBdr>
+                <w:bottom w:val="none" w:sz="0" w:space="0" w:color="000000"/>
+                <w:top w:val="none" w:sz="0" w:space="0" w:color="000000"/>
+                <w:left w:val="none" w:sz="0" w:space="0" w:color="000000"/>
+                <w:right w:val="none" w:sz="0" w:space="0" w:color="000000"/>
+              </w:pBdr>
+              <w:spacing w:after="0" w:before="0" w:line="240"/>
+              <w:ind w:left="100" w:right="100" w:firstLine="0" w:firstLineChars="0"/>
+              <w:rPr>
+                <w:rFonts w:ascii="Times New Roman" w:hAnsi="Times New Roman" w:eastAsia="Times New Roman" w:cs="Times New Roman"/>
+                <w:i w:val="false"/>
+                <w:b w:val="true"/>
+                <w:u w:val="none"/>
+                <w:strike w:val="false"/>
+                <w:sz w:val="14"/>
+                <w:szCs w:val="14"/>
+                <w:color w:val="000000"/>
+              </w:rPr>
+            </w:pPr>
+            <w:r xmlns:w="http://schemas.openxmlformats.org/wordprocessingml/2006/main" xmlns:wp="http://schemas.openxmlformats.org/drawingml/2006/wordprocessingDrawing" xmlns:r="http://schemas.openxmlformats.org/officeDocument/2006/relationships" xmlns:w14="http://schemas.microsoft.com/office/word/2010/wordml">
+              <w:rPr>
+                <w:rFonts w:ascii="Times New Roman" w:hAnsi="Times New Roman" w:eastAsia="Times New Roman" w:cs="Times New Roman"/>
+                <w:i w:val="false"/>
+                <w:b w:val="true"/>
+                <w:u w:val="none"/>
+                <w:strike w:val="false"/>
+                <w:sz w:val="14"/>
+                <w:szCs w:val="14"/>
+                <w:color w:val="000000"/>
+              </w:rPr>
+              <w:t xml:space="preserve">04 - Logement, eau, gaz, électricité et autres combustibles</w:t>
             </w:r>
           </w:p>
         </w:tc>
@@ -4122,7 +3752,7 @@
                 <w:szCs w:val="14"/>
                 <w:color w:val="000000"/>
               </w:rPr>
-              <w:t xml:space="preserve">0,1</w:t>
+              <w:t xml:space="preserve">16,656</w:t>
             </w:r>
           </w:p>
         </w:tc>
@@ -4176,7 +3806,7 @@
                 <w:szCs w:val="14"/>
                 <w:color w:val="000000"/>
               </w:rPr>
-              <w:t xml:space="preserve">0,0</w:t>
+              <w:t xml:space="preserve">111,6</w:t>
             </w:r>
           </w:p>
         </w:tc>
@@ -4230,7 +3860,7 @@
                 <w:szCs w:val="14"/>
                 <w:color w:val="000000"/>
               </w:rPr>
-              <w:t xml:space="preserve">112,8</w:t>
+              <w:t xml:space="preserve">112,7</w:t>
             </w:r>
           </w:p>
         </w:tc>
@@ -4392,7 +4022,7 @@
                 <w:szCs w:val="14"/>
                 <w:color w:val="000000"/>
               </w:rPr>
-              <w:t xml:space="preserve">112,7</w:t>
+              <w:t xml:space="preserve">112,8</w:t>
             </w:r>
           </w:p>
         </w:tc>
@@ -4446,7 +4076,7 @@
                 <w:szCs w:val="14"/>
                 <w:color w:val="000000"/>
               </w:rPr>
-              <w:t xml:space="preserve">111,6</w:t>
+              <w:t xml:space="preserve">0,0</w:t>
             </w:r>
           </w:p>
         </w:tc>
@@ -4500,7 +4130,7 @@
                 <w:szCs w:val="14"/>
                 <w:color w:val="000000"/>
               </w:rPr>
-              <w:t xml:space="preserve">16,656</w:t>
+              <w:t xml:space="preserve">0,1</w:t>
             </w:r>
           </w:p>
         </w:tc>
@@ -4554,14 +4184,14 @@
                 <w:szCs w:val="14"/>
                 <w:color w:val="000000"/>
               </w:rPr>
-              <w:t xml:space="preserve">04 - السكن والماء والكهرباء والغاز ومحروقات أخرى</w:t>
+              <w:t xml:space="preserve">1,1</w:t>
             </w:r>
           </w:p>
         </w:tc>
       </w:tr>
       <w:tr>
         <w:trPr>
-          <w:trHeight w:val="360" w:hRule="auto"/>
+          <w:trHeight w:val="227" w:hRule="exact"/>
         </w:trPr>
         body 7
         <w:tc>
@@ -4583,38 +4213,38 @@
           </w:tcPr>
           <w:p>
             <w:pPr>
-              <w:jc w:val="right"/>
-              <w:pBdr>
-                <w:bottom w:val="none" w:sz="0" w:space="0" w:color="000000"/>
-                <w:top w:val="none" w:sz="0" w:space="0" w:color="000000"/>
-                <w:left w:val="none" w:sz="0" w:space="0" w:color="000000"/>
-                <w:right w:val="none" w:sz="0" w:space="0" w:color="000000"/>
-              </w:pBdr>
-              <w:spacing w:after="0" w:before="0" w:line="240"/>
-              <w:ind w:left="100" w:right="100" w:firstLine="0" w:firstLineChars="0"/>
-              <w:rPr>
-                <w:rFonts w:ascii="Times New Roman" w:hAnsi="Times New Roman" w:eastAsia="Times New Roman" w:cs="Times New Roman"/>
-                <w:i w:val="false"/>
-                <w:b w:val="true"/>
-                <w:u w:val="none"/>
-                <w:strike w:val="false"/>
-                <w:sz w:val="14"/>
-                <w:szCs w:val="14"/>
-                <w:color w:val="000000"/>
-              </w:rPr>
-            </w:pPr>
-            <w:r xmlns:w="http://schemas.openxmlformats.org/wordprocessingml/2006/main" xmlns:wp="http://schemas.openxmlformats.org/drawingml/2006/wordprocessingDrawing" xmlns:r="http://schemas.openxmlformats.org/officeDocument/2006/relationships" xmlns:w14="http://schemas.microsoft.com/office/word/2010/wordml">
-              <w:rPr>
-                <w:rFonts w:ascii="Times New Roman" w:hAnsi="Times New Roman" w:eastAsia="Times New Roman" w:cs="Times New Roman"/>
-                <w:i w:val="false"/>
-                <w:b w:val="true"/>
-                <w:u w:val="none"/>
-                <w:strike w:val="false"/>
-                <w:sz w:val="14"/>
-                <w:szCs w:val="14"/>
-                <w:color w:val="000000"/>
-              </w:rPr>
-              <w:t xml:space="preserve">0,1</w:t>
+              <w:jc w:val="left"/>
+              <w:pBdr>
+                <w:bottom w:val="none" w:sz="0" w:space="0" w:color="000000"/>
+                <w:top w:val="none" w:sz="0" w:space="0" w:color="000000"/>
+                <w:left w:val="none" w:sz="0" w:space="0" w:color="000000"/>
+                <w:right w:val="none" w:sz="0" w:space="0" w:color="000000"/>
+              </w:pBdr>
+              <w:spacing w:after="0" w:before="0" w:line="240"/>
+              <w:ind w:left="100" w:right="100" w:firstLine="0" w:firstLineChars="0"/>
+              <w:rPr>
+                <w:rFonts w:ascii="Times New Roman" w:hAnsi="Times New Roman" w:eastAsia="Times New Roman" w:cs="Times New Roman"/>
+                <w:i w:val="false"/>
+                <w:b w:val="true"/>
+                <w:u w:val="none"/>
+                <w:strike w:val="false"/>
+                <w:sz w:val="14"/>
+                <w:szCs w:val="14"/>
+                <w:color w:val="000000"/>
+              </w:rPr>
+            </w:pPr>
+            <w:r xmlns:w="http://schemas.openxmlformats.org/wordprocessingml/2006/main" xmlns:wp="http://schemas.openxmlformats.org/drawingml/2006/wordprocessingDrawing" xmlns:r="http://schemas.openxmlformats.org/officeDocument/2006/relationships" xmlns:w14="http://schemas.microsoft.com/office/word/2010/wordml">
+              <w:rPr>
+                <w:rFonts w:ascii="Times New Roman" w:hAnsi="Times New Roman" w:eastAsia="Times New Roman" w:cs="Times New Roman"/>
+                <w:i w:val="false"/>
+                <w:b w:val="true"/>
+                <w:u w:val="none"/>
+                <w:strike w:val="false"/>
+                <w:sz w:val="14"/>
+                <w:szCs w:val="14"/>
+                <w:color w:val="000000"/>
+              </w:rPr>
+              <w:t xml:space="preserve">05 - Meubles, articles de ménages et entretien courant du foyer</w:t>
             </w:r>
           </w:p>
         </w:tc>
@@ -4668,7 +4298,7 @@
                 <w:szCs w:val="14"/>
                 <w:color w:val="000000"/>
               </w:rPr>
-              <w:t xml:space="preserve">0,1</w:t>
+              <w:t xml:space="preserve">4,100</w:t>
             </w:r>
           </w:p>
         </w:tc>
@@ -4722,7 +4352,7 @@
                 <w:szCs w:val="14"/>
                 <w:color w:val="000000"/>
               </w:rPr>
-              <w:t xml:space="preserve">0,0</w:t>
+              <w:t xml:space="preserve">112,1</w:t>
             </w:r>
           </w:p>
         </w:tc>
@@ -4776,7 +4406,7 @@
                 <w:szCs w:val="14"/>
                 <w:color w:val="000000"/>
               </w:rPr>
-              <w:t xml:space="preserve">112,2</w:t>
+              <w:t xml:space="preserve">112,1</w:t>
             </w:r>
           </w:p>
         </w:tc>
@@ -4830,7 +4460,7 @@
                 <w:szCs w:val="14"/>
                 <w:color w:val="000000"/>
               </w:rPr>
-              <w:t xml:space="preserve">112,2</w:t>
+              <w:t xml:space="preserve">112,1</w:t>
             </w:r>
           </w:p>
         </w:tc>
@@ -4884,7 +4514,7 @@
                 <w:szCs w:val="14"/>
                 <w:color w:val="000000"/>
               </w:rPr>
-              <w:t xml:space="preserve">112,1</w:t>
+              <w:t xml:space="preserve">112,2</w:t>
             </w:r>
           </w:p>
         </w:tc>
@@ -4938,7 +4568,7 @@
                 <w:szCs w:val="14"/>
                 <w:color w:val="000000"/>
               </w:rPr>
-              <w:t xml:space="preserve">112,1</w:t>
+              <w:t xml:space="preserve">112,2</w:t>
             </w:r>
           </w:p>
         </w:tc>
@@ -4992,7 +4622,7 @@
                 <w:szCs w:val="14"/>
                 <w:color w:val="000000"/>
               </w:rPr>
-              <w:t xml:space="preserve">112,1</w:t>
+              <w:t xml:space="preserve">0,0</w:t>
             </w:r>
           </w:p>
         </w:tc>
@@ -5046,7 +4676,7 @@
                 <w:szCs w:val="14"/>
                 <w:color w:val="000000"/>
               </w:rPr>
-              <w:t xml:space="preserve">4,100</w:t>
+              <w:t xml:space="preserve">0,1</w:t>
             </w:r>
           </w:p>
         </w:tc>
@@ -5100,14 +4730,14 @@
                 <w:szCs w:val="14"/>
                 <w:color w:val="000000"/>
               </w:rPr>
-              <w:t xml:space="preserve">05 - الأثاث والأدوات المنزلية والصيانة العادية للمنزل</w:t>
+              <w:t xml:space="preserve">0,1</w:t>
             </w:r>
           </w:p>
         </w:tc>
       </w:tr>
       <w:tr>
         <w:trPr>
-          <w:trHeight w:val="360" w:hRule="auto"/>
+          <w:trHeight w:val="227" w:hRule="exact"/>
         </w:trPr>
         body 8
         <w:tc>
@@ -5129,38 +4759,38 @@
           </w:tcPr>
           <w:p>
             <w:pPr>
-              <w:jc w:val="right"/>
-              <w:pBdr>
-                <w:bottom w:val="none" w:sz="0" w:space="0" w:color="000000"/>
-                <w:top w:val="none" w:sz="0" w:space="0" w:color="000000"/>
-                <w:left w:val="none" w:sz="0" w:space="0" w:color="000000"/>
-                <w:right w:val="none" w:sz="0" w:space="0" w:color="000000"/>
-              </w:pBdr>
-              <w:spacing w:after="0" w:before="0" w:line="240"/>
-              <w:ind w:left="100" w:right="100" w:firstLine="0" w:firstLineChars="0"/>
-              <w:rPr>
-                <w:rFonts w:ascii="Times New Roman" w:hAnsi="Times New Roman" w:eastAsia="Times New Roman" w:cs="Times New Roman"/>
-                <w:i w:val="false"/>
-                <w:b w:val="true"/>
-                <w:u w:val="none"/>
-                <w:strike w:val="false"/>
-                <w:sz w:val="14"/>
-                <w:szCs w:val="14"/>
-                <w:color w:val="000000"/>
-              </w:rPr>
-            </w:pPr>
-            <w:r xmlns:w="http://schemas.openxmlformats.org/wordprocessingml/2006/main" xmlns:wp="http://schemas.openxmlformats.org/drawingml/2006/wordprocessingDrawing" xmlns:r="http://schemas.openxmlformats.org/officeDocument/2006/relationships" xmlns:w14="http://schemas.microsoft.com/office/word/2010/wordml">
-              <w:rPr>
-                <w:rFonts w:ascii="Times New Roman" w:hAnsi="Times New Roman" w:eastAsia="Times New Roman" w:cs="Times New Roman"/>
-                <w:i w:val="false"/>
-                <w:b w:val="true"/>
-                <w:u w:val="none"/>
-                <w:strike w:val="false"/>
-                <w:sz w:val="14"/>
-                <w:szCs w:val="14"/>
-                <w:color w:val="000000"/>
-              </w:rPr>
-              <w:t xml:space="preserve">0,2</w:t>
+              <w:jc w:val="left"/>
+              <w:pBdr>
+                <w:bottom w:val="none" w:sz="0" w:space="0" w:color="000000"/>
+                <w:top w:val="none" w:sz="0" w:space="0" w:color="000000"/>
+                <w:left w:val="none" w:sz="0" w:space="0" w:color="000000"/>
+                <w:right w:val="none" w:sz="0" w:space="0" w:color="000000"/>
+              </w:pBdr>
+              <w:spacing w:after="0" w:before="0" w:line="240"/>
+              <w:ind w:left="100" w:right="100" w:firstLine="0" w:firstLineChars="0"/>
+              <w:rPr>
+                <w:rFonts w:ascii="Times New Roman" w:hAnsi="Times New Roman" w:eastAsia="Times New Roman" w:cs="Times New Roman"/>
+                <w:i w:val="false"/>
+                <w:b w:val="true"/>
+                <w:u w:val="none"/>
+                <w:strike w:val="false"/>
+                <w:sz w:val="14"/>
+                <w:szCs w:val="14"/>
+                <w:color w:val="000000"/>
+              </w:rPr>
+            </w:pPr>
+            <w:r xmlns:w="http://schemas.openxmlformats.org/wordprocessingml/2006/main" xmlns:wp="http://schemas.openxmlformats.org/drawingml/2006/wordprocessingDrawing" xmlns:r="http://schemas.openxmlformats.org/officeDocument/2006/relationships" xmlns:w14="http://schemas.microsoft.com/office/word/2010/wordml">
+              <w:rPr>
+                <w:rFonts w:ascii="Times New Roman" w:hAnsi="Times New Roman" w:eastAsia="Times New Roman" w:cs="Times New Roman"/>
+                <w:i w:val="false"/>
+                <w:b w:val="true"/>
+                <w:u w:val="none"/>
+                <w:strike w:val="false"/>
+                <w:sz w:val="14"/>
+                <w:szCs w:val="14"/>
+                <w:color w:val="000000"/>
+              </w:rPr>
+              <w:t xml:space="preserve">06 – Santé</w:t>
             </w:r>
           </w:p>
         </w:tc>
@@ -5214,7 +4844,7 @@
                 <w:szCs w:val="14"/>
                 <w:color w:val="000000"/>
               </w:rPr>
-              <w:t xml:space="preserve">0,2</w:t>
+              <w:t xml:space="preserve">8,218</w:t>
             </w:r>
           </w:p>
         </w:tc>
@@ -5268,7 +4898,7 @@
                 <w:szCs w:val="14"/>
                 <w:color w:val="000000"/>
               </w:rPr>
-              <w:t xml:space="preserve">0,0</w:t>
+              <w:t xml:space="preserve">109,3</w:t>
             </w:r>
           </w:p>
         </w:tc>
@@ -5322,7 +4952,7 @@
                 <w:szCs w:val="14"/>
                 <w:color w:val="000000"/>
               </w:rPr>
-              <w:t xml:space="preserve">109,5</w:t>
+              <w:t xml:space="preserve">109,3</w:t>
             </w:r>
           </w:p>
         </w:tc>
@@ -5376,7 +5006,7 @@
                 <w:szCs w:val="14"/>
                 <w:color w:val="000000"/>
               </w:rPr>
-              <w:t xml:space="preserve">109,5</w:t>
+              <w:t xml:space="preserve">109,4</w:t>
             </w:r>
           </w:p>
         </w:tc>
@@ -5430,7 +5060,7 @@
                 <w:szCs w:val="14"/>
                 <w:color w:val="000000"/>
               </w:rPr>
-              <w:t xml:space="preserve">109,4</w:t>
+              <w:t xml:space="preserve">109,5</w:t>
             </w:r>
           </w:p>
         </w:tc>
@@ -5484,7 +5114,7 @@
                 <w:szCs w:val="14"/>
                 <w:color w:val="000000"/>
               </w:rPr>
-              <w:t xml:space="preserve">109,3</w:t>
+              <w:t xml:space="preserve">109,5</w:t>
             </w:r>
           </w:p>
         </w:tc>
@@ -5538,7 +5168,7 @@
                 <w:szCs w:val="14"/>
                 <w:color w:val="000000"/>
               </w:rPr>
-              <w:t xml:space="preserve">109,3</w:t>
+              <w:t xml:space="preserve">0,0</w:t>
             </w:r>
           </w:p>
         </w:tc>
@@ -5592,7 +5222,7 @@
                 <w:szCs w:val="14"/>
                 <w:color w:val="000000"/>
               </w:rPr>
-              <w:t xml:space="preserve">8,218</w:t>
+              <w:t xml:space="preserve">0,2</w:t>
             </w:r>
           </w:p>
         </w:tc>
@@ -5646,14 +5276,14 @@
                 <w:szCs w:val="14"/>
                 <w:color w:val="000000"/>
               </w:rPr>
-              <w:t xml:space="preserve">06 - الصحة</w:t>
+              <w:t xml:space="preserve">0,2</w:t>
             </w:r>
           </w:p>
         </w:tc>
       </w:tr>
       <w:tr>
         <w:trPr>
-          <w:trHeight w:val="360" w:hRule="auto"/>
+          <w:trHeight w:val="227" w:hRule="exact"/>
         </w:trPr>
         body 9
         <w:tc>
@@ -5675,38 +5305,38 @@
           </w:tcPr>
           <w:p>
             <w:pPr>
-              <w:jc w:val="right"/>
-              <w:pBdr>
-                <w:bottom w:val="none" w:sz="0" w:space="0" w:color="000000"/>
-                <w:top w:val="none" w:sz="0" w:space="0" w:color="000000"/>
-                <w:left w:val="none" w:sz="0" w:space="0" w:color="000000"/>
-                <w:right w:val="none" w:sz="0" w:space="0" w:color="000000"/>
-              </w:pBdr>
-              <w:spacing w:after="0" w:before="0" w:line="240"/>
-              <w:ind w:left="100" w:right="100" w:firstLine="0" w:firstLineChars="0"/>
-              <w:rPr>
-                <w:rFonts w:ascii="Times New Roman" w:hAnsi="Times New Roman" w:eastAsia="Times New Roman" w:cs="Times New Roman"/>
-                <w:i w:val="false"/>
-                <w:b w:val="true"/>
-                <w:u w:val="none"/>
-                <w:strike w:val="false"/>
-                <w:sz w:val="14"/>
-                <w:szCs w:val="14"/>
-                <w:color w:val="000000"/>
-              </w:rPr>
-            </w:pPr>
-            <w:r xmlns:w="http://schemas.openxmlformats.org/wordprocessingml/2006/main" xmlns:wp="http://schemas.openxmlformats.org/drawingml/2006/wordprocessingDrawing" xmlns:r="http://schemas.openxmlformats.org/officeDocument/2006/relationships" xmlns:w14="http://schemas.microsoft.com/office/word/2010/wordml">
-              <w:rPr>
-                <w:rFonts w:ascii="Times New Roman" w:hAnsi="Times New Roman" w:eastAsia="Times New Roman" w:cs="Times New Roman"/>
-                <w:i w:val="false"/>
-                <w:b w:val="true"/>
-                <w:u w:val="none"/>
-                <w:strike w:val="false"/>
-                <w:sz w:val="14"/>
-                <w:szCs w:val="14"/>
-                <w:color w:val="000000"/>
-              </w:rPr>
-              <w:t xml:space="preserve">5,7</w:t>
+              <w:jc w:val="left"/>
+              <w:pBdr>
+                <w:bottom w:val="none" w:sz="0" w:space="0" w:color="000000"/>
+                <w:top w:val="none" w:sz="0" w:space="0" w:color="000000"/>
+                <w:left w:val="none" w:sz="0" w:space="0" w:color="000000"/>
+                <w:right w:val="none" w:sz="0" w:space="0" w:color="000000"/>
+              </w:pBdr>
+              <w:spacing w:after="0" w:before="0" w:line="240"/>
+              <w:ind w:left="100" w:right="100" w:firstLine="0" w:firstLineChars="0"/>
+              <w:rPr>
+                <w:rFonts w:ascii="Times New Roman" w:hAnsi="Times New Roman" w:eastAsia="Times New Roman" w:cs="Times New Roman"/>
+                <w:i w:val="false"/>
+                <w:b w:val="true"/>
+                <w:u w:val="none"/>
+                <w:strike w:val="false"/>
+                <w:sz w:val="14"/>
+                <w:szCs w:val="14"/>
+                <w:color w:val="000000"/>
+              </w:rPr>
+            </w:pPr>
+            <w:r xmlns:w="http://schemas.openxmlformats.org/wordprocessingml/2006/main" xmlns:wp="http://schemas.openxmlformats.org/drawingml/2006/wordprocessingDrawing" xmlns:r="http://schemas.openxmlformats.org/officeDocument/2006/relationships" xmlns:w14="http://schemas.microsoft.com/office/word/2010/wordml">
+              <w:rPr>
+                <w:rFonts w:ascii="Times New Roman" w:hAnsi="Times New Roman" w:eastAsia="Times New Roman" w:cs="Times New Roman"/>
+                <w:i w:val="false"/>
+                <w:b w:val="true"/>
+                <w:u w:val="none"/>
+                <w:strike w:val="false"/>
+                <w:sz w:val="14"/>
+                <w:szCs w:val="14"/>
+                <w:color w:val="000000"/>
+              </w:rPr>
+              <w:t xml:space="preserve">07 – Transport</w:t>
             </w:r>
           </w:p>
         </w:tc>
@@ -5760,7 +5390,7 @@
                 <w:szCs w:val="14"/>
                 <w:color w:val="000000"/>
               </w:rPr>
-              <w:t xml:space="preserve">0,2</w:t>
+              <w:t xml:space="preserve">9,751</w:t>
             </w:r>
           </w:p>
         </w:tc>
@@ -5814,7 +5444,7 @@
                 <w:szCs w:val="14"/>
                 <w:color w:val="000000"/>
               </w:rPr>
-              <w:t xml:space="preserve">3,4</w:t>
+              <w:t xml:space="preserve">116,8</w:t>
             </w:r>
           </w:p>
         </w:tc>
@@ -5868,7 +5498,7 @@
                 <w:szCs w:val="14"/>
                 <w:color w:val="000000"/>
               </w:rPr>
-              <w:t xml:space="preserve">123,5</w:t>
+              <w:t xml:space="preserve">123,2</w:t>
             </w:r>
           </w:p>
         </w:tc>
@@ -5922,7 +5552,7 @@
                 <w:szCs w:val="14"/>
                 <w:color w:val="000000"/>
               </w:rPr>
-              <w:t xml:space="preserve">119,4</w:t>
+              <w:t xml:space="preserve">121,5</w:t>
             </w:r>
           </w:p>
         </w:tc>
@@ -5976,7 +5606,7 @@
                 <w:szCs w:val="14"/>
                 <w:color w:val="000000"/>
               </w:rPr>
-              <w:t xml:space="preserve">121,5</w:t>
+              <w:t xml:space="preserve">119,4</w:t>
             </w:r>
           </w:p>
         </w:tc>
@@ -6030,7 +5660,7 @@
                 <w:szCs w:val="14"/>
                 <w:color w:val="000000"/>
               </w:rPr>
-              <w:t xml:space="preserve">123,2</w:t>
+              <w:t xml:space="preserve">123,5</w:t>
             </w:r>
           </w:p>
         </w:tc>
@@ -6084,7 +5714,7 @@
                 <w:szCs w:val="14"/>
                 <w:color w:val="000000"/>
               </w:rPr>
-              <w:t xml:space="preserve">116,8</w:t>
+              <w:t xml:space="preserve">3,4</w:t>
             </w:r>
           </w:p>
         </w:tc>
@@ -6138,7 +5768,7 @@
                 <w:szCs w:val="14"/>
                 <w:color w:val="000000"/>
               </w:rPr>
-              <w:t xml:space="preserve">9,751</w:t>
+              <w:t xml:space="preserve">0,2</w:t>
             </w:r>
           </w:p>
         </w:tc>
@@ -6192,14 +5822,14 @@
                 <w:szCs w:val="14"/>
                 <w:color w:val="000000"/>
               </w:rPr>
-              <w:t xml:space="preserve">07 - النقل</w:t>
+              <w:t xml:space="preserve">5,7</w:t>
             </w:r>
           </w:p>
         </w:tc>
       </w:tr>
       <w:tr>
         <w:trPr>
-          <w:trHeight w:val="360" w:hRule="auto"/>
+          <w:trHeight w:val="227" w:hRule="exact"/>
         </w:trPr>
         body10
         <w:tc>
@@ -6221,38 +5851,38 @@
           </w:tcPr>
           <w:p>
             <w:pPr>
-              <w:jc w:val="right"/>
-              <w:pBdr>
-                <w:bottom w:val="none" w:sz="0" w:space="0" w:color="000000"/>
-                <w:top w:val="none" w:sz="0" w:space="0" w:color="000000"/>
-                <w:left w:val="none" w:sz="0" w:space="0" w:color="000000"/>
-                <w:right w:val="none" w:sz="0" w:space="0" w:color="000000"/>
-              </w:pBdr>
-              <w:spacing w:after="0" w:before="0" w:line="240"/>
-              <w:ind w:left="100" w:right="100" w:firstLine="0" w:firstLineChars="0"/>
-              <w:rPr>
-                <w:rFonts w:ascii="Times New Roman" w:hAnsi="Times New Roman" w:eastAsia="Times New Roman" w:cs="Times New Roman"/>
-                <w:i w:val="false"/>
-                <w:b w:val="true"/>
-                <w:u w:val="none"/>
-                <w:strike w:val="false"/>
-                <w:sz w:val="14"/>
-                <w:szCs w:val="14"/>
-                <w:color w:val="000000"/>
-              </w:rPr>
-            </w:pPr>
-            <w:r xmlns:w="http://schemas.openxmlformats.org/wordprocessingml/2006/main" xmlns:wp="http://schemas.openxmlformats.org/drawingml/2006/wordprocessingDrawing" xmlns:r="http://schemas.openxmlformats.org/officeDocument/2006/relationships" xmlns:w14="http://schemas.microsoft.com/office/word/2010/wordml">
-              <w:rPr>
-                <w:rFonts w:ascii="Times New Roman" w:hAnsi="Times New Roman" w:eastAsia="Times New Roman" w:cs="Times New Roman"/>
-                <w:i w:val="false"/>
-                <w:b w:val="true"/>
-                <w:u w:val="none"/>
-                <w:strike w:val="false"/>
-                <w:sz w:val="14"/>
-                <w:szCs w:val="14"/>
-                <w:color w:val="000000"/>
-              </w:rPr>
-              <w:t xml:space="preserve">-1,3</w:t>
+              <w:jc w:val="left"/>
+              <w:pBdr>
+                <w:bottom w:val="none" w:sz="0" w:space="0" w:color="000000"/>
+                <w:top w:val="none" w:sz="0" w:space="0" w:color="000000"/>
+                <w:left w:val="none" w:sz="0" w:space="0" w:color="000000"/>
+                <w:right w:val="none" w:sz="0" w:space="0" w:color="000000"/>
+              </w:pBdr>
+              <w:spacing w:after="0" w:before="0" w:line="240"/>
+              <w:ind w:left="100" w:right="100" w:firstLine="0" w:firstLineChars="0"/>
+              <w:rPr>
+                <w:rFonts w:ascii="Times New Roman" w:hAnsi="Times New Roman" w:eastAsia="Times New Roman" w:cs="Times New Roman"/>
+                <w:i w:val="false"/>
+                <w:b w:val="true"/>
+                <w:u w:val="none"/>
+                <w:strike w:val="false"/>
+                <w:sz w:val="14"/>
+                <w:szCs w:val="14"/>
+                <w:color w:val="000000"/>
+              </w:rPr>
+            </w:pPr>
+            <w:r xmlns:w="http://schemas.openxmlformats.org/wordprocessingml/2006/main" xmlns:wp="http://schemas.openxmlformats.org/drawingml/2006/wordprocessingDrawing" xmlns:r="http://schemas.openxmlformats.org/officeDocument/2006/relationships" xmlns:w14="http://schemas.microsoft.com/office/word/2010/wordml">
+              <w:rPr>
+                <w:rFonts w:ascii="Times New Roman" w:hAnsi="Times New Roman" w:eastAsia="Times New Roman" w:cs="Times New Roman"/>
+                <w:i w:val="false"/>
+                <w:b w:val="true"/>
+                <w:u w:val="none"/>
+                <w:strike w:val="false"/>
+                <w:sz w:val="14"/>
+                <w:szCs w:val="14"/>
+                <w:color w:val="000000"/>
+              </w:rPr>
+              <w:t xml:space="preserve">08 – Communications</w:t>
             </w:r>
           </w:p>
         </w:tc>
@@ -6306,7 +5936,7 @@
                 <w:szCs w:val="14"/>
                 <w:color w:val="000000"/>
               </w:rPr>
-              <w:t xml:space="preserve">0,5</w:t>
+              <w:t xml:space="preserve">3,199</w:t>
             </w:r>
           </w:p>
         </w:tc>
@@ -6360,7 +5990,7 @@
                 <w:szCs w:val="14"/>
                 <w:color w:val="000000"/>
               </w:rPr>
-              <w:t xml:space="preserve">0,2</w:t>
+              <w:t xml:space="preserve">101,1</w:t>
             </w:r>
           </w:p>
         </w:tc>
@@ -6414,7 +6044,7 @@
                 <w:szCs w:val="14"/>
                 <w:color w:val="000000"/>
               </w:rPr>
-              <w:t xml:space="preserve">99,8</w:t>
+              <w:t xml:space="preserve">99,3</w:t>
             </w:r>
           </w:p>
         </w:tc>
@@ -6468,7 +6098,7 @@
                 <w:szCs w:val="14"/>
                 <w:color w:val="000000"/>
               </w:rPr>
-              <w:t xml:space="preserve">99,6</w:t>
+              <w:t xml:space="preserve">99,3</w:t>
             </w:r>
           </w:p>
         </w:tc>
@@ -6522,7 +6152,7 @@
                 <w:szCs w:val="14"/>
                 <w:color w:val="000000"/>
               </w:rPr>
-              <w:t xml:space="preserve">99,3</w:t>
+              <w:t xml:space="preserve">99,6</w:t>
             </w:r>
           </w:p>
         </w:tc>
@@ -6576,7 +6206,7 @@
                 <w:szCs w:val="14"/>
                 <w:color w:val="000000"/>
               </w:rPr>
-              <w:t xml:space="preserve">99,3</w:t>
+              <w:t xml:space="preserve">99,8</w:t>
             </w:r>
           </w:p>
         </w:tc>
@@ -6630,7 +6260,7 @@
                 <w:szCs w:val="14"/>
                 <w:color w:val="000000"/>
               </w:rPr>
-              <w:t xml:space="preserve">101,1</w:t>
+              <w:t xml:space="preserve">0,2</w:t>
             </w:r>
           </w:p>
         </w:tc>
@@ -6684,7 +6314,7 @@
                 <w:szCs w:val="14"/>
                 <w:color w:val="000000"/>
               </w:rPr>
-              <w:t xml:space="preserve">3,199</w:t>
+              <w:t xml:space="preserve">0,5</w:t>
             </w:r>
           </w:p>
         </w:tc>
@@ -6738,14 +6368,14 @@
                 <w:szCs w:val="14"/>
                 <w:color w:val="000000"/>
               </w:rPr>
-              <w:t xml:space="preserve">08 - المواصلات</w:t>
+              <w:t xml:space="preserve">-1,3</w:t>
             </w:r>
           </w:p>
         </w:tc>
       </w:tr>
       <w:tr>
         <w:trPr>
-          <w:trHeight w:val="360" w:hRule="auto"/>
+          <w:trHeight w:val="227" w:hRule="exact"/>
         </w:trPr>
         body11
         <w:tc>
@@ -6767,38 +6397,38 @@
           </w:tcPr>
           <w:p>
             <w:pPr>
-              <w:jc w:val="right"/>
-              <w:pBdr>
-                <w:bottom w:val="none" w:sz="0" w:space="0" w:color="000000"/>
-                <w:top w:val="none" w:sz="0" w:space="0" w:color="000000"/>
-                <w:left w:val="none" w:sz="0" w:space="0" w:color="000000"/>
-                <w:right w:val="none" w:sz="0" w:space="0" w:color="000000"/>
-              </w:pBdr>
-              <w:spacing w:after="0" w:before="0" w:line="240"/>
-              <w:ind w:left="100" w:right="100" w:firstLine="0" w:firstLineChars="0"/>
-              <w:rPr>
-                <w:rFonts w:ascii="Times New Roman" w:hAnsi="Times New Roman" w:eastAsia="Times New Roman" w:cs="Times New Roman"/>
-                <w:i w:val="false"/>
-                <w:b w:val="true"/>
-                <w:u w:val="none"/>
-                <w:strike w:val="false"/>
-                <w:sz w:val="14"/>
-                <w:szCs w:val="14"/>
-                <w:color w:val="000000"/>
-              </w:rPr>
-            </w:pPr>
-            <w:r xmlns:w="http://schemas.openxmlformats.org/wordprocessingml/2006/main" xmlns:wp="http://schemas.openxmlformats.org/drawingml/2006/wordprocessingDrawing" xmlns:r="http://schemas.openxmlformats.org/officeDocument/2006/relationships" xmlns:w14="http://schemas.microsoft.com/office/word/2010/wordml">
-              <w:rPr>
-                <w:rFonts w:ascii="Times New Roman" w:hAnsi="Times New Roman" w:eastAsia="Times New Roman" w:cs="Times New Roman"/>
-                <w:i w:val="false"/>
-                <w:b w:val="true"/>
-                <w:u w:val="none"/>
-                <w:strike w:val="false"/>
-                <w:sz w:val="14"/>
-                <w:szCs w:val="14"/>
-                <w:color w:val="000000"/>
-              </w:rPr>
-              <w:t xml:space="preserve">-0,1</w:t>
+              <w:jc w:val="left"/>
+              <w:pBdr>
+                <w:bottom w:val="none" w:sz="0" w:space="0" w:color="000000"/>
+                <w:top w:val="none" w:sz="0" w:space="0" w:color="000000"/>
+                <w:left w:val="none" w:sz="0" w:space="0" w:color="000000"/>
+                <w:right w:val="none" w:sz="0" w:space="0" w:color="000000"/>
+              </w:pBdr>
+              <w:spacing w:after="0" w:before="0" w:line="240"/>
+              <w:ind w:left="100" w:right="100" w:firstLine="0" w:firstLineChars="0"/>
+              <w:rPr>
+                <w:rFonts w:ascii="Times New Roman" w:hAnsi="Times New Roman" w:eastAsia="Times New Roman" w:cs="Times New Roman"/>
+                <w:i w:val="false"/>
+                <w:b w:val="true"/>
+                <w:u w:val="none"/>
+                <w:strike w:val="false"/>
+                <w:sz w:val="14"/>
+                <w:szCs w:val="14"/>
+                <w:color w:val="000000"/>
+              </w:rPr>
+            </w:pPr>
+            <w:r xmlns:w="http://schemas.openxmlformats.org/wordprocessingml/2006/main" xmlns:wp="http://schemas.openxmlformats.org/drawingml/2006/wordprocessingDrawing" xmlns:r="http://schemas.openxmlformats.org/officeDocument/2006/relationships" xmlns:w14="http://schemas.microsoft.com/office/word/2010/wordml">
+              <w:rPr>
+                <w:rFonts w:ascii="Times New Roman" w:hAnsi="Times New Roman" w:eastAsia="Times New Roman" w:cs="Times New Roman"/>
+                <w:i w:val="false"/>
+                <w:b w:val="true"/>
+                <w:u w:val="none"/>
+                <w:strike w:val="false"/>
+                <w:sz w:val="14"/>
+                <w:szCs w:val="14"/>
+                <w:color w:val="000000"/>
+              </w:rPr>
+              <w:t xml:space="preserve">09 - Loisirs et culture</w:t>
             </w:r>
           </w:p>
         </w:tc>
@@ -6852,7 +6482,7 @@
                 <w:szCs w:val="14"/>
                 <w:color w:val="000000"/>
               </w:rPr>
-              <w:t xml:space="preserve">-0,4</w:t>
+              <w:t xml:space="preserve">2,350</w:t>
             </w:r>
           </w:p>
         </w:tc>
@@ -6906,7 +6536,7 @@
                 <w:szCs w:val="14"/>
                 <w:color w:val="000000"/>
               </w:rPr>
-              <w:t xml:space="preserve">-0,3</w:t>
+              <w:t xml:space="preserve">104,4</w:t>
             </w:r>
           </w:p>
         </w:tc>
@@ -6960,7 +6590,7 @@
                 <w:szCs w:val="14"/>
                 <w:color w:val="000000"/>
               </w:rPr>
-              <w:t xml:space="preserve">104,3</w:t>
+              <w:t xml:space="preserve">104,7</w:t>
             </w:r>
           </w:p>
         </w:tc>
@@ -7014,7 +6644,7 @@
                 <w:szCs w:val="14"/>
                 <w:color w:val="000000"/>
               </w:rPr>
-              <w:t xml:space="preserve">104,6</w:t>
+              <w:t xml:space="preserve">104,7</w:t>
             </w:r>
           </w:p>
         </w:tc>
@@ -7068,7 +6698,7 @@
                 <w:szCs w:val="14"/>
                 <w:color w:val="000000"/>
               </w:rPr>
-              <w:t xml:space="preserve">104,7</w:t>
+              <w:t xml:space="preserve">104,6</w:t>
             </w:r>
           </w:p>
         </w:tc>
@@ -7122,7 +6752,7 @@
                 <w:szCs w:val="14"/>
                 <w:color w:val="000000"/>
               </w:rPr>
-              <w:t xml:space="preserve">104,7</w:t>
+              <w:t xml:space="preserve">104,3</w:t>
             </w:r>
           </w:p>
         </w:tc>
@@ -7176,7 +6806,7 @@
                 <w:szCs w:val="14"/>
                 <w:color w:val="000000"/>
               </w:rPr>
-              <w:t xml:space="preserve">104,4</w:t>
+              <w:t xml:space="preserve">-0,3</w:t>
             </w:r>
           </w:p>
         </w:tc>
@@ -7230,7 +6860,7 @@
                 <w:szCs w:val="14"/>
                 <w:color w:val="000000"/>
               </w:rPr>
-              <w:t xml:space="preserve">2,350</w:t>
+              <w:t xml:space="preserve">-0,4</w:t>
             </w:r>
           </w:p>
         </w:tc>
@@ -7284,14 +6914,14 @@
                 <w:szCs w:val="14"/>
                 <w:color w:val="000000"/>
               </w:rPr>
-              <w:t xml:space="preserve">09 - الترفيه والثقافة</w:t>
+              <w:t xml:space="preserve">-0,1</w:t>
             </w:r>
           </w:p>
         </w:tc>
       </w:tr>
       <w:tr>
         <w:trPr>
-          <w:trHeight w:val="360" w:hRule="auto"/>
+          <w:trHeight w:val="227" w:hRule="exact"/>
         </w:trPr>
         body12
         <w:tc>
@@ -7313,38 +6943,38 @@
           </w:tcPr>
           <w:p>
             <w:pPr>
-              <w:jc w:val="right"/>
-              <w:pBdr>
-                <w:bottom w:val="none" w:sz="0" w:space="0" w:color="000000"/>
-                <w:top w:val="none" w:sz="0" w:space="0" w:color="000000"/>
-                <w:left w:val="none" w:sz="0" w:space="0" w:color="000000"/>
-                <w:right w:val="none" w:sz="0" w:space="0" w:color="000000"/>
-              </w:pBdr>
-              <w:spacing w:after="0" w:before="0" w:line="240"/>
-              <w:ind w:left="100" w:right="100" w:firstLine="0" w:firstLineChars="0"/>
-              <w:rPr>
-                <w:rFonts w:ascii="Times New Roman" w:hAnsi="Times New Roman" w:eastAsia="Times New Roman" w:cs="Times New Roman"/>
-                <w:i w:val="false"/>
-                <w:b w:val="true"/>
-                <w:u w:val="none"/>
-                <w:strike w:val="false"/>
-                <w:sz w:val="14"/>
-                <w:szCs w:val="14"/>
-                <w:color w:val="000000"/>
-              </w:rPr>
-            </w:pPr>
-            <w:r xmlns:w="http://schemas.openxmlformats.org/wordprocessingml/2006/main" xmlns:wp="http://schemas.openxmlformats.org/drawingml/2006/wordprocessingDrawing" xmlns:r="http://schemas.openxmlformats.org/officeDocument/2006/relationships" xmlns:w14="http://schemas.microsoft.com/office/word/2010/wordml">
-              <w:rPr>
-                <w:rFonts w:ascii="Times New Roman" w:hAnsi="Times New Roman" w:eastAsia="Times New Roman" w:cs="Times New Roman"/>
-                <w:i w:val="false"/>
-                <w:b w:val="true"/>
-                <w:u w:val="none"/>
-                <w:strike w:val="false"/>
-                <w:sz w:val="14"/>
-                <w:szCs w:val="14"/>
-                <w:color w:val="000000"/>
-              </w:rPr>
-              <w:t xml:space="preserve">2,3</w:t>
+              <w:jc w:val="left"/>
+              <w:pBdr>
+                <w:bottom w:val="none" w:sz="0" w:space="0" w:color="000000"/>
+                <w:top w:val="none" w:sz="0" w:space="0" w:color="000000"/>
+                <w:left w:val="none" w:sz="0" w:space="0" w:color="000000"/>
+                <w:right w:val="none" w:sz="0" w:space="0" w:color="000000"/>
+              </w:pBdr>
+              <w:spacing w:after="0" w:before="0" w:line="240"/>
+              <w:ind w:left="100" w:right="100" w:firstLine="0" w:firstLineChars="0"/>
+              <w:rPr>
+                <w:rFonts w:ascii="Times New Roman" w:hAnsi="Times New Roman" w:eastAsia="Times New Roman" w:cs="Times New Roman"/>
+                <w:i w:val="false"/>
+                <w:b w:val="true"/>
+                <w:u w:val="none"/>
+                <w:strike w:val="false"/>
+                <w:sz w:val="14"/>
+                <w:szCs w:val="14"/>
+                <w:color w:val="000000"/>
+              </w:rPr>
+            </w:pPr>
+            <w:r xmlns:w="http://schemas.openxmlformats.org/wordprocessingml/2006/main" xmlns:wp="http://schemas.openxmlformats.org/drawingml/2006/wordprocessingDrawing" xmlns:r="http://schemas.openxmlformats.org/officeDocument/2006/relationships" xmlns:w14="http://schemas.microsoft.com/office/word/2010/wordml">
+              <w:rPr>
+                <w:rFonts w:ascii="Times New Roman" w:hAnsi="Times New Roman" w:eastAsia="Times New Roman" w:cs="Times New Roman"/>
+                <w:i w:val="false"/>
+                <w:b w:val="true"/>
+                <w:u w:val="none"/>
+                <w:strike w:val="false"/>
+                <w:sz w:val="14"/>
+                <w:szCs w:val="14"/>
+                <w:color w:val="000000"/>
+              </w:rPr>
+              <w:t xml:space="preserve">10 – Enseignement</w:t>
             </w:r>
           </w:p>
         </w:tc>
@@ -7398,7 +7028,7 @@
                 <w:szCs w:val="14"/>
                 <w:color w:val="000000"/>
               </w:rPr>
-              <w:t xml:space="preserve">0,0</w:t>
+              <w:t xml:space="preserve">5,047</w:t>
             </w:r>
           </w:p>
         </w:tc>
@@ -7452,7 +7082,7 @@
                 <w:szCs w:val="14"/>
                 <w:color w:val="000000"/>
               </w:rPr>
-              <w:t xml:space="preserve">0,0</w:t>
+              <w:t xml:space="preserve">110,9</w:t>
             </w:r>
           </w:p>
         </w:tc>
@@ -7722,7 +7352,7 @@
                 <w:szCs w:val="14"/>
                 <w:color w:val="000000"/>
               </w:rPr>
-              <w:t xml:space="preserve">110,9</w:t>
+              <w:t xml:space="preserve">0,0</w:t>
             </w:r>
           </w:p>
         </w:tc>
@@ -7776,7 +7406,7 @@
                 <w:szCs w:val="14"/>
                 <w:color w:val="000000"/>
               </w:rPr>
-              <w:t xml:space="preserve">5,047</w:t>
+              <w:t xml:space="preserve">0,0</w:t>
             </w:r>
           </w:p>
         </w:tc>
@@ -7830,14 +7460,14 @@
                 <w:szCs w:val="14"/>
                 <w:color w:val="000000"/>
               </w:rPr>
-              <w:t xml:space="preserve">10 - التعليم</w:t>
+              <w:t xml:space="preserve">2,3</w:t>
             </w:r>
           </w:p>
         </w:tc>
       </w:tr>
       <w:tr>
         <w:trPr>
-          <w:trHeight w:val="360" w:hRule="auto"/>
+          <w:trHeight w:val="227" w:hRule="exact"/>
         </w:trPr>
         body13
         <w:tc>
@@ -7859,38 +7489,38 @@
           </w:tcPr>
           <w:p>
             <w:pPr>
-              <w:jc w:val="right"/>
-              <w:pBdr>
-                <w:bottom w:val="none" w:sz="0" w:space="0" w:color="000000"/>
-                <w:top w:val="none" w:sz="0" w:space="0" w:color="000000"/>
-                <w:left w:val="none" w:sz="0" w:space="0" w:color="000000"/>
-                <w:right w:val="none" w:sz="0" w:space="0" w:color="000000"/>
-              </w:pBdr>
-              <w:spacing w:after="0" w:before="0" w:line="240"/>
-              <w:ind w:left="100" w:right="100" w:firstLine="0" w:firstLineChars="0"/>
-              <w:rPr>
-                <w:rFonts w:ascii="Times New Roman" w:hAnsi="Times New Roman" w:eastAsia="Times New Roman" w:cs="Times New Roman"/>
-                <w:i w:val="false"/>
-                <w:b w:val="true"/>
-                <w:u w:val="none"/>
-                <w:strike w:val="false"/>
-                <w:sz w:val="14"/>
-                <w:szCs w:val="14"/>
-                <w:color w:val="000000"/>
-              </w:rPr>
-            </w:pPr>
-            <w:r xmlns:w="http://schemas.openxmlformats.org/wordprocessingml/2006/main" xmlns:wp="http://schemas.openxmlformats.org/drawingml/2006/wordprocessingDrawing" xmlns:r="http://schemas.openxmlformats.org/officeDocument/2006/relationships" xmlns:w14="http://schemas.microsoft.com/office/word/2010/wordml">
-              <w:rPr>
-                <w:rFonts w:ascii="Times New Roman" w:hAnsi="Times New Roman" w:eastAsia="Times New Roman" w:cs="Times New Roman"/>
-                <w:i w:val="false"/>
-                <w:b w:val="true"/>
-                <w:u w:val="none"/>
-                <w:strike w:val="false"/>
-                <w:sz w:val="14"/>
-                <w:szCs w:val="14"/>
-                <w:color w:val="000000"/>
-              </w:rPr>
-              <w:t xml:space="preserve">1,7</w:t>
+              <w:jc w:val="left"/>
+              <w:pBdr>
+                <w:bottom w:val="none" w:sz="0" w:space="0" w:color="000000"/>
+                <w:top w:val="none" w:sz="0" w:space="0" w:color="000000"/>
+                <w:left w:val="none" w:sz="0" w:space="0" w:color="000000"/>
+                <w:right w:val="none" w:sz="0" w:space="0" w:color="000000"/>
+              </w:pBdr>
+              <w:spacing w:after="0" w:before="0" w:line="240"/>
+              <w:ind w:left="100" w:right="100" w:firstLine="0" w:firstLineChars="0"/>
+              <w:rPr>
+                <w:rFonts w:ascii="Times New Roman" w:hAnsi="Times New Roman" w:eastAsia="Times New Roman" w:cs="Times New Roman"/>
+                <w:i w:val="false"/>
+                <w:b w:val="true"/>
+                <w:u w:val="none"/>
+                <w:strike w:val="false"/>
+                <w:sz w:val="14"/>
+                <w:szCs w:val="14"/>
+                <w:color w:val="000000"/>
+              </w:rPr>
+            </w:pPr>
+            <w:r xmlns:w="http://schemas.openxmlformats.org/wordprocessingml/2006/main" xmlns:wp="http://schemas.openxmlformats.org/drawingml/2006/wordprocessingDrawing" xmlns:r="http://schemas.openxmlformats.org/officeDocument/2006/relationships" xmlns:w14="http://schemas.microsoft.com/office/word/2010/wordml">
+              <w:rPr>
+                <w:rFonts w:ascii="Times New Roman" w:hAnsi="Times New Roman" w:eastAsia="Times New Roman" w:cs="Times New Roman"/>
+                <w:i w:val="false"/>
+                <w:b w:val="true"/>
+                <w:u w:val="none"/>
+                <w:strike w:val="false"/>
+                <w:sz w:val="14"/>
+                <w:szCs w:val="14"/>
+                <w:color w:val="000000"/>
+              </w:rPr>
+              <w:t xml:space="preserve">11 - Restaurants et hôtels</w:t>
             </w:r>
           </w:p>
         </w:tc>
@@ -7944,7 +7574,7 @@
                 <w:szCs w:val="14"/>
                 <w:color w:val="000000"/>
               </w:rPr>
-              <w:t xml:space="preserve">2,1</w:t>
+              <w:t xml:space="preserve">1,280</w:t>
             </w:r>
           </w:p>
         </w:tc>
@@ -7998,7 +7628,7 @@
                 <w:szCs w:val="14"/>
                 <w:color w:val="000000"/>
               </w:rPr>
-              <w:t xml:space="preserve">0,8</w:t>
+              <w:t xml:space="preserve">128,8</w:t>
             </w:r>
           </w:p>
         </w:tc>
@@ -8052,7 +7682,7 @@
                 <w:szCs w:val="14"/>
                 <w:color w:val="000000"/>
               </w:rPr>
-              <w:t xml:space="preserve">131,0</w:t>
+              <w:t xml:space="preserve">128,3</w:t>
             </w:r>
           </w:p>
         </w:tc>
@@ -8214,7 +7844,7 @@
                 <w:szCs w:val="14"/>
                 <w:color w:val="000000"/>
               </w:rPr>
-              <w:t xml:space="preserve">128,3</w:t>
+              <w:t xml:space="preserve">131,0</w:t>
             </w:r>
           </w:p>
         </w:tc>
@@ -8268,7 +7898,7 @@
                 <w:szCs w:val="14"/>
                 <w:color w:val="000000"/>
               </w:rPr>
-              <w:t xml:space="preserve">128,8</w:t>
+              <w:t xml:space="preserve">0,8</w:t>
             </w:r>
           </w:p>
         </w:tc>
@@ -8322,7 +7952,7 @@
                 <w:szCs w:val="14"/>
                 <w:color w:val="000000"/>
               </w:rPr>
-              <w:t xml:space="preserve">1,280</w:t>
+              <w:t xml:space="preserve">2,1</w:t>
             </w:r>
           </w:p>
         </w:tc>
@@ -8376,14 +8006,14 @@
                 <w:szCs w:val="14"/>
                 <w:color w:val="000000"/>
               </w:rPr>
-              <w:t xml:space="preserve">11 - مطاعم وفنادق</w:t>
+              <w:t xml:space="preserve">1,7</w:t>
             </w:r>
           </w:p>
         </w:tc>
       </w:tr>
       <w:tr>
         <w:trPr>
-          <w:trHeight w:val="360" w:hRule="auto"/>
+          <w:trHeight w:val="227" w:hRule="exact"/>
         </w:trPr>
         body14
         <w:tc>
@@ -8405,38 +8035,38 @@
           </w:tcPr>
           <w:p>
             <w:pPr>
-              <w:jc w:val="right"/>
-              <w:pBdr>
-                <w:bottom w:val="none" w:sz="0" w:space="0" w:color="000000"/>
-                <w:top w:val="none" w:sz="0" w:space="0" w:color="000000"/>
-                <w:left w:val="none" w:sz="0" w:space="0" w:color="000000"/>
-                <w:right w:val="none" w:sz="0" w:space="0" w:color="000000"/>
-              </w:pBdr>
-              <w:spacing w:after="0" w:before="0" w:line="240"/>
-              <w:ind w:left="100" w:right="100" w:firstLine="0" w:firstLineChars="0"/>
-              <w:rPr>
-                <w:rFonts w:ascii="Times New Roman" w:hAnsi="Times New Roman" w:eastAsia="Times New Roman" w:cs="Times New Roman"/>
-                <w:i w:val="false"/>
-                <w:b w:val="true"/>
-                <w:u w:val="none"/>
-                <w:strike w:val="false"/>
-                <w:sz w:val="14"/>
-                <w:szCs w:val="14"/>
-                <w:color w:val="000000"/>
-              </w:rPr>
-            </w:pPr>
-            <w:r xmlns:w="http://schemas.openxmlformats.org/wordprocessingml/2006/main" xmlns:wp="http://schemas.openxmlformats.org/drawingml/2006/wordprocessingDrawing" xmlns:r="http://schemas.openxmlformats.org/officeDocument/2006/relationships" xmlns:w14="http://schemas.microsoft.com/office/word/2010/wordml">
-              <w:rPr>
-                <w:rFonts w:ascii="Times New Roman" w:hAnsi="Times New Roman" w:eastAsia="Times New Roman" w:cs="Times New Roman"/>
-                <w:i w:val="false"/>
-                <w:b w:val="true"/>
-                <w:u w:val="none"/>
-                <w:strike w:val="false"/>
-                <w:sz w:val="14"/>
-                <w:szCs w:val="14"/>
-                <w:color w:val="000000"/>
-              </w:rPr>
-              <w:t xml:space="preserve">8,5</w:t>
+              <w:jc w:val="left"/>
+              <w:pBdr>
+                <w:bottom w:val="none" w:sz="0" w:space="0" w:color="000000"/>
+                <w:top w:val="none" w:sz="0" w:space="0" w:color="000000"/>
+                <w:left w:val="none" w:sz="0" w:space="0" w:color="000000"/>
+                <w:right w:val="none" w:sz="0" w:space="0" w:color="000000"/>
+              </w:pBdr>
+              <w:spacing w:after="0" w:before="0" w:line="240"/>
+              <w:ind w:left="100" w:right="100" w:firstLine="0" w:firstLineChars="0"/>
+              <w:rPr>
+                <w:rFonts w:ascii="Times New Roman" w:hAnsi="Times New Roman" w:eastAsia="Times New Roman" w:cs="Times New Roman"/>
+                <w:i w:val="false"/>
+                <w:b w:val="true"/>
+                <w:u w:val="none"/>
+                <w:strike w:val="false"/>
+                <w:sz w:val="14"/>
+                <w:szCs w:val="14"/>
+                <w:color w:val="000000"/>
+              </w:rPr>
+            </w:pPr>
+            <w:r xmlns:w="http://schemas.openxmlformats.org/wordprocessingml/2006/main" xmlns:wp="http://schemas.openxmlformats.org/drawingml/2006/wordprocessingDrawing" xmlns:r="http://schemas.openxmlformats.org/officeDocument/2006/relationships" xmlns:w14="http://schemas.microsoft.com/office/word/2010/wordml">
+              <w:rPr>
+                <w:rFonts w:ascii="Times New Roman" w:hAnsi="Times New Roman" w:eastAsia="Times New Roman" w:cs="Times New Roman"/>
+                <w:i w:val="false"/>
+                <w:b w:val="true"/>
+                <w:u w:val="none"/>
+                <w:strike w:val="false"/>
+                <w:sz w:val="14"/>
+                <w:szCs w:val="14"/>
+                <w:color w:val="000000"/>
+              </w:rPr>
+              <w:t xml:space="preserve">12 - Biens et services divers</w:t>
             </w:r>
           </w:p>
         </w:tc>
@@ -8490,7 +8120,7 @@
                 <w:szCs w:val="14"/>
                 <w:color w:val="000000"/>
               </w:rPr>
-              <w:t xml:space="preserve">-0,9</w:t>
+              <w:t xml:space="preserve">6,835</w:t>
             </w:r>
           </w:p>
         </w:tc>
@@ -8544,7 +8174,7 @@
                 <w:szCs w:val="14"/>
                 <w:color w:val="000000"/>
               </w:rPr>
-              <w:t xml:space="preserve">0,4</w:t>
+              <w:t xml:space="preserve">117,7</w:t>
             </w:r>
           </w:p>
         </w:tc>
@@ -8598,7 +8228,7 @@
                 <w:szCs w:val="14"/>
                 <w:color w:val="000000"/>
               </w:rPr>
-              <w:t xml:space="preserve">127,7</w:t>
+              <w:t xml:space="preserve">128,9</w:t>
             </w:r>
           </w:p>
         </w:tc>
@@ -8652,7 +8282,7 @@
                 <w:szCs w:val="14"/>
                 <w:color w:val="000000"/>
               </w:rPr>
-              <w:t xml:space="preserve">127,2</w:t>
+              <w:t xml:space="preserve">129,1</w:t>
             </w:r>
           </w:p>
         </w:tc>
@@ -8706,7 +8336,7 @@
                 <w:szCs w:val="14"/>
                 <w:color w:val="000000"/>
               </w:rPr>
-              <w:t xml:space="preserve">129,1</w:t>
+              <w:t xml:space="preserve">127,2</w:t>
             </w:r>
           </w:p>
         </w:tc>
@@ -8760,7 +8390,7 @@
                 <w:szCs w:val="14"/>
                 <w:color w:val="000000"/>
               </w:rPr>
-              <w:t xml:space="preserve">128,9</w:t>
+              <w:t xml:space="preserve">127,7</w:t>
             </w:r>
           </w:p>
         </w:tc>
@@ -8814,7 +8444,7 @@
                 <w:szCs w:val="14"/>
                 <w:color w:val="000000"/>
               </w:rPr>
-              <w:t xml:space="preserve">117,7</w:t>
+              <w:t xml:space="preserve">0,4</w:t>
             </w:r>
           </w:p>
         </w:tc>
@@ -8868,7 +8498,7 @@
                 <w:szCs w:val="14"/>
                 <w:color w:val="000000"/>
               </w:rPr>
-              <w:t xml:space="preserve">6,835</w:t>
+              <w:t xml:space="preserve">-0,9</w:t>
             </w:r>
           </w:p>
         </w:tc>
@@ -8922,14 +8552,14 @@
                 <w:szCs w:val="14"/>
                 <w:color w:val="000000"/>
               </w:rPr>
-              <w:t xml:space="preserve">12 - مواد وخدمات أخرى</w:t>
+              <w:t xml:space="preserve">8,5</w:t>
             </w:r>
           </w:p>
         </w:tc>
       </w:tr>
       <w:tr>
         <w:trPr>
-          <w:trHeight w:val="360" w:hRule="auto"/>
+          <w:trHeight w:val="227" w:hRule="exact"/>
         </w:trPr>
         body15
         <w:tc>
@@ -8951,38 +8581,38 @@
           </w:tcPr>
           <w:p>
             <w:pPr>
-              <w:jc w:val="right"/>
-              <w:pBdr>
-                <w:bottom w:val="none" w:sz="0" w:space="0" w:color="000000"/>
-                <w:top w:val="none" w:sz="0" w:space="0" w:color="000000"/>
-                <w:left w:val="none" w:sz="0" w:space="0" w:color="000000"/>
-                <w:right w:val="none" w:sz="0" w:space="0" w:color="000000"/>
-              </w:pBdr>
-              <w:spacing w:after="0" w:before="0" w:line="240"/>
-              <w:ind w:left="100" w:right="100" w:firstLine="0" w:firstLineChars="0"/>
-              <w:rPr>
-                <w:rFonts w:ascii="Times New Roman" w:hAnsi="Times New Roman" w:eastAsia="Times New Roman" w:cs="Times New Roman"/>
-                <w:i w:val="false"/>
-                <w:b w:val="true"/>
-                <w:u w:val="none"/>
-                <w:strike w:val="false"/>
-                <w:sz w:val="14"/>
-                <w:szCs w:val="14"/>
-                <w:color w:val="000000"/>
-              </w:rPr>
-            </w:pPr>
-            <w:r xmlns:w="http://schemas.openxmlformats.org/wordprocessingml/2006/main" xmlns:wp="http://schemas.openxmlformats.org/drawingml/2006/wordprocessingDrawing" xmlns:r="http://schemas.openxmlformats.org/officeDocument/2006/relationships" xmlns:w14="http://schemas.microsoft.com/office/word/2010/wordml">
-              <w:rPr>
-                <w:rFonts w:ascii="Times New Roman" w:hAnsi="Times New Roman" w:eastAsia="Times New Roman" w:cs="Times New Roman"/>
-                <w:i w:val="false"/>
-                <w:b w:val="true"/>
-                <w:u w:val="none"/>
-                <w:strike w:val="false"/>
-                <w:sz w:val="14"/>
-                <w:szCs w:val="14"/>
-                <w:color w:val="000000"/>
-              </w:rPr>
-              <w:t xml:space="preserve">-0,3</w:t>
+              <w:jc w:val="left"/>
+              <w:pBdr>
+                <w:bottom w:val="none" w:sz="0" w:space="0" w:color="000000"/>
+                <w:top w:val="none" w:sz="0" w:space="0" w:color="000000"/>
+                <w:left w:val="none" w:sz="0" w:space="0" w:color="000000"/>
+                <w:right w:val="none" w:sz="0" w:space="0" w:color="000000"/>
+              </w:pBdr>
+              <w:spacing w:after="0" w:before="0" w:line="240"/>
+              <w:ind w:left="100" w:right="100" w:firstLine="0" w:firstLineChars="0"/>
+              <w:rPr>
+                <w:rFonts w:ascii="Times New Roman" w:hAnsi="Times New Roman" w:eastAsia="Times New Roman" w:cs="Times New Roman"/>
+                <w:i w:val="false"/>
+                <w:b w:val="true"/>
+                <w:u w:val="none"/>
+                <w:strike w:val="false"/>
+                <w:sz w:val="14"/>
+                <w:szCs w:val="14"/>
+                <w:color w:val="000000"/>
+              </w:rPr>
+            </w:pPr>
+            <w:r xmlns:w="http://schemas.openxmlformats.org/wordprocessingml/2006/main" xmlns:wp="http://schemas.openxmlformats.org/drawingml/2006/wordprocessingDrawing" xmlns:r="http://schemas.openxmlformats.org/officeDocument/2006/relationships" xmlns:w14="http://schemas.microsoft.com/office/word/2010/wordml">
+              <w:rPr>
+                <w:rFonts w:ascii="Times New Roman" w:hAnsi="Times New Roman" w:eastAsia="Times New Roman" w:cs="Times New Roman"/>
+                <w:i w:val="false"/>
+                <w:b w:val="true"/>
+                <w:u w:val="none"/>
+                <w:strike w:val="false"/>
+                <w:sz w:val="14"/>
+                <w:szCs w:val="14"/>
+                <w:color w:val="000000"/>
+              </w:rPr>
+              <w:t xml:space="preserve">Indice général</w:t>
             </w:r>
           </w:p>
         </w:tc>
@@ -9036,7 +8666,7 @@
                 <w:szCs w:val="14"/>
                 <w:color w:val="000000"/>
               </w:rPr>
-              <w:t xml:space="preserve">-0,2</w:t>
+              <w:t xml:space="preserve">100,000</w:t>
             </w:r>
           </w:p>
         </w:tc>
@@ -9090,7 +8720,7 @@
                 <w:szCs w:val="14"/>
                 <w:color w:val="000000"/>
               </w:rPr>
-              <w:t xml:space="preserve">0,9</w:t>
+              <w:t xml:space="preserve">120,4</w:t>
             </w:r>
           </w:p>
         </w:tc>
@@ -9144,7 +8774,7 @@
                 <w:szCs w:val="14"/>
                 <w:color w:val="000000"/>
               </w:rPr>
-              <w:t xml:space="preserve">120,0</w:t>
+              <w:t xml:space="preserve">120,3</w:t>
             </w:r>
           </w:p>
         </w:tc>
@@ -9198,7 +8828,7 @@
                 <w:szCs w:val="14"/>
                 <w:color w:val="000000"/>
               </w:rPr>
-              <w:t xml:space="preserve">118,9</w:t>
+              <w:t xml:space="preserve">120,2</w:t>
             </w:r>
           </w:p>
         </w:tc>
@@ -9252,7 +8882,7 @@
                 <w:szCs w:val="14"/>
                 <w:color w:val="000000"/>
               </w:rPr>
-              <w:t xml:space="preserve">120,2</w:t>
+              <w:t xml:space="preserve">118,9</w:t>
             </w:r>
           </w:p>
         </w:tc>
@@ -9306,7 +8936,7 @@
                 <w:szCs w:val="14"/>
                 <w:color w:val="000000"/>
               </w:rPr>
-              <w:t xml:space="preserve">120,3</w:t>
+              <w:t xml:space="preserve">120,0</w:t>
             </w:r>
           </w:p>
         </w:tc>
@@ -9360,7 +8990,7 @@
                 <w:szCs w:val="14"/>
                 <w:color w:val="000000"/>
               </w:rPr>
-              <w:t xml:space="preserve">120,4</w:t>
+              <w:t xml:space="preserve">0,9</w:t>
             </w:r>
           </w:p>
         </w:tc>
@@ -9414,7 +9044,7 @@
                 <w:szCs w:val="14"/>
                 <w:color w:val="000000"/>
               </w:rPr>
-              <w:t xml:space="preserve">100,000</w:t>
+              <w:t xml:space="preserve">-0,2</w:t>
             </w:r>
           </w:p>
         </w:tc>
@@ -9468,7 +9098,7 @@
                 <w:szCs w:val="14"/>
                 <w:color w:val="000000"/>
               </w:rPr>
-              <w:t xml:space="preserve">الرقم الاستدلالي العام</w:t>
+              <w:t xml:space="preserve">-0,3</w:t>
             </w:r>
           </w:p>
         </w:tc>
@@ -9479,7 +9109,7 @@
         <w:pStyle w:val="ipcpara0"/>
       </w:pPr>
       <w:r>
-        <w:t xml:space="preserve">المندوبية السامية للتخطيط، مديرية الإحصاء -البحث الوطني حول الأثمان عند الاستهلاك</w:t>
+        <w:t xml:space="preserve">Haut-Commissariat au Plan, Direction de la Statistique – Enquête Nationale sur les Prix à la Consommation.</w:t>
       </w:r>
     </w:p>
     <w:sectPr>

--- a/Rapports_mensuels/Mois2026_08/ipc_note_10_ar_2026_08.docx
+++ b/Rapports_mensuels/Mois2026_08/ipc_note_10_ar_2026_08.docx
@@ -21,7 +21,7 @@
         <w:t xml:space="preserve"> </w:t>
       </w:r>
       <w:r>
-        <w:t xml:space="preserve">ville de Tanger</w:t>
+        <w:t xml:space="preserve">لمدينة طنجة</w:t>
       </w:r>
     </w:p>
     <w:p>
@@ -29,7 +29,7 @@
         <w:pStyle w:val="ipcpara0"/>
       </w:pPr>
       <w:r>
-        <w:t xml:space="preserve">En Août 2026, l’indice des prix à la consommation des ménages de la ville de Tanger a augmenté de 0,9% par rapport au mois précédent. En glissement annuel, il a décru de 0,3%.</w:t>
+        <w:t xml:space="preserve">في شهر غشت 2026 ارتفعت أسعار الاستهلاك على المستوى الوطني بنسبة (0.9% ) خلال شهر واحد في حين انخفضت أسعار الاستهلاك بما يقارب (0.3’% ) خلال سنة كاملة.</w:t>
       </w:r>
     </w:p>
     <w:p>
@@ -37,7 +37,100 @@
         <w:pStyle w:val="ipccorps"/>
       </w:pPr>
       <w:r>
-        <w:t xml:space="preserve">l’indice des prix des produits alimentaires a augmenté de 1,3% en Août 2026 par rapport à Juillet 2026, résultat de la hausse des prix des «Viandes» de 5,5%, du «Lait, fromage et œufs» de 4,2%, des «Poisson et fruits de mer» de 1,6%, des «Produits alimentaires non classés ailleurs» de 0,8% et du «Sucre, confiture, miel, chocolat et confiserie», des «Eaux minerales, boissons rafraichissantes et jus de fruits et de légumes» de 0,1%.</w:t>
+        <w:t xml:space="preserve">على المستوى الشهري ارتفع الرقم الاستدلالي للمواد الغذائية ب</w:t>
+      </w:r>
+      <w:r>
+        <w:t xml:space="preserve"> </w:t>
+      </w:r>
+      <w:r>
+        <w:t xml:space="preserve">1.3%</w:t>
+      </w:r>
+      <w:r>
+        <w:t xml:space="preserve"> </w:t>
+      </w:r>
+      <w:r>
+        <w:t xml:space="preserve">في شهر غشت 2026 مقارنة بشهر يوليوز .2026 ويعزى ذلك الى زيادة أثمان</w:t>
+      </w:r>
+      <w:r>
+        <w:t xml:space="preserve"> </w:t>
+      </w:r>
+      <w:r>
+        <w:rPr>
+          <w:b/>
+          <w:bCs/>
+        </w:rPr>
+        <w:t xml:space="preserve">اللحم</w:t>
+      </w:r>
+      <w:r>
+        <w:t xml:space="preserve">ب5,5% ‏،</w:t>
+      </w:r>
+      <w:r>
+        <w:t xml:space="preserve"> </w:t>
+      </w:r>
+      <w:r>
+        <w:rPr>
+          <w:b/>
+          <w:bCs/>
+        </w:rPr>
+        <w:t xml:space="preserve">الحليب والجبن والبيض</w:t>
+      </w:r>
+      <w:r>
+        <w:t xml:space="preserve">ب4,2% ‏،</w:t>
+      </w:r>
+      <w:r>
+        <w:t xml:space="preserve"> </w:t>
+      </w:r>
+      <w:r>
+        <w:rPr>
+          <w:b/>
+          <w:bCs/>
+        </w:rPr>
+        <w:t xml:space="preserve">الأسماك والمأكولات البحرية</w:t>
+      </w:r>
+      <w:r>
+        <w:t xml:space="preserve">ب1,6% ‏،</w:t>
+      </w:r>
+      <w:r>
+        <w:t xml:space="preserve"> </w:t>
+      </w:r>
+      <w:r>
+        <w:rPr>
+          <w:b/>
+          <w:bCs/>
+        </w:rPr>
+        <w:t xml:space="preserve">مواد غذائية غير مصنفة في مكان آخر</w:t>
+      </w:r>
+      <w:r>
+        <w:t xml:space="preserve">ب0,8% ‏ و</w:t>
+      </w:r>
+      <w:r>
+        <w:t xml:space="preserve"> </w:t>
+      </w:r>
+      <w:r>
+        <w:rPr>
+          <w:b/>
+          <w:bCs/>
+        </w:rPr>
+        <w:t xml:space="preserve">السكر، والمربى، والعسل، والشوكولاتة، والحلويات</w:t>
+      </w:r>
+      <w:r>
+        <w:t xml:space="preserve"> </w:t>
+      </w:r>
+      <w:r>
+        <w:t xml:space="preserve">،</w:t>
+      </w:r>
+      <w:r>
+        <w:t xml:space="preserve"> </w:t>
+      </w:r>
+      <w:r>
+        <w:rPr>
+          <w:b/>
+          <w:bCs/>
+        </w:rPr>
+        <w:t xml:space="preserve">المياه المعدنية، والمشروبات الغازية، وعصائر الفاكهة والخضراوات (بدون تاريخ)</w:t>
+      </w:r>
+      <w:r>
+        <w:t xml:space="preserve">ب0,1% ‏</w:t>
       </w:r>
     </w:p>
     <w:p>
@@ -45,7 +138,211 @@
         <w:pStyle w:val="ipccorps"/>
       </w:pPr>
       <w:r>
-        <w:t xml:space="preserve">De même, la variation mensuelle de l’indice des produits non alimentaires a accru de 0,6% en raison de la hausse des prix des divisions suivantes: des «Transports» de 3,4%, des «Restaurants et hôtels» de 0,8%, des «Biens et services divers» de 0,4% et des «Articles d’habillement et chaussures» et des «Communications» de 0,2%. Aussi la baisse des prix de la division: des «Loisirs et culture» de 0,3%. Ainsi que, la stagnation des indices des autres divisions n’ont pas impacté l’évolution générale.</w:t>
+        <w:t xml:space="preserve">كما، ارتفع التغير الشهري للرقم الاستدلالي للمواد غير الغذائية ب (0.6% ) جراء زيادة أثمان الأقسام التالية:</w:t>
+      </w:r>
+      <w:r>
+        <w:t xml:space="preserve"> </w:t>
+      </w:r>
+      <w:r>
+        <w:rPr>
+          <w:b/>
+          <w:bCs/>
+        </w:rPr>
+        <w:t xml:space="preserve">مواصلات</w:t>
+      </w:r>
+      <w:r>
+        <w:t xml:space="preserve">ب3,4% ‏،</w:t>
+      </w:r>
+      <w:r>
+        <w:t xml:space="preserve"> </w:t>
+      </w:r>
+      <w:r>
+        <w:rPr>
+          <w:b/>
+          <w:bCs/>
+        </w:rPr>
+        <w:t xml:space="preserve">المطاعم والفنادق</w:t>
+      </w:r>
+      <w:r>
+        <w:t xml:space="preserve">ب0,8% ‏،</w:t>
+      </w:r>
+      <w:r>
+        <w:t xml:space="preserve"> </w:t>
+      </w:r>
+      <w:r>
+        <w:rPr>
+          <w:b/>
+          <w:bCs/>
+        </w:rPr>
+        <w:t xml:space="preserve">سلع وخدمات متنوعة</w:t>
+      </w:r>
+      <w:r>
+        <w:t xml:space="preserve">ب0,4% ‏ و</w:t>
+      </w:r>
+      <w:r>
+        <w:t xml:space="preserve"> </w:t>
+      </w:r>
+      <w:r>
+        <w:rPr>
+          <w:b/>
+          <w:bCs/>
+        </w:rPr>
+        <w:t xml:space="preserve">الملابس والأحذية</w:t>
+      </w:r>
+      <w:r>
+        <w:t xml:space="preserve"> </w:t>
+      </w:r>
+      <w:r>
+        <w:t xml:space="preserve">و</w:t>
+      </w:r>
+      <w:r>
+        <w:t xml:space="preserve"> </w:t>
+      </w:r>
+      <w:r>
+        <w:rPr>
+          <w:b/>
+          <w:bCs/>
+        </w:rPr>
+        <w:t xml:space="preserve">الاتصالات</w:t>
+      </w:r>
+      <w:r>
+        <w:t xml:space="preserve">ب0,2% ‏ . NA NA NA ارتفع التغير الشهري للرقم الاستدلالي للمواد غير الغذائية ب (0.6% ) جراء زيادة أثمان الأقسام التالية:</w:t>
+      </w:r>
+      <w:r>
+        <w:t xml:space="preserve"> </w:t>
+      </w:r>
+      <w:r>
+        <w:rPr>
+          <w:b/>
+          <w:bCs/>
+        </w:rPr>
+        <w:t xml:space="preserve">مواصلات</w:t>
+      </w:r>
+      <w:r>
+        <w:t xml:space="preserve">ب3,4% ‏،</w:t>
+      </w:r>
+      <w:r>
+        <w:t xml:space="preserve"> </w:t>
+      </w:r>
+      <w:r>
+        <w:rPr>
+          <w:b/>
+          <w:bCs/>
+        </w:rPr>
+        <w:t xml:space="preserve">المطاعم والفنادق</w:t>
+      </w:r>
+      <w:r>
+        <w:t xml:space="preserve">ب0,8% ‏،</w:t>
+      </w:r>
+      <w:r>
+        <w:t xml:space="preserve"> </w:t>
+      </w:r>
+      <w:r>
+        <w:rPr>
+          <w:b/>
+          <w:bCs/>
+        </w:rPr>
+        <w:t xml:space="preserve">سلع وخدمات متنوعة</w:t>
+      </w:r>
+      <w:r>
+        <w:t xml:space="preserve">ب0,4% ‏ و</w:t>
+      </w:r>
+      <w:r>
+        <w:t xml:space="preserve"> </w:t>
+      </w:r>
+      <w:r>
+        <w:rPr>
+          <w:b/>
+          <w:bCs/>
+        </w:rPr>
+        <w:t xml:space="preserve">الملابس والأحذية</w:t>
+      </w:r>
+      <w:r>
+        <w:t xml:space="preserve"> </w:t>
+      </w:r>
+      <w:r>
+        <w:t xml:space="preserve">و</w:t>
+      </w:r>
+      <w:r>
+        <w:t xml:space="preserve"> </w:t>
+      </w:r>
+      <w:r>
+        <w:rPr>
+          <w:b/>
+          <w:bCs/>
+        </w:rPr>
+        <w:t xml:space="preserve">الاتصالات</w:t>
+      </w:r>
+      <w:r>
+        <w:t xml:space="preserve">ب0,2% ‏ . ارتفع التغير الشهري للرقم الاستدلالي للمواد غير الغذائية ب (0.6% ) جراء زيادة أثمان الأقسام التالية:</w:t>
+      </w:r>
+      <w:r>
+        <w:t xml:space="preserve"> </w:t>
+      </w:r>
+      <w:r>
+        <w:rPr>
+          <w:b/>
+          <w:bCs/>
+        </w:rPr>
+        <w:t xml:space="preserve">مواصلات</w:t>
+      </w:r>
+      <w:r>
+        <w:t xml:space="preserve">ب3,4% ‏،</w:t>
+      </w:r>
+      <w:r>
+        <w:t xml:space="preserve"> </w:t>
+      </w:r>
+      <w:r>
+        <w:rPr>
+          <w:b/>
+          <w:bCs/>
+        </w:rPr>
+        <w:t xml:space="preserve">المطاعم والفنادق</w:t>
+      </w:r>
+      <w:r>
+        <w:t xml:space="preserve">ب0,8% ‏،</w:t>
+      </w:r>
+      <w:r>
+        <w:t xml:space="preserve"> </w:t>
+      </w:r>
+      <w:r>
+        <w:rPr>
+          <w:b/>
+          <w:bCs/>
+        </w:rPr>
+        <w:t xml:space="preserve">سلع وخدمات متنوعة</w:t>
+      </w:r>
+      <w:r>
+        <w:t xml:space="preserve">ب0,4% ‏ و</w:t>
+      </w:r>
+      <w:r>
+        <w:t xml:space="preserve"> </w:t>
+      </w:r>
+      <w:r>
+        <w:rPr>
+          <w:b/>
+          <w:bCs/>
+        </w:rPr>
+        <w:t xml:space="preserve">الملابس والأحذية</w:t>
+      </w:r>
+      <w:r>
+        <w:t xml:space="preserve"> </w:t>
+      </w:r>
+      <w:r>
+        <w:t xml:space="preserve">و</w:t>
+      </w:r>
+      <w:r>
+        <w:t xml:space="preserve"> </w:t>
+      </w:r>
+      <w:r>
+        <w:rPr>
+          <w:b/>
+          <w:bCs/>
+        </w:rPr>
+        <w:t xml:space="preserve">الاتصالات</w:t>
+      </w:r>
+      <w:r>
+        <w:t xml:space="preserve">ب0,2% ‏ .</w:t>
       </w:r>
     </w:p>
     <w:p>
@@ -60,19 +357,190 @@
         <w:t xml:space="preserve">على المستوى السنوي،</w:t>
       </w:r>
       <w:r>
-        <w:t xml:space="preserve">l’indice des prix des produits alimentaires</w:t>
+        <w:t xml:space="preserve">انخفض الرقم الاستدلالي للمواد الغذائية</w:t>
       </w:r>
       <w:r>
         <w:t xml:space="preserve"> </w:t>
       </w:r>
       <w:r>
-        <w:t xml:space="preserve">a baissé de 4,3% en Août 2026 par rapport à Août 2025, sous l’effet de la diminution des</w:t>
+        <w:t xml:space="preserve">ب -4.3% في نونبر 2025 مقارنة بنظيره من السنة الماضية،ويعزى ذلك إلى تراجع أثمان المواد المكونة للمجموعات التالية:</w:t>
       </w:r>
       <w:r>
         <w:t xml:space="preserve"> </w:t>
       </w:r>
       <w:r>
-        <w:t xml:space="preserve">prix des «Huiles et graisses» de 21,5%, des «Fruits» de 7,5%, des «Légumes» de 4,9%, des «Viandes» de 3,1%, du «Lait, fromage et œufs» de 3,0%, du «Café, thé et cacao» de 0,6% et des «Produits alimentaires non classés ailleurs» de 0,4%. Par ailleurs, l’augmentation des prix des «Tabac» de 4,0%, des «Eaux minerales, boissons rafraichissantes, jus de fruits et de légumes» de 2,2%, des «Pain et céréales» et des «Poisson et fruits de mer» de 1,9% et du «Sucre, confiture, miel, chocolat et confiserie» de 0,6% et la stagnation des prix NA n’ont pas affecté l’évolution générale.</w:t>
+        <w:rPr>
+          <w:b/>
+          <w:bCs/>
+        </w:rPr>
+        <w:t xml:space="preserve">الزيوت والدهون</w:t>
+      </w:r>
+      <w:r>
+        <w:t xml:space="preserve">ب21,5% ‏،</w:t>
+      </w:r>
+      <w:r>
+        <w:t xml:space="preserve"> </w:t>
+      </w:r>
+      <w:r>
+        <w:rPr>
+          <w:b/>
+          <w:bCs/>
+        </w:rPr>
+        <w:t xml:space="preserve">الفواكه</w:t>
+      </w:r>
+      <w:r>
+        <w:t xml:space="preserve">ب7,5% ‏،</w:t>
+      </w:r>
+      <w:r>
+        <w:t xml:space="preserve"> </w:t>
+      </w:r>
+      <w:r>
+        <w:rPr>
+          <w:b/>
+          <w:bCs/>
+        </w:rPr>
+        <w:t xml:space="preserve">الخضراوات</w:t>
+      </w:r>
+      <w:r>
+        <w:t xml:space="preserve">ب4,9% ‏،</w:t>
+      </w:r>
+      <w:r>
+        <w:t xml:space="preserve"> </w:t>
+      </w:r>
+      <w:r>
+        <w:rPr>
+          <w:b/>
+          <w:bCs/>
+        </w:rPr>
+        <w:t xml:space="preserve">اللحم</w:t>
+      </w:r>
+      <w:r>
+        <w:t xml:space="preserve">ب3,1% ‏،</w:t>
+      </w:r>
+      <w:r>
+        <w:t xml:space="preserve"> </w:t>
+      </w:r>
+      <w:r>
+        <w:rPr>
+          <w:b/>
+          <w:bCs/>
+        </w:rPr>
+        <w:t xml:space="preserve">الحليب والجبن والبيض</w:t>
+      </w:r>
+      <w:r>
+        <w:t xml:space="preserve">ب3,0% ‏،</w:t>
+      </w:r>
+      <w:r>
+        <w:t xml:space="preserve"> </w:t>
+      </w:r>
+      <w:r>
+        <w:rPr>
+          <w:b/>
+          <w:bCs/>
+        </w:rPr>
+        <w:t xml:space="preserve">مقهى، شاي وكاكاو</w:t>
+      </w:r>
+      <w:r>
+        <w:t xml:space="preserve">ب0,6% ‏ و</w:t>
+      </w:r>
+      <w:r>
+        <w:t xml:space="preserve"> </w:t>
+      </w:r>
+      <w:r>
+        <w:rPr>
+          <w:b/>
+          <w:bCs/>
+        </w:rPr>
+        <w:t xml:space="preserve">مواد غذائية غير مصنفة في مكان آخر</w:t>
+      </w:r>
+      <w:r>
+        <w:t xml:space="preserve">ب0,4% ‏. وعلى الرغم من الارتفاعات المسجلة في أثمان المواد</w:t>
+      </w:r>
+      <w:r>
+        <w:t xml:space="preserve"> </w:t>
+      </w:r>
+      <w:r>
+        <w:t xml:space="preserve">المكونة للمجموعات التالية:</w:t>
+      </w:r>
+      <w:r>
+        <w:t xml:space="preserve"> </w:t>
+      </w:r>
+      <w:r>
+        <w:rPr>
+          <w:b/>
+          <w:bCs/>
+        </w:rPr>
+        <w:t xml:space="preserve">التبغ</w:t>
+      </w:r>
+      <w:r>
+        <w:t xml:space="preserve">ب4,0% ‏،</w:t>
+      </w:r>
+      <w:r>
+        <w:t xml:space="preserve"> </w:t>
+      </w:r>
+      <w:r>
+        <w:rPr>
+          <w:b/>
+          <w:bCs/>
+        </w:rPr>
+        <w:t xml:space="preserve">المياه المعدنية، والمشروبات الغازية، وعصائر الفاكهة والخضراوات (بدون تاريخ)</w:t>
+      </w:r>
+      <w:r>
+        <w:t xml:space="preserve">ب2,2% ‏،</w:t>
+      </w:r>
+      <w:r>
+        <w:t xml:space="preserve"> </w:t>
+      </w:r>
+      <w:r>
+        <w:rPr>
+          <w:b/>
+          <w:bCs/>
+        </w:rPr>
+        <w:t xml:space="preserve">الخبز والحبوب</w:t>
+      </w:r>
+      <w:r>
+        <w:t xml:space="preserve"> </w:t>
+      </w:r>
+      <w:r>
+        <w:t xml:space="preserve">و</w:t>
+      </w:r>
+      <w:r>
+        <w:t xml:space="preserve"> </w:t>
+      </w:r>
+      <w:r>
+        <w:rPr>
+          <w:b/>
+          <w:bCs/>
+        </w:rPr>
+        <w:t xml:space="preserve">الأسماك والمأكولات البحرية</w:t>
+      </w:r>
+      <w:r>
+        <w:t xml:space="preserve">ب1,9% ‏ و</w:t>
+      </w:r>
+      <w:r>
+        <w:t xml:space="preserve"> </w:t>
+      </w:r>
+      <w:r>
+        <w:rPr>
+          <w:b/>
+          <w:bCs/>
+        </w:rPr>
+        <w:t xml:space="preserve">السكر، والمربى، والعسل، والشوكولاتة، والحلويات</w:t>
+      </w:r>
+      <w:r>
+        <w:t xml:space="preserve">ب0,6% ‏ و كذا</w:t>
+      </w:r>
+      <w:r>
+        <w:t xml:space="preserve"> </w:t>
+      </w:r>
+      <w:r>
+        <w:t xml:space="preserve">استقرار أثمان NA فإن ذلك لم يؤثر على التطور</w:t>
+      </w:r>
+      <w:r>
+        <w:t xml:space="preserve"> </w:t>
+      </w:r>
+      <w:r>
+        <w:t xml:space="preserve">العام.</w:t>
       </w:r>
     </w:p>
     <w:p>
@@ -80,7 +548,33 @@
         <w:pStyle w:val="ipccorps"/>
       </w:pPr>
       <w:r>
-        <w:t xml:space="preserve">Par ailleurs, la variation annuelle de l’indice des produits non alimentaires a augmenté de 2,3%. Alors que la variation des prix des divisions qui constituent les produits non alimentaires a fluctué entre une diminution de 1,3% pour la division des «Communications» et une augmentation de 8,5% pour la division des «Biens et services divers»</w:t>
+        <w:t xml:space="preserve">في حين، سجل التغير السنوي لمؤشر المواد غير الغذائية ارتفاعا ب 2.3 %، نتيجة التباين بين أقسامه حيث انخفض قسم</w:t>
+      </w:r>
+      <w:r>
+        <w:t xml:space="preserve"> </w:t>
+      </w:r>
+      <w:r>
+        <w:rPr>
+          <w:b/>
+          <w:bCs/>
+        </w:rPr>
+        <w:t xml:space="preserve">الاتصالات</w:t>
+      </w:r>
+      <w:r>
+        <w:t xml:space="preserve">ب1,3% ‏ بينما ارتفع</w:t>
+      </w:r>
+      <w:r>
+        <w:t xml:space="preserve"> </w:t>
+      </w:r>
+      <w:r>
+        <w:rPr>
+          <w:b/>
+          <w:bCs/>
+        </w:rPr>
+        <w:t xml:space="preserve">سلع وخدمات متنوعة</w:t>
+      </w:r>
+      <w:r>
+        <w:t xml:space="preserve">ب8,5% ‏</w:t>
       </w:r>
     </w:p>
     <w:p>
@@ -88,7 +582,7 @@
         <w:pStyle w:val="ipctitre0"/>
       </w:pPr>
       <w:r>
-        <w:t xml:space="preserve">1- Évolution du taux de la variation annuelle (%) de l’indice des prix à la consommation pour le mois De Août</w:t>
+        <w:t xml:space="preserve">1- تطور معدل التغير السنوي (%) للرقم الاستدلالي للأثمان عند الاستهلاك لشهر غشت</w:t>
       </w:r>
     </w:p>
     <w:p>
@@ -99,7 +593,7 @@
         <w:rPr>
           <w:rStyle w:val="VerbatimChar"/>
         </w:rPr>
-        <w:t xml:space="preserve">../../Rapports_mensuels/Mois2026_08/Graphique_variation_annuelle2026_08_Ville10_fr.png</w:t>
+        <w:t xml:space="preserve">../../Rapports_mensuels/Mois2026_08/Graphique_variation_annuelle2026_08_Ville10_ar.png</w:t>
       </w:r>
     </w:p>
     <w:p>
@@ -107,7 +601,13 @@
         <w:pStyle w:val="ipccorps"/>
       </w:pPr>
       <w:r>
-        <w:t xml:space="preserve">En Août 2026, l’indice des prix à la consommation a décru de 0,3% par rapport à Août 2025</w:t>
+        <w:t xml:space="preserve">في غشت 2026 انخفض الرقم الاستدلالي للأثمان عند الاستهلاك</w:t>
+      </w:r>
+      <w:r>
+        <w:t xml:space="preserve"> </w:t>
+      </w:r>
+      <w:r>
+        <w:t xml:space="preserve">0.3’% مقارنة بشهر غشت 2025</w:t>
       </w:r>
     </w:p>
     <w:p>
@@ -115,7 +615,7 @@
         <w:pStyle w:val="ipctitre0"/>
       </w:pPr>
       <w:r>
-        <w:t xml:space="preserve">2- Évolution de la variation mensuelle (%) de l’indice des prix à la consommation</w:t>
+        <w:t xml:space="preserve">2- تطور معدل التغير السنوي (%) للرقم الاستدلالي للأثمان عند الاستهلاك لشهر غشت</w:t>
       </w:r>
     </w:p>
     <w:p>
@@ -126,7 +626,7 @@
         <w:rPr>
           <w:rStyle w:val="VerbatimChar"/>
         </w:rPr>
-        <w:t xml:space="preserve">../../Rapports_mensuels/Mois2026_08/Graphique_variation_mensuelle2026_08_Ville10_fr.png</w:t>
+        <w:t xml:space="preserve">../../Rapports_mensuels/Mois2026_08/Graphique_variation_mensuelle2026_08_Ville10_ar.png</w:t>
       </w:r>
     </w:p>
     <w:p>
@@ -134,7 +634,13 @@
         <w:pStyle w:val="ipccorps"/>
       </w:pPr>
       <w:r>
-        <w:t xml:space="preserve">La variation des prix en Août 2026 a augmenté de 0,9% après avoir été de -1,1% en Juillet 2026</w:t>
+        <w:t xml:space="preserve">في غشت 2026 ارتفع الرقم الاستدلالي للأثمان عند الاستهلاك</w:t>
+      </w:r>
+      <w:r>
+        <w:t xml:space="preserve"> </w:t>
+      </w:r>
+      <w:r>
+        <w:t xml:space="preserve">ب 0.9 % مقارنة بشهر يوليوز 2026</w:t>
       </w:r>
     </w:p>
     <w:p>
@@ -142,7 +648,7 @@
         <w:pStyle w:val="ipcpara0"/>
       </w:pPr>
       <w:r>
-        <w:t xml:space="preserve">Tableau 2: Indice des prix à la consommation de la ville de Tanger: d’Août 2026 (base 2017: 100)</w:t>
+        <w:t xml:space="preserve">جدول 2: الرقم الاستدلالي للأثمان عند الاستهلاك لمدينة طنجة غشت :2026 (أساس 2017:100)</w:t>
       </w:r>
     </w:p>
     <w:tbl xmlns:w="http://schemas.openxmlformats.org/wordprocessingml/2006/main" xmlns:r="http://schemas.openxmlformats.org/officeDocument/2006/relationships" xmlns:w14="http://schemas.microsoft.com/office/word/2010/wordml" xmlns:wp="http://schemas.openxmlformats.org/drawingml/2006/wordprocessingDrawing" xmlns:a="http://schemas.openxmlformats.org/drawingml/2006/main" xmlns:pic="http://schemas.openxmlformats.org/drawingml/2006/picture">
@@ -152,26 +658,26 @@
         <w:tblLook w:firstRow="1" w:lastRow="0" w:firstColumn="0" w:lastColumn="0" w:noHBand="0" w:noVBand="1"/>
       </w:tblPr>
       <w:tblGrid>
-        <w:gridCol w:w="3969"/>
-        <w:gridCol w:w="1020"/>
-        <w:gridCol w:w="907"/>
-        <w:gridCol w:w="907"/>
-        <w:gridCol w:w="907"/>
-        <w:gridCol w:w="907"/>
-        <w:gridCol w:w="907"/>
-        <w:gridCol w:w="567"/>
-        <w:gridCol w:w="567"/>
-        <w:gridCol w:w="567"/>
+        <w:gridCol w:w="794"/>
+        <w:gridCol w:w="794"/>
+        <w:gridCol w:w="794"/>
+        <w:gridCol w:w="794"/>
+        <w:gridCol w:w="794"/>
+        <w:gridCol w:w="794"/>
+        <w:gridCol w:w="794"/>
+        <w:gridCol w:w="794"/>
+        <w:gridCol w:w="850"/>
+        <w:gridCol w:w="3402"/>
       </w:tblGrid>
       <w:tr>
         <w:trPr>
-          <w:trHeight w:val="397" w:hRule="exact"/>
+          <w:trHeight w:val="507" w:hRule="auto"/>
           <w:tblHeader/>
         </w:trPr>
         header 1
         <w:tc>
           <w:tcPr>
-            <w:vMerge w:val="restart"/>
+            <w:gridSpan w:val="3"/>
             <w:tcBorders>
               <w:bottom w:val="single" w:sz="8" w:space="0" w:color="000000"/>
               <w:top w:val="single" w:sz="8" w:space="0" w:color="000000"/>
@@ -196,37 +702,37 @@
                 <w:left w:val="none" w:sz="0" w:space="0" w:color="000000"/>
                 <w:right w:val="none" w:sz="0" w:space="0" w:color="000000"/>
               </w:pBdr>
-              <w:spacing w:after="0" w:before="0" w:line="240"/>
-              <w:ind w:left="100" w:right="100" w:firstLine="0" w:firstLineChars="0"/>
-              <w:rPr>
-                <w:rFonts w:ascii="Times New Roman" w:hAnsi="Times New Roman" w:eastAsia="Times New Roman" w:cs="Times New Roman"/>
-                <w:i w:val="false"/>
-                <w:b w:val="true"/>
-                <w:u w:val="none"/>
-                <w:strike w:val="false"/>
-                <w:sz w:val="14"/>
-                <w:szCs w:val="14"/>
-                <w:color w:val="000000"/>
-              </w:rPr>
-            </w:pPr>
-            <w:r xmlns:w="http://schemas.openxmlformats.org/wordprocessingml/2006/main" xmlns:wp="http://schemas.openxmlformats.org/drawingml/2006/wordprocessingDrawing" xmlns:r="http://schemas.openxmlformats.org/officeDocument/2006/relationships" xmlns:w14="http://schemas.microsoft.com/office/word/2010/wordml">
-              <w:rPr>
-                <w:rFonts w:ascii="Times New Roman" w:hAnsi="Times New Roman" w:eastAsia="Times New Roman" w:cs="Times New Roman"/>
-                <w:i w:val="false"/>
-                <w:b w:val="true"/>
-                <w:u w:val="none"/>
-                <w:strike w:val="false"/>
-                <w:sz w:val="14"/>
-                <w:szCs w:val="14"/>
-                <w:color w:val="000000"/>
-              </w:rPr>
-              <w:t xml:space="preserve">Divisions de produits</w:t>
-            </w:r>
-          </w:p>
-        </w:tc>
-        <w:tc>
-          <w:tcPr>
-            <w:vMerge w:val="restart"/>
+              <w:spacing w:after="0" w:before="0" w:line="432"/>
+              <w:ind w:left="100" w:right="100" w:firstLine="0" w:firstLineChars="0"/>
+              <w:rPr>
+                <w:rFonts w:ascii="Times New Roman" w:hAnsi="Times New Roman" w:eastAsia="Times New Roman" w:cs="Times New Roman"/>
+                <w:i w:val="false"/>
+                <w:b w:val="true"/>
+                <w:u w:val="none"/>
+                <w:strike w:val="false"/>
+                <w:sz w:val="14"/>
+                <w:szCs w:val="14"/>
+                <w:color w:val="000000"/>
+              </w:rPr>
+            </w:pPr>
+            <w:r xmlns:w="http://schemas.openxmlformats.org/wordprocessingml/2006/main" xmlns:wp="http://schemas.openxmlformats.org/drawingml/2006/wordprocessingDrawing" xmlns:r="http://schemas.openxmlformats.org/officeDocument/2006/relationships" xmlns:w14="http://schemas.microsoft.com/office/word/2010/wordml">
+              <w:rPr>
+                <w:rFonts w:ascii="Times New Roman" w:hAnsi="Times New Roman" w:eastAsia="Times New Roman" w:cs="Times New Roman"/>
+                <w:i w:val="false"/>
+                <w:b w:val="true"/>
+                <w:u w:val="none"/>
+                <w:strike w:val="false"/>
+                <w:sz w:val="14"/>
+                <w:szCs w:val="14"/>
+                <w:color w:val="000000"/>
+              </w:rPr>
+              <w:t xml:space="preserve">التغير (%) منذ</w:t>
+            </w:r>
+          </w:p>
+        </w:tc>
+        <w:tc>
+          <w:tcPr>
+            <w:gridSpan w:val="5"/>
             <w:tcBorders>
               <w:bottom w:val="single" w:sz="8" w:space="0" w:color="000000"/>
               <w:top w:val="single" w:sz="8" w:space="0" w:color="000000"/>
@@ -251,37 +757,37 @@
                 <w:left w:val="none" w:sz="0" w:space="0" w:color="000000"/>
                 <w:right w:val="none" w:sz="0" w:space="0" w:color="000000"/>
               </w:pBdr>
-              <w:spacing w:after="0" w:before="0" w:line="240"/>
-              <w:ind w:left="100" w:right="100" w:firstLine="0" w:firstLineChars="0"/>
-              <w:rPr>
-                <w:rFonts w:ascii="Times New Roman" w:hAnsi="Times New Roman" w:eastAsia="Times New Roman" w:cs="Times New Roman"/>
-                <w:i w:val="false"/>
-                <w:b w:val="true"/>
-                <w:u w:val="none"/>
-                <w:strike w:val="false"/>
-                <w:sz w:val="14"/>
-                <w:szCs w:val="14"/>
-                <w:color w:val="000000"/>
-              </w:rPr>
-            </w:pPr>
-            <w:r xmlns:w="http://schemas.openxmlformats.org/wordprocessingml/2006/main" xmlns:wp="http://schemas.openxmlformats.org/drawingml/2006/wordprocessingDrawing" xmlns:r="http://schemas.openxmlformats.org/officeDocument/2006/relationships" xmlns:w14="http://schemas.microsoft.com/office/word/2010/wordml">
-              <w:rPr>
-                <w:rFonts w:ascii="Times New Roman" w:hAnsi="Times New Roman" w:eastAsia="Times New Roman" w:cs="Times New Roman"/>
-                <w:i w:val="false"/>
-                <w:b w:val="true"/>
-                <w:u w:val="none"/>
-                <w:strike w:val="false"/>
-                <w:sz w:val="14"/>
-                <w:szCs w:val="14"/>
-                <w:color w:val="000000"/>
-              </w:rPr>
-              <w:t xml:space="preserve">Pondérations</w:t>
-            </w:r>
-          </w:p>
-        </w:tc>
-        <w:tc>
-          <w:tcPr>
-            <w:gridSpan w:val="5"/>
+              <w:spacing w:after="0" w:before="0" w:line="432"/>
+              <w:ind w:left="100" w:right="100" w:firstLine="0" w:firstLineChars="0"/>
+              <w:rPr>
+                <w:rFonts w:ascii="Times New Roman" w:hAnsi="Times New Roman" w:eastAsia="Times New Roman" w:cs="Times New Roman"/>
+                <w:i w:val="false"/>
+                <w:b w:val="true"/>
+                <w:u w:val="none"/>
+                <w:strike w:val="false"/>
+                <w:sz w:val="14"/>
+                <w:szCs w:val="14"/>
+                <w:color w:val="000000"/>
+              </w:rPr>
+            </w:pPr>
+            <w:r xmlns:w="http://schemas.openxmlformats.org/wordprocessingml/2006/main" xmlns:wp="http://schemas.openxmlformats.org/drawingml/2006/wordprocessingDrawing" xmlns:r="http://schemas.openxmlformats.org/officeDocument/2006/relationships" xmlns:w14="http://schemas.microsoft.com/office/word/2010/wordml">
+              <w:rPr>
+                <w:rFonts w:ascii="Times New Roman" w:hAnsi="Times New Roman" w:eastAsia="Times New Roman" w:cs="Times New Roman"/>
+                <w:i w:val="false"/>
+                <w:b w:val="true"/>
+                <w:u w:val="none"/>
+                <w:strike w:val="false"/>
+                <w:sz w:val="14"/>
+                <w:szCs w:val="14"/>
+                <w:color w:val="000000"/>
+              </w:rPr>
+              <w:t xml:space="preserve">الرقم الاستدلالي لشهر</w:t>
+            </w:r>
+          </w:p>
+        </w:tc>
+        <w:tc>
+          <w:tcPr>
+            <w:vMerge w:val="restart"/>
             <w:tcBorders>
               <w:bottom w:val="single" w:sz="8" w:space="0" w:color="000000"/>
               <w:top w:val="single" w:sz="8" w:space="0" w:color="000000"/>
@@ -306,37 +812,37 @@
                 <w:left w:val="none" w:sz="0" w:space="0" w:color="000000"/>
                 <w:right w:val="none" w:sz="0" w:space="0" w:color="000000"/>
               </w:pBdr>
-              <w:spacing w:after="0" w:before="0" w:line="240"/>
-              <w:ind w:left="100" w:right="100" w:firstLine="0" w:firstLineChars="0"/>
-              <w:rPr>
-                <w:rFonts w:ascii="Times New Roman" w:hAnsi="Times New Roman" w:eastAsia="Times New Roman" w:cs="Times New Roman"/>
-                <w:i w:val="false"/>
-                <w:b w:val="true"/>
-                <w:u w:val="none"/>
-                <w:strike w:val="false"/>
-                <w:sz w:val="14"/>
-                <w:szCs w:val="14"/>
-                <w:color w:val="000000"/>
-              </w:rPr>
-            </w:pPr>
-            <w:r xmlns:w="http://schemas.openxmlformats.org/wordprocessingml/2006/main" xmlns:wp="http://schemas.openxmlformats.org/drawingml/2006/wordprocessingDrawing" xmlns:r="http://schemas.openxmlformats.org/officeDocument/2006/relationships" xmlns:w14="http://schemas.microsoft.com/office/word/2010/wordml">
-              <w:rPr>
-                <w:rFonts w:ascii="Times New Roman" w:hAnsi="Times New Roman" w:eastAsia="Times New Roman" w:cs="Times New Roman"/>
-                <w:i w:val="false"/>
-                <w:b w:val="true"/>
-                <w:u w:val="none"/>
-                <w:strike w:val="false"/>
-                <w:sz w:val="14"/>
-                <w:szCs w:val="14"/>
-                <w:color w:val="000000"/>
-              </w:rPr>
-              <w:t xml:space="preserve">Indices mensuels</w:t>
-            </w:r>
-          </w:p>
-        </w:tc>
-        <w:tc>
-          <w:tcPr>
-            <w:gridSpan w:val="3"/>
+              <w:spacing w:after="0" w:before="0" w:line="432"/>
+              <w:ind w:left="100" w:right="100" w:firstLine="0" w:firstLineChars="0"/>
+              <w:rPr>
+                <w:rFonts w:ascii="Times New Roman" w:hAnsi="Times New Roman" w:eastAsia="Times New Roman" w:cs="Times New Roman"/>
+                <w:i w:val="false"/>
+                <w:b w:val="true"/>
+                <w:u w:val="none"/>
+                <w:strike w:val="false"/>
+                <w:sz w:val="14"/>
+                <w:szCs w:val="14"/>
+                <w:color w:val="000000"/>
+              </w:rPr>
+            </w:pPr>
+            <w:r xmlns:w="http://schemas.openxmlformats.org/wordprocessingml/2006/main" xmlns:wp="http://schemas.openxmlformats.org/drawingml/2006/wordprocessingDrawing" xmlns:r="http://schemas.openxmlformats.org/officeDocument/2006/relationships" xmlns:w14="http://schemas.microsoft.com/office/word/2010/wordml">
+              <w:rPr>
+                <w:rFonts w:ascii="Times New Roman" w:hAnsi="Times New Roman" w:eastAsia="Times New Roman" w:cs="Times New Roman"/>
+                <w:i w:val="false"/>
+                <w:b w:val="true"/>
+                <w:u w:val="none"/>
+                <w:strike w:val="false"/>
+                <w:sz w:val="14"/>
+                <w:szCs w:val="14"/>
+                <w:color w:val="000000"/>
+              </w:rPr>
+              <w:t xml:space="preserve">الترجيحات</w:t>
+            </w:r>
+          </w:p>
+        </w:tc>
+        <w:tc>
+          <w:tcPr>
+            <w:vMerge w:val="restart"/>
             <w:tcBorders>
               <w:bottom w:val="single" w:sz="8" w:space="0" w:color="000000"/>
               <w:top w:val="single" w:sz="8" w:space="0" w:color="000000"/>
@@ -361,44 +867,43 @@
                 <w:left w:val="none" w:sz="0" w:space="0" w:color="000000"/>
                 <w:right w:val="none" w:sz="0" w:space="0" w:color="000000"/>
               </w:pBdr>
-              <w:spacing w:after="0" w:before="0" w:line="240"/>
-              <w:ind w:left="100" w:right="100" w:firstLine="0" w:firstLineChars="0"/>
-              <w:rPr>
-                <w:rFonts w:ascii="Times New Roman" w:hAnsi="Times New Roman" w:eastAsia="Times New Roman" w:cs="Times New Roman"/>
-                <w:i w:val="false"/>
-                <w:b w:val="true"/>
-                <w:u w:val="none"/>
-                <w:strike w:val="false"/>
-                <w:sz w:val="14"/>
-                <w:szCs w:val="14"/>
-                <w:color w:val="000000"/>
-              </w:rPr>
-            </w:pPr>
-            <w:r xmlns:w="http://schemas.openxmlformats.org/wordprocessingml/2006/main" xmlns:wp="http://schemas.openxmlformats.org/drawingml/2006/wordprocessingDrawing" xmlns:r="http://schemas.openxmlformats.org/officeDocument/2006/relationships" xmlns:w14="http://schemas.microsoft.com/office/word/2010/wordml">
-              <w:rPr>
-                <w:rFonts w:ascii="Times New Roman" w:hAnsi="Times New Roman" w:eastAsia="Times New Roman" w:cs="Times New Roman"/>
-                <w:i w:val="false"/>
-                <w:b w:val="true"/>
-                <w:u w:val="none"/>
-                <w:strike w:val="false"/>
-                <w:sz w:val="14"/>
-                <w:szCs w:val="14"/>
-                <w:color w:val="000000"/>
-              </w:rPr>
-              <w:t xml:space="preserve">Variation (%)</w:t>
+              <w:spacing w:after="0" w:before="0" w:line="432"/>
+              <w:ind w:left="100" w:right="100" w:firstLine="0" w:firstLineChars="0"/>
+              <w:rPr>
+                <w:rFonts w:ascii="Times New Roman" w:hAnsi="Times New Roman" w:eastAsia="Times New Roman" w:cs="Times New Roman"/>
+                <w:i w:val="false"/>
+                <w:b w:val="true"/>
+                <w:u w:val="none"/>
+                <w:strike w:val="false"/>
+                <w:sz w:val="14"/>
+                <w:szCs w:val="14"/>
+                <w:color w:val="000000"/>
+              </w:rPr>
+            </w:pPr>
+            <w:r xmlns:w="http://schemas.openxmlformats.org/wordprocessingml/2006/main" xmlns:wp="http://schemas.openxmlformats.org/drawingml/2006/wordprocessingDrawing" xmlns:r="http://schemas.openxmlformats.org/officeDocument/2006/relationships" xmlns:w14="http://schemas.microsoft.com/office/word/2010/wordml">
+              <w:rPr>
+                <w:rFonts w:ascii="Times New Roman" w:hAnsi="Times New Roman" w:eastAsia="Times New Roman" w:cs="Times New Roman"/>
+                <w:i w:val="false"/>
+                <w:b w:val="true"/>
+                <w:u w:val="none"/>
+                <w:strike w:val="false"/>
+                <w:sz w:val="14"/>
+                <w:szCs w:val="14"/>
+                <w:color w:val="000000"/>
+              </w:rPr>
+              <w:t xml:space="preserve">أقسام المواد</w:t>
             </w:r>
           </w:p>
         </w:tc>
       </w:tr>
       <w:tr>
         <w:trPr>
-          <w:trHeight w:val="397" w:hRule="exact"/>
+          <w:trHeight w:val="507" w:hRule="auto"/>
           <w:tblHeader/>
         </w:trPr>
         header 2
         <w:tc>
           <w:tcPr>
-            <w:vMerge/>
             <w:tcBorders>
               <w:bottom w:val="single" w:sz="8" w:space="0" w:color="000000"/>
               <w:top w:val="single" w:sz="8" w:space="0" w:color="000000"/>
@@ -423,24 +928,36 @@
                 <w:left w:val="none" w:sz="0" w:space="0" w:color="000000"/>
                 <w:right w:val="none" w:sz="0" w:space="0" w:color="000000"/>
               </w:pBdr>
-              <w:spacing w:after="0" w:before="0" w:line="240"/>
-              <w:ind w:left="100" w:right="100" w:firstLine="0" w:firstLineChars="0"/>
-              <w:rPr>
-                <w:rFonts w:ascii="Times New Roman" w:hAnsi="Times New Roman" w:eastAsia="Times New Roman" w:cs="Times New Roman"/>
-                <w:i w:val="false"/>
-                <w:b w:val="true"/>
-                <w:u w:val="none"/>
-                <w:strike w:val="false"/>
-                <w:sz w:val="14"/>
-                <w:szCs w:val="14"/>
-                <w:color w:val="000000"/>
-              </w:rPr>
-            </w:pPr>
-          </w:p>
-        </w:tc>
-        <w:tc>
-          <w:tcPr>
-            <w:vMerge/>
+              <w:spacing w:after="0" w:before="0" w:line="432"/>
+              <w:ind w:left="100" w:right="100" w:firstLine="0" w:firstLineChars="0"/>
+              <w:rPr>
+                <w:rFonts w:ascii="Times New Roman" w:hAnsi="Times New Roman" w:eastAsia="Times New Roman" w:cs="Times New Roman"/>
+                <w:i w:val="false"/>
+                <w:b w:val="true"/>
+                <w:u w:val="none"/>
+                <w:strike w:val="false"/>
+                <w:sz w:val="14"/>
+                <w:szCs w:val="14"/>
+                <w:color w:val="000000"/>
+              </w:rPr>
+            </w:pPr>
+            <w:r xmlns:w="http://schemas.openxmlformats.org/wordprocessingml/2006/main" xmlns:wp="http://schemas.openxmlformats.org/drawingml/2006/wordprocessingDrawing" xmlns:r="http://schemas.openxmlformats.org/officeDocument/2006/relationships" xmlns:w14="http://schemas.microsoft.com/office/word/2010/wordml">
+              <w:rPr>
+                <w:rFonts w:ascii="Times New Roman" w:hAnsi="Times New Roman" w:eastAsia="Times New Roman" w:cs="Times New Roman"/>
+                <w:i w:val="false"/>
+                <w:b w:val="true"/>
+                <w:u w:val="none"/>
+                <w:strike w:val="false"/>
+                <w:sz w:val="14"/>
+                <w:szCs w:val="14"/>
+                <w:color w:val="000000"/>
+              </w:rPr>
+              <w:t xml:space="preserve">12 شهرا</w:t>
+            </w:r>
+          </w:p>
+        </w:tc>
+        <w:tc>
+          <w:tcPr>
             <w:tcBorders>
               <w:bottom w:val="single" w:sz="8" w:space="0" w:color="000000"/>
               <w:top w:val="single" w:sz="8" w:space="0" w:color="000000"/>
@@ -465,19 +982,32 @@
                 <w:left w:val="none" w:sz="0" w:space="0" w:color="000000"/>
                 <w:right w:val="none" w:sz="0" w:space="0" w:color="000000"/>
               </w:pBdr>
-              <w:spacing w:after="0" w:before="0" w:line="240"/>
-              <w:ind w:left="100" w:right="100" w:firstLine="0" w:firstLineChars="0"/>
-              <w:rPr>
-                <w:rFonts w:ascii="Times New Roman" w:hAnsi="Times New Roman" w:eastAsia="Times New Roman" w:cs="Times New Roman"/>
-                <w:i w:val="false"/>
-                <w:b w:val="true"/>
-                <w:u w:val="none"/>
-                <w:strike w:val="false"/>
-                <w:sz w:val="14"/>
-                <w:szCs w:val="14"/>
-                <w:color w:val="000000"/>
-              </w:rPr>
-            </w:pPr>
+              <w:spacing w:after="0" w:before="0" w:line="432"/>
+              <w:ind w:left="100" w:right="100" w:firstLine="0" w:firstLineChars="0"/>
+              <w:rPr>
+                <w:rFonts w:ascii="Times New Roman" w:hAnsi="Times New Roman" w:eastAsia="Times New Roman" w:cs="Times New Roman"/>
+                <w:i w:val="false"/>
+                <w:b w:val="true"/>
+                <w:u w:val="none"/>
+                <w:strike w:val="false"/>
+                <w:sz w:val="14"/>
+                <w:szCs w:val="14"/>
+                <w:color w:val="000000"/>
+              </w:rPr>
+            </w:pPr>
+            <w:r xmlns:w="http://schemas.openxmlformats.org/wordprocessingml/2006/main" xmlns:wp="http://schemas.openxmlformats.org/drawingml/2006/wordprocessingDrawing" xmlns:r="http://schemas.openxmlformats.org/officeDocument/2006/relationships" xmlns:w14="http://schemas.microsoft.com/office/word/2010/wordml">
+              <w:rPr>
+                <w:rFonts w:ascii="Times New Roman" w:hAnsi="Times New Roman" w:eastAsia="Times New Roman" w:cs="Times New Roman"/>
+                <w:i w:val="false"/>
+                <w:b w:val="true"/>
+                <w:u w:val="none"/>
+                <w:strike w:val="false"/>
+                <w:sz w:val="14"/>
+                <w:szCs w:val="14"/>
+                <w:color w:val="000000"/>
+              </w:rPr>
+              <w:t xml:space="preserve">3أشهر</w:t>
+            </w:r>
           </w:p>
         </w:tc>
         <w:tc>
@@ -506,31 +1036,31 @@
                 <w:left w:val="none" w:sz="0" w:space="0" w:color="000000"/>
                 <w:right w:val="none" w:sz="0" w:space="0" w:color="000000"/>
               </w:pBdr>
-              <w:spacing w:after="0" w:before="0" w:line="240"/>
-              <w:ind w:left="100" w:right="100" w:firstLine="0" w:firstLineChars="0"/>
-              <w:rPr>
-                <w:rFonts w:ascii="Times New Roman" w:hAnsi="Times New Roman" w:eastAsia="Times New Roman" w:cs="Times New Roman"/>
-                <w:i w:val="false"/>
-                <w:b w:val="true"/>
-                <w:u w:val="none"/>
-                <w:strike w:val="false"/>
-                <w:sz w:val="14"/>
-                <w:szCs w:val="14"/>
-                <w:color w:val="000000"/>
-              </w:rPr>
-            </w:pPr>
-            <w:r xmlns:w="http://schemas.openxmlformats.org/wordprocessingml/2006/main" xmlns:wp="http://schemas.openxmlformats.org/drawingml/2006/wordprocessingDrawing" xmlns:r="http://schemas.openxmlformats.org/officeDocument/2006/relationships" xmlns:w14="http://schemas.microsoft.com/office/word/2010/wordml">
-              <w:rPr>
-                <w:rFonts w:ascii="Times New Roman" w:hAnsi="Times New Roman" w:eastAsia="Times New Roman" w:cs="Times New Roman"/>
-                <w:i w:val="false"/>
-                <w:b w:val="true"/>
-                <w:u w:val="none"/>
-                <w:strike w:val="false"/>
-                <w:sz w:val="14"/>
-                <w:szCs w:val="14"/>
-                <w:color w:val="000000"/>
-              </w:rPr>
-              <w:t xml:space="preserve">Août 2025</w:t>
+              <w:spacing w:after="0" w:before="0" w:line="432"/>
+              <w:ind w:left="100" w:right="100" w:firstLine="0" w:firstLineChars="0"/>
+              <w:rPr>
+                <w:rFonts w:ascii="Times New Roman" w:hAnsi="Times New Roman" w:eastAsia="Times New Roman" w:cs="Times New Roman"/>
+                <w:i w:val="false"/>
+                <w:b w:val="true"/>
+                <w:u w:val="none"/>
+                <w:strike w:val="false"/>
+                <w:sz w:val="14"/>
+                <w:szCs w:val="14"/>
+                <w:color w:val="000000"/>
+              </w:rPr>
+            </w:pPr>
+            <w:r xmlns:w="http://schemas.openxmlformats.org/wordprocessingml/2006/main" xmlns:wp="http://schemas.openxmlformats.org/drawingml/2006/wordprocessingDrawing" xmlns:r="http://schemas.openxmlformats.org/officeDocument/2006/relationships" xmlns:w14="http://schemas.microsoft.com/office/word/2010/wordml">
+              <w:rPr>
+                <w:rFonts w:ascii="Times New Roman" w:hAnsi="Times New Roman" w:eastAsia="Times New Roman" w:cs="Times New Roman"/>
+                <w:i w:val="false"/>
+                <w:b w:val="true"/>
+                <w:u w:val="none"/>
+                <w:strike w:val="false"/>
+                <w:sz w:val="14"/>
+                <w:szCs w:val="14"/>
+                <w:color w:val="000000"/>
+              </w:rPr>
+              <w:t xml:space="preserve">شهر واحد</w:t>
             </w:r>
           </w:p>
         </w:tc>
@@ -560,31 +1090,31 @@
                 <w:left w:val="none" w:sz="0" w:space="0" w:color="000000"/>
                 <w:right w:val="none" w:sz="0" w:space="0" w:color="000000"/>
               </w:pBdr>
-              <w:spacing w:after="0" w:before="0" w:line="240"/>
-              <w:ind w:left="100" w:right="100" w:firstLine="0" w:firstLineChars="0"/>
-              <w:rPr>
-                <w:rFonts w:ascii="Times New Roman" w:hAnsi="Times New Roman" w:eastAsia="Times New Roman" w:cs="Times New Roman"/>
-                <w:i w:val="false"/>
-                <w:b w:val="true"/>
-                <w:u w:val="none"/>
-                <w:strike w:val="false"/>
-                <w:sz w:val="14"/>
-                <w:szCs w:val="14"/>
-                <w:color w:val="000000"/>
-              </w:rPr>
-            </w:pPr>
-            <w:r xmlns:w="http://schemas.openxmlformats.org/wordprocessingml/2006/main" xmlns:wp="http://schemas.openxmlformats.org/drawingml/2006/wordprocessingDrawing" xmlns:r="http://schemas.openxmlformats.org/officeDocument/2006/relationships" xmlns:w14="http://schemas.microsoft.com/office/word/2010/wordml">
-              <w:rPr>
-                <w:rFonts w:ascii="Times New Roman" w:hAnsi="Times New Roman" w:eastAsia="Times New Roman" w:cs="Times New Roman"/>
-                <w:i w:val="false"/>
-                <w:b w:val="true"/>
-                <w:u w:val="none"/>
-                <w:strike w:val="false"/>
-                <w:sz w:val="14"/>
-                <w:szCs w:val="14"/>
-                <w:color w:val="000000"/>
-              </w:rPr>
-              <w:t xml:space="preserve">Mai 2026</w:t>
+              <w:spacing w:after="0" w:before="0" w:line="432"/>
+              <w:ind w:left="100" w:right="100" w:firstLine="0" w:firstLineChars="0"/>
+              <w:rPr>
+                <w:rFonts w:ascii="Times New Roman" w:hAnsi="Times New Roman" w:eastAsia="Times New Roman" w:cs="Times New Roman"/>
+                <w:i w:val="false"/>
+                <w:b w:val="true"/>
+                <w:u w:val="none"/>
+                <w:strike w:val="false"/>
+                <w:sz w:val="14"/>
+                <w:szCs w:val="14"/>
+                <w:color w:val="000000"/>
+              </w:rPr>
+            </w:pPr>
+            <w:r xmlns:w="http://schemas.openxmlformats.org/wordprocessingml/2006/main" xmlns:wp="http://schemas.openxmlformats.org/drawingml/2006/wordprocessingDrawing" xmlns:r="http://schemas.openxmlformats.org/officeDocument/2006/relationships" xmlns:w14="http://schemas.microsoft.com/office/word/2010/wordml">
+              <w:rPr>
+                <w:rFonts w:ascii="Times New Roman" w:hAnsi="Times New Roman" w:eastAsia="Times New Roman" w:cs="Times New Roman"/>
+                <w:i w:val="false"/>
+                <w:b w:val="true"/>
+                <w:u w:val="none"/>
+                <w:strike w:val="false"/>
+                <w:sz w:val="14"/>
+                <w:szCs w:val="14"/>
+                <w:color w:val="000000"/>
+              </w:rPr>
+              <w:t xml:space="preserve">غشت 2026</w:t>
             </w:r>
           </w:p>
         </w:tc>
@@ -614,31 +1144,31 @@
                 <w:left w:val="none" w:sz="0" w:space="0" w:color="000000"/>
                 <w:right w:val="none" w:sz="0" w:space="0" w:color="000000"/>
               </w:pBdr>
-              <w:spacing w:after="0" w:before="0" w:line="240"/>
-              <w:ind w:left="100" w:right="100" w:firstLine="0" w:firstLineChars="0"/>
-              <w:rPr>
-                <w:rFonts w:ascii="Times New Roman" w:hAnsi="Times New Roman" w:eastAsia="Times New Roman" w:cs="Times New Roman"/>
-                <w:i w:val="false"/>
-                <w:b w:val="true"/>
-                <w:u w:val="none"/>
-                <w:strike w:val="false"/>
-                <w:sz w:val="14"/>
-                <w:szCs w:val="14"/>
-                <w:color w:val="000000"/>
-              </w:rPr>
-            </w:pPr>
-            <w:r xmlns:w="http://schemas.openxmlformats.org/wordprocessingml/2006/main" xmlns:wp="http://schemas.openxmlformats.org/drawingml/2006/wordprocessingDrawing" xmlns:r="http://schemas.openxmlformats.org/officeDocument/2006/relationships" xmlns:w14="http://schemas.microsoft.com/office/word/2010/wordml">
-              <w:rPr>
-                <w:rFonts w:ascii="Times New Roman" w:hAnsi="Times New Roman" w:eastAsia="Times New Roman" w:cs="Times New Roman"/>
-                <w:i w:val="false"/>
-                <w:b w:val="true"/>
-                <w:u w:val="none"/>
-                <w:strike w:val="false"/>
-                <w:sz w:val="14"/>
-                <w:szCs w:val="14"/>
-                <w:color w:val="000000"/>
-              </w:rPr>
-              <w:t xml:space="preserve">Juin 2026</w:t>
+              <w:spacing w:after="0" w:before="0" w:line="432"/>
+              <w:ind w:left="100" w:right="100" w:firstLine="0" w:firstLineChars="0"/>
+              <w:rPr>
+                <w:rFonts w:ascii="Times New Roman" w:hAnsi="Times New Roman" w:eastAsia="Times New Roman" w:cs="Times New Roman"/>
+                <w:i w:val="false"/>
+                <w:b w:val="true"/>
+                <w:u w:val="none"/>
+                <w:strike w:val="false"/>
+                <w:sz w:val="14"/>
+                <w:szCs w:val="14"/>
+                <w:color w:val="000000"/>
+              </w:rPr>
+            </w:pPr>
+            <w:r xmlns:w="http://schemas.openxmlformats.org/wordprocessingml/2006/main" xmlns:wp="http://schemas.openxmlformats.org/drawingml/2006/wordprocessingDrawing" xmlns:r="http://schemas.openxmlformats.org/officeDocument/2006/relationships" xmlns:w14="http://schemas.microsoft.com/office/word/2010/wordml">
+              <w:rPr>
+                <w:rFonts w:ascii="Times New Roman" w:hAnsi="Times New Roman" w:eastAsia="Times New Roman" w:cs="Times New Roman"/>
+                <w:i w:val="false"/>
+                <w:b w:val="true"/>
+                <w:u w:val="none"/>
+                <w:strike w:val="false"/>
+                <w:sz w:val="14"/>
+                <w:szCs w:val="14"/>
+                <w:color w:val="000000"/>
+              </w:rPr>
+              <w:t xml:space="preserve">يوليوز 2026</w:t>
             </w:r>
           </w:p>
         </w:tc>
@@ -668,31 +1198,31 @@
                 <w:left w:val="none" w:sz="0" w:space="0" w:color="000000"/>
                 <w:right w:val="none" w:sz="0" w:space="0" w:color="000000"/>
               </w:pBdr>
-              <w:spacing w:after="0" w:before="0" w:line="240"/>
-              <w:ind w:left="100" w:right="100" w:firstLine="0" w:firstLineChars="0"/>
-              <w:rPr>
-                <w:rFonts w:ascii="Times New Roman" w:hAnsi="Times New Roman" w:eastAsia="Times New Roman" w:cs="Times New Roman"/>
-                <w:i w:val="false"/>
-                <w:b w:val="true"/>
-                <w:u w:val="none"/>
-                <w:strike w:val="false"/>
-                <w:sz w:val="14"/>
-                <w:szCs w:val="14"/>
-                <w:color w:val="000000"/>
-              </w:rPr>
-            </w:pPr>
-            <w:r xmlns:w="http://schemas.openxmlformats.org/wordprocessingml/2006/main" xmlns:wp="http://schemas.openxmlformats.org/drawingml/2006/wordprocessingDrawing" xmlns:r="http://schemas.openxmlformats.org/officeDocument/2006/relationships" xmlns:w14="http://schemas.microsoft.com/office/word/2010/wordml">
-              <w:rPr>
-                <w:rFonts w:ascii="Times New Roman" w:hAnsi="Times New Roman" w:eastAsia="Times New Roman" w:cs="Times New Roman"/>
-                <w:i w:val="false"/>
-                <w:b w:val="true"/>
-                <w:u w:val="none"/>
-                <w:strike w:val="false"/>
-                <w:sz w:val="14"/>
-                <w:szCs w:val="14"/>
-                <w:color w:val="000000"/>
-              </w:rPr>
-              <w:t xml:space="preserve">Juillet 2026</w:t>
+              <w:spacing w:after="0" w:before="0" w:line="432"/>
+              <w:ind w:left="100" w:right="100" w:firstLine="0" w:firstLineChars="0"/>
+              <w:rPr>
+                <w:rFonts w:ascii="Times New Roman" w:hAnsi="Times New Roman" w:eastAsia="Times New Roman" w:cs="Times New Roman"/>
+                <w:i w:val="false"/>
+                <w:b w:val="true"/>
+                <w:u w:val="none"/>
+                <w:strike w:val="false"/>
+                <w:sz w:val="14"/>
+                <w:szCs w:val="14"/>
+                <w:color w:val="000000"/>
+              </w:rPr>
+            </w:pPr>
+            <w:r xmlns:w="http://schemas.openxmlformats.org/wordprocessingml/2006/main" xmlns:wp="http://schemas.openxmlformats.org/drawingml/2006/wordprocessingDrawing" xmlns:r="http://schemas.openxmlformats.org/officeDocument/2006/relationships" xmlns:w14="http://schemas.microsoft.com/office/word/2010/wordml">
+              <w:rPr>
+                <w:rFonts w:ascii="Times New Roman" w:hAnsi="Times New Roman" w:eastAsia="Times New Roman" w:cs="Times New Roman"/>
+                <w:i w:val="false"/>
+                <w:b w:val="true"/>
+                <w:u w:val="none"/>
+                <w:strike w:val="false"/>
+                <w:sz w:val="14"/>
+                <w:szCs w:val="14"/>
+                <w:color w:val="000000"/>
+              </w:rPr>
+              <w:t xml:space="preserve">يونيو 2026</w:t>
             </w:r>
           </w:p>
         </w:tc>
@@ -722,31 +1252,31 @@
                 <w:left w:val="none" w:sz="0" w:space="0" w:color="000000"/>
                 <w:right w:val="none" w:sz="0" w:space="0" w:color="000000"/>
               </w:pBdr>
-              <w:spacing w:after="0" w:before="0" w:line="240"/>
-              <w:ind w:left="100" w:right="100" w:firstLine="0" w:firstLineChars="0"/>
-              <w:rPr>
-                <w:rFonts w:ascii="Times New Roman" w:hAnsi="Times New Roman" w:eastAsia="Times New Roman" w:cs="Times New Roman"/>
-                <w:i w:val="false"/>
-                <w:b w:val="true"/>
-                <w:u w:val="none"/>
-                <w:strike w:val="false"/>
-                <w:sz w:val="14"/>
-                <w:szCs w:val="14"/>
-                <w:color w:val="000000"/>
-              </w:rPr>
-            </w:pPr>
-            <w:r xmlns:w="http://schemas.openxmlformats.org/wordprocessingml/2006/main" xmlns:wp="http://schemas.openxmlformats.org/drawingml/2006/wordprocessingDrawing" xmlns:r="http://schemas.openxmlformats.org/officeDocument/2006/relationships" xmlns:w14="http://schemas.microsoft.com/office/word/2010/wordml">
-              <w:rPr>
-                <w:rFonts w:ascii="Times New Roman" w:hAnsi="Times New Roman" w:eastAsia="Times New Roman" w:cs="Times New Roman"/>
-                <w:i w:val="false"/>
-                <w:b w:val="true"/>
-                <w:u w:val="none"/>
-                <w:strike w:val="false"/>
-                <w:sz w:val="14"/>
-                <w:szCs w:val="14"/>
-                <w:color w:val="000000"/>
-              </w:rPr>
-              <w:t xml:space="preserve">Août 2026</w:t>
+              <w:spacing w:after="0" w:before="0" w:line="432"/>
+              <w:ind w:left="100" w:right="100" w:firstLine="0" w:firstLineChars="0"/>
+              <w:rPr>
+                <w:rFonts w:ascii="Times New Roman" w:hAnsi="Times New Roman" w:eastAsia="Times New Roman" w:cs="Times New Roman"/>
+                <w:i w:val="false"/>
+                <w:b w:val="true"/>
+                <w:u w:val="none"/>
+                <w:strike w:val="false"/>
+                <w:sz w:val="14"/>
+                <w:szCs w:val="14"/>
+                <w:color w:val="000000"/>
+              </w:rPr>
+            </w:pPr>
+            <w:r xmlns:w="http://schemas.openxmlformats.org/wordprocessingml/2006/main" xmlns:wp="http://schemas.openxmlformats.org/drawingml/2006/wordprocessingDrawing" xmlns:r="http://schemas.openxmlformats.org/officeDocument/2006/relationships" xmlns:w14="http://schemas.microsoft.com/office/word/2010/wordml">
+              <w:rPr>
+                <w:rFonts w:ascii="Times New Roman" w:hAnsi="Times New Roman" w:eastAsia="Times New Roman" w:cs="Times New Roman"/>
+                <w:i w:val="false"/>
+                <w:b w:val="true"/>
+                <w:u w:val="none"/>
+                <w:strike w:val="false"/>
+                <w:sz w:val="14"/>
+                <w:szCs w:val="14"/>
+                <w:color w:val="000000"/>
+              </w:rPr>
+              <w:t xml:space="preserve">ماي 2026</w:t>
             </w:r>
           </w:p>
         </w:tc>
@@ -776,36 +1306,37 @@
                 <w:left w:val="none" w:sz="0" w:space="0" w:color="000000"/>
                 <w:right w:val="none" w:sz="0" w:space="0" w:color="000000"/>
               </w:pBdr>
-              <w:spacing w:after="0" w:before="0" w:line="240"/>
-              <w:ind w:left="100" w:right="100" w:firstLine="0" w:firstLineChars="0"/>
-              <w:rPr>
-                <w:rFonts w:ascii="Times New Roman" w:hAnsi="Times New Roman" w:eastAsia="Times New Roman" w:cs="Times New Roman"/>
-                <w:i w:val="false"/>
-                <w:b w:val="true"/>
-                <w:u w:val="none"/>
-                <w:strike w:val="false"/>
-                <w:sz w:val="14"/>
-                <w:szCs w:val="14"/>
-                <w:color w:val="000000"/>
-              </w:rPr>
-            </w:pPr>
-            <w:r xmlns:w="http://schemas.openxmlformats.org/wordprocessingml/2006/main" xmlns:wp="http://schemas.openxmlformats.org/drawingml/2006/wordprocessingDrawing" xmlns:r="http://schemas.openxmlformats.org/officeDocument/2006/relationships" xmlns:w14="http://schemas.microsoft.com/office/word/2010/wordml">
-              <w:rPr>
-                <w:rFonts w:ascii="Times New Roman" w:hAnsi="Times New Roman" w:eastAsia="Times New Roman" w:cs="Times New Roman"/>
-                <w:i w:val="false"/>
-                <w:b w:val="true"/>
-                <w:u w:val="none"/>
-                <w:strike w:val="false"/>
-                <w:sz w:val="14"/>
-                <w:szCs w:val="14"/>
-                <w:color w:val="000000"/>
-              </w:rPr>
-              <w:t xml:space="preserve">1 mois</w:t>
-            </w:r>
-          </w:p>
-        </w:tc>
-        <w:tc>
-          <w:tcPr>
+              <w:spacing w:after="0" w:before="0" w:line="432"/>
+              <w:ind w:left="100" w:right="100" w:firstLine="0" w:firstLineChars="0"/>
+              <w:rPr>
+                <w:rFonts w:ascii="Times New Roman" w:hAnsi="Times New Roman" w:eastAsia="Times New Roman" w:cs="Times New Roman"/>
+                <w:i w:val="false"/>
+                <w:b w:val="true"/>
+                <w:u w:val="none"/>
+                <w:strike w:val="false"/>
+                <w:sz w:val="14"/>
+                <w:szCs w:val="14"/>
+                <w:color w:val="000000"/>
+              </w:rPr>
+            </w:pPr>
+            <w:r xmlns:w="http://schemas.openxmlformats.org/wordprocessingml/2006/main" xmlns:wp="http://schemas.openxmlformats.org/drawingml/2006/wordprocessingDrawing" xmlns:r="http://schemas.openxmlformats.org/officeDocument/2006/relationships" xmlns:w14="http://schemas.microsoft.com/office/word/2010/wordml">
+              <w:rPr>
+                <w:rFonts w:ascii="Times New Roman" w:hAnsi="Times New Roman" w:eastAsia="Times New Roman" w:cs="Times New Roman"/>
+                <w:i w:val="false"/>
+                <w:b w:val="true"/>
+                <w:u w:val="none"/>
+                <w:strike w:val="false"/>
+                <w:sz w:val="14"/>
+                <w:szCs w:val="14"/>
+                <w:color w:val="000000"/>
+              </w:rPr>
+              <w:t xml:space="preserve">غشت 2025</w:t>
+            </w:r>
+          </w:p>
+        </w:tc>
+        <w:tc>
+          <w:tcPr>
+            <w:vMerge/>
             <w:tcBorders>
               <w:bottom w:val="single" w:sz="8" w:space="0" w:color="000000"/>
               <w:top w:val="single" w:sz="8" w:space="0" w:color="000000"/>
@@ -830,36 +1361,24 @@
                 <w:left w:val="none" w:sz="0" w:space="0" w:color="000000"/>
                 <w:right w:val="none" w:sz="0" w:space="0" w:color="000000"/>
               </w:pBdr>
-              <w:spacing w:after="0" w:before="0" w:line="240"/>
-              <w:ind w:left="100" w:right="100" w:firstLine="0" w:firstLineChars="0"/>
-              <w:rPr>
-                <w:rFonts w:ascii="Times New Roman" w:hAnsi="Times New Roman" w:eastAsia="Times New Roman" w:cs="Times New Roman"/>
-                <w:i w:val="false"/>
-                <w:b w:val="true"/>
-                <w:u w:val="none"/>
-                <w:strike w:val="false"/>
-                <w:sz w:val="14"/>
-                <w:szCs w:val="14"/>
-                <w:color w:val="000000"/>
-              </w:rPr>
-            </w:pPr>
-            <w:r xmlns:w="http://schemas.openxmlformats.org/wordprocessingml/2006/main" xmlns:wp="http://schemas.openxmlformats.org/drawingml/2006/wordprocessingDrawing" xmlns:r="http://schemas.openxmlformats.org/officeDocument/2006/relationships" xmlns:w14="http://schemas.microsoft.com/office/word/2010/wordml">
-              <w:rPr>
-                <w:rFonts w:ascii="Times New Roman" w:hAnsi="Times New Roman" w:eastAsia="Times New Roman" w:cs="Times New Roman"/>
-                <w:i w:val="false"/>
-                <w:b w:val="true"/>
-                <w:u w:val="none"/>
-                <w:strike w:val="false"/>
-                <w:sz w:val="14"/>
-                <w:szCs w:val="14"/>
-                <w:color w:val="000000"/>
-              </w:rPr>
-              <w:t xml:space="preserve">3 mois</w:t>
-            </w:r>
-          </w:p>
-        </w:tc>
-        <w:tc>
-          <w:tcPr>
+              <w:spacing w:after="0" w:before="0" w:line="432"/>
+              <w:ind w:left="100" w:right="100" w:firstLine="0" w:firstLineChars="0"/>
+              <w:rPr>
+                <w:rFonts w:ascii="Times New Roman" w:hAnsi="Times New Roman" w:eastAsia="Times New Roman" w:cs="Times New Roman"/>
+                <w:i w:val="false"/>
+                <w:b w:val="true"/>
+                <w:u w:val="none"/>
+                <w:strike w:val="false"/>
+                <w:sz w:val="14"/>
+                <w:szCs w:val="14"/>
+                <w:color w:val="000000"/>
+              </w:rPr>
+            </w:pPr>
+          </w:p>
+        </w:tc>
+        <w:tc>
+          <w:tcPr>
+            <w:vMerge/>
             <w:tcBorders>
               <w:bottom w:val="single" w:sz="8" w:space="0" w:color="000000"/>
               <w:top w:val="single" w:sz="8" w:space="0" w:color="000000"/>
@@ -884,38 +1403,25 @@
                 <w:left w:val="none" w:sz="0" w:space="0" w:color="000000"/>
                 <w:right w:val="none" w:sz="0" w:space="0" w:color="000000"/>
               </w:pBdr>
-              <w:spacing w:after="0" w:before="0" w:line="240"/>
-              <w:ind w:left="100" w:right="100" w:firstLine="0" w:firstLineChars="0"/>
-              <w:rPr>
-                <w:rFonts w:ascii="Times New Roman" w:hAnsi="Times New Roman" w:eastAsia="Times New Roman" w:cs="Times New Roman"/>
-                <w:i w:val="false"/>
-                <w:b w:val="true"/>
-                <w:u w:val="none"/>
-                <w:strike w:val="false"/>
-                <w:sz w:val="14"/>
-                <w:szCs w:val="14"/>
-                <w:color w:val="000000"/>
-              </w:rPr>
-            </w:pPr>
-            <w:r xmlns:w="http://schemas.openxmlformats.org/wordprocessingml/2006/main" xmlns:wp="http://schemas.openxmlformats.org/drawingml/2006/wordprocessingDrawing" xmlns:r="http://schemas.openxmlformats.org/officeDocument/2006/relationships" xmlns:w14="http://schemas.microsoft.com/office/word/2010/wordml">
-              <w:rPr>
-                <w:rFonts w:ascii="Times New Roman" w:hAnsi="Times New Roman" w:eastAsia="Times New Roman" w:cs="Times New Roman"/>
-                <w:i w:val="false"/>
-                <w:b w:val="true"/>
-                <w:u w:val="none"/>
-                <w:strike w:val="false"/>
-                <w:sz w:val="14"/>
-                <w:szCs w:val="14"/>
-                <w:color w:val="000000"/>
-              </w:rPr>
-              <w:t xml:space="preserve">12 mois</w:t>
-            </w:r>
+              <w:spacing w:after="0" w:before="0" w:line="432"/>
+              <w:ind w:left="100" w:right="100" w:firstLine="0" w:firstLineChars="0"/>
+              <w:rPr>
+                <w:rFonts w:ascii="Times New Roman" w:hAnsi="Times New Roman" w:eastAsia="Times New Roman" w:cs="Times New Roman"/>
+                <w:i w:val="false"/>
+                <w:b w:val="true"/>
+                <w:u w:val="none"/>
+                <w:strike w:val="false"/>
+                <w:sz w:val="14"/>
+                <w:szCs w:val="14"/>
+                <w:color w:val="000000"/>
+              </w:rPr>
+            </w:pPr>
           </w:p>
         </w:tc>
       </w:tr>
       <w:tr>
         <w:trPr>
-          <w:trHeight w:val="227" w:hRule="exact"/>
+          <w:trHeight w:val="360" w:hRule="auto"/>
         </w:trPr>
         body 1
         <w:tc>
@@ -937,38 +1443,38 @@
           </w:tcPr>
           <w:p>
             <w:pPr>
-              <w:jc w:val="left"/>
-              <w:pBdr>
-                <w:bottom w:val="none" w:sz="0" w:space="0" w:color="000000"/>
-                <w:top w:val="none" w:sz="0" w:space="0" w:color="000000"/>
-                <w:left w:val="none" w:sz="0" w:space="0" w:color="000000"/>
-                <w:right w:val="none" w:sz="0" w:space="0" w:color="000000"/>
-              </w:pBdr>
-              <w:spacing w:after="0" w:before="0" w:line="240"/>
-              <w:ind w:left="100" w:right="100" w:firstLine="0" w:firstLineChars="0"/>
-              <w:rPr>
-                <w:rFonts w:ascii="Times New Roman" w:hAnsi="Times New Roman" w:eastAsia="Times New Roman" w:cs="Times New Roman"/>
-                <w:i w:val="false"/>
-                <w:b w:val="true"/>
-                <w:u w:val="none"/>
-                <w:strike w:val="false"/>
-                <w:sz w:val="14"/>
-                <w:szCs w:val="14"/>
-                <w:color w:val="000000"/>
-              </w:rPr>
-            </w:pPr>
-            <w:r xmlns:w="http://schemas.openxmlformats.org/wordprocessingml/2006/main" xmlns:wp="http://schemas.openxmlformats.org/drawingml/2006/wordprocessingDrawing" xmlns:r="http://schemas.openxmlformats.org/officeDocument/2006/relationships" xmlns:w14="http://schemas.microsoft.com/office/word/2010/wordml">
-              <w:rPr>
-                <w:rFonts w:ascii="Times New Roman" w:hAnsi="Times New Roman" w:eastAsia="Times New Roman" w:cs="Times New Roman"/>
-                <w:i w:val="false"/>
-                <w:b w:val="true"/>
-                <w:u w:val="none"/>
-                <w:strike w:val="false"/>
-                <w:sz w:val="14"/>
-                <w:szCs w:val="14"/>
-                <w:color w:val="000000"/>
-              </w:rPr>
-              <w:t xml:space="preserve">Produits alimentaires</w:t>
+              <w:jc w:val="right"/>
+              <w:pBdr>
+                <w:bottom w:val="none" w:sz="0" w:space="0" w:color="000000"/>
+                <w:top w:val="none" w:sz="0" w:space="0" w:color="000000"/>
+                <w:left w:val="none" w:sz="0" w:space="0" w:color="000000"/>
+                <w:right w:val="none" w:sz="0" w:space="0" w:color="000000"/>
+              </w:pBdr>
+              <w:spacing w:after="0" w:before="0" w:line="240"/>
+              <w:ind w:left="100" w:right="100" w:firstLine="0" w:firstLineChars="0"/>
+              <w:rPr>
+                <w:rFonts w:ascii="Times New Roman" w:hAnsi="Times New Roman" w:eastAsia="Times New Roman" w:cs="Times New Roman"/>
+                <w:i w:val="false"/>
+                <w:b w:val="true"/>
+                <w:u w:val="none"/>
+                <w:strike w:val="false"/>
+                <w:sz w:val="14"/>
+                <w:szCs w:val="14"/>
+                <w:color w:val="000000"/>
+              </w:rPr>
+            </w:pPr>
+            <w:r xmlns:w="http://schemas.openxmlformats.org/wordprocessingml/2006/main" xmlns:wp="http://schemas.openxmlformats.org/drawingml/2006/wordprocessingDrawing" xmlns:r="http://schemas.openxmlformats.org/officeDocument/2006/relationships" xmlns:w14="http://schemas.microsoft.com/office/word/2010/wordml">
+              <w:rPr>
+                <w:rFonts w:ascii="Times New Roman" w:hAnsi="Times New Roman" w:eastAsia="Times New Roman" w:cs="Times New Roman"/>
+                <w:i w:val="false"/>
+                <w:b w:val="true"/>
+                <w:u w:val="none"/>
+                <w:strike w:val="false"/>
+                <w:sz w:val="14"/>
+                <w:szCs w:val="14"/>
+                <w:color w:val="000000"/>
+              </w:rPr>
+              <w:t xml:space="preserve">-4,3</w:t>
             </w:r>
           </w:p>
         </w:tc>
@@ -1022,7 +1528,7 @@
                 <w:szCs w:val="14"/>
                 <w:color w:val="000000"/>
               </w:rPr>
-              <w:t xml:space="preserve">36,115</w:t>
+              <w:t xml:space="preserve">-0,7</w:t>
             </w:r>
           </w:p>
         </w:tc>
@@ -1076,7 +1582,7 @@
                 <w:szCs w:val="14"/>
                 <w:color w:val="000000"/>
               </w:rPr>
-              <w:t xml:space="preserve">134,1</w:t>
+              <w:t xml:space="preserve">1,3</w:t>
             </w:r>
           </w:p>
         </w:tc>
@@ -1130,7 +1636,7 @@
                 <w:szCs w:val="14"/>
                 <w:color w:val="000000"/>
               </w:rPr>
-              <w:t xml:space="preserve">129,3</w:t>
+              <w:t xml:space="preserve">128,4</w:t>
             </w:r>
           </w:p>
         </w:tc>
@@ -1184,7 +1690,7 @@
                 <w:szCs w:val="14"/>
                 <w:color w:val="000000"/>
               </w:rPr>
-              <w:t xml:space="preserve">129,3</w:t>
+              <w:t xml:space="preserve">126,8</w:t>
             </w:r>
           </w:p>
         </w:tc>
@@ -1238,7 +1744,7 @@
                 <w:szCs w:val="14"/>
                 <w:color w:val="000000"/>
               </w:rPr>
-              <w:t xml:space="preserve">126,8</w:t>
+              <w:t xml:space="preserve">129,3</w:t>
             </w:r>
           </w:p>
         </w:tc>
@@ -1292,7 +1798,7 @@
                 <w:szCs w:val="14"/>
                 <w:color w:val="000000"/>
               </w:rPr>
-              <w:t xml:space="preserve">128,4</w:t>
+              <w:t xml:space="preserve">129,3</w:t>
             </w:r>
           </w:p>
         </w:tc>
@@ -1346,7 +1852,7 @@
                 <w:szCs w:val="14"/>
                 <w:color w:val="000000"/>
               </w:rPr>
-              <w:t xml:space="preserve">1,3</w:t>
+              <w:t xml:space="preserve">134,1</w:t>
             </w:r>
           </w:p>
         </w:tc>
@@ -1400,7 +1906,7 @@
                 <w:szCs w:val="14"/>
                 <w:color w:val="000000"/>
               </w:rPr>
-              <w:t xml:space="preserve">-0,7</w:t>
+              <w:t xml:space="preserve">36,115</w:t>
             </w:r>
           </w:p>
         </w:tc>
@@ -1454,14 +1960,14 @@
                 <w:szCs w:val="14"/>
                 <w:color w:val="000000"/>
               </w:rPr>
-              <w:t xml:space="preserve">-4,3</w:t>
+              <w:t xml:space="preserve">المواد الغذائية</w:t>
             </w:r>
           </w:p>
         </w:tc>
       </w:tr>
       <w:tr>
         <w:trPr>
-          <w:trHeight w:val="227" w:hRule="exact"/>
+          <w:trHeight w:val="360" w:hRule="auto"/>
         </w:trPr>
         body 2
         <w:tc>
@@ -1483,38 +1989,38 @@
           </w:tcPr>
           <w:p>
             <w:pPr>
-              <w:jc w:val="left"/>
-              <w:pBdr>
-                <w:bottom w:val="none" w:sz="0" w:space="0" w:color="000000"/>
-                <w:top w:val="none" w:sz="0" w:space="0" w:color="000000"/>
-                <w:left w:val="none" w:sz="0" w:space="0" w:color="000000"/>
-                <w:right w:val="none" w:sz="0" w:space="0" w:color="000000"/>
-              </w:pBdr>
-              <w:spacing w:after="0" w:before="0" w:line="240"/>
-              <w:ind w:left="100" w:right="100" w:firstLine="0" w:firstLineChars="0"/>
-              <w:rPr>
-                <w:rFonts w:ascii="Times New Roman" w:hAnsi="Times New Roman" w:eastAsia="Times New Roman" w:cs="Times New Roman"/>
-                <w:i w:val="false"/>
-                <w:b w:val="true"/>
-                <w:u w:val="none"/>
-                <w:strike w:val="false"/>
-                <w:sz w:val="14"/>
-                <w:szCs w:val="14"/>
-                <w:color w:val="000000"/>
-              </w:rPr>
-            </w:pPr>
-            <w:r xmlns:w="http://schemas.openxmlformats.org/wordprocessingml/2006/main" xmlns:wp="http://schemas.openxmlformats.org/drawingml/2006/wordprocessingDrawing" xmlns:r="http://schemas.openxmlformats.org/officeDocument/2006/relationships" xmlns:w14="http://schemas.microsoft.com/office/word/2010/wordml">
-              <w:rPr>
-                <w:rFonts w:ascii="Times New Roman" w:hAnsi="Times New Roman" w:eastAsia="Times New Roman" w:cs="Times New Roman"/>
-                <w:i w:val="false"/>
-                <w:b w:val="true"/>
-                <w:u w:val="none"/>
-                <w:strike w:val="false"/>
-                <w:sz w:val="14"/>
-                <w:szCs w:val="14"/>
-                <w:color w:val="000000"/>
-              </w:rPr>
-              <w:t xml:space="preserve">01 - Produits alimentaires et boissons non alcoolisées</w:t>
+              <w:jc w:val="right"/>
+              <w:pBdr>
+                <w:bottom w:val="none" w:sz="0" w:space="0" w:color="000000"/>
+                <w:top w:val="none" w:sz="0" w:space="0" w:color="000000"/>
+                <w:left w:val="none" w:sz="0" w:space="0" w:color="000000"/>
+                <w:right w:val="none" w:sz="0" w:space="0" w:color="000000"/>
+              </w:pBdr>
+              <w:spacing w:after="0" w:before="0" w:line="240"/>
+              <w:ind w:left="100" w:right="100" w:firstLine="0" w:firstLineChars="0"/>
+              <w:rPr>
+                <w:rFonts w:ascii="Times New Roman" w:hAnsi="Times New Roman" w:eastAsia="Times New Roman" w:cs="Times New Roman"/>
+                <w:i w:val="false"/>
+                <w:b w:val="true"/>
+                <w:u w:val="none"/>
+                <w:strike w:val="false"/>
+                <w:sz w:val="14"/>
+                <w:szCs w:val="14"/>
+                <w:color w:val="000000"/>
+              </w:rPr>
+            </w:pPr>
+            <w:r xmlns:w="http://schemas.openxmlformats.org/wordprocessingml/2006/main" xmlns:wp="http://schemas.openxmlformats.org/drawingml/2006/wordprocessingDrawing" xmlns:r="http://schemas.openxmlformats.org/officeDocument/2006/relationships" xmlns:w14="http://schemas.microsoft.com/office/word/2010/wordml">
+              <w:rPr>
+                <w:rFonts w:ascii="Times New Roman" w:hAnsi="Times New Roman" w:eastAsia="Times New Roman" w:cs="Times New Roman"/>
+                <w:i w:val="false"/>
+                <w:b w:val="true"/>
+                <w:u w:val="none"/>
+                <w:strike w:val="false"/>
+                <w:sz w:val="14"/>
+                <w:szCs w:val="14"/>
+                <w:color w:val="000000"/>
+              </w:rPr>
+              <w:t xml:space="preserve">-4,6</w:t>
             </w:r>
           </w:p>
         </w:tc>
@@ -1568,7 +2074,7 @@
                 <w:szCs w:val="14"/>
                 <w:color w:val="000000"/>
               </w:rPr>
-              <w:t xml:space="preserve">34,708</w:t>
+              <w:t xml:space="preserve">-0,7</w:t>
             </w:r>
           </w:p>
         </w:tc>
@@ -1622,7 +2128,7 @@
                 <w:szCs w:val="14"/>
                 <w:color w:val="000000"/>
               </w:rPr>
-              <w:t xml:space="preserve">133,6</w:t>
+              <w:t xml:space="preserve">1,4</w:t>
             </w:r>
           </w:p>
         </w:tc>
@@ -1676,7 +2182,7 @@
                 <w:szCs w:val="14"/>
                 <w:color w:val="000000"/>
               </w:rPr>
-              <w:t xml:space="preserve">128,4</w:t>
+              <w:t xml:space="preserve">127,5</w:t>
             </w:r>
           </w:p>
         </w:tc>
@@ -1730,7 +2236,7 @@
                 <w:szCs w:val="14"/>
                 <w:color w:val="000000"/>
               </w:rPr>
-              <w:t xml:space="preserve">128,4</w:t>
+              <w:t xml:space="preserve">125,8</w:t>
             </w:r>
           </w:p>
         </w:tc>
@@ -1784,7 +2290,7 @@
                 <w:szCs w:val="14"/>
                 <w:color w:val="000000"/>
               </w:rPr>
-              <w:t xml:space="preserve">125,8</w:t>
+              <w:t xml:space="preserve">128,4</w:t>
             </w:r>
           </w:p>
         </w:tc>
@@ -1838,7 +2344,7 @@
                 <w:szCs w:val="14"/>
                 <w:color w:val="000000"/>
               </w:rPr>
-              <w:t xml:space="preserve">127,5</w:t>
+              <w:t xml:space="preserve">128,4</w:t>
             </w:r>
           </w:p>
         </w:tc>
@@ -1892,7 +2398,7 @@
                 <w:szCs w:val="14"/>
                 <w:color w:val="000000"/>
               </w:rPr>
-              <w:t xml:space="preserve">1,4</w:t>
+              <w:t xml:space="preserve">133,6</w:t>
             </w:r>
           </w:p>
         </w:tc>
@@ -1946,7 +2452,7 @@
                 <w:szCs w:val="14"/>
                 <w:color w:val="000000"/>
               </w:rPr>
-              <w:t xml:space="preserve">-0,7</w:t>
+              <w:t xml:space="preserve">34,708</w:t>
             </w:r>
           </w:p>
         </w:tc>
@@ -2000,14 +2506,14 @@
                 <w:szCs w:val="14"/>
                 <w:color w:val="000000"/>
               </w:rPr>
-              <w:t xml:space="preserve">-4,6</w:t>
+              <w:t xml:space="preserve">01- المواد الغذائية والمشروبات غير الكحولية</w:t>
             </w:r>
           </w:p>
         </w:tc>
       </w:tr>
       <w:tr>
         <w:trPr>
-          <w:trHeight w:val="227" w:hRule="exact"/>
+          <w:trHeight w:val="360" w:hRule="auto"/>
         </w:trPr>
         body 3
         <w:tc>
@@ -2029,38 +2535,38 @@
           </w:tcPr>
           <w:p>
             <w:pPr>
-              <w:jc w:val="left"/>
-              <w:pBdr>
-                <w:bottom w:val="none" w:sz="0" w:space="0" w:color="000000"/>
-                <w:top w:val="none" w:sz="0" w:space="0" w:color="000000"/>
-                <w:left w:val="none" w:sz="0" w:space="0" w:color="000000"/>
-                <w:right w:val="none" w:sz="0" w:space="0" w:color="000000"/>
-              </w:pBdr>
-              <w:spacing w:after="0" w:before="0" w:line="240"/>
-              <w:ind w:left="100" w:right="100" w:firstLine="0" w:firstLineChars="0"/>
-              <w:rPr>
-                <w:rFonts w:ascii="Times New Roman" w:hAnsi="Times New Roman" w:eastAsia="Times New Roman" w:cs="Times New Roman"/>
-                <w:i w:val="false"/>
-                <w:b w:val="true"/>
-                <w:u w:val="none"/>
-                <w:strike w:val="false"/>
-                <w:sz w:val="14"/>
-                <w:szCs w:val="14"/>
-                <w:color w:val="000000"/>
-              </w:rPr>
-            </w:pPr>
-            <w:r xmlns:w="http://schemas.openxmlformats.org/wordprocessingml/2006/main" xmlns:wp="http://schemas.openxmlformats.org/drawingml/2006/wordprocessingDrawing" xmlns:r="http://schemas.openxmlformats.org/officeDocument/2006/relationships" xmlns:w14="http://schemas.microsoft.com/office/word/2010/wordml">
-              <w:rPr>
-                <w:rFonts w:ascii="Times New Roman" w:hAnsi="Times New Roman" w:eastAsia="Times New Roman" w:cs="Times New Roman"/>
-                <w:i w:val="false"/>
-                <w:b w:val="true"/>
-                <w:u w:val="none"/>
-                <w:strike w:val="false"/>
-                <w:sz w:val="14"/>
-                <w:szCs w:val="14"/>
-                <w:color w:val="000000"/>
-              </w:rPr>
-              <w:t xml:space="preserve">02 - Boissons alcoolisées et tabac</w:t>
+              <w:jc w:val="right"/>
+              <w:pBdr>
+                <w:bottom w:val="none" w:sz="0" w:space="0" w:color="000000"/>
+                <w:top w:val="none" w:sz="0" w:space="0" w:color="000000"/>
+                <w:left w:val="none" w:sz="0" w:space="0" w:color="000000"/>
+                <w:right w:val="none" w:sz="0" w:space="0" w:color="000000"/>
+              </w:pBdr>
+              <w:spacing w:after="0" w:before="0" w:line="240"/>
+              <w:ind w:left="100" w:right="100" w:firstLine="0" w:firstLineChars="0"/>
+              <w:rPr>
+                <w:rFonts w:ascii="Times New Roman" w:hAnsi="Times New Roman" w:eastAsia="Times New Roman" w:cs="Times New Roman"/>
+                <w:i w:val="false"/>
+                <w:b w:val="true"/>
+                <w:u w:val="none"/>
+                <w:strike w:val="false"/>
+                <w:sz w:val="14"/>
+                <w:szCs w:val="14"/>
+                <w:color w:val="000000"/>
+              </w:rPr>
+            </w:pPr>
+            <w:r xmlns:w="http://schemas.openxmlformats.org/wordprocessingml/2006/main" xmlns:wp="http://schemas.openxmlformats.org/drawingml/2006/wordprocessingDrawing" xmlns:r="http://schemas.openxmlformats.org/officeDocument/2006/relationships" xmlns:w14="http://schemas.microsoft.com/office/word/2010/wordml">
+              <w:rPr>
+                <w:rFonts w:ascii="Times New Roman" w:hAnsi="Times New Roman" w:eastAsia="Times New Roman" w:cs="Times New Roman"/>
+                <w:i w:val="false"/>
+                <w:b w:val="true"/>
+                <w:u w:val="none"/>
+                <w:strike w:val="false"/>
+                <w:sz w:val="14"/>
+                <w:szCs w:val="14"/>
+                <w:color w:val="000000"/>
+              </w:rPr>
+              <w:t xml:space="preserve">3,9</w:t>
             </w:r>
           </w:p>
         </w:tc>
@@ -2114,7 +2620,7 @@
                 <w:szCs w:val="14"/>
                 <w:color w:val="000000"/>
               </w:rPr>
-              <w:t xml:space="preserve">1,407</w:t>
+              <w:t xml:space="preserve">0,0</w:t>
             </w:r>
           </w:p>
         </w:tc>
@@ -2168,7 +2674,7 @@
                 <w:szCs w:val="14"/>
                 <w:color w:val="000000"/>
               </w:rPr>
-              <w:t xml:space="preserve">145,4</w:t>
+              <w:t xml:space="preserve">0,0</w:t>
             </w:r>
           </w:p>
         </w:tc>
@@ -2438,7 +2944,7 @@
                 <w:szCs w:val="14"/>
                 <w:color w:val="000000"/>
               </w:rPr>
-              <w:t xml:space="preserve">0,0</w:t>
+              <w:t xml:space="preserve">145,4</w:t>
             </w:r>
           </w:p>
         </w:tc>
@@ -2492,7 +2998,7 @@
                 <w:szCs w:val="14"/>
                 <w:color w:val="000000"/>
               </w:rPr>
-              <w:t xml:space="preserve">0,0</w:t>
+              <w:t xml:space="preserve">1,407</w:t>
             </w:r>
           </w:p>
         </w:tc>
@@ -2546,14 +3052,14 @@
                 <w:szCs w:val="14"/>
                 <w:color w:val="000000"/>
               </w:rPr>
-              <w:t xml:space="preserve">3,9</w:t>
+              <w:t xml:space="preserve">02- المشروبات الكحولية والتبغ</w:t>
             </w:r>
           </w:p>
         </w:tc>
       </w:tr>
       <w:tr>
         <w:trPr>
-          <w:trHeight w:val="227" w:hRule="exact"/>
+          <w:trHeight w:val="360" w:hRule="auto"/>
         </w:trPr>
         body 4
         <w:tc>
@@ -2575,38 +3081,38 @@
           </w:tcPr>
           <w:p>
             <w:pPr>
-              <w:jc w:val="left"/>
-              <w:pBdr>
-                <w:bottom w:val="none" w:sz="0" w:space="0" w:color="000000"/>
-                <w:top w:val="none" w:sz="0" w:space="0" w:color="000000"/>
-                <w:left w:val="none" w:sz="0" w:space="0" w:color="000000"/>
-                <w:right w:val="none" w:sz="0" w:space="0" w:color="000000"/>
-              </w:pBdr>
-              <w:spacing w:after="0" w:before="0" w:line="240"/>
-              <w:ind w:left="100" w:right="100" w:firstLine="0" w:firstLineChars="0"/>
-              <w:rPr>
-                <w:rFonts w:ascii="Times New Roman" w:hAnsi="Times New Roman" w:eastAsia="Times New Roman" w:cs="Times New Roman"/>
-                <w:i w:val="false"/>
-                <w:b w:val="true"/>
-                <w:u w:val="none"/>
-                <w:strike w:val="false"/>
-                <w:sz w:val="14"/>
-                <w:szCs w:val="14"/>
-                <w:color w:val="000000"/>
-              </w:rPr>
-            </w:pPr>
-            <w:r xmlns:w="http://schemas.openxmlformats.org/wordprocessingml/2006/main" xmlns:wp="http://schemas.openxmlformats.org/drawingml/2006/wordprocessingDrawing" xmlns:r="http://schemas.openxmlformats.org/officeDocument/2006/relationships" xmlns:w14="http://schemas.microsoft.com/office/word/2010/wordml">
-              <w:rPr>
-                <w:rFonts w:ascii="Times New Roman" w:hAnsi="Times New Roman" w:eastAsia="Times New Roman" w:cs="Times New Roman"/>
-                <w:i w:val="false"/>
-                <w:b w:val="true"/>
-                <w:u w:val="none"/>
-                <w:strike w:val="false"/>
-                <w:sz w:val="14"/>
-                <w:szCs w:val="14"/>
-                <w:color w:val="000000"/>
-              </w:rPr>
-              <w:t xml:space="preserve">Produits non alimentaires</w:t>
+              <w:jc w:val="right"/>
+              <w:pBdr>
+                <w:bottom w:val="none" w:sz="0" w:space="0" w:color="000000"/>
+                <w:top w:val="none" w:sz="0" w:space="0" w:color="000000"/>
+                <w:left w:val="none" w:sz="0" w:space="0" w:color="000000"/>
+                <w:right w:val="none" w:sz="0" w:space="0" w:color="000000"/>
+              </w:pBdr>
+              <w:spacing w:after="0" w:before="0" w:line="240"/>
+              <w:ind w:left="100" w:right="100" w:firstLine="0" w:firstLineChars="0"/>
+              <w:rPr>
+                <w:rFonts w:ascii="Times New Roman" w:hAnsi="Times New Roman" w:eastAsia="Times New Roman" w:cs="Times New Roman"/>
+                <w:i w:val="false"/>
+                <w:b w:val="true"/>
+                <w:u w:val="none"/>
+                <w:strike w:val="false"/>
+                <w:sz w:val="14"/>
+                <w:szCs w:val="14"/>
+                <w:color w:val="000000"/>
+              </w:rPr>
+            </w:pPr>
+            <w:r xmlns:w="http://schemas.openxmlformats.org/wordprocessingml/2006/main" xmlns:wp="http://schemas.openxmlformats.org/drawingml/2006/wordprocessingDrawing" xmlns:r="http://schemas.openxmlformats.org/officeDocument/2006/relationships" xmlns:w14="http://schemas.microsoft.com/office/word/2010/wordml">
+              <w:rPr>
+                <w:rFonts w:ascii="Times New Roman" w:hAnsi="Times New Roman" w:eastAsia="Times New Roman" w:cs="Times New Roman"/>
+                <w:i w:val="false"/>
+                <w:b w:val="true"/>
+                <w:u w:val="none"/>
+                <w:strike w:val="false"/>
+                <w:sz w:val="14"/>
+                <w:szCs w:val="14"/>
+                <w:color w:val="000000"/>
+              </w:rPr>
+              <w:t xml:space="preserve">2,3</w:t>
             </w:r>
           </w:p>
         </w:tc>
@@ -2660,7 +3166,7 @@
                 <w:szCs w:val="14"/>
                 <w:color w:val="000000"/>
               </w:rPr>
-              <w:t xml:space="preserve">63,885</w:t>
+              <w:t xml:space="preserve">0,1</w:t>
             </w:r>
           </w:p>
         </w:tc>
@@ -2714,7 +3220,7 @@
                 <w:szCs w:val="14"/>
                 <w:color w:val="000000"/>
               </w:rPr>
-              <w:t xml:space="preserve">112,5</w:t>
+              <w:t xml:space="preserve">0,6</w:t>
             </w:r>
           </w:p>
         </w:tc>
@@ -2768,7 +3274,7 @@
                 <w:szCs w:val="14"/>
                 <w:color w:val="000000"/>
               </w:rPr>
-              <w:t xml:space="preserve">115,0</w:t>
+              <w:t xml:space="preserve">115,1</w:t>
             </w:r>
           </w:p>
         </w:tc>
@@ -2822,7 +3328,7 @@
                 <w:szCs w:val="14"/>
                 <w:color w:val="000000"/>
               </w:rPr>
-              <w:t xml:space="preserve">114,9</w:t>
+              <w:t xml:space="preserve">114,4</w:t>
             </w:r>
           </w:p>
         </w:tc>
@@ -2876,7 +3382,7 @@
                 <w:szCs w:val="14"/>
                 <w:color w:val="000000"/>
               </w:rPr>
-              <w:t xml:space="preserve">114,4</w:t>
+              <w:t xml:space="preserve">114,9</w:t>
             </w:r>
           </w:p>
         </w:tc>
@@ -2930,7 +3436,7 @@
                 <w:szCs w:val="14"/>
                 <w:color w:val="000000"/>
               </w:rPr>
-              <w:t xml:space="preserve">115,1</w:t>
+              <w:t xml:space="preserve">115,0</w:t>
             </w:r>
           </w:p>
         </w:tc>
@@ -2984,7 +3490,7 @@
                 <w:szCs w:val="14"/>
                 <w:color w:val="000000"/>
               </w:rPr>
-              <w:t xml:space="preserve">0,6</w:t>
+              <w:t xml:space="preserve">112,5</w:t>
             </w:r>
           </w:p>
         </w:tc>
@@ -3038,7 +3544,7 @@
                 <w:szCs w:val="14"/>
                 <w:color w:val="000000"/>
               </w:rPr>
-              <w:t xml:space="preserve">0,1</w:t>
+              <w:t xml:space="preserve">63,885</w:t>
             </w:r>
           </w:p>
         </w:tc>
@@ -3092,14 +3598,14 @@
                 <w:szCs w:val="14"/>
                 <w:color w:val="000000"/>
               </w:rPr>
-              <w:t xml:space="preserve">2,3</w:t>
+              <w:t xml:space="preserve">المواد غير الغذائية</w:t>
             </w:r>
           </w:p>
         </w:tc>
       </w:tr>
       <w:tr>
         <w:trPr>
-          <w:trHeight w:val="227" w:hRule="exact"/>
+          <w:trHeight w:val="360" w:hRule="auto"/>
         </w:trPr>
         body 5
         <w:tc>
@@ -3121,38 +3627,38 @@
           </w:tcPr>
           <w:p>
             <w:pPr>
-              <w:jc w:val="left"/>
-              <w:pBdr>
-                <w:bottom w:val="none" w:sz="0" w:space="0" w:color="000000"/>
-                <w:top w:val="none" w:sz="0" w:space="0" w:color="000000"/>
-                <w:left w:val="none" w:sz="0" w:space="0" w:color="000000"/>
-                <w:right w:val="none" w:sz="0" w:space="0" w:color="000000"/>
-              </w:pBdr>
-              <w:spacing w:after="0" w:before="0" w:line="240"/>
-              <w:ind w:left="100" w:right="100" w:firstLine="0" w:firstLineChars="0"/>
-              <w:rPr>
-                <w:rFonts w:ascii="Times New Roman" w:hAnsi="Times New Roman" w:eastAsia="Times New Roman" w:cs="Times New Roman"/>
-                <w:i w:val="false"/>
-                <w:b w:val="true"/>
-                <w:u w:val="none"/>
-                <w:strike w:val="false"/>
-                <w:sz w:val="14"/>
-                <w:szCs w:val="14"/>
-                <w:color w:val="000000"/>
-              </w:rPr>
-            </w:pPr>
-            <w:r xmlns:w="http://schemas.openxmlformats.org/wordprocessingml/2006/main" xmlns:wp="http://schemas.openxmlformats.org/drawingml/2006/wordprocessingDrawing" xmlns:r="http://schemas.openxmlformats.org/officeDocument/2006/relationships" xmlns:w14="http://schemas.microsoft.com/office/word/2010/wordml">
-              <w:rPr>
-                <w:rFonts w:ascii="Times New Roman" w:hAnsi="Times New Roman" w:eastAsia="Times New Roman" w:cs="Times New Roman"/>
-                <w:i w:val="false"/>
-                <w:b w:val="true"/>
-                <w:u w:val="none"/>
-                <w:strike w:val="false"/>
-                <w:sz w:val="14"/>
-                <w:szCs w:val="14"/>
-                <w:color w:val="000000"/>
-              </w:rPr>
-              <w:t xml:space="preserve">03 - Articles d'habillements et chaussures</w:t>
+              <w:jc w:val="right"/>
+              <w:pBdr>
+                <w:bottom w:val="none" w:sz="0" w:space="0" w:color="000000"/>
+                <w:top w:val="none" w:sz="0" w:space="0" w:color="000000"/>
+                <w:left w:val="none" w:sz="0" w:space="0" w:color="000000"/>
+                <w:right w:val="none" w:sz="0" w:space="0" w:color="000000"/>
+              </w:pBdr>
+              <w:spacing w:after="0" w:before="0" w:line="240"/>
+              <w:ind w:left="100" w:right="100" w:firstLine="0" w:firstLineChars="0"/>
+              <w:rPr>
+                <w:rFonts w:ascii="Times New Roman" w:hAnsi="Times New Roman" w:eastAsia="Times New Roman" w:cs="Times New Roman"/>
+                <w:i w:val="false"/>
+                <w:b w:val="true"/>
+                <w:u w:val="none"/>
+                <w:strike w:val="false"/>
+                <w:sz w:val="14"/>
+                <w:szCs w:val="14"/>
+                <w:color w:val="000000"/>
+              </w:rPr>
+            </w:pPr>
+            <w:r xmlns:w="http://schemas.openxmlformats.org/wordprocessingml/2006/main" xmlns:wp="http://schemas.openxmlformats.org/drawingml/2006/wordprocessingDrawing" xmlns:r="http://schemas.openxmlformats.org/officeDocument/2006/relationships" xmlns:w14="http://schemas.microsoft.com/office/word/2010/wordml">
+              <w:rPr>
+                <w:rFonts w:ascii="Times New Roman" w:hAnsi="Times New Roman" w:eastAsia="Times New Roman" w:cs="Times New Roman"/>
+                <w:i w:val="false"/>
+                <w:b w:val="true"/>
+                <w:u w:val="none"/>
+                <w:strike w:val="false"/>
+                <w:sz w:val="14"/>
+                <w:szCs w:val="14"/>
+                <w:color w:val="000000"/>
+              </w:rPr>
+              <w:t xml:space="preserve">0,1</w:t>
             </w:r>
           </w:p>
         </w:tc>
@@ -3206,7 +3712,7 @@
                 <w:szCs w:val="14"/>
                 <w:color w:val="000000"/>
               </w:rPr>
-              <w:t xml:space="preserve">6,449</w:t>
+              <w:t xml:space="preserve">0,3</w:t>
             </w:r>
           </w:p>
         </w:tc>
@@ -3260,7 +3766,7 @@
                 <w:szCs w:val="14"/>
                 <w:color w:val="000000"/>
               </w:rPr>
-              <w:t xml:space="preserve">113,5</w:t>
+              <w:t xml:space="preserve">0,2</w:t>
             </w:r>
           </w:p>
         </w:tc>
@@ -3314,7 +3820,7 @@
                 <w:szCs w:val="14"/>
                 <w:color w:val="000000"/>
               </w:rPr>
-              <w:t xml:space="preserve">113,3</w:t>
+              <w:t xml:space="preserve">113,6</w:t>
             </w:r>
           </w:p>
         </w:tc>
@@ -3368,7 +3874,7 @@
                 <w:szCs w:val="14"/>
                 <w:color w:val="000000"/>
               </w:rPr>
-              <w:t xml:space="preserve">113,3</w:t>
+              <w:t xml:space="preserve">113,4</w:t>
             </w:r>
           </w:p>
         </w:tc>
@@ -3422,7 +3928,7 @@
                 <w:szCs w:val="14"/>
                 <w:color w:val="000000"/>
               </w:rPr>
-              <w:t xml:space="preserve">113,4</w:t>
+              <w:t xml:space="preserve">113,3</w:t>
             </w:r>
           </w:p>
         </w:tc>
@@ -3476,7 +3982,7 @@
                 <w:szCs w:val="14"/>
                 <w:color w:val="000000"/>
               </w:rPr>
-              <w:t xml:space="preserve">113,6</w:t>
+              <w:t xml:space="preserve">113,3</w:t>
             </w:r>
           </w:p>
         </w:tc>
@@ -3530,7 +4036,7 @@
                 <w:szCs w:val="14"/>
                 <w:color w:val="000000"/>
               </w:rPr>
-              <w:t xml:space="preserve">0,2</w:t>
+              <w:t xml:space="preserve">113,5</w:t>
             </w:r>
           </w:p>
         </w:tc>
@@ -3584,7 +4090,7 @@
                 <w:szCs w:val="14"/>
                 <w:color w:val="000000"/>
               </w:rPr>
-              <w:t xml:space="preserve">0,3</w:t>
+              <w:t xml:space="preserve">6,449</w:t>
             </w:r>
           </w:p>
         </w:tc>
@@ -3638,14 +4144,14 @@
                 <w:szCs w:val="14"/>
                 <w:color w:val="000000"/>
               </w:rPr>
-              <w:t xml:space="preserve">0,1</w:t>
+              <w:t xml:space="preserve">03 - الملابس والأحذية</w:t>
             </w:r>
           </w:p>
         </w:tc>
       </w:tr>
       <w:tr>
         <w:trPr>
-          <w:trHeight w:val="227" w:hRule="exact"/>
+          <w:trHeight w:val="360" w:hRule="auto"/>
         </w:trPr>
         body 6
         <w:tc>
@@ -3667,38 +4173,38 @@
           </w:tcPr>
           <w:p>
             <w:pPr>
-              <w:jc w:val="left"/>
-              <w:pBdr>
-                <w:bottom w:val="none" w:sz="0" w:space="0" w:color="000000"/>
-                <w:top w:val="none" w:sz="0" w:space="0" w:color="000000"/>
-                <w:left w:val="none" w:sz="0" w:space="0" w:color="000000"/>
-                <w:right w:val="none" w:sz="0" w:space="0" w:color="000000"/>
-              </w:pBdr>
-              <w:spacing w:after="0" w:before="0" w:line="240"/>
-              <w:ind w:left="100" w:right="100" w:firstLine="0" w:firstLineChars="0"/>
-              <w:rPr>
-                <w:rFonts w:ascii="Times New Roman" w:hAnsi="Times New Roman" w:eastAsia="Times New Roman" w:cs="Times New Roman"/>
-                <w:i w:val="false"/>
-                <w:b w:val="true"/>
-                <w:u w:val="none"/>
-                <w:strike w:val="false"/>
-                <w:sz w:val="14"/>
-                <w:szCs w:val="14"/>
-                <w:color w:val="000000"/>
-              </w:rPr>
-            </w:pPr>
-            <w:r xmlns:w="http://schemas.openxmlformats.org/wordprocessingml/2006/main" xmlns:wp="http://schemas.openxmlformats.org/drawingml/2006/wordprocessingDrawing" xmlns:r="http://schemas.openxmlformats.org/officeDocument/2006/relationships" xmlns:w14="http://schemas.microsoft.com/office/word/2010/wordml">
-              <w:rPr>
-                <w:rFonts w:ascii="Times New Roman" w:hAnsi="Times New Roman" w:eastAsia="Times New Roman" w:cs="Times New Roman"/>
-                <w:i w:val="false"/>
-                <w:b w:val="true"/>
-                <w:u w:val="none"/>
-                <w:strike w:val="false"/>
-                <w:sz w:val="14"/>
-                <w:szCs w:val="14"/>
-                <w:color w:val="000000"/>
-              </w:rPr>
-              <w:t xml:space="preserve">04 - Logement, eau, gaz, électricité et autres combustibles</w:t>
+              <w:jc w:val="right"/>
+              <w:pBdr>
+                <w:bottom w:val="none" w:sz="0" w:space="0" w:color="000000"/>
+                <w:top w:val="none" w:sz="0" w:space="0" w:color="000000"/>
+                <w:left w:val="none" w:sz="0" w:space="0" w:color="000000"/>
+                <w:right w:val="none" w:sz="0" w:space="0" w:color="000000"/>
+              </w:pBdr>
+              <w:spacing w:after="0" w:before="0" w:line="240"/>
+              <w:ind w:left="100" w:right="100" w:firstLine="0" w:firstLineChars="0"/>
+              <w:rPr>
+                <w:rFonts w:ascii="Times New Roman" w:hAnsi="Times New Roman" w:eastAsia="Times New Roman" w:cs="Times New Roman"/>
+                <w:i w:val="false"/>
+                <w:b w:val="true"/>
+                <w:u w:val="none"/>
+                <w:strike w:val="false"/>
+                <w:sz w:val="14"/>
+                <w:szCs w:val="14"/>
+                <w:color w:val="000000"/>
+              </w:rPr>
+            </w:pPr>
+            <w:r xmlns:w="http://schemas.openxmlformats.org/wordprocessingml/2006/main" xmlns:wp="http://schemas.openxmlformats.org/drawingml/2006/wordprocessingDrawing" xmlns:r="http://schemas.openxmlformats.org/officeDocument/2006/relationships" xmlns:w14="http://schemas.microsoft.com/office/word/2010/wordml">
+              <w:rPr>
+                <w:rFonts w:ascii="Times New Roman" w:hAnsi="Times New Roman" w:eastAsia="Times New Roman" w:cs="Times New Roman"/>
+                <w:i w:val="false"/>
+                <w:b w:val="true"/>
+                <w:u w:val="none"/>
+                <w:strike w:val="false"/>
+                <w:sz w:val="14"/>
+                <w:szCs w:val="14"/>
+                <w:color w:val="000000"/>
+              </w:rPr>
+              <w:t xml:space="preserve">1,1</w:t>
             </w:r>
           </w:p>
         </w:tc>
@@ -3752,7 +4258,7 @@
                 <w:szCs w:val="14"/>
                 <w:color w:val="000000"/>
               </w:rPr>
-              <w:t xml:space="preserve">16,656</w:t>
+              <w:t xml:space="preserve">0,1</w:t>
             </w:r>
           </w:p>
         </w:tc>
@@ -3806,7 +4312,7 @@
                 <w:szCs w:val="14"/>
                 <w:color w:val="000000"/>
               </w:rPr>
-              <w:t xml:space="preserve">111,6</w:t>
+              <w:t xml:space="preserve">0,0</w:t>
             </w:r>
           </w:p>
         </w:tc>
@@ -3860,7 +4366,7 @@
                 <w:szCs w:val="14"/>
                 <w:color w:val="000000"/>
               </w:rPr>
-              <w:t xml:space="preserve">112,7</w:t>
+              <w:t xml:space="preserve">112,8</w:t>
             </w:r>
           </w:p>
         </w:tc>
@@ -4022,7 +4528,7 @@
                 <w:szCs w:val="14"/>
                 <w:color w:val="000000"/>
               </w:rPr>
-              <w:t xml:space="preserve">112,8</w:t>
+              <w:t xml:space="preserve">112,7</w:t>
             </w:r>
           </w:p>
         </w:tc>
@@ -4076,7 +4582,7 @@
                 <w:szCs w:val="14"/>
                 <w:color w:val="000000"/>
               </w:rPr>
-              <w:t xml:space="preserve">0,0</w:t>
+              <w:t xml:space="preserve">111,6</w:t>
             </w:r>
           </w:p>
         </w:tc>
@@ -4130,7 +4636,7 @@
                 <w:szCs w:val="14"/>
                 <w:color w:val="000000"/>
               </w:rPr>
-              <w:t xml:space="preserve">0,1</w:t>
+              <w:t xml:space="preserve">16,656</w:t>
             </w:r>
           </w:p>
         </w:tc>
@@ -4184,14 +4690,14 @@
                 <w:szCs w:val="14"/>
                 <w:color w:val="000000"/>
               </w:rPr>
-              <w:t xml:space="preserve">1,1</w:t>
+              <w:t xml:space="preserve">04 - السكن والماء والكهرباء والغاز ومحروقات أخرى</w:t>
             </w:r>
           </w:p>
         </w:tc>
       </w:tr>
       <w:tr>
         <w:trPr>
-          <w:trHeight w:val="227" w:hRule="exact"/>
+          <w:trHeight w:val="360" w:hRule="auto"/>
         </w:trPr>
         body 7
         <w:tc>
@@ -4213,38 +4719,38 @@
           </w:tcPr>
           <w:p>
             <w:pPr>
-              <w:jc w:val="left"/>
-              <w:pBdr>
-                <w:bottom w:val="none" w:sz="0" w:space="0" w:color="000000"/>
-                <w:top w:val="none" w:sz="0" w:space="0" w:color="000000"/>
-                <w:left w:val="none" w:sz="0" w:space="0" w:color="000000"/>
-                <w:right w:val="none" w:sz="0" w:space="0" w:color="000000"/>
-              </w:pBdr>
-              <w:spacing w:after="0" w:before="0" w:line="240"/>
-              <w:ind w:left="100" w:right="100" w:firstLine="0" w:firstLineChars="0"/>
-              <w:rPr>
-                <w:rFonts w:ascii="Times New Roman" w:hAnsi="Times New Roman" w:eastAsia="Times New Roman" w:cs="Times New Roman"/>
-                <w:i w:val="false"/>
-                <w:b w:val="true"/>
-                <w:u w:val="none"/>
-                <w:strike w:val="false"/>
-                <w:sz w:val="14"/>
-                <w:szCs w:val="14"/>
-                <w:color w:val="000000"/>
-              </w:rPr>
-            </w:pPr>
-            <w:r xmlns:w="http://schemas.openxmlformats.org/wordprocessingml/2006/main" xmlns:wp="http://schemas.openxmlformats.org/drawingml/2006/wordprocessingDrawing" xmlns:r="http://schemas.openxmlformats.org/officeDocument/2006/relationships" xmlns:w14="http://schemas.microsoft.com/office/word/2010/wordml">
-              <w:rPr>
-                <w:rFonts w:ascii="Times New Roman" w:hAnsi="Times New Roman" w:eastAsia="Times New Roman" w:cs="Times New Roman"/>
-                <w:i w:val="false"/>
-                <w:b w:val="true"/>
-                <w:u w:val="none"/>
-                <w:strike w:val="false"/>
-                <w:sz w:val="14"/>
-                <w:szCs w:val="14"/>
-                <w:color w:val="000000"/>
-              </w:rPr>
-              <w:t xml:space="preserve">05 - Meubles, articles de ménages et entretien courant du foyer</w:t>
+              <w:jc w:val="right"/>
+              <w:pBdr>
+                <w:bottom w:val="none" w:sz="0" w:space="0" w:color="000000"/>
+                <w:top w:val="none" w:sz="0" w:space="0" w:color="000000"/>
+                <w:left w:val="none" w:sz="0" w:space="0" w:color="000000"/>
+                <w:right w:val="none" w:sz="0" w:space="0" w:color="000000"/>
+              </w:pBdr>
+              <w:spacing w:after="0" w:before="0" w:line="240"/>
+              <w:ind w:left="100" w:right="100" w:firstLine="0" w:firstLineChars="0"/>
+              <w:rPr>
+                <w:rFonts w:ascii="Times New Roman" w:hAnsi="Times New Roman" w:eastAsia="Times New Roman" w:cs="Times New Roman"/>
+                <w:i w:val="false"/>
+                <w:b w:val="true"/>
+                <w:u w:val="none"/>
+                <w:strike w:val="false"/>
+                <w:sz w:val="14"/>
+                <w:szCs w:val="14"/>
+                <w:color w:val="000000"/>
+              </w:rPr>
+            </w:pPr>
+            <w:r xmlns:w="http://schemas.openxmlformats.org/wordprocessingml/2006/main" xmlns:wp="http://schemas.openxmlformats.org/drawingml/2006/wordprocessingDrawing" xmlns:r="http://schemas.openxmlformats.org/officeDocument/2006/relationships" xmlns:w14="http://schemas.microsoft.com/office/word/2010/wordml">
+              <w:rPr>
+                <w:rFonts w:ascii="Times New Roman" w:hAnsi="Times New Roman" w:eastAsia="Times New Roman" w:cs="Times New Roman"/>
+                <w:i w:val="false"/>
+                <w:b w:val="true"/>
+                <w:u w:val="none"/>
+                <w:strike w:val="false"/>
+                <w:sz w:val="14"/>
+                <w:szCs w:val="14"/>
+                <w:color w:val="000000"/>
+              </w:rPr>
+              <w:t xml:space="preserve">0,1</w:t>
             </w:r>
           </w:p>
         </w:tc>
@@ -4298,7 +4804,7 @@
                 <w:szCs w:val="14"/>
                 <w:color w:val="000000"/>
               </w:rPr>
-              <w:t xml:space="preserve">4,100</w:t>
+              <w:t xml:space="preserve">0,1</w:t>
             </w:r>
           </w:p>
         </w:tc>
@@ -4352,7 +4858,7 @@
                 <w:szCs w:val="14"/>
                 <w:color w:val="000000"/>
               </w:rPr>
-              <w:t xml:space="preserve">112,1</w:t>
+              <w:t xml:space="preserve">0,0</w:t>
             </w:r>
           </w:p>
         </w:tc>
@@ -4406,7 +4912,7 @@
                 <w:szCs w:val="14"/>
                 <w:color w:val="000000"/>
               </w:rPr>
-              <w:t xml:space="preserve">112,1</w:t>
+              <w:t xml:space="preserve">112,2</w:t>
             </w:r>
           </w:p>
         </w:tc>
@@ -4460,7 +4966,7 @@
                 <w:szCs w:val="14"/>
                 <w:color w:val="000000"/>
               </w:rPr>
-              <w:t xml:space="preserve">112,1</w:t>
+              <w:t xml:space="preserve">112,2</w:t>
             </w:r>
           </w:p>
         </w:tc>
@@ -4514,7 +5020,7 @@
                 <w:szCs w:val="14"/>
                 <w:color w:val="000000"/>
               </w:rPr>
-              <w:t xml:space="preserve">112,2</w:t>
+              <w:t xml:space="preserve">112,1</w:t>
             </w:r>
           </w:p>
         </w:tc>
@@ -4568,7 +5074,7 @@
                 <w:szCs w:val="14"/>
                 <w:color w:val="000000"/>
               </w:rPr>
-              <w:t xml:space="preserve">112,2</w:t>
+              <w:t xml:space="preserve">112,1</w:t>
             </w:r>
           </w:p>
         </w:tc>
@@ -4622,7 +5128,7 @@
                 <w:szCs w:val="14"/>
                 <w:color w:val="000000"/>
               </w:rPr>
-              <w:t xml:space="preserve">0,0</w:t>
+              <w:t xml:space="preserve">112,1</w:t>
             </w:r>
           </w:p>
         </w:tc>
@@ -4676,7 +5182,7 @@
                 <w:szCs w:val="14"/>
                 <w:color w:val="000000"/>
               </w:rPr>
-              <w:t xml:space="preserve">0,1</w:t>
+              <w:t xml:space="preserve">4,100</w:t>
             </w:r>
           </w:p>
         </w:tc>
@@ -4730,14 +5236,14 @@
                 <w:szCs w:val="14"/>
                 <w:color w:val="000000"/>
               </w:rPr>
-              <w:t xml:space="preserve">0,1</w:t>
+              <w:t xml:space="preserve">05 - الأثاث والأدوات المنزلية والصيانة العادية للمنزل</w:t>
             </w:r>
           </w:p>
         </w:tc>
       </w:tr>
       <w:tr>
         <w:trPr>
-          <w:trHeight w:val="227" w:hRule="exact"/>
+          <w:trHeight w:val="360" w:hRule="auto"/>
         </w:trPr>
         body 8
         <w:tc>
@@ -4759,38 +5265,38 @@
           </w:tcPr>
           <w:p>
             <w:pPr>
-              <w:jc w:val="left"/>
-              <w:pBdr>
-                <w:bottom w:val="none" w:sz="0" w:space="0" w:color="000000"/>
-                <w:top w:val="none" w:sz="0" w:space="0" w:color="000000"/>
-                <w:left w:val="none" w:sz="0" w:space="0" w:color="000000"/>
-                <w:right w:val="none" w:sz="0" w:space="0" w:color="000000"/>
-              </w:pBdr>
-              <w:spacing w:after="0" w:before="0" w:line="240"/>
-              <w:ind w:left="100" w:right="100" w:firstLine="0" w:firstLineChars="0"/>
-              <w:rPr>
-                <w:rFonts w:ascii="Times New Roman" w:hAnsi="Times New Roman" w:eastAsia="Times New Roman" w:cs="Times New Roman"/>
-                <w:i w:val="false"/>
-                <w:b w:val="true"/>
-                <w:u w:val="none"/>
-                <w:strike w:val="false"/>
-                <w:sz w:val="14"/>
-                <w:szCs w:val="14"/>
-                <w:color w:val="000000"/>
-              </w:rPr>
-            </w:pPr>
-            <w:r xmlns:w="http://schemas.openxmlformats.org/wordprocessingml/2006/main" xmlns:wp="http://schemas.openxmlformats.org/drawingml/2006/wordprocessingDrawing" xmlns:r="http://schemas.openxmlformats.org/officeDocument/2006/relationships" xmlns:w14="http://schemas.microsoft.com/office/word/2010/wordml">
-              <w:rPr>
-                <w:rFonts w:ascii="Times New Roman" w:hAnsi="Times New Roman" w:eastAsia="Times New Roman" w:cs="Times New Roman"/>
-                <w:i w:val="false"/>
-                <w:b w:val="true"/>
-                <w:u w:val="none"/>
-                <w:strike w:val="false"/>
-                <w:sz w:val="14"/>
-                <w:szCs w:val="14"/>
-                <w:color w:val="000000"/>
-              </w:rPr>
-              <w:t xml:space="preserve">06 – Santé</w:t>
+              <w:jc w:val="right"/>
+              <w:pBdr>
+                <w:bottom w:val="none" w:sz="0" w:space="0" w:color="000000"/>
+                <w:top w:val="none" w:sz="0" w:space="0" w:color="000000"/>
+                <w:left w:val="none" w:sz="0" w:space="0" w:color="000000"/>
+                <w:right w:val="none" w:sz="0" w:space="0" w:color="000000"/>
+              </w:pBdr>
+              <w:spacing w:after="0" w:before="0" w:line="240"/>
+              <w:ind w:left="100" w:right="100" w:firstLine="0" w:firstLineChars="0"/>
+              <w:rPr>
+                <w:rFonts w:ascii="Times New Roman" w:hAnsi="Times New Roman" w:eastAsia="Times New Roman" w:cs="Times New Roman"/>
+                <w:i w:val="false"/>
+                <w:b w:val="true"/>
+                <w:u w:val="none"/>
+                <w:strike w:val="false"/>
+                <w:sz w:val="14"/>
+                <w:szCs w:val="14"/>
+                <w:color w:val="000000"/>
+              </w:rPr>
+            </w:pPr>
+            <w:r xmlns:w="http://schemas.openxmlformats.org/wordprocessingml/2006/main" xmlns:wp="http://schemas.openxmlformats.org/drawingml/2006/wordprocessingDrawing" xmlns:r="http://schemas.openxmlformats.org/officeDocument/2006/relationships" xmlns:w14="http://schemas.microsoft.com/office/word/2010/wordml">
+              <w:rPr>
+                <w:rFonts w:ascii="Times New Roman" w:hAnsi="Times New Roman" w:eastAsia="Times New Roman" w:cs="Times New Roman"/>
+                <w:i w:val="false"/>
+                <w:b w:val="true"/>
+                <w:u w:val="none"/>
+                <w:strike w:val="false"/>
+                <w:sz w:val="14"/>
+                <w:szCs w:val="14"/>
+                <w:color w:val="000000"/>
+              </w:rPr>
+              <w:t xml:space="preserve">0,2</w:t>
             </w:r>
           </w:p>
         </w:tc>
@@ -4844,7 +5350,7 @@
                 <w:szCs w:val="14"/>
                 <w:color w:val="000000"/>
               </w:rPr>
-              <w:t xml:space="preserve">8,218</w:t>
+              <w:t xml:space="preserve">0,2</w:t>
             </w:r>
           </w:p>
         </w:tc>
@@ -4898,7 +5404,7 @@
                 <w:szCs w:val="14"/>
                 <w:color w:val="000000"/>
               </w:rPr>
-              <w:t xml:space="preserve">109,3</w:t>
+              <w:t xml:space="preserve">0,0</w:t>
             </w:r>
           </w:p>
         </w:tc>
@@ -4952,7 +5458,7 @@
                 <w:szCs w:val="14"/>
                 <w:color w:val="000000"/>
               </w:rPr>
-              <w:t xml:space="preserve">109,3</w:t>
+              <w:t xml:space="preserve">109,5</w:t>
             </w:r>
           </w:p>
         </w:tc>
@@ -5006,7 +5512,7 @@
                 <w:szCs w:val="14"/>
                 <w:color w:val="000000"/>
               </w:rPr>
-              <w:t xml:space="preserve">109,4</w:t>
+              <w:t xml:space="preserve">109,5</w:t>
             </w:r>
           </w:p>
         </w:tc>
@@ -5060,7 +5566,7 @@
                 <w:szCs w:val="14"/>
                 <w:color w:val="000000"/>
               </w:rPr>
-              <w:t xml:space="preserve">109,5</w:t>
+              <w:t xml:space="preserve">109,4</w:t>
             </w:r>
           </w:p>
         </w:tc>
@@ -5114,7 +5620,7 @@
                 <w:szCs w:val="14"/>
                 <w:color w:val="000000"/>
               </w:rPr>
-              <w:t xml:space="preserve">109,5</w:t>
+              <w:t xml:space="preserve">109,3</w:t>
             </w:r>
           </w:p>
         </w:tc>
@@ -5168,7 +5674,7 @@
                 <w:szCs w:val="14"/>
                 <w:color w:val="000000"/>
               </w:rPr>
-              <w:t xml:space="preserve">0,0</w:t>
+              <w:t xml:space="preserve">109,3</w:t>
             </w:r>
           </w:p>
         </w:tc>
@@ -5222,7 +5728,7 @@
                 <w:szCs w:val="14"/>
                 <w:color w:val="000000"/>
               </w:rPr>
-              <w:t xml:space="preserve">0,2</w:t>
+              <w:t xml:space="preserve">8,218</w:t>
             </w:r>
           </w:p>
         </w:tc>
@@ -5276,14 +5782,14 @@
                 <w:szCs w:val="14"/>
                 <w:color w:val="000000"/>
               </w:rPr>
-              <w:t xml:space="preserve">0,2</w:t>
+              <w:t xml:space="preserve">06 - الصحة</w:t>
             </w:r>
           </w:p>
         </w:tc>
       </w:tr>
       <w:tr>
         <w:trPr>
-          <w:trHeight w:val="227" w:hRule="exact"/>
+          <w:trHeight w:val="360" w:hRule="auto"/>
         </w:trPr>
         body 9
         <w:tc>
@@ -5305,38 +5811,38 @@
           </w:tcPr>
           <w:p>
             <w:pPr>
-              <w:jc w:val="left"/>
-              <w:pBdr>
-                <w:bottom w:val="none" w:sz="0" w:space="0" w:color="000000"/>
-                <w:top w:val="none" w:sz="0" w:space="0" w:color="000000"/>
-                <w:left w:val="none" w:sz="0" w:space="0" w:color="000000"/>
-                <w:right w:val="none" w:sz="0" w:space="0" w:color="000000"/>
-              </w:pBdr>
-              <w:spacing w:after="0" w:before="0" w:line="240"/>
-              <w:ind w:left="100" w:right="100" w:firstLine="0" w:firstLineChars="0"/>
-              <w:rPr>
-                <w:rFonts w:ascii="Times New Roman" w:hAnsi="Times New Roman" w:eastAsia="Times New Roman" w:cs="Times New Roman"/>
-                <w:i w:val="false"/>
-                <w:b w:val="true"/>
-                <w:u w:val="none"/>
-                <w:strike w:val="false"/>
-                <w:sz w:val="14"/>
-                <w:szCs w:val="14"/>
-                <w:color w:val="000000"/>
-              </w:rPr>
-            </w:pPr>
-            <w:r xmlns:w="http://schemas.openxmlformats.org/wordprocessingml/2006/main" xmlns:wp="http://schemas.openxmlformats.org/drawingml/2006/wordprocessingDrawing" xmlns:r="http://schemas.openxmlformats.org/officeDocument/2006/relationships" xmlns:w14="http://schemas.microsoft.com/office/word/2010/wordml">
-              <w:rPr>
-                <w:rFonts w:ascii="Times New Roman" w:hAnsi="Times New Roman" w:eastAsia="Times New Roman" w:cs="Times New Roman"/>
-                <w:i w:val="false"/>
-                <w:b w:val="true"/>
-                <w:u w:val="none"/>
-                <w:strike w:val="false"/>
-                <w:sz w:val="14"/>
-                <w:szCs w:val="14"/>
-                <w:color w:val="000000"/>
-              </w:rPr>
-              <w:t xml:space="preserve">07 – Transport</w:t>
+              <w:jc w:val="right"/>
+              <w:pBdr>
+                <w:bottom w:val="none" w:sz="0" w:space="0" w:color="000000"/>
+                <w:top w:val="none" w:sz="0" w:space="0" w:color="000000"/>
+                <w:left w:val="none" w:sz="0" w:space="0" w:color="000000"/>
+                <w:right w:val="none" w:sz="0" w:space="0" w:color="000000"/>
+              </w:pBdr>
+              <w:spacing w:after="0" w:before="0" w:line="240"/>
+              <w:ind w:left="100" w:right="100" w:firstLine="0" w:firstLineChars="0"/>
+              <w:rPr>
+                <w:rFonts w:ascii="Times New Roman" w:hAnsi="Times New Roman" w:eastAsia="Times New Roman" w:cs="Times New Roman"/>
+                <w:i w:val="false"/>
+                <w:b w:val="true"/>
+                <w:u w:val="none"/>
+                <w:strike w:val="false"/>
+                <w:sz w:val="14"/>
+                <w:szCs w:val="14"/>
+                <w:color w:val="000000"/>
+              </w:rPr>
+            </w:pPr>
+            <w:r xmlns:w="http://schemas.openxmlformats.org/wordprocessingml/2006/main" xmlns:wp="http://schemas.openxmlformats.org/drawingml/2006/wordprocessingDrawing" xmlns:r="http://schemas.openxmlformats.org/officeDocument/2006/relationships" xmlns:w14="http://schemas.microsoft.com/office/word/2010/wordml">
+              <w:rPr>
+                <w:rFonts w:ascii="Times New Roman" w:hAnsi="Times New Roman" w:eastAsia="Times New Roman" w:cs="Times New Roman"/>
+                <w:i w:val="false"/>
+                <w:b w:val="true"/>
+                <w:u w:val="none"/>
+                <w:strike w:val="false"/>
+                <w:sz w:val="14"/>
+                <w:szCs w:val="14"/>
+                <w:color w:val="000000"/>
+              </w:rPr>
+              <w:t xml:space="preserve">5,7</w:t>
             </w:r>
           </w:p>
         </w:tc>
@@ -5390,7 +5896,7 @@
                 <w:szCs w:val="14"/>
                 <w:color w:val="000000"/>
               </w:rPr>
-              <w:t xml:space="preserve">9,751</w:t>
+              <w:t xml:space="preserve">0,2</w:t>
             </w:r>
           </w:p>
         </w:tc>
@@ -5444,7 +5950,7 @@
                 <w:szCs w:val="14"/>
                 <w:color w:val="000000"/>
               </w:rPr>
-              <w:t xml:space="preserve">116,8</w:t>
+              <w:t xml:space="preserve">3,4</w:t>
             </w:r>
           </w:p>
         </w:tc>
@@ -5498,7 +6004,7 @@
                 <w:szCs w:val="14"/>
                 <w:color w:val="000000"/>
               </w:rPr>
-              <w:t xml:space="preserve">123,2</w:t>
+              <w:t xml:space="preserve">123,5</w:t>
             </w:r>
           </w:p>
         </w:tc>
@@ -5552,7 +6058,7 @@
                 <w:szCs w:val="14"/>
                 <w:color w:val="000000"/>
               </w:rPr>
-              <w:t xml:space="preserve">121,5</w:t>
+              <w:t xml:space="preserve">119,4</w:t>
             </w:r>
           </w:p>
         </w:tc>
@@ -5606,7 +6112,7 @@
                 <w:szCs w:val="14"/>
                 <w:color w:val="000000"/>
               </w:rPr>
-              <w:t xml:space="preserve">119,4</w:t>
+              <w:t xml:space="preserve">121,5</w:t>
             </w:r>
           </w:p>
         </w:tc>
@@ -5660,7 +6166,7 @@
                 <w:szCs w:val="14"/>
                 <w:color w:val="000000"/>
               </w:rPr>
-              <w:t xml:space="preserve">123,5</w:t>
+              <w:t xml:space="preserve">123,2</w:t>
             </w:r>
           </w:p>
         </w:tc>
@@ -5714,7 +6220,7 @@
                 <w:szCs w:val="14"/>
                 <w:color w:val="000000"/>
               </w:rPr>
-              <w:t xml:space="preserve">3,4</w:t>
+              <w:t xml:space="preserve">116,8</w:t>
             </w:r>
           </w:p>
         </w:tc>
@@ -5768,7 +6274,7 @@
                 <w:szCs w:val="14"/>
                 <w:color w:val="000000"/>
               </w:rPr>
-              <w:t xml:space="preserve">0,2</w:t>
+              <w:t xml:space="preserve">9,751</w:t>
             </w:r>
           </w:p>
         </w:tc>
@@ -5822,14 +6328,14 @@
                 <w:szCs w:val="14"/>
                 <w:color w:val="000000"/>
               </w:rPr>
-              <w:t xml:space="preserve">5,7</w:t>
+              <w:t xml:space="preserve">07 - النقل</w:t>
             </w:r>
           </w:p>
         </w:tc>
       </w:tr>
       <w:tr>
         <w:trPr>
-          <w:trHeight w:val="227" w:hRule="exact"/>
+          <w:trHeight w:val="360" w:hRule="auto"/>
         </w:trPr>
         body10
         <w:tc>
@@ -5851,38 +6357,38 @@
           </w:tcPr>
           <w:p>
             <w:pPr>
-              <w:jc w:val="left"/>
-              <w:pBdr>
-                <w:bottom w:val="none" w:sz="0" w:space="0" w:color="000000"/>
-                <w:top w:val="none" w:sz="0" w:space="0" w:color="000000"/>
-                <w:left w:val="none" w:sz="0" w:space="0" w:color="000000"/>
-                <w:right w:val="none" w:sz="0" w:space="0" w:color="000000"/>
-              </w:pBdr>
-              <w:spacing w:after="0" w:before="0" w:line="240"/>
-              <w:ind w:left="100" w:right="100" w:firstLine="0" w:firstLineChars="0"/>
-              <w:rPr>
-                <w:rFonts w:ascii="Times New Roman" w:hAnsi="Times New Roman" w:eastAsia="Times New Roman" w:cs="Times New Roman"/>
-                <w:i w:val="false"/>
-                <w:b w:val="true"/>
-                <w:u w:val="none"/>
-                <w:strike w:val="false"/>
-                <w:sz w:val="14"/>
-                <w:szCs w:val="14"/>
-                <w:color w:val="000000"/>
-              </w:rPr>
-            </w:pPr>
-            <w:r xmlns:w="http://schemas.openxmlformats.org/wordprocessingml/2006/main" xmlns:wp="http://schemas.openxmlformats.org/drawingml/2006/wordprocessingDrawing" xmlns:r="http://schemas.openxmlformats.org/officeDocument/2006/relationships" xmlns:w14="http://schemas.microsoft.com/office/word/2010/wordml">
-              <w:rPr>
-                <w:rFonts w:ascii="Times New Roman" w:hAnsi="Times New Roman" w:eastAsia="Times New Roman" w:cs="Times New Roman"/>
-                <w:i w:val="false"/>
-                <w:b w:val="true"/>
-                <w:u w:val="none"/>
-                <w:strike w:val="false"/>
-                <w:sz w:val="14"/>
-                <w:szCs w:val="14"/>
-                <w:color w:val="000000"/>
-              </w:rPr>
-              <w:t xml:space="preserve">08 – Communications</w:t>
+              <w:jc w:val="right"/>
+              <w:pBdr>
+                <w:bottom w:val="none" w:sz="0" w:space="0" w:color="000000"/>
+                <w:top w:val="none" w:sz="0" w:space="0" w:color="000000"/>
+                <w:left w:val="none" w:sz="0" w:space="0" w:color="000000"/>
+                <w:right w:val="none" w:sz="0" w:space="0" w:color="000000"/>
+              </w:pBdr>
+              <w:spacing w:after="0" w:before="0" w:line="240"/>
+              <w:ind w:left="100" w:right="100" w:firstLine="0" w:firstLineChars="0"/>
+              <w:rPr>
+                <w:rFonts w:ascii="Times New Roman" w:hAnsi="Times New Roman" w:eastAsia="Times New Roman" w:cs="Times New Roman"/>
+                <w:i w:val="false"/>
+                <w:b w:val="true"/>
+                <w:u w:val="none"/>
+                <w:strike w:val="false"/>
+                <w:sz w:val="14"/>
+                <w:szCs w:val="14"/>
+                <w:color w:val="000000"/>
+              </w:rPr>
+            </w:pPr>
+            <w:r xmlns:w="http://schemas.openxmlformats.org/wordprocessingml/2006/main" xmlns:wp="http://schemas.openxmlformats.org/drawingml/2006/wordprocessingDrawing" xmlns:r="http://schemas.openxmlformats.org/officeDocument/2006/relationships" xmlns:w14="http://schemas.microsoft.com/office/word/2010/wordml">
+              <w:rPr>
+                <w:rFonts w:ascii="Times New Roman" w:hAnsi="Times New Roman" w:eastAsia="Times New Roman" w:cs="Times New Roman"/>
+                <w:i w:val="false"/>
+                <w:b w:val="true"/>
+                <w:u w:val="none"/>
+                <w:strike w:val="false"/>
+                <w:sz w:val="14"/>
+                <w:szCs w:val="14"/>
+                <w:color w:val="000000"/>
+              </w:rPr>
+              <w:t xml:space="preserve">-1,3</w:t>
             </w:r>
           </w:p>
         </w:tc>
@@ -5936,7 +6442,7 @@
                 <w:szCs w:val="14"/>
                 <w:color w:val="000000"/>
               </w:rPr>
-              <w:t xml:space="preserve">3,199</w:t>
+              <w:t xml:space="preserve">0,5</w:t>
             </w:r>
           </w:p>
         </w:tc>
@@ -5990,7 +6496,7 @@
                 <w:szCs w:val="14"/>
                 <w:color w:val="000000"/>
               </w:rPr>
-              <w:t xml:space="preserve">101,1</w:t>
+              <w:t xml:space="preserve">0,2</w:t>
             </w:r>
           </w:p>
         </w:tc>
@@ -6044,7 +6550,7 @@
                 <w:szCs w:val="14"/>
                 <w:color w:val="000000"/>
               </w:rPr>
-              <w:t xml:space="preserve">99,3</w:t>
+              <w:t xml:space="preserve">99,8</w:t>
             </w:r>
           </w:p>
         </w:tc>
@@ -6098,7 +6604,7 @@
                 <w:szCs w:val="14"/>
                 <w:color w:val="000000"/>
               </w:rPr>
-              <w:t xml:space="preserve">99,3</w:t>
+              <w:t xml:space="preserve">99,6</w:t>
             </w:r>
           </w:p>
         </w:tc>
@@ -6152,7 +6658,7 @@
                 <w:szCs w:val="14"/>
                 <w:color w:val="000000"/>
               </w:rPr>
-              <w:t xml:space="preserve">99,6</w:t>
+              <w:t xml:space="preserve">99,3</w:t>
             </w:r>
           </w:p>
         </w:tc>
@@ -6206,7 +6712,7 @@
                 <w:szCs w:val="14"/>
                 <w:color w:val="000000"/>
               </w:rPr>
-              <w:t xml:space="preserve">99,8</w:t>
+              <w:t xml:space="preserve">99,3</w:t>
             </w:r>
           </w:p>
         </w:tc>
@@ -6260,7 +6766,7 @@
                 <w:szCs w:val="14"/>
                 <w:color w:val="000000"/>
               </w:rPr>
-              <w:t xml:space="preserve">0,2</w:t>
+              <w:t xml:space="preserve">101,1</w:t>
             </w:r>
           </w:p>
         </w:tc>
@@ -6314,7 +6820,7 @@
                 <w:szCs w:val="14"/>
                 <w:color w:val="000000"/>
               </w:rPr>
-              <w:t xml:space="preserve">0,5</w:t>
+              <w:t xml:space="preserve">3,199</w:t>
             </w:r>
           </w:p>
         </w:tc>
@@ -6368,14 +6874,14 @@
                 <w:szCs w:val="14"/>
                 <w:color w:val="000000"/>
               </w:rPr>
-              <w:t xml:space="preserve">-1,3</w:t>
+              <w:t xml:space="preserve">08 - المواصلات</w:t>
             </w:r>
           </w:p>
         </w:tc>
       </w:tr>
       <w:tr>
         <w:trPr>
-          <w:trHeight w:val="227" w:hRule="exact"/>
+          <w:trHeight w:val="360" w:hRule="auto"/>
         </w:trPr>
         body11
         <w:tc>
@@ -6397,38 +6903,38 @@
           </w:tcPr>
           <w:p>
             <w:pPr>
-              <w:jc w:val="left"/>
-              <w:pBdr>
-                <w:bottom w:val="none" w:sz="0" w:space="0" w:color="000000"/>
-                <w:top w:val="none" w:sz="0" w:space="0" w:color="000000"/>
-                <w:left w:val="none" w:sz="0" w:space="0" w:color="000000"/>
-                <w:right w:val="none" w:sz="0" w:space="0" w:color="000000"/>
-              </w:pBdr>
-              <w:spacing w:after="0" w:before="0" w:line="240"/>
-              <w:ind w:left="100" w:right="100" w:firstLine="0" w:firstLineChars="0"/>
-              <w:rPr>
-                <w:rFonts w:ascii="Times New Roman" w:hAnsi="Times New Roman" w:eastAsia="Times New Roman" w:cs="Times New Roman"/>
-                <w:i w:val="false"/>
-                <w:b w:val="true"/>
-                <w:u w:val="none"/>
-                <w:strike w:val="false"/>
-                <w:sz w:val="14"/>
-                <w:szCs w:val="14"/>
-                <w:color w:val="000000"/>
-              </w:rPr>
-            </w:pPr>
-            <w:r xmlns:w="http://schemas.openxmlformats.org/wordprocessingml/2006/main" xmlns:wp="http://schemas.openxmlformats.org/drawingml/2006/wordprocessingDrawing" xmlns:r="http://schemas.openxmlformats.org/officeDocument/2006/relationships" xmlns:w14="http://schemas.microsoft.com/office/word/2010/wordml">
-              <w:rPr>
-                <w:rFonts w:ascii="Times New Roman" w:hAnsi="Times New Roman" w:eastAsia="Times New Roman" w:cs="Times New Roman"/>
-                <w:i w:val="false"/>
-                <w:b w:val="true"/>
-                <w:u w:val="none"/>
-                <w:strike w:val="false"/>
-                <w:sz w:val="14"/>
-                <w:szCs w:val="14"/>
-                <w:color w:val="000000"/>
-              </w:rPr>
-              <w:t xml:space="preserve">09 - Loisirs et culture</w:t>
+              <w:jc w:val="right"/>
+              <w:pBdr>
+                <w:bottom w:val="none" w:sz="0" w:space="0" w:color="000000"/>
+                <w:top w:val="none" w:sz="0" w:space="0" w:color="000000"/>
+                <w:left w:val="none" w:sz="0" w:space="0" w:color="000000"/>
+                <w:right w:val="none" w:sz="0" w:space="0" w:color="000000"/>
+              </w:pBdr>
+              <w:spacing w:after="0" w:before="0" w:line="240"/>
+              <w:ind w:left="100" w:right="100" w:firstLine="0" w:firstLineChars="0"/>
+              <w:rPr>
+                <w:rFonts w:ascii="Times New Roman" w:hAnsi="Times New Roman" w:eastAsia="Times New Roman" w:cs="Times New Roman"/>
+                <w:i w:val="false"/>
+                <w:b w:val="true"/>
+                <w:u w:val="none"/>
+                <w:strike w:val="false"/>
+                <w:sz w:val="14"/>
+                <w:szCs w:val="14"/>
+                <w:color w:val="000000"/>
+              </w:rPr>
+            </w:pPr>
+            <w:r xmlns:w="http://schemas.openxmlformats.org/wordprocessingml/2006/main" xmlns:wp="http://schemas.openxmlformats.org/drawingml/2006/wordprocessingDrawing" xmlns:r="http://schemas.openxmlformats.org/officeDocument/2006/relationships" xmlns:w14="http://schemas.microsoft.com/office/word/2010/wordml">
+              <w:rPr>
+                <w:rFonts w:ascii="Times New Roman" w:hAnsi="Times New Roman" w:eastAsia="Times New Roman" w:cs="Times New Roman"/>
+                <w:i w:val="false"/>
+                <w:b w:val="true"/>
+                <w:u w:val="none"/>
+                <w:strike w:val="false"/>
+                <w:sz w:val="14"/>
+                <w:szCs w:val="14"/>
+                <w:color w:val="000000"/>
+              </w:rPr>
+              <w:t xml:space="preserve">-0,1</w:t>
             </w:r>
           </w:p>
         </w:tc>
@@ -6482,7 +6988,7 @@
                 <w:szCs w:val="14"/>
                 <w:color w:val="000000"/>
               </w:rPr>
-              <w:t xml:space="preserve">2,350</w:t>
+              <w:t xml:space="preserve">-0,4</w:t>
             </w:r>
           </w:p>
         </w:tc>
@@ -6536,7 +7042,7 @@
                 <w:szCs w:val="14"/>
                 <w:color w:val="000000"/>
               </w:rPr>
-              <w:t xml:space="preserve">104,4</w:t>
+              <w:t xml:space="preserve">-0,3</w:t>
             </w:r>
           </w:p>
         </w:tc>
@@ -6590,7 +7096,7 @@
                 <w:szCs w:val="14"/>
                 <w:color w:val="000000"/>
               </w:rPr>
-              <w:t xml:space="preserve">104,7</w:t>
+              <w:t xml:space="preserve">104,3</w:t>
             </w:r>
           </w:p>
         </w:tc>
@@ -6644,7 +7150,7 @@
                 <w:szCs w:val="14"/>
                 <w:color w:val="000000"/>
               </w:rPr>
-              <w:t xml:space="preserve">104,7</w:t>
+              <w:t xml:space="preserve">104,6</w:t>
             </w:r>
           </w:p>
         </w:tc>
@@ -6698,7 +7204,7 @@
                 <w:szCs w:val="14"/>
                 <w:color w:val="000000"/>
               </w:rPr>
-              <w:t xml:space="preserve">104,6</w:t>
+              <w:t xml:space="preserve">104,7</w:t>
             </w:r>
           </w:p>
         </w:tc>
@@ -6752,7 +7258,7 @@
                 <w:szCs w:val="14"/>
                 <w:color w:val="000000"/>
               </w:rPr>
-              <w:t xml:space="preserve">104,3</w:t>
+              <w:t xml:space="preserve">104,7</w:t>
             </w:r>
           </w:p>
         </w:tc>
@@ -6806,7 +7312,7 @@
                 <w:szCs w:val="14"/>
                 <w:color w:val="000000"/>
               </w:rPr>
-              <w:t xml:space="preserve">-0,3</w:t>
+              <w:t xml:space="preserve">104,4</w:t>
             </w:r>
           </w:p>
         </w:tc>
@@ -6860,7 +7366,7 @@
                 <w:szCs w:val="14"/>
                 <w:color w:val="000000"/>
               </w:rPr>
-              <w:t xml:space="preserve">-0,4</w:t>
+              <w:t xml:space="preserve">2,350</w:t>
             </w:r>
           </w:p>
         </w:tc>
@@ -6914,14 +7420,14 @@
                 <w:szCs w:val="14"/>
                 <w:color w:val="000000"/>
               </w:rPr>
-              <w:t xml:space="preserve">-0,1</w:t>
+              <w:t xml:space="preserve">09 - الترفيه والثقافة</w:t>
             </w:r>
           </w:p>
         </w:tc>
       </w:tr>
       <w:tr>
         <w:trPr>
-          <w:trHeight w:val="227" w:hRule="exact"/>
+          <w:trHeight w:val="360" w:hRule="auto"/>
         </w:trPr>
         body12
         <w:tc>
@@ -6943,38 +7449,38 @@
           </w:tcPr>
           <w:p>
             <w:pPr>
-              <w:jc w:val="left"/>
-              <w:pBdr>
-                <w:bottom w:val="none" w:sz="0" w:space="0" w:color="000000"/>
-                <w:top w:val="none" w:sz="0" w:space="0" w:color="000000"/>
-                <w:left w:val="none" w:sz="0" w:space="0" w:color="000000"/>
-                <w:right w:val="none" w:sz="0" w:space="0" w:color="000000"/>
-              </w:pBdr>
-              <w:spacing w:after="0" w:before="0" w:line="240"/>
-              <w:ind w:left="100" w:right="100" w:firstLine="0" w:firstLineChars="0"/>
-              <w:rPr>
-                <w:rFonts w:ascii="Times New Roman" w:hAnsi="Times New Roman" w:eastAsia="Times New Roman" w:cs="Times New Roman"/>
-                <w:i w:val="false"/>
-                <w:b w:val="true"/>
-                <w:u w:val="none"/>
-                <w:strike w:val="false"/>
-                <w:sz w:val="14"/>
-                <w:szCs w:val="14"/>
-                <w:color w:val="000000"/>
-              </w:rPr>
-            </w:pPr>
-            <w:r xmlns:w="http://schemas.openxmlformats.org/wordprocessingml/2006/main" xmlns:wp="http://schemas.openxmlformats.org/drawingml/2006/wordprocessingDrawing" xmlns:r="http://schemas.openxmlformats.org/officeDocument/2006/relationships" xmlns:w14="http://schemas.microsoft.com/office/word/2010/wordml">
-              <w:rPr>
-                <w:rFonts w:ascii="Times New Roman" w:hAnsi="Times New Roman" w:eastAsia="Times New Roman" w:cs="Times New Roman"/>
-                <w:i w:val="false"/>
-                <w:b w:val="true"/>
-                <w:u w:val="none"/>
-                <w:strike w:val="false"/>
-                <w:sz w:val="14"/>
-                <w:szCs w:val="14"/>
-                <w:color w:val="000000"/>
-              </w:rPr>
-              <w:t xml:space="preserve">10 – Enseignement</w:t>
+              <w:jc w:val="right"/>
+              <w:pBdr>
+                <w:bottom w:val="none" w:sz="0" w:space="0" w:color="000000"/>
+                <w:top w:val="none" w:sz="0" w:space="0" w:color="000000"/>
+                <w:left w:val="none" w:sz="0" w:space="0" w:color="000000"/>
+                <w:right w:val="none" w:sz="0" w:space="0" w:color="000000"/>
+              </w:pBdr>
+              <w:spacing w:after="0" w:before="0" w:line="240"/>
+              <w:ind w:left="100" w:right="100" w:firstLine="0" w:firstLineChars="0"/>
+              <w:rPr>
+                <w:rFonts w:ascii="Times New Roman" w:hAnsi="Times New Roman" w:eastAsia="Times New Roman" w:cs="Times New Roman"/>
+                <w:i w:val="false"/>
+                <w:b w:val="true"/>
+                <w:u w:val="none"/>
+                <w:strike w:val="false"/>
+                <w:sz w:val="14"/>
+                <w:szCs w:val="14"/>
+                <w:color w:val="000000"/>
+              </w:rPr>
+            </w:pPr>
+            <w:r xmlns:w="http://schemas.openxmlformats.org/wordprocessingml/2006/main" xmlns:wp="http://schemas.openxmlformats.org/drawingml/2006/wordprocessingDrawing" xmlns:r="http://schemas.openxmlformats.org/officeDocument/2006/relationships" xmlns:w14="http://schemas.microsoft.com/office/word/2010/wordml">
+              <w:rPr>
+                <w:rFonts w:ascii="Times New Roman" w:hAnsi="Times New Roman" w:eastAsia="Times New Roman" w:cs="Times New Roman"/>
+                <w:i w:val="false"/>
+                <w:b w:val="true"/>
+                <w:u w:val="none"/>
+                <w:strike w:val="false"/>
+                <w:sz w:val="14"/>
+                <w:szCs w:val="14"/>
+                <w:color w:val="000000"/>
+              </w:rPr>
+              <w:t xml:space="preserve">2,3</w:t>
             </w:r>
           </w:p>
         </w:tc>
@@ -7028,7 +7534,7 @@
                 <w:szCs w:val="14"/>
                 <w:color w:val="000000"/>
               </w:rPr>
-              <w:t xml:space="preserve">5,047</w:t>
+              <w:t xml:space="preserve">0,0</w:t>
             </w:r>
           </w:p>
         </w:tc>
@@ -7082,7 +7588,7 @@
                 <w:szCs w:val="14"/>
                 <w:color w:val="000000"/>
               </w:rPr>
-              <w:t xml:space="preserve">110,9</w:t>
+              <w:t xml:space="preserve">0,0</w:t>
             </w:r>
           </w:p>
         </w:tc>
@@ -7352,7 +7858,7 @@
                 <w:szCs w:val="14"/>
                 <w:color w:val="000000"/>
               </w:rPr>
-              <w:t xml:space="preserve">0,0</w:t>
+              <w:t xml:space="preserve">110,9</w:t>
             </w:r>
           </w:p>
         </w:tc>
@@ -7406,7 +7912,7 @@
                 <w:szCs w:val="14"/>
                 <w:color w:val="000000"/>
               </w:rPr>
-              <w:t xml:space="preserve">0,0</w:t>
+              <w:t xml:space="preserve">5,047</w:t>
             </w:r>
           </w:p>
         </w:tc>
@@ -7460,14 +7966,14 @@
                 <w:szCs w:val="14"/>
                 <w:color w:val="000000"/>
               </w:rPr>
-              <w:t xml:space="preserve">2,3</w:t>
+              <w:t xml:space="preserve">10 - التعليم</w:t>
             </w:r>
           </w:p>
         </w:tc>
       </w:tr>
       <w:tr>
         <w:trPr>
-          <w:trHeight w:val="227" w:hRule="exact"/>
+          <w:trHeight w:val="360" w:hRule="auto"/>
         </w:trPr>
         body13
         <w:tc>
@@ -7489,38 +7995,38 @@
           </w:tcPr>
           <w:p>
             <w:pPr>
-              <w:jc w:val="left"/>
-              <w:pBdr>
-                <w:bottom w:val="none" w:sz="0" w:space="0" w:color="000000"/>
-                <w:top w:val="none" w:sz="0" w:space="0" w:color="000000"/>
-                <w:left w:val="none" w:sz="0" w:space="0" w:color="000000"/>
-                <w:right w:val="none" w:sz="0" w:space="0" w:color="000000"/>
-              </w:pBdr>
-              <w:spacing w:after="0" w:before="0" w:line="240"/>
-              <w:ind w:left="100" w:right="100" w:firstLine="0" w:firstLineChars="0"/>
-              <w:rPr>
-                <w:rFonts w:ascii="Times New Roman" w:hAnsi="Times New Roman" w:eastAsia="Times New Roman" w:cs="Times New Roman"/>
-                <w:i w:val="false"/>
-                <w:b w:val="true"/>
-                <w:u w:val="none"/>
-                <w:strike w:val="false"/>
-                <w:sz w:val="14"/>
-                <w:szCs w:val="14"/>
-                <w:color w:val="000000"/>
-              </w:rPr>
-            </w:pPr>
-            <w:r xmlns:w="http://schemas.openxmlformats.org/wordprocessingml/2006/main" xmlns:wp="http://schemas.openxmlformats.org/drawingml/2006/wordprocessingDrawing" xmlns:r="http://schemas.openxmlformats.org/officeDocument/2006/relationships" xmlns:w14="http://schemas.microsoft.com/office/word/2010/wordml">
-              <w:rPr>
-                <w:rFonts w:ascii="Times New Roman" w:hAnsi="Times New Roman" w:eastAsia="Times New Roman" w:cs="Times New Roman"/>
-                <w:i w:val="false"/>
-                <w:b w:val="true"/>
-                <w:u w:val="none"/>
-                <w:strike w:val="false"/>
-                <w:sz w:val="14"/>
-                <w:szCs w:val="14"/>
-                <w:color w:val="000000"/>
-              </w:rPr>
-              <w:t xml:space="preserve">11 - Restaurants et hôtels</w:t>
+              <w:jc w:val="right"/>
+              <w:pBdr>
+                <w:bottom w:val="none" w:sz="0" w:space="0" w:color="000000"/>
+                <w:top w:val="none" w:sz="0" w:space="0" w:color="000000"/>
+                <w:left w:val="none" w:sz="0" w:space="0" w:color="000000"/>
+                <w:right w:val="none" w:sz="0" w:space="0" w:color="000000"/>
+              </w:pBdr>
+              <w:spacing w:after="0" w:before="0" w:line="240"/>
+              <w:ind w:left="100" w:right="100" w:firstLine="0" w:firstLineChars="0"/>
+              <w:rPr>
+                <w:rFonts w:ascii="Times New Roman" w:hAnsi="Times New Roman" w:eastAsia="Times New Roman" w:cs="Times New Roman"/>
+                <w:i w:val="false"/>
+                <w:b w:val="true"/>
+                <w:u w:val="none"/>
+                <w:strike w:val="false"/>
+                <w:sz w:val="14"/>
+                <w:szCs w:val="14"/>
+                <w:color w:val="000000"/>
+              </w:rPr>
+            </w:pPr>
+            <w:r xmlns:w="http://schemas.openxmlformats.org/wordprocessingml/2006/main" xmlns:wp="http://schemas.openxmlformats.org/drawingml/2006/wordprocessingDrawing" xmlns:r="http://schemas.openxmlformats.org/officeDocument/2006/relationships" xmlns:w14="http://schemas.microsoft.com/office/word/2010/wordml">
+              <w:rPr>
+                <w:rFonts w:ascii="Times New Roman" w:hAnsi="Times New Roman" w:eastAsia="Times New Roman" w:cs="Times New Roman"/>
+                <w:i w:val="false"/>
+                <w:b w:val="true"/>
+                <w:u w:val="none"/>
+                <w:strike w:val="false"/>
+                <w:sz w:val="14"/>
+                <w:szCs w:val="14"/>
+                <w:color w:val="000000"/>
+              </w:rPr>
+              <w:t xml:space="preserve">1,7</w:t>
             </w:r>
           </w:p>
         </w:tc>
@@ -7574,7 +8080,7 @@
                 <w:szCs w:val="14"/>
                 <w:color w:val="000000"/>
               </w:rPr>
-              <w:t xml:space="preserve">1,280</w:t>
+              <w:t xml:space="preserve">2,1</w:t>
             </w:r>
           </w:p>
         </w:tc>
@@ -7628,7 +8134,7 @@
                 <w:szCs w:val="14"/>
                 <w:color w:val="000000"/>
               </w:rPr>
-              <w:t xml:space="preserve">128,8</w:t>
+              <w:t xml:space="preserve">0,8</w:t>
             </w:r>
           </w:p>
         </w:tc>
@@ -7682,7 +8188,7 @@
                 <w:szCs w:val="14"/>
                 <w:color w:val="000000"/>
               </w:rPr>
-              <w:t xml:space="preserve">128,3</w:t>
+              <w:t xml:space="preserve">131,0</w:t>
             </w:r>
           </w:p>
         </w:tc>
@@ -7844,7 +8350,7 @@
                 <w:szCs w:val="14"/>
                 <w:color w:val="000000"/>
               </w:rPr>
-              <w:t xml:space="preserve">131,0</w:t>
+              <w:t xml:space="preserve">128,3</w:t>
             </w:r>
           </w:p>
         </w:tc>
@@ -7898,7 +8404,7 @@
                 <w:szCs w:val="14"/>
                 <w:color w:val="000000"/>
               </w:rPr>
-              <w:t xml:space="preserve">0,8</w:t>
+              <w:t xml:space="preserve">128,8</w:t>
             </w:r>
           </w:p>
         </w:tc>
@@ -7952,7 +8458,7 @@
                 <w:szCs w:val="14"/>
                 <w:color w:val="000000"/>
               </w:rPr>
-              <w:t xml:space="preserve">2,1</w:t>
+              <w:t xml:space="preserve">1,280</w:t>
             </w:r>
           </w:p>
         </w:tc>
@@ -8006,14 +8512,14 @@
                 <w:szCs w:val="14"/>
                 <w:color w:val="000000"/>
               </w:rPr>
-              <w:t xml:space="preserve">1,7</w:t>
+              <w:t xml:space="preserve">11 - مطاعم وفنادق</w:t>
             </w:r>
           </w:p>
         </w:tc>
       </w:tr>
       <w:tr>
         <w:trPr>
-          <w:trHeight w:val="227" w:hRule="exact"/>
+          <w:trHeight w:val="360" w:hRule="auto"/>
         </w:trPr>
         body14
         <w:tc>
@@ -8035,38 +8541,38 @@
           </w:tcPr>
           <w:p>
             <w:pPr>
-              <w:jc w:val="left"/>
-              <w:pBdr>
-                <w:bottom w:val="none" w:sz="0" w:space="0" w:color="000000"/>
-                <w:top w:val="none" w:sz="0" w:space="0" w:color="000000"/>
-                <w:left w:val="none" w:sz="0" w:space="0" w:color="000000"/>
-                <w:right w:val="none" w:sz="0" w:space="0" w:color="000000"/>
-              </w:pBdr>
-              <w:spacing w:after="0" w:before="0" w:line="240"/>
-              <w:ind w:left="100" w:right="100" w:firstLine="0" w:firstLineChars="0"/>
-              <w:rPr>
-                <w:rFonts w:ascii="Times New Roman" w:hAnsi="Times New Roman" w:eastAsia="Times New Roman" w:cs="Times New Roman"/>
-                <w:i w:val="false"/>
-                <w:b w:val="true"/>
-                <w:u w:val="none"/>
-                <w:strike w:val="false"/>
-                <w:sz w:val="14"/>
-                <w:szCs w:val="14"/>
-                <w:color w:val="000000"/>
-              </w:rPr>
-            </w:pPr>
-            <w:r xmlns:w="http://schemas.openxmlformats.org/wordprocessingml/2006/main" xmlns:wp="http://schemas.openxmlformats.org/drawingml/2006/wordprocessingDrawing" xmlns:r="http://schemas.openxmlformats.org/officeDocument/2006/relationships" xmlns:w14="http://schemas.microsoft.com/office/word/2010/wordml">
-              <w:rPr>
-                <w:rFonts w:ascii="Times New Roman" w:hAnsi="Times New Roman" w:eastAsia="Times New Roman" w:cs="Times New Roman"/>
-                <w:i w:val="false"/>
-                <w:b w:val="true"/>
-                <w:u w:val="none"/>
-                <w:strike w:val="false"/>
-                <w:sz w:val="14"/>
-                <w:szCs w:val="14"/>
-                <w:color w:val="000000"/>
-              </w:rPr>
-              <w:t xml:space="preserve">12 - Biens et services divers</w:t>
+              <w:jc w:val="right"/>
+              <w:pBdr>
+                <w:bottom w:val="none" w:sz="0" w:space="0" w:color="000000"/>
+                <w:top w:val="none" w:sz="0" w:space="0" w:color="000000"/>
+                <w:left w:val="none" w:sz="0" w:space="0" w:color="000000"/>
+                <w:right w:val="none" w:sz="0" w:space="0" w:color="000000"/>
+              </w:pBdr>
+              <w:spacing w:after="0" w:before="0" w:line="240"/>
+              <w:ind w:left="100" w:right="100" w:firstLine="0" w:firstLineChars="0"/>
+              <w:rPr>
+                <w:rFonts w:ascii="Times New Roman" w:hAnsi="Times New Roman" w:eastAsia="Times New Roman" w:cs="Times New Roman"/>
+                <w:i w:val="false"/>
+                <w:b w:val="true"/>
+                <w:u w:val="none"/>
+                <w:strike w:val="false"/>
+                <w:sz w:val="14"/>
+                <w:szCs w:val="14"/>
+                <w:color w:val="000000"/>
+              </w:rPr>
+            </w:pPr>
+            <w:r xmlns:w="http://schemas.openxmlformats.org/wordprocessingml/2006/main" xmlns:wp="http://schemas.openxmlformats.org/drawingml/2006/wordprocessingDrawing" xmlns:r="http://schemas.openxmlformats.org/officeDocument/2006/relationships" xmlns:w14="http://schemas.microsoft.com/office/word/2010/wordml">
+              <w:rPr>
+                <w:rFonts w:ascii="Times New Roman" w:hAnsi="Times New Roman" w:eastAsia="Times New Roman" w:cs="Times New Roman"/>
+                <w:i w:val="false"/>
+                <w:b w:val="true"/>
+                <w:u w:val="none"/>
+                <w:strike w:val="false"/>
+                <w:sz w:val="14"/>
+                <w:szCs w:val="14"/>
+                <w:color w:val="000000"/>
+              </w:rPr>
+              <w:t xml:space="preserve">8,5</w:t>
             </w:r>
           </w:p>
         </w:tc>
@@ -8120,7 +8626,7 @@
                 <w:szCs w:val="14"/>
                 <w:color w:val="000000"/>
               </w:rPr>
-              <w:t xml:space="preserve">6,835</w:t>
+              <w:t xml:space="preserve">-0,9</w:t>
             </w:r>
           </w:p>
         </w:tc>
@@ -8174,7 +8680,7 @@
                 <w:szCs w:val="14"/>
                 <w:color w:val="000000"/>
               </w:rPr>
-              <w:t xml:space="preserve">117,7</w:t>
+              <w:t xml:space="preserve">0,4</w:t>
             </w:r>
           </w:p>
         </w:tc>
@@ -8228,7 +8734,7 @@
                 <w:szCs w:val="14"/>
                 <w:color w:val="000000"/>
               </w:rPr>
-              <w:t xml:space="preserve">128,9</w:t>
+              <w:t xml:space="preserve">127,7</w:t>
             </w:r>
           </w:p>
         </w:tc>
@@ -8282,7 +8788,7 @@
                 <w:szCs w:val="14"/>
                 <w:color w:val="000000"/>
               </w:rPr>
-              <w:t xml:space="preserve">129,1</w:t>
+              <w:t xml:space="preserve">127,2</w:t>
             </w:r>
           </w:p>
         </w:tc>
@@ -8336,7 +8842,7 @@
                 <w:szCs w:val="14"/>
                 <w:color w:val="000000"/>
               </w:rPr>
-              <w:t xml:space="preserve">127,2</w:t>
+              <w:t xml:space="preserve">129,1</w:t>
             </w:r>
           </w:p>
         </w:tc>
@@ -8390,7 +8896,7 @@
                 <w:szCs w:val="14"/>
                 <w:color w:val="000000"/>
               </w:rPr>
-              <w:t xml:space="preserve">127,7</w:t>
+              <w:t xml:space="preserve">128,9</w:t>
             </w:r>
           </w:p>
         </w:tc>
@@ -8444,7 +8950,7 @@
                 <w:szCs w:val="14"/>
                 <w:color w:val="000000"/>
               </w:rPr>
-              <w:t xml:space="preserve">0,4</w:t>
+              <w:t xml:space="preserve">117,7</w:t>
             </w:r>
           </w:p>
         </w:tc>
@@ -8498,7 +9004,7 @@
                 <w:szCs w:val="14"/>
                 <w:color w:val="000000"/>
               </w:rPr>
-              <w:t xml:space="preserve">-0,9</w:t>
+              <w:t xml:space="preserve">6,835</w:t>
             </w:r>
           </w:p>
         </w:tc>
@@ -8552,14 +9058,14 @@
                 <w:szCs w:val="14"/>
                 <w:color w:val="000000"/>
               </w:rPr>
-              <w:t xml:space="preserve">8,5</w:t>
+              <w:t xml:space="preserve">12 - مواد وخدمات أخرى</w:t>
             </w:r>
           </w:p>
         </w:tc>
       </w:tr>
       <w:tr>
         <w:trPr>
-          <w:trHeight w:val="227" w:hRule="exact"/>
+          <w:trHeight w:val="360" w:hRule="auto"/>
         </w:trPr>
         body15
         <w:tc>
@@ -8581,38 +9087,38 @@
           </w:tcPr>
           <w:p>
             <w:pPr>
-              <w:jc w:val="left"/>
-              <w:pBdr>
-                <w:bottom w:val="none" w:sz="0" w:space="0" w:color="000000"/>
-                <w:top w:val="none" w:sz="0" w:space="0" w:color="000000"/>
-                <w:left w:val="none" w:sz="0" w:space="0" w:color="000000"/>
-                <w:right w:val="none" w:sz="0" w:space="0" w:color="000000"/>
-              </w:pBdr>
-              <w:spacing w:after="0" w:before="0" w:line="240"/>
-              <w:ind w:left="100" w:right="100" w:firstLine="0" w:firstLineChars="0"/>
-              <w:rPr>
-                <w:rFonts w:ascii="Times New Roman" w:hAnsi="Times New Roman" w:eastAsia="Times New Roman" w:cs="Times New Roman"/>
-                <w:i w:val="false"/>
-                <w:b w:val="true"/>
-                <w:u w:val="none"/>
-                <w:strike w:val="false"/>
-                <w:sz w:val="14"/>
-                <w:szCs w:val="14"/>
-                <w:color w:val="000000"/>
-              </w:rPr>
-            </w:pPr>
-            <w:r xmlns:w="http://schemas.openxmlformats.org/wordprocessingml/2006/main" xmlns:wp="http://schemas.openxmlformats.org/drawingml/2006/wordprocessingDrawing" xmlns:r="http://schemas.openxmlformats.org/officeDocument/2006/relationships" xmlns:w14="http://schemas.microsoft.com/office/word/2010/wordml">
-              <w:rPr>
-                <w:rFonts w:ascii="Times New Roman" w:hAnsi="Times New Roman" w:eastAsia="Times New Roman" w:cs="Times New Roman"/>
-                <w:i w:val="false"/>
-                <w:b w:val="true"/>
-                <w:u w:val="none"/>
-                <w:strike w:val="false"/>
-                <w:sz w:val="14"/>
-                <w:szCs w:val="14"/>
-                <w:color w:val="000000"/>
-              </w:rPr>
-              <w:t xml:space="preserve">Indice général</w:t>
+              <w:jc w:val="right"/>
+              <w:pBdr>
+                <w:bottom w:val="none" w:sz="0" w:space="0" w:color="000000"/>
+                <w:top w:val="none" w:sz="0" w:space="0" w:color="000000"/>
+                <w:left w:val="none" w:sz="0" w:space="0" w:color="000000"/>
+                <w:right w:val="none" w:sz="0" w:space="0" w:color="000000"/>
+              </w:pBdr>
+              <w:spacing w:after="0" w:before="0" w:line="240"/>
+              <w:ind w:left="100" w:right="100" w:firstLine="0" w:firstLineChars="0"/>
+              <w:rPr>
+                <w:rFonts w:ascii="Times New Roman" w:hAnsi="Times New Roman" w:eastAsia="Times New Roman" w:cs="Times New Roman"/>
+                <w:i w:val="false"/>
+                <w:b w:val="true"/>
+                <w:u w:val="none"/>
+                <w:strike w:val="false"/>
+                <w:sz w:val="14"/>
+                <w:szCs w:val="14"/>
+                <w:color w:val="000000"/>
+              </w:rPr>
+            </w:pPr>
+            <w:r xmlns:w="http://schemas.openxmlformats.org/wordprocessingml/2006/main" xmlns:wp="http://schemas.openxmlformats.org/drawingml/2006/wordprocessingDrawing" xmlns:r="http://schemas.openxmlformats.org/officeDocument/2006/relationships" xmlns:w14="http://schemas.microsoft.com/office/word/2010/wordml">
+              <w:rPr>
+                <w:rFonts w:ascii="Times New Roman" w:hAnsi="Times New Roman" w:eastAsia="Times New Roman" w:cs="Times New Roman"/>
+                <w:i w:val="false"/>
+                <w:b w:val="true"/>
+                <w:u w:val="none"/>
+                <w:strike w:val="false"/>
+                <w:sz w:val="14"/>
+                <w:szCs w:val="14"/>
+                <w:color w:val="000000"/>
+              </w:rPr>
+              <w:t xml:space="preserve">-0,3</w:t>
             </w:r>
           </w:p>
         </w:tc>
@@ -8666,7 +9172,7 @@
                 <w:szCs w:val="14"/>
                 <w:color w:val="000000"/>
               </w:rPr>
-              <w:t xml:space="preserve">100,000</w:t>
+              <w:t xml:space="preserve">-0,2</w:t>
             </w:r>
           </w:p>
         </w:tc>
@@ -8720,7 +9226,7 @@
                 <w:szCs w:val="14"/>
                 <w:color w:val="000000"/>
               </w:rPr>
-              <w:t xml:space="preserve">120,4</w:t>
+              <w:t xml:space="preserve">0,9</w:t>
             </w:r>
           </w:p>
         </w:tc>
@@ -8774,7 +9280,7 @@
                 <w:szCs w:val="14"/>
                 <w:color w:val="000000"/>
               </w:rPr>
-              <w:t xml:space="preserve">120,3</w:t>
+              <w:t xml:space="preserve">120,0</w:t>
             </w:r>
           </w:p>
         </w:tc>
@@ -8828,7 +9334,7 @@
                 <w:szCs w:val="14"/>
                 <w:color w:val="000000"/>
               </w:rPr>
-              <w:t xml:space="preserve">120,2</w:t>
+              <w:t xml:space="preserve">118,9</w:t>
             </w:r>
           </w:p>
         </w:tc>
@@ -8882,7 +9388,7 @@
                 <w:szCs w:val="14"/>
                 <w:color w:val="000000"/>
               </w:rPr>
-              <w:t xml:space="preserve">118,9</w:t>
+              <w:t xml:space="preserve">120,2</w:t>
             </w:r>
           </w:p>
         </w:tc>
@@ -8936,7 +9442,7 @@
                 <w:szCs w:val="14"/>
                 <w:color w:val="000000"/>
               </w:rPr>
-              <w:t xml:space="preserve">120,0</w:t>
+              <w:t xml:space="preserve">120,3</w:t>
             </w:r>
           </w:p>
         </w:tc>
@@ -8990,7 +9496,7 @@
                 <w:szCs w:val="14"/>
                 <w:color w:val="000000"/>
               </w:rPr>
-              <w:t xml:space="preserve">0,9</w:t>
+              <w:t xml:space="preserve">120,4</w:t>
             </w:r>
           </w:p>
         </w:tc>
@@ -9044,7 +9550,7 @@
                 <w:szCs w:val="14"/>
                 <w:color w:val="000000"/>
               </w:rPr>
-              <w:t xml:space="preserve">-0,2</w:t>
+              <w:t xml:space="preserve">100,000</w:t>
             </w:r>
           </w:p>
         </w:tc>
@@ -9098,7 +9604,7 @@
                 <w:szCs w:val="14"/>
                 <w:color w:val="000000"/>
               </w:rPr>
-              <w:t xml:space="preserve">-0,3</w:t>
+              <w:t xml:space="preserve">الرقم الاستدلالي العام</w:t>
             </w:r>
           </w:p>
         </w:tc>
@@ -9109,7 +9615,7 @@
         <w:pStyle w:val="ipcpara0"/>
       </w:pPr>
       <w:r>
-        <w:t xml:space="preserve">Haut-Commissariat au Plan, Direction de la Statistique – Enquête Nationale sur les Prix à la Consommation.</w:t>
+        <w:t xml:space="preserve">المندوبية السامية للتخطيط، مديرية الإحصاء -البحث الوطني حول الأثمان عند الاستهلاك</w:t>
       </w:r>
     </w:p>
     <w:sectPr>

--- a/Rapports_mensuels/Mois2026_08/ipc_note_10_ar_2026_08.docx
+++ b/Rapports_mensuels/Mois2026_08/ipc_note_10_ar_2026_08.docx
@@ -529,6 +529,555 @@
       </w:r>
       <w:r>
         <w:t xml:space="preserve">ب0,6% ‏ و كذا</w:t>
+      </w:r>
+      <w:r>
+        <w:t xml:space="preserve"> </w:t>
+      </w:r>
+      <w:r>
+        <w:t xml:space="preserve">استقرار أثمان NA فإن ذلك لم يؤثر على التطور</w:t>
+      </w:r>
+      <w:r>
+        <w:t xml:space="preserve"> </w:t>
+      </w:r>
+      <w:r>
+        <w:t xml:space="preserve">العام. ارتفع الرقم الاستدلالي للمواد الغذائية</w:t>
+      </w:r>
+      <w:r>
+        <w:t xml:space="preserve"> </w:t>
+      </w:r>
+      <w:r>
+        <w:t xml:space="preserve">ب -4.3% في نونبر 2025 مقارنة بنظيره من السنة الماضية،ويعزى ذلك إلى زيادة أثمان المواد المكونة للمجموعات التالية:</w:t>
+      </w:r>
+      <w:r>
+        <w:t xml:space="preserve"> </w:t>
+      </w:r>
+      <w:r>
+        <w:rPr>
+          <w:b/>
+          <w:bCs/>
+        </w:rPr>
+        <w:t xml:space="preserve">التبغ</w:t>
+      </w:r>
+      <w:r>
+        <w:t xml:space="preserve">ب4,0% ‏،</w:t>
+      </w:r>
+      <w:r>
+        <w:t xml:space="preserve"> </w:t>
+      </w:r>
+      <w:r>
+        <w:rPr>
+          <w:b/>
+          <w:bCs/>
+        </w:rPr>
+        <w:t xml:space="preserve">المياه المعدنية، والمشروبات الغازية، وعصائر الفاكهة والخضراوات (بدون تاريخ)</w:t>
+      </w:r>
+      <w:r>
+        <w:t xml:space="preserve">ب2,2% ‏،</w:t>
+      </w:r>
+      <w:r>
+        <w:t xml:space="preserve"> </w:t>
+      </w:r>
+      <w:r>
+        <w:rPr>
+          <w:b/>
+          <w:bCs/>
+        </w:rPr>
+        <w:t xml:space="preserve">الخبز والحبوب</w:t>
+      </w:r>
+      <w:r>
+        <w:t xml:space="preserve"> </w:t>
+      </w:r>
+      <w:r>
+        <w:t xml:space="preserve">و</w:t>
+      </w:r>
+      <w:r>
+        <w:t xml:space="preserve"> </w:t>
+      </w:r>
+      <w:r>
+        <w:rPr>
+          <w:b/>
+          <w:bCs/>
+        </w:rPr>
+        <w:t xml:space="preserve">الأسماك والمأكولات البحرية</w:t>
+      </w:r>
+      <w:r>
+        <w:t xml:space="preserve">ب1,9% ‏ و</w:t>
+      </w:r>
+      <w:r>
+        <w:t xml:space="preserve"> </w:t>
+      </w:r>
+      <w:r>
+        <w:rPr>
+          <w:b/>
+          <w:bCs/>
+        </w:rPr>
+        <w:t xml:space="preserve">السكر، والمربى، والعسل، والشوكولاتة، والحلويات</w:t>
+      </w:r>
+      <w:r>
+        <w:t xml:space="preserve">ب0,6% ‏. وعلى الرغم من الانخفاضات المسجلة في أثمان المواد</w:t>
+      </w:r>
+      <w:r>
+        <w:t xml:space="preserve"> </w:t>
+      </w:r>
+      <w:r>
+        <w:t xml:space="preserve">المكونة للمجموعات التالية:</w:t>
+      </w:r>
+      <w:r>
+        <w:t xml:space="preserve"> </w:t>
+      </w:r>
+      <w:r>
+        <w:rPr>
+          <w:b/>
+          <w:bCs/>
+        </w:rPr>
+        <w:t xml:space="preserve">الزيوت والدهون</w:t>
+      </w:r>
+      <w:r>
+        <w:t xml:space="preserve">ب21,5% ‏،</w:t>
+      </w:r>
+      <w:r>
+        <w:t xml:space="preserve"> </w:t>
+      </w:r>
+      <w:r>
+        <w:rPr>
+          <w:b/>
+          <w:bCs/>
+        </w:rPr>
+        <w:t xml:space="preserve">الفواكه</w:t>
+      </w:r>
+      <w:r>
+        <w:t xml:space="preserve">ب7,5% ‏،</w:t>
+      </w:r>
+      <w:r>
+        <w:t xml:space="preserve"> </w:t>
+      </w:r>
+      <w:r>
+        <w:rPr>
+          <w:b/>
+          <w:bCs/>
+        </w:rPr>
+        <w:t xml:space="preserve">الخضراوات</w:t>
+      </w:r>
+      <w:r>
+        <w:t xml:space="preserve">ب4,9% ‏،</w:t>
+      </w:r>
+      <w:r>
+        <w:t xml:space="preserve"> </w:t>
+      </w:r>
+      <w:r>
+        <w:rPr>
+          <w:b/>
+          <w:bCs/>
+        </w:rPr>
+        <w:t xml:space="preserve">اللحم</w:t>
+      </w:r>
+      <w:r>
+        <w:t xml:space="preserve">ب3,1% ‏،</w:t>
+      </w:r>
+      <w:r>
+        <w:t xml:space="preserve"> </w:t>
+      </w:r>
+      <w:r>
+        <w:rPr>
+          <w:b/>
+          <w:bCs/>
+        </w:rPr>
+        <w:t xml:space="preserve">الحليب والجبن والبيض</w:t>
+      </w:r>
+      <w:r>
+        <w:t xml:space="preserve">ب3,0% ‏،</w:t>
+      </w:r>
+      <w:r>
+        <w:t xml:space="preserve"> </w:t>
+      </w:r>
+      <w:r>
+        <w:rPr>
+          <w:b/>
+          <w:bCs/>
+        </w:rPr>
+        <w:t xml:space="preserve">مقهى، شاي وكاكاو</w:t>
+      </w:r>
+      <w:r>
+        <w:t xml:space="preserve">ب0,6% ‏ و</w:t>
+      </w:r>
+      <w:r>
+        <w:t xml:space="preserve"> </w:t>
+      </w:r>
+      <w:r>
+        <w:rPr>
+          <w:b/>
+          <w:bCs/>
+        </w:rPr>
+        <w:t xml:space="preserve">مواد غذائية غير مصنفة في مكان آخر</w:t>
+      </w:r>
+      <w:r>
+        <w:t xml:space="preserve">ب0,4% ‏ و كذا</w:t>
+      </w:r>
+      <w:r>
+        <w:t xml:space="preserve"> </w:t>
+      </w:r>
+      <w:r>
+        <w:t xml:space="preserve">استقرار أثمان NA فإن ذلك لم يؤثر على التطور</w:t>
+      </w:r>
+      <w:r>
+        <w:t xml:space="preserve"> </w:t>
+      </w:r>
+      <w:r>
+        <w:t xml:space="preserve">العام. ارتفع الرقم الاستدلالي للمواد الغذائية</w:t>
+      </w:r>
+      <w:r>
+        <w:t xml:space="preserve"> </w:t>
+      </w:r>
+      <w:r>
+        <w:t xml:space="preserve">ب -4.3% في نونبر 2025 مقارنة بنظيره من السنة الماضية،ويعزى ذلك إلى زيادة أثمان المواد المكونة للمجموعات التالية:</w:t>
+      </w:r>
+      <w:r>
+        <w:t xml:space="preserve"> </w:t>
+      </w:r>
+      <w:r>
+        <w:rPr>
+          <w:b/>
+          <w:bCs/>
+        </w:rPr>
+        <w:t xml:space="preserve">التبغ</w:t>
+      </w:r>
+      <w:r>
+        <w:t xml:space="preserve">ب4,0% ‏،</w:t>
+      </w:r>
+      <w:r>
+        <w:t xml:space="preserve"> </w:t>
+      </w:r>
+      <w:r>
+        <w:rPr>
+          <w:b/>
+          <w:bCs/>
+        </w:rPr>
+        <w:t xml:space="preserve">المياه المعدنية، والمشروبات الغازية، وعصائر الفاكهة والخضراوات (بدون تاريخ)</w:t>
+      </w:r>
+      <w:r>
+        <w:t xml:space="preserve">ب2,2% ‏،</w:t>
+      </w:r>
+      <w:r>
+        <w:t xml:space="preserve"> </w:t>
+      </w:r>
+      <w:r>
+        <w:rPr>
+          <w:b/>
+          <w:bCs/>
+        </w:rPr>
+        <w:t xml:space="preserve">الخبز والحبوب</w:t>
+      </w:r>
+      <w:r>
+        <w:t xml:space="preserve"> </w:t>
+      </w:r>
+      <w:r>
+        <w:t xml:space="preserve">و</w:t>
+      </w:r>
+      <w:r>
+        <w:t xml:space="preserve"> </w:t>
+      </w:r>
+      <w:r>
+        <w:rPr>
+          <w:b/>
+          <w:bCs/>
+        </w:rPr>
+        <w:t xml:space="preserve">الأسماك والمأكولات البحرية</w:t>
+      </w:r>
+      <w:r>
+        <w:t xml:space="preserve">ب1,9% ‏ و</w:t>
+      </w:r>
+      <w:r>
+        <w:t xml:space="preserve"> </w:t>
+      </w:r>
+      <w:r>
+        <w:rPr>
+          <w:b/>
+          <w:bCs/>
+        </w:rPr>
+        <w:t xml:space="preserve">السكر، والمربى، والعسل، والشوكولاتة، والحلويات</w:t>
+      </w:r>
+      <w:r>
+        <w:t xml:space="preserve">ب0,6% ‏. وعلى الرغم من الانخفاضات المسجلة في أثمان المواد</w:t>
+      </w:r>
+      <w:r>
+        <w:t xml:space="preserve"> </w:t>
+      </w:r>
+      <w:r>
+        <w:t xml:space="preserve">المكونة للمجموعات التالية:</w:t>
+      </w:r>
+      <w:r>
+        <w:t xml:space="preserve"> </w:t>
+      </w:r>
+      <w:r>
+        <w:rPr>
+          <w:b/>
+          <w:bCs/>
+        </w:rPr>
+        <w:t xml:space="preserve">الزيوت والدهون</w:t>
+      </w:r>
+      <w:r>
+        <w:t xml:space="preserve">ب21,5% ‏،</w:t>
+      </w:r>
+      <w:r>
+        <w:t xml:space="preserve"> </w:t>
+      </w:r>
+      <w:r>
+        <w:rPr>
+          <w:b/>
+          <w:bCs/>
+        </w:rPr>
+        <w:t xml:space="preserve">الفواكه</w:t>
+      </w:r>
+      <w:r>
+        <w:t xml:space="preserve">ب7,5% ‏،</w:t>
+      </w:r>
+      <w:r>
+        <w:t xml:space="preserve"> </w:t>
+      </w:r>
+      <w:r>
+        <w:rPr>
+          <w:b/>
+          <w:bCs/>
+        </w:rPr>
+        <w:t xml:space="preserve">الخضراوات</w:t>
+      </w:r>
+      <w:r>
+        <w:t xml:space="preserve">ب4,9% ‏،</w:t>
+      </w:r>
+      <w:r>
+        <w:t xml:space="preserve"> </w:t>
+      </w:r>
+      <w:r>
+        <w:rPr>
+          <w:b/>
+          <w:bCs/>
+        </w:rPr>
+        <w:t xml:space="preserve">اللحم</w:t>
+      </w:r>
+      <w:r>
+        <w:t xml:space="preserve">ب3,1% ‏،</w:t>
+      </w:r>
+      <w:r>
+        <w:t xml:space="preserve"> </w:t>
+      </w:r>
+      <w:r>
+        <w:rPr>
+          <w:b/>
+          <w:bCs/>
+        </w:rPr>
+        <w:t xml:space="preserve">الحليب والجبن والبيض</w:t>
+      </w:r>
+      <w:r>
+        <w:t xml:space="preserve">ب3,0% ‏،</w:t>
+      </w:r>
+      <w:r>
+        <w:t xml:space="preserve"> </w:t>
+      </w:r>
+      <w:r>
+        <w:rPr>
+          <w:b/>
+          <w:bCs/>
+        </w:rPr>
+        <w:t xml:space="preserve">مقهى، شاي وكاكاو</w:t>
+      </w:r>
+      <w:r>
+        <w:t xml:space="preserve">ب0,6% ‏ و</w:t>
+      </w:r>
+      <w:r>
+        <w:t xml:space="preserve"> </w:t>
+      </w:r>
+      <w:r>
+        <w:rPr>
+          <w:b/>
+          <w:bCs/>
+        </w:rPr>
+        <w:t xml:space="preserve">مواد غذائية غير مصنفة في مكان آخر</w:t>
+      </w:r>
+      <w:r>
+        <w:t xml:space="preserve">ب0,4% ‏ و كذا</w:t>
+      </w:r>
+      <w:r>
+        <w:t xml:space="preserve"> </w:t>
+      </w:r>
+      <w:r>
+        <w:t xml:space="preserve">استقرار أثمان NA فإن ذلك لم يؤثر على التطور</w:t>
+      </w:r>
+      <w:r>
+        <w:t xml:space="preserve"> </w:t>
+      </w:r>
+      <w:r>
+        <w:t xml:space="preserve">العام. ارتفع الرقم الاستدلالي للمواد الغذائية</w:t>
+      </w:r>
+      <w:r>
+        <w:t xml:space="preserve"> </w:t>
+      </w:r>
+      <w:r>
+        <w:t xml:space="preserve">ب -4.3% في نونبر 2025 مقارنة بنظيره من السنة الماضية،ويعزى ذلك إلى زيادة أثمان المواد المكونة للمجموعات التالية:</w:t>
+      </w:r>
+      <w:r>
+        <w:t xml:space="preserve"> </w:t>
+      </w:r>
+      <w:r>
+        <w:rPr>
+          <w:b/>
+          <w:bCs/>
+        </w:rPr>
+        <w:t xml:space="preserve">التبغ</w:t>
+      </w:r>
+      <w:r>
+        <w:t xml:space="preserve">ب4,0% ‏،</w:t>
+      </w:r>
+      <w:r>
+        <w:t xml:space="preserve"> </w:t>
+      </w:r>
+      <w:r>
+        <w:rPr>
+          <w:b/>
+          <w:bCs/>
+        </w:rPr>
+        <w:t xml:space="preserve">المياه المعدنية، والمشروبات الغازية، وعصائر الفاكهة والخضراوات (بدون تاريخ)</w:t>
+      </w:r>
+      <w:r>
+        <w:t xml:space="preserve">ب2,2% ‏،</w:t>
+      </w:r>
+      <w:r>
+        <w:t xml:space="preserve"> </w:t>
+      </w:r>
+      <w:r>
+        <w:rPr>
+          <w:b/>
+          <w:bCs/>
+        </w:rPr>
+        <w:t xml:space="preserve">الخبز والحبوب</w:t>
+      </w:r>
+      <w:r>
+        <w:t xml:space="preserve"> </w:t>
+      </w:r>
+      <w:r>
+        <w:t xml:space="preserve">و</w:t>
+      </w:r>
+      <w:r>
+        <w:t xml:space="preserve"> </w:t>
+      </w:r>
+      <w:r>
+        <w:rPr>
+          <w:b/>
+          <w:bCs/>
+        </w:rPr>
+        <w:t xml:space="preserve">الأسماك والمأكولات البحرية</w:t>
+      </w:r>
+      <w:r>
+        <w:t xml:space="preserve">ب1,9% ‏ و</w:t>
+      </w:r>
+      <w:r>
+        <w:t xml:space="preserve"> </w:t>
+      </w:r>
+      <w:r>
+        <w:rPr>
+          <w:b/>
+          <w:bCs/>
+        </w:rPr>
+        <w:t xml:space="preserve">السكر، والمربى، والعسل، والشوكولاتة، والحلويات</w:t>
+      </w:r>
+      <w:r>
+        <w:t xml:space="preserve">ب0,6% ‏. وعلى الرغم من الانخفاضات المسجلة في أثمان المواد</w:t>
+      </w:r>
+      <w:r>
+        <w:t xml:space="preserve"> </w:t>
+      </w:r>
+      <w:r>
+        <w:t xml:space="preserve">المكونة للمجموعات التالية:</w:t>
+      </w:r>
+      <w:r>
+        <w:t xml:space="preserve"> </w:t>
+      </w:r>
+      <w:r>
+        <w:rPr>
+          <w:b/>
+          <w:bCs/>
+        </w:rPr>
+        <w:t xml:space="preserve">الزيوت والدهون</w:t>
+      </w:r>
+      <w:r>
+        <w:t xml:space="preserve">ب21,5% ‏،</w:t>
+      </w:r>
+      <w:r>
+        <w:t xml:space="preserve"> </w:t>
+      </w:r>
+      <w:r>
+        <w:rPr>
+          <w:b/>
+          <w:bCs/>
+        </w:rPr>
+        <w:t xml:space="preserve">الفواكه</w:t>
+      </w:r>
+      <w:r>
+        <w:t xml:space="preserve">ب7,5% ‏،</w:t>
+      </w:r>
+      <w:r>
+        <w:t xml:space="preserve"> </w:t>
+      </w:r>
+      <w:r>
+        <w:rPr>
+          <w:b/>
+          <w:bCs/>
+        </w:rPr>
+        <w:t xml:space="preserve">الخضراوات</w:t>
+      </w:r>
+      <w:r>
+        <w:t xml:space="preserve">ب4,9% ‏،</w:t>
+      </w:r>
+      <w:r>
+        <w:t xml:space="preserve"> </w:t>
+      </w:r>
+      <w:r>
+        <w:rPr>
+          <w:b/>
+          <w:bCs/>
+        </w:rPr>
+        <w:t xml:space="preserve">اللحم</w:t>
+      </w:r>
+      <w:r>
+        <w:t xml:space="preserve">ب3,1% ‏،</w:t>
+      </w:r>
+      <w:r>
+        <w:t xml:space="preserve"> </w:t>
+      </w:r>
+      <w:r>
+        <w:rPr>
+          <w:b/>
+          <w:bCs/>
+        </w:rPr>
+        <w:t xml:space="preserve">الحليب والجبن والبيض</w:t>
+      </w:r>
+      <w:r>
+        <w:t xml:space="preserve">ب3,0% ‏،</w:t>
+      </w:r>
+      <w:r>
+        <w:t xml:space="preserve"> </w:t>
+      </w:r>
+      <w:r>
+        <w:rPr>
+          <w:b/>
+          <w:bCs/>
+        </w:rPr>
+        <w:t xml:space="preserve">مقهى، شاي وكاكاو</w:t>
+      </w:r>
+      <w:r>
+        <w:t xml:space="preserve">ب0,6% ‏ و</w:t>
+      </w:r>
+      <w:r>
+        <w:t xml:space="preserve"> </w:t>
+      </w:r>
+      <w:r>
+        <w:rPr>
+          <w:b/>
+          <w:bCs/>
+        </w:rPr>
+        <w:t xml:space="preserve">مواد غذائية غير مصنفة في مكان آخر</w:t>
+      </w:r>
+      <w:r>
+        <w:t xml:space="preserve">ب0,4% ‏ و كذا</w:t>
       </w:r>
       <w:r>
         <w:t xml:space="preserve"> </w:t>

--- a/Rapports_mensuels/Mois2026_08/ipc_note_10_ar_2026_08.docx
+++ b/Rapports_mensuels/Mois2026_08/ipc_note_10_ar_2026_08.docx
@@ -2,1201 +2,2124 @@
 <file path=word/document.xml><?xml version="1.0" encoding="utf-8"?>
 <w:document xmlns:w="http://schemas.openxmlformats.org/wordprocessingml/2006/main" xmlns:m="http://schemas.openxmlformats.org/officeDocument/2006/math" xmlns:r="http://schemas.openxmlformats.org/officeDocument/2006/relationships" xmlns:o="urn:schemas-microsoft-com:office:office" xmlns:v="urn:schemas-microsoft-com:vml" xmlns:w10="urn:schemas-microsoft-com:office:word" xmlns:a="http://schemas.openxmlformats.org/drawingml/2006/main" xmlns:pic="http://schemas.openxmlformats.org/drawingml/2006/picture" xmlns:wp="http://schemas.openxmlformats.org/drawingml/2006/wordprocessingDrawing">
   <w:body>
+    <w:tbl xmlns:w="http://schemas.openxmlformats.org/wordprocessingml/2006/main" xmlns:r="http://schemas.openxmlformats.org/officeDocument/2006/relationships" xmlns:w14="http://schemas.microsoft.com/office/word/2010/wordml" xmlns:wp="http://schemas.openxmlformats.org/drawingml/2006/wordprocessingDrawing" xmlns:a="http://schemas.openxmlformats.org/drawingml/2006/main" xmlns:pic="http://schemas.openxmlformats.org/drawingml/2006/picture">
+      <w:tblPr>
+        <w:tblLayout w:type="fixed"/>
+        <w:jc w:val="center"/>
+        <w:tblLook w:firstRow="1" w:lastRow="0" w:firstColumn="0" w:lastColumn="0" w:noHBand="0" w:noVBand="1"/>
+      </w:tblPr>
+      <w:tblGrid>
+        <w:gridCol w:w="2268"/>
+        <w:gridCol w:w="9072"/>
+      </w:tblGrid>
+      <w:tr>
+        <w:trPr>
+          <w:trHeight w:val="360" w:hRule="auto"/>
+        </w:trPr>
+        body1
+        <w:tc>
+          <w:tcPr>
+            <w:tcBorders>
+              <w:bottom w:val="single" w:sz="12" w:space="0" w:color="F8A180"/>
+              <w:top w:val="none" w:sz="0" w:space="0" w:color="000000"/>
+              <w:left w:val="none" w:sz="0" w:space="0" w:color="000000"/>
+              <w:right w:val="none" w:sz="0" w:space="0" w:color="000000"/>
+            </w:tcBorders>
+            <w:shd w:val="clear" w:color="auto" w:fill="F8A180"/>
+            <w:tcMar>
+              <w:top w:w="0" w:type="dxa"/>
+              <w:bottom w:w="0" w:type="dxa"/>
+              <w:left w:w="0" w:type="dxa"/>
+              <w:right w:w="0" w:type="dxa"/>
+            </w:tcMar>
+            <w:vAlign w:val="center"/>
+          </w:tcPr>
+          <w:p>
+            <w:pPr>
+              <w:jc w:val="center"/>
+              <w:pBdr>
+                <w:bottom w:val="none" w:sz="0" w:space="0" w:color="000000"/>
+                <w:top w:val="none" w:sz="0" w:space="0" w:color="000000"/>
+                <w:left w:val="none" w:sz="0" w:space="0" w:color="000000"/>
+                <w:right w:val="none" w:sz="0" w:space="0" w:color="000000"/>
+              </w:pBdr>
+              <w:spacing w:after="100" w:before="100" w:line="240"/>
+              <w:ind w:left="100" w:right="100" w:firstLine="0" w:firstLineChars="0"/>
+              <w:rPr>
+                <w:rFonts w:ascii="Arial" w:hAnsi="Arial" w:eastAsia="Arial" w:cs="Arial"/>
+                <w:i w:val="false"/>
+                <w:b w:val="true"/>
+                <w:u w:val="none"/>
+                <w:strike w:val="false"/>
+                <w:sz w:val="22"/>
+                <w:szCs w:val="22"/>
+                <w:color w:val="8D4354"/>
+              </w:rPr>
+            </w:pPr>
+            <w:r xmlns:w="http://schemas.openxmlformats.org/wordprocessingml/2006/main" xmlns:wp="http://schemas.openxmlformats.org/drawingml/2006/wordprocessingDrawing" xmlns:r="http://schemas.openxmlformats.org/officeDocument/2006/relationships" xmlns:w14="http://schemas.microsoft.com/office/word/2010/wordml">
+              <w:rPr>
+                <w:rFonts w:ascii="Arial" w:hAnsi="Arial" w:eastAsia="Arial" w:cs="Arial"/>
+                <w:i w:val="false"/>
+                <w:b w:val="true"/>
+                <w:u w:val="none"/>
+                <w:strike w:val="false"/>
+                <w:sz w:val="22"/>
+                <w:szCs w:val="22"/>
+                <w:color w:val="8D4354"/>
+              </w:rPr>
+              <w:t xml:space="preserve">لمدينة طنجة</w:t>
+            </w:r>
+          </w:p>
+        </w:tc>
+        <w:tc>
+          <w:tcPr>
+            <w:tcBorders>
+              <w:bottom w:val="single" w:sz="12" w:space="0" w:color="F8A180"/>
+              <w:top w:val="none" w:sz="0" w:space="0" w:color="000000"/>
+              <w:left w:val="none" w:sz="0" w:space="0" w:color="000000"/>
+              <w:right w:val="none" w:sz="0" w:space="0" w:color="000000"/>
+            </w:tcBorders>
+            <w:shd w:val="clear" w:color="auto" w:fill="FFFFFF"/>
+            <w:tcMar>
+              <w:top w:w="0" w:type="dxa"/>
+              <w:bottom w:w="0" w:type="dxa"/>
+              <w:left w:w="0" w:type="dxa"/>
+              <w:right w:w="0" w:type="dxa"/>
+            </w:tcMar>
+            <w:vAlign w:val="center"/>
+          </w:tcPr>
+          <w:p>
+            <w:pPr>
+              <w:jc w:val="left"/>
+              <w:pBdr>
+                <w:bottom w:val="none" w:sz="0" w:space="0" w:color="000000"/>
+                <w:top w:val="none" w:sz="0" w:space="0" w:color="000000"/>
+                <w:left w:val="none" w:sz="0" w:space="0" w:color="000000"/>
+                <w:right w:val="none" w:sz="0" w:space="0" w:color="000000"/>
+              </w:pBdr>
+              <w:spacing w:after="100" w:before="100" w:line="240"/>
+              <w:ind w:left="100" w:right="100" w:firstLine="0" w:firstLineChars="0"/>
+              <w:rPr>
+                <w:rFonts w:ascii="Arial" w:hAnsi="Arial" w:eastAsia="Arial" w:cs="Arial"/>
+                <w:i w:val="false"/>
+                <w:b w:val="true"/>
+                <w:u w:val="none"/>
+                <w:strike w:val="false"/>
+                <w:sz w:val="22"/>
+                <w:szCs w:val="22"/>
+                <w:color w:val="8D4354"/>
+              </w:rPr>
+            </w:pPr>
+            <w:r xmlns:w="http://schemas.openxmlformats.org/wordprocessingml/2006/main" xmlns:wp="http://schemas.openxmlformats.org/drawingml/2006/wordprocessingDrawing" xmlns:r="http://schemas.openxmlformats.org/officeDocument/2006/relationships" xmlns:w14="http://schemas.microsoft.com/office/word/2010/wordml">
+              <w:rPr>
+                <w:rFonts w:ascii="Arial" w:hAnsi="Arial" w:eastAsia="Arial" w:cs="Arial"/>
+                <w:i w:val="false"/>
+                <w:b w:val="true"/>
+                <w:u w:val="none"/>
+                <w:strike w:val="false"/>
+                <w:sz w:val="22"/>
+                <w:szCs w:val="22"/>
+                <w:color w:val="8D4354"/>
+              </w:rPr>
+              <w:t xml:space="preserve">الرقم الاستدلالي للأثمان - غشت 2026</w:t>
+            </w:r>
+          </w:p>
+        </w:tc>
+      </w:tr>
+    </w:tbl>
     <w:p>
       <w:pPr>
-        <w:pStyle w:val="ipctitre1center"/>
+        <w:pStyle w:val="ipc_para_0"/>
+        <w:bidi/>
       </w:pPr>
       <w:r>
-        <w:t xml:space="preserve">مذكرة اخبارية للمديرية الجهوية لجهة طنجة تطوان الحسيمة</w:t>
+        <w:rPr>
+          <w:rtl/>
+        </w:rPr>
+        <w:t xml:space="preserve">في شهر غشت 2026 ارتفعت أسعار الاستهلاك على المستوى الوطني بنسبة (0.9% ) خلال شهر واحد في حين انخفضت أسعار الاستهلاك بما يقارب (0.3’% ) خلال سنة كاملة.</w:t>
       </w:r>
     </w:p>
     <w:p>
       <w:pPr>
-        <w:pStyle w:val="ipctitre0"/>
+        <w:sectPr>
+          <w:type w:val="continuous"/>
+          <w:pgSz w:w="11906" w:h="16838"/>
+          <w:pgMar w:top="284" w:bottom="284" w:left="283" w:right="283" w:header="708" w:footer="708" w:gutter="0"/>
+          <w:cols w:num="1"/>
+        </w:sectPr>
       </w:pPr>
-      <w:r>
-        <w:t xml:space="preserve">الرقم الاستدلالي للأثمان عند الاستهلاك أساس : (2017 :100)</w:t>
-      </w:r>
-      <w:r>
-        <w:t xml:space="preserve"> </w:t>
-      </w:r>
-      <w:r>
-        <w:t xml:space="preserve">لمدينة طنجة</w:t>
-      </w:r>
     </w:p>
     <w:p>
       <w:pPr>
-        <w:pStyle w:val="ipcpara0"/>
+        <w:pStyle w:val="ipc_corps"/>
+        <w:bidi/>
       </w:pPr>
       <w:r>
-        <w:t xml:space="preserve">في شهر غشت 2026 ارتفعت أسعار الاستهلاك على المستوى الوطني بنسبة (0.9% ) خلال شهر واحد في حين انخفضت أسعار الاستهلاك بما يقارب (0.3’% ) خلال سنة كاملة.</w:t>
+        <w:rPr>
+          <w:b/>
+          <w:bCs/>
+          <w:rtl/>
+        </w:rPr>
+        <w:t xml:space="preserve">Sur un mois,</w:t>
+      </w:r>
+      <w:r>
+        <w:rPr>
+          <w:rtl/>
+        </w:rPr>
+        <w:t xml:space="preserve"> </w:t>
+      </w:r>
+      <w:r>
+        <w:rPr>
+          <w:rtl/>
+        </w:rPr>
+        <w:t xml:space="preserve">على المستوى الشهري ارتفع الرقم الاستدلالي للمواد الغذائية ب</w:t>
+      </w:r>
+      <w:r>
+        <w:rPr>
+          <w:rtl/>
+        </w:rPr>
+        <w:t xml:space="preserve"> </w:t>
+      </w:r>
+      <w:r>
+        <w:rPr>
+          <w:rtl/>
+        </w:rPr>
+        <w:t xml:space="preserve">1.3%</w:t>
+      </w:r>
+      <w:r>
+        <w:rPr>
+          <w:rtl/>
+        </w:rPr>
+        <w:t xml:space="preserve"> </w:t>
+      </w:r>
+      <w:r>
+        <w:rPr>
+          <w:rtl/>
+        </w:rPr>
+        <w:t xml:space="preserve">في شهر غشت 2026 مقارنة بشهر يوليوز .2026 ويعزى ذلك الى زيادة أثمان</w:t>
+      </w:r>
+      <w:r>
+        <w:rPr>
+          <w:rtl/>
+        </w:rPr>
+        <w:t xml:space="preserve"> </w:t>
+      </w:r>
+      <w:r>
+        <w:rPr>
+          <w:b/>
+          <w:bCs/>
+          <w:rtl/>
+        </w:rPr>
+        <w:t xml:space="preserve">اللحم</w:t>
+      </w:r>
+      <w:r>
+        <w:rPr>
+          <w:rtl/>
+        </w:rPr>
+        <w:t xml:space="preserve">ب5,5% ‏،</w:t>
+      </w:r>
+      <w:r>
+        <w:rPr>
+          <w:rtl/>
+        </w:rPr>
+        <w:t xml:space="preserve"> </w:t>
+      </w:r>
+      <w:r>
+        <w:rPr>
+          <w:b/>
+          <w:bCs/>
+          <w:rtl/>
+        </w:rPr>
+        <w:t xml:space="preserve">الحليب والجبن والبيض</w:t>
+      </w:r>
+      <w:r>
+        <w:rPr>
+          <w:rtl/>
+        </w:rPr>
+        <w:t xml:space="preserve">ب4,2% ‏،</w:t>
+      </w:r>
+      <w:r>
+        <w:rPr>
+          <w:rtl/>
+        </w:rPr>
+        <w:t xml:space="preserve"> </w:t>
+      </w:r>
+      <w:r>
+        <w:rPr>
+          <w:b/>
+          <w:bCs/>
+          <w:rtl/>
+        </w:rPr>
+        <w:t xml:space="preserve">الأسماك والمأكولات البحرية</w:t>
+      </w:r>
+      <w:r>
+        <w:rPr>
+          <w:rtl/>
+        </w:rPr>
+        <w:t xml:space="preserve">ب1,6% ‏،</w:t>
+      </w:r>
+      <w:r>
+        <w:rPr>
+          <w:rtl/>
+        </w:rPr>
+        <w:t xml:space="preserve"> </w:t>
+      </w:r>
+      <w:r>
+        <w:rPr>
+          <w:b/>
+          <w:bCs/>
+          <w:rtl/>
+        </w:rPr>
+        <w:t xml:space="preserve">مواد غذائية غير مصنفة في مكان آخر</w:t>
+      </w:r>
+      <w:r>
+        <w:rPr>
+          <w:rtl/>
+        </w:rPr>
+        <w:t xml:space="preserve">ب0,8% ‏ و</w:t>
+      </w:r>
+      <w:r>
+        <w:rPr>
+          <w:rtl/>
+        </w:rPr>
+        <w:t xml:space="preserve"> </w:t>
+      </w:r>
+      <w:r>
+        <w:rPr>
+          <w:b/>
+          <w:bCs/>
+          <w:rtl/>
+        </w:rPr>
+        <w:t xml:space="preserve">السكر، والمربى، والعسل، والشوكولاتة، والحلويات</w:t>
+      </w:r>
+      <w:r>
+        <w:rPr>
+          <w:rtl/>
+        </w:rPr>
+        <w:t xml:space="preserve"> </w:t>
+      </w:r>
+      <w:r>
+        <w:rPr>
+          <w:rtl/>
+        </w:rPr>
+        <w:t xml:space="preserve">،</w:t>
+      </w:r>
+      <w:r>
+        <w:rPr>
+          <w:rtl/>
+        </w:rPr>
+        <w:t xml:space="preserve"> </w:t>
+      </w:r>
+      <w:r>
+        <w:rPr>
+          <w:b/>
+          <w:bCs/>
+          <w:rtl/>
+        </w:rPr>
+        <w:t xml:space="preserve">المياه المعدنية، والمشروبات الغازية، وعصائر الفاكهة والخضراوات (بدون تاريخ)</w:t>
+      </w:r>
+      <w:r>
+        <w:rPr>
+          <w:rtl/>
+        </w:rPr>
+        <w:t xml:space="preserve">ب0,1% ‏</w:t>
       </w:r>
     </w:p>
     <w:p>
       <w:pPr>
-        <w:pStyle w:val="ipccorps"/>
+        <w:pStyle w:val="ipc_corps"/>
+        <w:bidi/>
       </w:pPr>
       <w:r>
-        <w:t xml:space="preserve">على المستوى الشهري ارتفع الرقم الاستدلالي للمواد الغذائية ب</w:t>
-      </w:r>
-      <w:r>
-        <w:t xml:space="preserve"> </w:t>
-      </w:r>
-      <w:r>
-        <w:t xml:space="preserve">1.3%</w:t>
-      </w:r>
-      <w:r>
-        <w:t xml:space="preserve"> </w:t>
-      </w:r>
-      <w:r>
-        <w:t xml:space="preserve">في شهر غشت 2026 مقارنة بشهر يوليوز .2026 ويعزى ذلك الى زيادة أثمان</w:t>
-      </w:r>
-      <w:r>
+        <w:rPr>
+          <w:rtl/>
+        </w:rPr>
+        <w:t xml:space="preserve">كما، ارتفع التغير الشهري للرقم الاستدلالي للمواد غير الغذائية ب (0.6% ) جراء زيادة أثمان الأقسام التالية:</w:t>
+      </w:r>
+      <w:r>
+        <w:rPr>
+          <w:rtl/>
+        </w:rPr>
         <w:t xml:space="preserve"> </w:t>
       </w:r>
       <w:r>
         <w:rPr>
           <w:b/>
           <w:bCs/>
-        </w:rPr>
-        <w:t xml:space="preserve">اللحم</w:t>
-      </w:r>
-      <w:r>
-        <w:t xml:space="preserve">ب5,5% ‏،</w:t>
-      </w:r>
-      <w:r>
+          <w:rtl/>
+        </w:rPr>
+        <w:t xml:space="preserve">مواصلات</w:t>
+      </w:r>
+      <w:r>
+        <w:rPr>
+          <w:rtl/>
+        </w:rPr>
+        <w:t xml:space="preserve">ب3,4% ‏،</w:t>
+      </w:r>
+      <w:r>
+        <w:rPr>
+          <w:rtl/>
+        </w:rPr>
         <w:t xml:space="preserve"> </w:t>
       </w:r>
       <w:r>
         <w:rPr>
           <w:b/>
           <w:bCs/>
-        </w:rPr>
-        <w:t xml:space="preserve">الحليب والجبن والبيض</w:t>
-      </w:r>
-      <w:r>
-        <w:t xml:space="preserve">ب4,2% ‏،</w:t>
-      </w:r>
-      <w:r>
+          <w:rtl/>
+        </w:rPr>
+        <w:t xml:space="preserve">المطاعم والفنادق</w:t>
+      </w:r>
+      <w:r>
+        <w:rPr>
+          <w:rtl/>
+        </w:rPr>
+        <w:t xml:space="preserve">ب0,8% ‏،</w:t>
+      </w:r>
+      <w:r>
+        <w:rPr>
+          <w:rtl/>
+        </w:rPr>
         <w:t xml:space="preserve"> </w:t>
       </w:r>
       <w:r>
         <w:rPr>
           <w:b/>
           <w:bCs/>
-        </w:rPr>
-        <w:t xml:space="preserve">الأسماك والمأكولات البحرية</w:t>
-      </w:r>
-      <w:r>
-        <w:t xml:space="preserve">ب1,6% ‏،</w:t>
-      </w:r>
-      <w:r>
+          <w:rtl/>
+        </w:rPr>
+        <w:t xml:space="preserve">سلع وخدمات متنوعة</w:t>
+      </w:r>
+      <w:r>
+        <w:rPr>
+          <w:rtl/>
+        </w:rPr>
+        <w:t xml:space="preserve">ب0,4% ‏ و</w:t>
+      </w:r>
+      <w:r>
+        <w:rPr>
+          <w:rtl/>
+        </w:rPr>
         <w:t xml:space="preserve"> </w:t>
       </w:r>
       <w:r>
         <w:rPr>
           <w:b/>
           <w:bCs/>
-        </w:rPr>
-        <w:t xml:space="preserve">مواد غذائية غير مصنفة في مكان آخر</w:t>
-      </w:r>
-      <w:r>
-        <w:t xml:space="preserve">ب0,8% ‏ و</w:t>
-      </w:r>
-      <w:r>
+          <w:rtl/>
+        </w:rPr>
+        <w:t xml:space="preserve">الملابس والأحذية</w:t>
+      </w:r>
+      <w:r>
+        <w:rPr>
+          <w:rtl/>
+        </w:rPr>
+        <w:t xml:space="preserve"> </w:t>
+      </w:r>
+      <w:r>
+        <w:rPr>
+          <w:rtl/>
+        </w:rPr>
+        <w:t xml:space="preserve">و</w:t>
+      </w:r>
+      <w:r>
+        <w:rPr>
+          <w:rtl/>
+        </w:rPr>
         <w:t xml:space="preserve"> </w:t>
       </w:r>
       <w:r>
         <w:rPr>
           <w:b/>
           <w:bCs/>
-        </w:rPr>
-        <w:t xml:space="preserve">السكر، والمربى، والعسل، والشوكولاتة، والحلويات</w:t>
-      </w:r>
-      <w:r>
-        <w:t xml:space="preserve"> </w:t>
-      </w:r>
-      <w:r>
-        <w:t xml:space="preserve">،</w:t>
-      </w:r>
-      <w:r>
+          <w:rtl/>
+        </w:rPr>
+        <w:t xml:space="preserve">الاتصالات</w:t>
+      </w:r>
+      <w:r>
+        <w:rPr>
+          <w:rtl/>
+        </w:rPr>
+        <w:t xml:space="preserve">ب0,2% ‏ . NA NA NA ارتفع التغير الشهري للرقم الاستدلالي للمواد غير الغذائية ب (0.6% ) جراء زيادة أثمان الأقسام التالية:</w:t>
+      </w:r>
+      <w:r>
+        <w:rPr>
+          <w:rtl/>
+        </w:rPr>
         <w:t xml:space="preserve"> </w:t>
       </w:r>
       <w:r>
         <w:rPr>
           <w:b/>
           <w:bCs/>
-        </w:rPr>
-        <w:t xml:space="preserve">المياه المعدنية، والمشروبات الغازية، وعصائر الفاكهة والخضراوات (بدون تاريخ)</w:t>
-      </w:r>
-      <w:r>
-        <w:t xml:space="preserve">ب0,1% ‏</w:t>
+          <w:rtl/>
+        </w:rPr>
+        <w:t xml:space="preserve">مواصلات</w:t>
+      </w:r>
+      <w:r>
+        <w:rPr>
+          <w:rtl/>
+        </w:rPr>
+        <w:t xml:space="preserve">ب3,4% ‏،</w:t>
+      </w:r>
+      <w:r>
+        <w:rPr>
+          <w:rtl/>
+        </w:rPr>
+        <w:t xml:space="preserve"> </w:t>
+      </w:r>
+      <w:r>
+        <w:rPr>
+          <w:b/>
+          <w:bCs/>
+          <w:rtl/>
+        </w:rPr>
+        <w:t xml:space="preserve">المطاعم والفنادق</w:t>
+      </w:r>
+      <w:r>
+        <w:rPr>
+          <w:rtl/>
+        </w:rPr>
+        <w:t xml:space="preserve">ب0,8% ‏،</w:t>
+      </w:r>
+      <w:r>
+        <w:rPr>
+          <w:rtl/>
+        </w:rPr>
+        <w:t xml:space="preserve"> </w:t>
+      </w:r>
+      <w:r>
+        <w:rPr>
+          <w:b/>
+          <w:bCs/>
+          <w:rtl/>
+        </w:rPr>
+        <w:t xml:space="preserve">سلع وخدمات متنوعة</w:t>
+      </w:r>
+      <w:r>
+        <w:rPr>
+          <w:rtl/>
+        </w:rPr>
+        <w:t xml:space="preserve">ب0,4% ‏ و</w:t>
+      </w:r>
+      <w:r>
+        <w:rPr>
+          <w:rtl/>
+        </w:rPr>
+        <w:t xml:space="preserve"> </w:t>
+      </w:r>
+      <w:r>
+        <w:rPr>
+          <w:b/>
+          <w:bCs/>
+          <w:rtl/>
+        </w:rPr>
+        <w:t xml:space="preserve">الملابس والأحذية</w:t>
+      </w:r>
+      <w:r>
+        <w:rPr>
+          <w:rtl/>
+        </w:rPr>
+        <w:t xml:space="preserve"> </w:t>
+      </w:r>
+      <w:r>
+        <w:rPr>
+          <w:rtl/>
+        </w:rPr>
+        <w:t xml:space="preserve">و</w:t>
+      </w:r>
+      <w:r>
+        <w:rPr>
+          <w:rtl/>
+        </w:rPr>
+        <w:t xml:space="preserve"> </w:t>
+      </w:r>
+      <w:r>
+        <w:rPr>
+          <w:b/>
+          <w:bCs/>
+          <w:rtl/>
+        </w:rPr>
+        <w:t xml:space="preserve">الاتصالات</w:t>
+      </w:r>
+      <w:r>
+        <w:rPr>
+          <w:rtl/>
+        </w:rPr>
+        <w:t xml:space="preserve">ب0,2% ‏ . ارتفع التغير الشهري للرقم الاستدلالي للمواد غير الغذائية ب (0.6% ) جراء زيادة أثمان الأقسام التالية:</w:t>
+      </w:r>
+      <w:r>
+        <w:rPr>
+          <w:rtl/>
+        </w:rPr>
+        <w:t xml:space="preserve"> </w:t>
+      </w:r>
+      <w:r>
+        <w:rPr>
+          <w:b/>
+          <w:bCs/>
+          <w:rtl/>
+        </w:rPr>
+        <w:t xml:space="preserve">مواصلات</w:t>
+      </w:r>
+      <w:r>
+        <w:rPr>
+          <w:rtl/>
+        </w:rPr>
+        <w:t xml:space="preserve">ب3,4% ‏،</w:t>
+      </w:r>
+      <w:r>
+        <w:rPr>
+          <w:rtl/>
+        </w:rPr>
+        <w:t xml:space="preserve"> </w:t>
+      </w:r>
+      <w:r>
+        <w:rPr>
+          <w:b/>
+          <w:bCs/>
+          <w:rtl/>
+        </w:rPr>
+        <w:t xml:space="preserve">المطاعم والفنادق</w:t>
+      </w:r>
+      <w:r>
+        <w:rPr>
+          <w:rtl/>
+        </w:rPr>
+        <w:t xml:space="preserve">ب0,8% ‏،</w:t>
+      </w:r>
+      <w:r>
+        <w:rPr>
+          <w:rtl/>
+        </w:rPr>
+        <w:t xml:space="preserve"> </w:t>
+      </w:r>
+      <w:r>
+        <w:rPr>
+          <w:b/>
+          <w:bCs/>
+          <w:rtl/>
+        </w:rPr>
+        <w:t xml:space="preserve">سلع وخدمات متنوعة</w:t>
+      </w:r>
+      <w:r>
+        <w:rPr>
+          <w:rtl/>
+        </w:rPr>
+        <w:t xml:space="preserve">ب0,4% ‏ و</w:t>
+      </w:r>
+      <w:r>
+        <w:rPr>
+          <w:rtl/>
+        </w:rPr>
+        <w:t xml:space="preserve"> </w:t>
+      </w:r>
+      <w:r>
+        <w:rPr>
+          <w:b/>
+          <w:bCs/>
+          <w:rtl/>
+        </w:rPr>
+        <w:t xml:space="preserve">الملابس والأحذية</w:t>
+      </w:r>
+      <w:r>
+        <w:rPr>
+          <w:rtl/>
+        </w:rPr>
+        <w:t xml:space="preserve"> </w:t>
+      </w:r>
+      <w:r>
+        <w:rPr>
+          <w:rtl/>
+        </w:rPr>
+        <w:t xml:space="preserve">و</w:t>
+      </w:r>
+      <w:r>
+        <w:rPr>
+          <w:rtl/>
+        </w:rPr>
+        <w:t xml:space="preserve"> </w:t>
+      </w:r>
+      <w:r>
+        <w:rPr>
+          <w:b/>
+          <w:bCs/>
+          <w:rtl/>
+        </w:rPr>
+        <w:t xml:space="preserve">الاتصالات</w:t>
+      </w:r>
+      <w:r>
+        <w:rPr>
+          <w:rtl/>
+        </w:rPr>
+        <w:t xml:space="preserve">ب0,2% ‏ .</w:t>
       </w:r>
     </w:p>
     <w:p>
       <w:pPr>
-        <w:pStyle w:val="ipccorps"/>
+        <w:pStyle w:val="ipc_corps"/>
+        <w:bidi/>
       </w:pPr>
-      <w:r>
-        <w:t xml:space="preserve">كما، ارتفع التغير الشهري للرقم الاستدلالي للمواد غير الغذائية ب (0.6% ) جراء زيادة أثمان الأقسام التالية:</w:t>
-      </w:r>
-      <w:r>
-        <w:t xml:space="preserve"> </w:t>
-      </w:r>
       <w:r>
         <w:rPr>
           <w:b/>
           <w:bCs/>
-        </w:rPr>
-        <w:t xml:space="preserve">مواصلات</w:t>
-      </w:r>
-      <w:r>
-        <w:t xml:space="preserve">ب3,4% ‏،</w:t>
-      </w:r>
-      <w:r>
+          <w:rtl/>
+        </w:rPr>
+        <w:t xml:space="preserve">Sur un an,</w:t>
+      </w:r>
+      <w:r>
+        <w:rPr>
+          <w:rtl/>
+        </w:rPr>
+        <w:t xml:space="preserve"> </w:t>
+      </w:r>
+      <w:r>
+        <w:rPr>
+          <w:rtl/>
+        </w:rPr>
+        <w:t xml:space="preserve">انخفض الرقم الاستدلالي للمواد الغذائية</w:t>
+      </w:r>
+      <w:r>
+        <w:rPr>
+          <w:rtl/>
+        </w:rPr>
+        <w:t xml:space="preserve"> </w:t>
+      </w:r>
+      <w:r>
+        <w:rPr>
+          <w:rtl/>
+        </w:rPr>
+        <w:t xml:space="preserve">ب -4.3% في نونبر 2025 مقارنة بنظيره من السنة الماضية،ويعزى ذلك إلى تراجع أثمان المواد المكونة للمجموعات التالية:</w:t>
+      </w:r>
+      <w:r>
+        <w:rPr>
+          <w:rtl/>
+        </w:rPr>
         <w:t xml:space="preserve"> </w:t>
       </w:r>
       <w:r>
         <w:rPr>
           <w:b/>
           <w:bCs/>
-        </w:rPr>
-        <w:t xml:space="preserve">المطاعم والفنادق</w:t>
-      </w:r>
-      <w:r>
-        <w:t xml:space="preserve">ب0,8% ‏،</w:t>
-      </w:r>
-      <w:r>
+          <w:rtl/>
+        </w:rPr>
+        <w:t xml:space="preserve">الزيوت والدهون</w:t>
+      </w:r>
+      <w:r>
+        <w:rPr>
+          <w:rtl/>
+        </w:rPr>
+        <w:t xml:space="preserve">ب21,5% ‏،</w:t>
+      </w:r>
+      <w:r>
+        <w:rPr>
+          <w:rtl/>
+        </w:rPr>
         <w:t xml:space="preserve"> </w:t>
       </w:r>
       <w:r>
         <w:rPr>
           <w:b/>
           <w:bCs/>
-        </w:rPr>
-        <w:t xml:space="preserve">سلع وخدمات متنوعة</w:t>
-      </w:r>
-      <w:r>
-        <w:t xml:space="preserve">ب0,4% ‏ و</w:t>
-      </w:r>
-      <w:r>
+          <w:rtl/>
+        </w:rPr>
+        <w:t xml:space="preserve">الفواكه</w:t>
+      </w:r>
+      <w:r>
+        <w:rPr>
+          <w:rtl/>
+        </w:rPr>
+        <w:t xml:space="preserve">ب7,5% ‏،</w:t>
+      </w:r>
+      <w:r>
+        <w:rPr>
+          <w:rtl/>
+        </w:rPr>
         <w:t xml:space="preserve"> </w:t>
       </w:r>
       <w:r>
         <w:rPr>
           <w:b/>
           <w:bCs/>
-        </w:rPr>
-        <w:t xml:space="preserve">الملابس والأحذية</w:t>
-      </w:r>
-      <w:r>
-        <w:t xml:space="preserve"> </w:t>
-      </w:r>
-      <w:r>
-        <w:t xml:space="preserve">و</w:t>
-      </w:r>
-      <w:r>
+          <w:rtl/>
+        </w:rPr>
+        <w:t xml:space="preserve">الخضراوات</w:t>
+      </w:r>
+      <w:r>
+        <w:rPr>
+          <w:rtl/>
+        </w:rPr>
+        <w:t xml:space="preserve">ب4,9% ‏،</w:t>
+      </w:r>
+      <w:r>
+        <w:rPr>
+          <w:rtl/>
+        </w:rPr>
         <w:t xml:space="preserve"> </w:t>
       </w:r>
       <w:r>
         <w:rPr>
           <w:b/>
           <w:bCs/>
-        </w:rPr>
-        <w:t xml:space="preserve">الاتصالات</w:t>
-      </w:r>
-      <w:r>
-        <w:t xml:space="preserve">ب0,2% ‏ . NA NA NA ارتفع التغير الشهري للرقم الاستدلالي للمواد غير الغذائية ب (0.6% ) جراء زيادة أثمان الأقسام التالية:</w:t>
-      </w:r>
-      <w:r>
+          <w:rtl/>
+        </w:rPr>
+        <w:t xml:space="preserve">اللحم</w:t>
+      </w:r>
+      <w:r>
+        <w:rPr>
+          <w:rtl/>
+        </w:rPr>
+        <w:t xml:space="preserve">ب3,1% ‏،</w:t>
+      </w:r>
+      <w:r>
+        <w:rPr>
+          <w:rtl/>
+        </w:rPr>
         <w:t xml:space="preserve"> </w:t>
       </w:r>
       <w:r>
         <w:rPr>
           <w:b/>
           <w:bCs/>
-        </w:rPr>
-        <w:t xml:space="preserve">مواصلات</w:t>
-      </w:r>
-      <w:r>
-        <w:t xml:space="preserve">ب3,4% ‏،</w:t>
-      </w:r>
-      <w:r>
+          <w:rtl/>
+        </w:rPr>
+        <w:t xml:space="preserve">الحليب والجبن والبيض</w:t>
+      </w:r>
+      <w:r>
+        <w:rPr>
+          <w:rtl/>
+        </w:rPr>
+        <w:t xml:space="preserve">ب3,0% ‏،</w:t>
+      </w:r>
+      <w:r>
+        <w:rPr>
+          <w:rtl/>
+        </w:rPr>
         <w:t xml:space="preserve"> </w:t>
       </w:r>
       <w:r>
         <w:rPr>
           <w:b/>
           <w:bCs/>
-        </w:rPr>
-        <w:t xml:space="preserve">المطاعم والفنادق</w:t>
-      </w:r>
-      <w:r>
-        <w:t xml:space="preserve">ب0,8% ‏،</w:t>
-      </w:r>
-      <w:r>
+          <w:rtl/>
+        </w:rPr>
+        <w:t xml:space="preserve">مقهى، شاي وكاكاو</w:t>
+      </w:r>
+      <w:r>
+        <w:rPr>
+          <w:rtl/>
+        </w:rPr>
+        <w:t xml:space="preserve">ب0,6% ‏ و</w:t>
+      </w:r>
+      <w:r>
+        <w:rPr>
+          <w:rtl/>
+        </w:rPr>
         <w:t xml:space="preserve"> </w:t>
       </w:r>
       <w:r>
         <w:rPr>
           <w:b/>
           <w:bCs/>
-        </w:rPr>
-        <w:t xml:space="preserve">سلع وخدمات متنوعة</w:t>
-      </w:r>
-      <w:r>
-        <w:t xml:space="preserve">ب0,4% ‏ و</w:t>
-      </w:r>
-      <w:r>
+          <w:rtl/>
+        </w:rPr>
+        <w:t xml:space="preserve">مواد غذائية غير مصنفة في مكان آخر</w:t>
+      </w:r>
+      <w:r>
+        <w:rPr>
+          <w:rtl/>
+        </w:rPr>
+        <w:t xml:space="preserve">ب0,4% ‏. وعلى الرغم من الارتفاعات المسجلة في أثمان المواد</w:t>
+      </w:r>
+      <w:r>
+        <w:rPr>
+          <w:rtl/>
+        </w:rPr>
+        <w:t xml:space="preserve"> </w:t>
+      </w:r>
+      <w:r>
+        <w:rPr>
+          <w:rtl/>
+        </w:rPr>
+        <w:t xml:space="preserve">المكونة للمجموعات التالية:</w:t>
+      </w:r>
+      <w:r>
+        <w:rPr>
+          <w:rtl/>
+        </w:rPr>
         <w:t xml:space="preserve"> </w:t>
       </w:r>
       <w:r>
         <w:rPr>
           <w:b/>
           <w:bCs/>
-        </w:rPr>
-        <w:t xml:space="preserve">الملابس والأحذية</w:t>
-      </w:r>
-      <w:r>
-        <w:t xml:space="preserve"> </w:t>
-      </w:r>
-      <w:r>
-        <w:t xml:space="preserve">و</w:t>
-      </w:r>
-      <w:r>
+          <w:rtl/>
+        </w:rPr>
+        <w:t xml:space="preserve">التبغ</w:t>
+      </w:r>
+      <w:r>
+        <w:rPr>
+          <w:rtl/>
+        </w:rPr>
+        <w:t xml:space="preserve">ب4,0% ‏،</w:t>
+      </w:r>
+      <w:r>
+        <w:rPr>
+          <w:rtl/>
+        </w:rPr>
         <w:t xml:space="preserve"> </w:t>
       </w:r>
       <w:r>
         <w:rPr>
           <w:b/>
           <w:bCs/>
-        </w:rPr>
-        <w:t xml:space="preserve">الاتصالات</w:t>
-      </w:r>
-      <w:r>
-        <w:t xml:space="preserve">ب0,2% ‏ . ارتفع التغير الشهري للرقم الاستدلالي للمواد غير الغذائية ب (0.6% ) جراء زيادة أثمان الأقسام التالية:</w:t>
-      </w:r>
-      <w:r>
+          <w:rtl/>
+        </w:rPr>
+        <w:t xml:space="preserve">المياه المعدنية، والمشروبات الغازية، وعصائر الفاكهة والخضراوات (بدون تاريخ)</w:t>
+      </w:r>
+      <w:r>
+        <w:rPr>
+          <w:rtl/>
+        </w:rPr>
+        <w:t xml:space="preserve">ب2,2% ‏،</w:t>
+      </w:r>
+      <w:r>
+        <w:rPr>
+          <w:rtl/>
+        </w:rPr>
         <w:t xml:space="preserve"> </w:t>
       </w:r>
       <w:r>
         <w:rPr>
           <w:b/>
           <w:bCs/>
-        </w:rPr>
-        <w:t xml:space="preserve">مواصلات</w:t>
-      </w:r>
-      <w:r>
-        <w:t xml:space="preserve">ب3,4% ‏،</w:t>
-      </w:r>
-      <w:r>
+          <w:rtl/>
+        </w:rPr>
+        <w:t xml:space="preserve">الخبز والحبوب</w:t>
+      </w:r>
+      <w:r>
+        <w:rPr>
+          <w:rtl/>
+        </w:rPr>
+        <w:t xml:space="preserve"> </w:t>
+      </w:r>
+      <w:r>
+        <w:rPr>
+          <w:rtl/>
+        </w:rPr>
+        <w:t xml:space="preserve">و</w:t>
+      </w:r>
+      <w:r>
+        <w:rPr>
+          <w:rtl/>
+        </w:rPr>
         <w:t xml:space="preserve"> </w:t>
       </w:r>
       <w:r>
         <w:rPr>
           <w:b/>
           <w:bCs/>
-        </w:rPr>
-        <w:t xml:space="preserve">المطاعم والفنادق</w:t>
-      </w:r>
-      <w:r>
-        <w:t xml:space="preserve">ب0,8% ‏،</w:t>
-      </w:r>
-      <w:r>
+          <w:rtl/>
+        </w:rPr>
+        <w:t xml:space="preserve">الأسماك والمأكولات البحرية</w:t>
+      </w:r>
+      <w:r>
+        <w:rPr>
+          <w:rtl/>
+        </w:rPr>
+        <w:t xml:space="preserve">ب1,9% ‏ و</w:t>
+      </w:r>
+      <w:r>
+        <w:rPr>
+          <w:rtl/>
+        </w:rPr>
         <w:t xml:space="preserve"> </w:t>
       </w:r>
       <w:r>
         <w:rPr>
           <w:b/>
           <w:bCs/>
-        </w:rPr>
-        <w:t xml:space="preserve">سلع وخدمات متنوعة</w:t>
-      </w:r>
-      <w:r>
-        <w:t xml:space="preserve">ب0,4% ‏ و</w:t>
-      </w:r>
-      <w:r>
+          <w:rtl/>
+        </w:rPr>
+        <w:t xml:space="preserve">السكر، والمربى، والعسل، والشوكولاتة، والحلويات</w:t>
+      </w:r>
+      <w:r>
+        <w:rPr>
+          <w:rtl/>
+        </w:rPr>
+        <w:t xml:space="preserve">ب0,6% ‏ و كذا</w:t>
+      </w:r>
+      <w:r>
+        <w:rPr>
+          <w:rtl/>
+        </w:rPr>
+        <w:t xml:space="preserve"> </w:t>
+      </w:r>
+      <w:r>
+        <w:rPr>
+          <w:rtl/>
+        </w:rPr>
+        <w:t xml:space="preserve">استقرار أثمان NA فإن ذلك لم يؤثر على التطور</w:t>
+      </w:r>
+      <w:r>
+        <w:rPr>
+          <w:rtl/>
+        </w:rPr>
+        <w:t xml:space="preserve"> </w:t>
+      </w:r>
+      <w:r>
+        <w:rPr>
+          <w:rtl/>
+        </w:rPr>
+        <w:t xml:space="preserve">العام. ارتفع الرقم الاستدلالي للمواد الغذائية</w:t>
+      </w:r>
+      <w:r>
+        <w:rPr>
+          <w:rtl/>
+        </w:rPr>
+        <w:t xml:space="preserve"> </w:t>
+      </w:r>
+      <w:r>
+        <w:rPr>
+          <w:rtl/>
+        </w:rPr>
+        <w:t xml:space="preserve">ب -4.3% في نونبر 2025 مقارنة بنظيره من السنة الماضية،ويعزى ذلك إلى زيادة أثمان المواد المكونة للمجموعات التالية:</w:t>
+      </w:r>
+      <w:r>
+        <w:rPr>
+          <w:rtl/>
+        </w:rPr>
         <w:t xml:space="preserve"> </w:t>
       </w:r>
       <w:r>
         <w:rPr>
           <w:b/>
           <w:bCs/>
-        </w:rPr>
-        <w:t xml:space="preserve">الملابس والأحذية</w:t>
-      </w:r>
-      <w:r>
-        <w:t xml:space="preserve"> </w:t>
-      </w:r>
-      <w:r>
-        <w:t xml:space="preserve">و</w:t>
-      </w:r>
-      <w:r>
+          <w:rtl/>
+        </w:rPr>
+        <w:t xml:space="preserve">التبغ</w:t>
+      </w:r>
+      <w:r>
+        <w:rPr>
+          <w:rtl/>
+        </w:rPr>
+        <w:t xml:space="preserve">ب4,0% ‏،</w:t>
+      </w:r>
+      <w:r>
+        <w:rPr>
+          <w:rtl/>
+        </w:rPr>
         <w:t xml:space="preserve"> </w:t>
       </w:r>
       <w:r>
         <w:rPr>
           <w:b/>
           <w:bCs/>
-        </w:rPr>
-        <w:t xml:space="preserve">الاتصالات</w:t>
-      </w:r>
-      <w:r>
-        <w:t xml:space="preserve">ب0,2% ‏ .</w:t>
+          <w:rtl/>
+        </w:rPr>
+        <w:t xml:space="preserve">المياه المعدنية، والمشروبات الغازية، وعصائر الفاكهة والخضراوات (بدون تاريخ)</w:t>
+      </w:r>
+      <w:r>
+        <w:rPr>
+          <w:rtl/>
+        </w:rPr>
+        <w:t xml:space="preserve">ب2,2% ‏،</w:t>
+      </w:r>
+      <w:r>
+        <w:rPr>
+          <w:rtl/>
+        </w:rPr>
+        <w:t xml:space="preserve"> </w:t>
+      </w:r>
+      <w:r>
+        <w:rPr>
+          <w:b/>
+          <w:bCs/>
+          <w:rtl/>
+        </w:rPr>
+        <w:t xml:space="preserve">الخبز والحبوب</w:t>
+      </w:r>
+      <w:r>
+        <w:rPr>
+          <w:rtl/>
+        </w:rPr>
+        <w:t xml:space="preserve"> </w:t>
+      </w:r>
+      <w:r>
+        <w:rPr>
+          <w:rtl/>
+        </w:rPr>
+        <w:t xml:space="preserve">و</w:t>
+      </w:r>
+      <w:r>
+        <w:rPr>
+          <w:rtl/>
+        </w:rPr>
+        <w:t xml:space="preserve"> </w:t>
+      </w:r>
+      <w:r>
+        <w:rPr>
+          <w:b/>
+          <w:bCs/>
+          <w:rtl/>
+        </w:rPr>
+        <w:t xml:space="preserve">الأسماك والمأكولات البحرية</w:t>
+      </w:r>
+      <w:r>
+        <w:rPr>
+          <w:rtl/>
+        </w:rPr>
+        <w:t xml:space="preserve">ب1,9% ‏ و</w:t>
+      </w:r>
+      <w:r>
+        <w:rPr>
+          <w:rtl/>
+        </w:rPr>
+        <w:t xml:space="preserve"> </w:t>
+      </w:r>
+      <w:r>
+        <w:rPr>
+          <w:b/>
+          <w:bCs/>
+          <w:rtl/>
+        </w:rPr>
+        <w:t xml:space="preserve">السكر، والمربى، والعسل، والشوكولاتة، والحلويات</w:t>
+      </w:r>
+      <w:r>
+        <w:rPr>
+          <w:rtl/>
+        </w:rPr>
+        <w:t xml:space="preserve">ب0,6% ‏. وعلى الرغم من الانخفاضات المسجلة في أثمان المواد</w:t>
+      </w:r>
+      <w:r>
+        <w:rPr>
+          <w:rtl/>
+        </w:rPr>
+        <w:t xml:space="preserve"> </w:t>
+      </w:r>
+      <w:r>
+        <w:rPr>
+          <w:rtl/>
+        </w:rPr>
+        <w:t xml:space="preserve">المكونة للمجموعات التالية:</w:t>
+      </w:r>
+      <w:r>
+        <w:rPr>
+          <w:rtl/>
+        </w:rPr>
+        <w:t xml:space="preserve"> </w:t>
+      </w:r>
+      <w:r>
+        <w:rPr>
+          <w:b/>
+          <w:bCs/>
+          <w:rtl/>
+        </w:rPr>
+        <w:t xml:space="preserve">الزيوت والدهون</w:t>
+      </w:r>
+      <w:r>
+        <w:rPr>
+          <w:rtl/>
+        </w:rPr>
+        <w:t xml:space="preserve">ب21,5% ‏،</w:t>
+      </w:r>
+      <w:r>
+        <w:rPr>
+          <w:rtl/>
+        </w:rPr>
+        <w:t xml:space="preserve"> </w:t>
+      </w:r>
+      <w:r>
+        <w:rPr>
+          <w:b/>
+          <w:bCs/>
+          <w:rtl/>
+        </w:rPr>
+        <w:t xml:space="preserve">الفواكه</w:t>
+      </w:r>
+      <w:r>
+        <w:rPr>
+          <w:rtl/>
+        </w:rPr>
+        <w:t xml:space="preserve">ب7,5% ‏،</w:t>
+      </w:r>
+      <w:r>
+        <w:rPr>
+          <w:rtl/>
+        </w:rPr>
+        <w:t xml:space="preserve"> </w:t>
+      </w:r>
+      <w:r>
+        <w:rPr>
+          <w:b/>
+          <w:bCs/>
+          <w:rtl/>
+        </w:rPr>
+        <w:t xml:space="preserve">الخضراوات</w:t>
+      </w:r>
+      <w:r>
+        <w:rPr>
+          <w:rtl/>
+        </w:rPr>
+        <w:t xml:space="preserve">ب4,9% ‏،</w:t>
+      </w:r>
+      <w:r>
+        <w:rPr>
+          <w:rtl/>
+        </w:rPr>
+        <w:t xml:space="preserve"> </w:t>
+      </w:r>
+      <w:r>
+        <w:rPr>
+          <w:b/>
+          <w:bCs/>
+          <w:rtl/>
+        </w:rPr>
+        <w:t xml:space="preserve">اللحم</w:t>
+      </w:r>
+      <w:r>
+        <w:rPr>
+          <w:rtl/>
+        </w:rPr>
+        <w:t xml:space="preserve">ب3,1% ‏،</w:t>
+      </w:r>
+      <w:r>
+        <w:rPr>
+          <w:rtl/>
+        </w:rPr>
+        <w:t xml:space="preserve"> </w:t>
+      </w:r>
+      <w:r>
+        <w:rPr>
+          <w:b/>
+          <w:bCs/>
+          <w:rtl/>
+        </w:rPr>
+        <w:t xml:space="preserve">الحليب والجبن والبيض</w:t>
+      </w:r>
+      <w:r>
+        <w:rPr>
+          <w:rtl/>
+        </w:rPr>
+        <w:t xml:space="preserve">ب3,0% ‏،</w:t>
+      </w:r>
+      <w:r>
+        <w:rPr>
+          <w:rtl/>
+        </w:rPr>
+        <w:t xml:space="preserve"> </w:t>
+      </w:r>
+      <w:r>
+        <w:rPr>
+          <w:b/>
+          <w:bCs/>
+          <w:rtl/>
+        </w:rPr>
+        <w:t xml:space="preserve">مقهى، شاي وكاكاو</w:t>
+      </w:r>
+      <w:r>
+        <w:rPr>
+          <w:rtl/>
+        </w:rPr>
+        <w:t xml:space="preserve">ب0,6% ‏ و</w:t>
+      </w:r>
+      <w:r>
+        <w:rPr>
+          <w:rtl/>
+        </w:rPr>
+        <w:t xml:space="preserve"> </w:t>
+      </w:r>
+      <w:r>
+        <w:rPr>
+          <w:b/>
+          <w:bCs/>
+          <w:rtl/>
+        </w:rPr>
+        <w:t xml:space="preserve">مواد غذائية غير مصنفة في مكان آخر</w:t>
+      </w:r>
+      <w:r>
+        <w:rPr>
+          <w:rtl/>
+        </w:rPr>
+        <w:t xml:space="preserve">ب0,4% ‏ و كذا</w:t>
+      </w:r>
+      <w:r>
+        <w:rPr>
+          <w:rtl/>
+        </w:rPr>
+        <w:t xml:space="preserve"> </w:t>
+      </w:r>
+      <w:r>
+        <w:rPr>
+          <w:rtl/>
+        </w:rPr>
+        <w:t xml:space="preserve">استقرار أثمان NA فإن ذلك لم يؤثر على التطور</w:t>
+      </w:r>
+      <w:r>
+        <w:rPr>
+          <w:rtl/>
+        </w:rPr>
+        <w:t xml:space="preserve"> </w:t>
+      </w:r>
+      <w:r>
+        <w:rPr>
+          <w:rtl/>
+        </w:rPr>
+        <w:t xml:space="preserve">العام. ارتفع الرقم الاستدلالي للمواد الغذائية</w:t>
+      </w:r>
+      <w:r>
+        <w:rPr>
+          <w:rtl/>
+        </w:rPr>
+        <w:t xml:space="preserve"> </w:t>
+      </w:r>
+      <w:r>
+        <w:rPr>
+          <w:rtl/>
+        </w:rPr>
+        <w:t xml:space="preserve">ب -4.3% في نونبر 2025 مقارنة بنظيره من السنة الماضية،ويعزى ذلك إلى زيادة أثمان المواد المكونة للمجموعات التالية:</w:t>
+      </w:r>
+      <w:r>
+        <w:rPr>
+          <w:rtl/>
+        </w:rPr>
+        <w:t xml:space="preserve"> </w:t>
+      </w:r>
+      <w:r>
+        <w:rPr>
+          <w:b/>
+          <w:bCs/>
+          <w:rtl/>
+        </w:rPr>
+        <w:t xml:space="preserve">التبغ</w:t>
+      </w:r>
+      <w:r>
+        <w:rPr>
+          <w:rtl/>
+        </w:rPr>
+        <w:t xml:space="preserve">ب4,0% ‏،</w:t>
+      </w:r>
+      <w:r>
+        <w:rPr>
+          <w:rtl/>
+        </w:rPr>
+        <w:t xml:space="preserve"> </w:t>
+      </w:r>
+      <w:r>
+        <w:rPr>
+          <w:b/>
+          <w:bCs/>
+          <w:rtl/>
+        </w:rPr>
+        <w:t xml:space="preserve">المياه المعدنية، والمشروبات الغازية، وعصائر الفاكهة والخضراوات (بدون تاريخ)</w:t>
+      </w:r>
+      <w:r>
+        <w:rPr>
+          <w:rtl/>
+        </w:rPr>
+        <w:t xml:space="preserve">ب2,2% ‏،</w:t>
+      </w:r>
+      <w:r>
+        <w:rPr>
+          <w:rtl/>
+        </w:rPr>
+        <w:t xml:space="preserve"> </w:t>
+      </w:r>
+      <w:r>
+        <w:rPr>
+          <w:b/>
+          <w:bCs/>
+          <w:rtl/>
+        </w:rPr>
+        <w:t xml:space="preserve">الخبز والحبوب</w:t>
+      </w:r>
+      <w:r>
+        <w:rPr>
+          <w:rtl/>
+        </w:rPr>
+        <w:t xml:space="preserve"> </w:t>
+      </w:r>
+      <w:r>
+        <w:rPr>
+          <w:rtl/>
+        </w:rPr>
+        <w:t xml:space="preserve">و</w:t>
+      </w:r>
+      <w:r>
+        <w:rPr>
+          <w:rtl/>
+        </w:rPr>
+        <w:t xml:space="preserve"> </w:t>
+      </w:r>
+      <w:r>
+        <w:rPr>
+          <w:b/>
+          <w:bCs/>
+          <w:rtl/>
+        </w:rPr>
+        <w:t xml:space="preserve">الأسماك والمأكولات البحرية</w:t>
+      </w:r>
+      <w:r>
+        <w:rPr>
+          <w:rtl/>
+        </w:rPr>
+        <w:t xml:space="preserve">ب1,9% ‏ و</w:t>
+      </w:r>
+      <w:r>
+        <w:rPr>
+          <w:rtl/>
+        </w:rPr>
+        <w:t xml:space="preserve"> </w:t>
+      </w:r>
+      <w:r>
+        <w:rPr>
+          <w:b/>
+          <w:bCs/>
+          <w:rtl/>
+        </w:rPr>
+        <w:t xml:space="preserve">السكر، والمربى، والعسل، والشوكولاتة، والحلويات</w:t>
+      </w:r>
+      <w:r>
+        <w:rPr>
+          <w:rtl/>
+        </w:rPr>
+        <w:t xml:space="preserve">ب0,6% ‏. وعلى الرغم من الانخفاضات المسجلة في أثمان المواد</w:t>
+      </w:r>
+      <w:r>
+        <w:rPr>
+          <w:rtl/>
+        </w:rPr>
+        <w:t xml:space="preserve"> </w:t>
+      </w:r>
+      <w:r>
+        <w:rPr>
+          <w:rtl/>
+        </w:rPr>
+        <w:t xml:space="preserve">المكونة للمجموعات التالية:</w:t>
+      </w:r>
+      <w:r>
+        <w:rPr>
+          <w:rtl/>
+        </w:rPr>
+        <w:t xml:space="preserve"> </w:t>
+      </w:r>
+      <w:r>
+        <w:rPr>
+          <w:b/>
+          <w:bCs/>
+          <w:rtl/>
+        </w:rPr>
+        <w:t xml:space="preserve">الزيوت والدهون</w:t>
+      </w:r>
+      <w:r>
+        <w:rPr>
+          <w:rtl/>
+        </w:rPr>
+        <w:t xml:space="preserve">ب21,5% ‏،</w:t>
+      </w:r>
+      <w:r>
+        <w:rPr>
+          <w:rtl/>
+        </w:rPr>
+        <w:t xml:space="preserve"> </w:t>
+      </w:r>
+      <w:r>
+        <w:rPr>
+          <w:b/>
+          <w:bCs/>
+          <w:rtl/>
+        </w:rPr>
+        <w:t xml:space="preserve">الفواكه</w:t>
+      </w:r>
+      <w:r>
+        <w:rPr>
+          <w:rtl/>
+        </w:rPr>
+        <w:t xml:space="preserve">ب7,5% ‏،</w:t>
+      </w:r>
+      <w:r>
+        <w:rPr>
+          <w:rtl/>
+        </w:rPr>
+        <w:t xml:space="preserve"> </w:t>
+      </w:r>
+      <w:r>
+        <w:rPr>
+          <w:b/>
+          <w:bCs/>
+          <w:rtl/>
+        </w:rPr>
+        <w:t xml:space="preserve">الخضراوات</w:t>
+      </w:r>
+      <w:r>
+        <w:rPr>
+          <w:rtl/>
+        </w:rPr>
+        <w:t xml:space="preserve">ب4,9% ‏،</w:t>
+      </w:r>
+      <w:r>
+        <w:rPr>
+          <w:rtl/>
+        </w:rPr>
+        <w:t xml:space="preserve"> </w:t>
+      </w:r>
+      <w:r>
+        <w:rPr>
+          <w:b/>
+          <w:bCs/>
+          <w:rtl/>
+        </w:rPr>
+        <w:t xml:space="preserve">اللحم</w:t>
+      </w:r>
+      <w:r>
+        <w:rPr>
+          <w:rtl/>
+        </w:rPr>
+        <w:t xml:space="preserve">ب3,1% ‏،</w:t>
+      </w:r>
+      <w:r>
+        <w:rPr>
+          <w:rtl/>
+        </w:rPr>
+        <w:t xml:space="preserve"> </w:t>
+      </w:r>
+      <w:r>
+        <w:rPr>
+          <w:b/>
+          <w:bCs/>
+          <w:rtl/>
+        </w:rPr>
+        <w:t xml:space="preserve">الحليب والجبن والبيض</w:t>
+      </w:r>
+      <w:r>
+        <w:rPr>
+          <w:rtl/>
+        </w:rPr>
+        <w:t xml:space="preserve">ب3,0% ‏،</w:t>
+      </w:r>
+      <w:r>
+        <w:rPr>
+          <w:rtl/>
+        </w:rPr>
+        <w:t xml:space="preserve"> </w:t>
+      </w:r>
+      <w:r>
+        <w:rPr>
+          <w:b/>
+          <w:bCs/>
+          <w:rtl/>
+        </w:rPr>
+        <w:t xml:space="preserve">مقهى، شاي وكاكاو</w:t>
+      </w:r>
+      <w:r>
+        <w:rPr>
+          <w:rtl/>
+        </w:rPr>
+        <w:t xml:space="preserve">ب0,6% ‏ و</w:t>
+      </w:r>
+      <w:r>
+        <w:rPr>
+          <w:rtl/>
+        </w:rPr>
+        <w:t xml:space="preserve"> </w:t>
+      </w:r>
+      <w:r>
+        <w:rPr>
+          <w:b/>
+          <w:bCs/>
+          <w:rtl/>
+        </w:rPr>
+        <w:t xml:space="preserve">مواد غذائية غير مصنفة في مكان آخر</w:t>
+      </w:r>
+      <w:r>
+        <w:rPr>
+          <w:rtl/>
+        </w:rPr>
+        <w:t xml:space="preserve">ب0,4% ‏ و كذا</w:t>
+      </w:r>
+      <w:r>
+        <w:rPr>
+          <w:rtl/>
+        </w:rPr>
+        <w:t xml:space="preserve"> </w:t>
+      </w:r>
+      <w:r>
+        <w:rPr>
+          <w:rtl/>
+        </w:rPr>
+        <w:t xml:space="preserve">استقرار أثمان NA فإن ذلك لم يؤثر على التطور</w:t>
+      </w:r>
+      <w:r>
+        <w:rPr>
+          <w:rtl/>
+        </w:rPr>
+        <w:t xml:space="preserve"> </w:t>
+      </w:r>
+      <w:r>
+        <w:rPr>
+          <w:rtl/>
+        </w:rPr>
+        <w:t xml:space="preserve">العام. ارتفع الرقم الاستدلالي للمواد الغذائية</w:t>
+      </w:r>
+      <w:r>
+        <w:rPr>
+          <w:rtl/>
+        </w:rPr>
+        <w:t xml:space="preserve"> </w:t>
+      </w:r>
+      <w:r>
+        <w:rPr>
+          <w:rtl/>
+        </w:rPr>
+        <w:t xml:space="preserve">ب -4.3% في نونبر 2025 مقارنة بنظيره من السنة الماضية،ويعزى ذلك إلى زيادة أثمان المواد المكونة للمجموعات التالية:</w:t>
+      </w:r>
+      <w:r>
+        <w:rPr>
+          <w:rtl/>
+        </w:rPr>
+        <w:t xml:space="preserve"> </w:t>
+      </w:r>
+      <w:r>
+        <w:rPr>
+          <w:b/>
+          <w:bCs/>
+          <w:rtl/>
+        </w:rPr>
+        <w:t xml:space="preserve">التبغ</w:t>
+      </w:r>
+      <w:r>
+        <w:rPr>
+          <w:rtl/>
+        </w:rPr>
+        <w:t xml:space="preserve">ب4,0% ‏،</w:t>
+      </w:r>
+      <w:r>
+        <w:rPr>
+          <w:rtl/>
+        </w:rPr>
+        <w:t xml:space="preserve"> </w:t>
+      </w:r>
+      <w:r>
+        <w:rPr>
+          <w:b/>
+          <w:bCs/>
+          <w:rtl/>
+        </w:rPr>
+        <w:t xml:space="preserve">المياه المعدنية، والمشروبات الغازية، وعصائر الفاكهة والخضراوات (بدون تاريخ)</w:t>
+      </w:r>
+      <w:r>
+        <w:rPr>
+          <w:rtl/>
+        </w:rPr>
+        <w:t xml:space="preserve">ب2,2% ‏،</w:t>
+      </w:r>
+      <w:r>
+        <w:rPr>
+          <w:rtl/>
+        </w:rPr>
+        <w:t xml:space="preserve"> </w:t>
+      </w:r>
+      <w:r>
+        <w:rPr>
+          <w:b/>
+          <w:bCs/>
+          <w:rtl/>
+        </w:rPr>
+        <w:t xml:space="preserve">الخبز والحبوب</w:t>
+      </w:r>
+      <w:r>
+        <w:rPr>
+          <w:rtl/>
+        </w:rPr>
+        <w:t xml:space="preserve"> </w:t>
+      </w:r>
+      <w:r>
+        <w:rPr>
+          <w:rtl/>
+        </w:rPr>
+        <w:t xml:space="preserve">و</w:t>
+      </w:r>
+      <w:r>
+        <w:rPr>
+          <w:rtl/>
+        </w:rPr>
+        <w:t xml:space="preserve"> </w:t>
+      </w:r>
+      <w:r>
+        <w:rPr>
+          <w:b/>
+          <w:bCs/>
+          <w:rtl/>
+        </w:rPr>
+        <w:t xml:space="preserve">الأسماك والمأكولات البحرية</w:t>
+      </w:r>
+      <w:r>
+        <w:rPr>
+          <w:rtl/>
+        </w:rPr>
+        <w:t xml:space="preserve">ب1,9% ‏ و</w:t>
+      </w:r>
+      <w:r>
+        <w:rPr>
+          <w:rtl/>
+        </w:rPr>
+        <w:t xml:space="preserve"> </w:t>
+      </w:r>
+      <w:r>
+        <w:rPr>
+          <w:b/>
+          <w:bCs/>
+          <w:rtl/>
+        </w:rPr>
+        <w:t xml:space="preserve">السكر، والمربى، والعسل، والشوكولاتة، والحلويات</w:t>
+      </w:r>
+      <w:r>
+        <w:rPr>
+          <w:rtl/>
+        </w:rPr>
+        <w:t xml:space="preserve">ب0,6% ‏. وعلى الرغم من الانخفاضات المسجلة في أثمان المواد</w:t>
+      </w:r>
+      <w:r>
+        <w:rPr>
+          <w:rtl/>
+        </w:rPr>
+        <w:t xml:space="preserve"> </w:t>
+      </w:r>
+      <w:r>
+        <w:rPr>
+          <w:rtl/>
+        </w:rPr>
+        <w:t xml:space="preserve">المكونة للمجموعات التالية:</w:t>
+      </w:r>
+      <w:r>
+        <w:rPr>
+          <w:rtl/>
+        </w:rPr>
+        <w:t xml:space="preserve"> </w:t>
+      </w:r>
+      <w:r>
+        <w:rPr>
+          <w:b/>
+          <w:bCs/>
+          <w:rtl/>
+        </w:rPr>
+        <w:t xml:space="preserve">الزيوت والدهون</w:t>
+      </w:r>
+      <w:r>
+        <w:rPr>
+          <w:rtl/>
+        </w:rPr>
+        <w:t xml:space="preserve">ب21,5% ‏،</w:t>
+      </w:r>
+      <w:r>
+        <w:rPr>
+          <w:rtl/>
+        </w:rPr>
+        <w:t xml:space="preserve"> </w:t>
+      </w:r>
+      <w:r>
+        <w:rPr>
+          <w:b/>
+          <w:bCs/>
+          <w:rtl/>
+        </w:rPr>
+        <w:t xml:space="preserve">الفواكه</w:t>
+      </w:r>
+      <w:r>
+        <w:rPr>
+          <w:rtl/>
+        </w:rPr>
+        <w:t xml:space="preserve">ب7,5% ‏،</w:t>
+      </w:r>
+      <w:r>
+        <w:rPr>
+          <w:rtl/>
+        </w:rPr>
+        <w:t xml:space="preserve"> </w:t>
+      </w:r>
+      <w:r>
+        <w:rPr>
+          <w:b/>
+          <w:bCs/>
+          <w:rtl/>
+        </w:rPr>
+        <w:t xml:space="preserve">الخضراوات</w:t>
+      </w:r>
+      <w:r>
+        <w:rPr>
+          <w:rtl/>
+        </w:rPr>
+        <w:t xml:space="preserve">ب4,9% ‏،</w:t>
+      </w:r>
+      <w:r>
+        <w:rPr>
+          <w:rtl/>
+        </w:rPr>
+        <w:t xml:space="preserve"> </w:t>
+      </w:r>
+      <w:r>
+        <w:rPr>
+          <w:b/>
+          <w:bCs/>
+          <w:rtl/>
+        </w:rPr>
+        <w:t xml:space="preserve">اللحم</w:t>
+      </w:r>
+      <w:r>
+        <w:rPr>
+          <w:rtl/>
+        </w:rPr>
+        <w:t xml:space="preserve">ب3,1% ‏،</w:t>
+      </w:r>
+      <w:r>
+        <w:rPr>
+          <w:rtl/>
+        </w:rPr>
+        <w:t xml:space="preserve"> </w:t>
+      </w:r>
+      <w:r>
+        <w:rPr>
+          <w:b/>
+          <w:bCs/>
+          <w:rtl/>
+        </w:rPr>
+        <w:t xml:space="preserve">الحليب والجبن والبيض</w:t>
+      </w:r>
+      <w:r>
+        <w:rPr>
+          <w:rtl/>
+        </w:rPr>
+        <w:t xml:space="preserve">ب3,0% ‏،</w:t>
+      </w:r>
+      <w:r>
+        <w:rPr>
+          <w:rtl/>
+        </w:rPr>
+        <w:t xml:space="preserve"> </w:t>
+      </w:r>
+      <w:r>
+        <w:rPr>
+          <w:b/>
+          <w:bCs/>
+          <w:rtl/>
+        </w:rPr>
+        <w:t xml:space="preserve">مقهى، شاي وكاكاو</w:t>
+      </w:r>
+      <w:r>
+        <w:rPr>
+          <w:rtl/>
+        </w:rPr>
+        <w:t xml:space="preserve">ب0,6% ‏ و</w:t>
+      </w:r>
+      <w:r>
+        <w:rPr>
+          <w:rtl/>
+        </w:rPr>
+        <w:t xml:space="preserve"> </w:t>
+      </w:r>
+      <w:r>
+        <w:rPr>
+          <w:b/>
+          <w:bCs/>
+          <w:rtl/>
+        </w:rPr>
+        <w:t xml:space="preserve">مواد غذائية غير مصنفة في مكان آخر</w:t>
+      </w:r>
+      <w:r>
+        <w:rPr>
+          <w:rtl/>
+        </w:rPr>
+        <w:t xml:space="preserve">ب0,4% ‏ و كذا</w:t>
+      </w:r>
+      <w:r>
+        <w:rPr>
+          <w:rtl/>
+        </w:rPr>
+        <w:t xml:space="preserve"> </w:t>
+      </w:r>
+      <w:r>
+        <w:rPr>
+          <w:rtl/>
+        </w:rPr>
+        <w:t xml:space="preserve">استقرار أثمان NA فإن ذلك لم يؤثر على التطور</w:t>
+      </w:r>
+      <w:r>
+        <w:rPr>
+          <w:rtl/>
+        </w:rPr>
+        <w:t xml:space="preserve"> </w:t>
+      </w:r>
+      <w:r>
+        <w:rPr>
+          <w:rtl/>
+        </w:rPr>
+        <w:t xml:space="preserve">العام.</w:t>
       </w:r>
     </w:p>
     <w:p>
       <w:pPr>
-        <w:pStyle w:val="ipccorps"/>
+        <w:pStyle w:val="ipc_corps"/>
+        <w:bidi/>
       </w:pPr>
+      <w:r>
+        <w:rPr>
+          <w:rtl/>
+        </w:rPr>
+        <w:t xml:space="preserve">في حين، سجل التغير السنوي لمؤشر المواد غير الغذائية ارتفاعا ب 2.3 %، نتيجة التباين بين أقسامه حيث انخفض قسم</w:t>
+      </w:r>
+      <w:r>
+        <w:rPr>
+          <w:rtl/>
+        </w:rPr>
+        <w:t xml:space="preserve"> </w:t>
+      </w:r>
       <w:r>
         <w:rPr>
           <w:b/>
           <w:bCs/>
-        </w:rPr>
-        <w:t xml:space="preserve">على المستوى السنوي،</w:t>
-      </w:r>
-      <w:r>
-        <w:t xml:space="preserve">انخفض الرقم الاستدلالي للمواد الغذائية</w:t>
-      </w:r>
-      <w:r>
-        <w:t xml:space="preserve"> </w:t>
-      </w:r>
-      <w:r>
-        <w:t xml:space="preserve">ب -4.3% في نونبر 2025 مقارنة بنظيره من السنة الماضية،ويعزى ذلك إلى تراجع أثمان المواد المكونة للمجموعات التالية:</w:t>
-      </w:r>
-      <w:r>
+          <w:rtl/>
+        </w:rPr>
+        <w:t xml:space="preserve">الاتصالات</w:t>
+      </w:r>
+      <w:r>
+        <w:rPr>
+          <w:rtl/>
+        </w:rPr>
+        <w:t xml:space="preserve">ب1,3% ‏ بينما ارتفع</w:t>
+      </w:r>
+      <w:r>
+        <w:rPr>
+          <w:rtl/>
+        </w:rPr>
         <w:t xml:space="preserve"> </w:t>
       </w:r>
       <w:r>
         <w:rPr>
           <w:b/>
           <w:bCs/>
-        </w:rPr>
-        <w:t xml:space="preserve">الزيوت والدهون</w:t>
-      </w:r>
-      <w:r>
-        <w:t xml:space="preserve">ب21,5% ‏،</w:t>
-      </w:r>
-      <w:r>
-        <w:t xml:space="preserve"> </w:t>
-      </w:r>
-      <w:r>
-        <w:rPr>
-          <w:b/>
-          <w:bCs/>
-        </w:rPr>
-        <w:t xml:space="preserve">الفواكه</w:t>
-      </w:r>
-      <w:r>
-        <w:t xml:space="preserve">ب7,5% ‏،</w:t>
-      </w:r>
-      <w:r>
-        <w:t xml:space="preserve"> </w:t>
-      </w:r>
-      <w:r>
-        <w:rPr>
-          <w:b/>
-          <w:bCs/>
-        </w:rPr>
-        <w:t xml:space="preserve">الخضراوات</w:t>
-      </w:r>
-      <w:r>
-        <w:t xml:space="preserve">ب4,9% ‏،</w:t>
-      </w:r>
-      <w:r>
-        <w:t xml:space="preserve"> </w:t>
-      </w:r>
-      <w:r>
-        <w:rPr>
-          <w:b/>
-          <w:bCs/>
-        </w:rPr>
-        <w:t xml:space="preserve">اللحم</w:t>
-      </w:r>
-      <w:r>
-        <w:t xml:space="preserve">ب3,1% ‏،</w:t>
-      </w:r>
-      <w:r>
-        <w:t xml:space="preserve"> </w:t>
-      </w:r>
-      <w:r>
-        <w:rPr>
-          <w:b/>
-          <w:bCs/>
-        </w:rPr>
-        <w:t xml:space="preserve">الحليب والجبن والبيض</w:t>
-      </w:r>
-      <w:r>
-        <w:t xml:space="preserve">ب3,0% ‏،</w:t>
-      </w:r>
-      <w:r>
-        <w:t xml:space="preserve"> </w:t>
-      </w:r>
-      <w:r>
-        <w:rPr>
-          <w:b/>
-          <w:bCs/>
-        </w:rPr>
-        <w:t xml:space="preserve">مقهى، شاي وكاكاو</w:t>
-      </w:r>
-      <w:r>
-        <w:t xml:space="preserve">ب0,6% ‏ و</w:t>
-      </w:r>
-      <w:r>
-        <w:t xml:space="preserve"> </w:t>
-      </w:r>
-      <w:r>
-        <w:rPr>
-          <w:b/>
-          <w:bCs/>
-        </w:rPr>
-        <w:t xml:space="preserve">مواد غذائية غير مصنفة في مكان آخر</w:t>
-      </w:r>
-      <w:r>
-        <w:t xml:space="preserve">ب0,4% ‏. وعلى الرغم من الارتفاعات المسجلة في أثمان المواد</w:t>
-      </w:r>
-      <w:r>
-        <w:t xml:space="preserve"> </w:t>
-      </w:r>
-      <w:r>
-        <w:t xml:space="preserve">المكونة للمجموعات التالية:</w:t>
-      </w:r>
-      <w:r>
-        <w:t xml:space="preserve"> </w:t>
-      </w:r>
-      <w:r>
-        <w:rPr>
-          <w:b/>
-          <w:bCs/>
-        </w:rPr>
-        <w:t xml:space="preserve">التبغ</w:t>
-      </w:r>
-      <w:r>
-        <w:t xml:space="preserve">ب4,0% ‏،</w:t>
-      </w:r>
-      <w:r>
-        <w:t xml:space="preserve"> </w:t>
-      </w:r>
-      <w:r>
-        <w:rPr>
-          <w:b/>
-          <w:bCs/>
-        </w:rPr>
-        <w:t xml:space="preserve">المياه المعدنية، والمشروبات الغازية، وعصائر الفاكهة والخضراوات (بدون تاريخ)</w:t>
-      </w:r>
-      <w:r>
-        <w:t xml:space="preserve">ب2,2% ‏،</w:t>
-      </w:r>
-      <w:r>
-        <w:t xml:space="preserve"> </w:t>
-      </w:r>
-      <w:r>
-        <w:rPr>
-          <w:b/>
-          <w:bCs/>
-        </w:rPr>
-        <w:t xml:space="preserve">الخبز والحبوب</w:t>
-      </w:r>
-      <w:r>
-        <w:t xml:space="preserve"> </w:t>
-      </w:r>
-      <w:r>
-        <w:t xml:space="preserve">و</w:t>
-      </w:r>
-      <w:r>
-        <w:t xml:space="preserve"> </w:t>
-      </w:r>
-      <w:r>
-        <w:rPr>
-          <w:b/>
-          <w:bCs/>
-        </w:rPr>
-        <w:t xml:space="preserve">الأسماك والمأكولات البحرية</w:t>
-      </w:r>
-      <w:r>
-        <w:t xml:space="preserve">ب1,9% ‏ و</w:t>
-      </w:r>
-      <w:r>
-        <w:t xml:space="preserve"> </w:t>
-      </w:r>
-      <w:r>
-        <w:rPr>
-          <w:b/>
-          <w:bCs/>
-        </w:rPr>
-        <w:t xml:space="preserve">السكر، والمربى، والعسل، والشوكولاتة، والحلويات</w:t>
-      </w:r>
-      <w:r>
-        <w:t xml:space="preserve">ب0,6% ‏ و كذا</w:t>
-      </w:r>
-      <w:r>
-        <w:t xml:space="preserve"> </w:t>
-      </w:r>
-      <w:r>
-        <w:t xml:space="preserve">استقرار أثمان NA فإن ذلك لم يؤثر على التطور</w:t>
-      </w:r>
-      <w:r>
-        <w:t xml:space="preserve"> </w:t>
-      </w:r>
-      <w:r>
-        <w:t xml:space="preserve">العام. ارتفع الرقم الاستدلالي للمواد الغذائية</w:t>
-      </w:r>
-      <w:r>
-        <w:t xml:space="preserve"> </w:t>
-      </w:r>
-      <w:r>
-        <w:t xml:space="preserve">ب -4.3% في نونبر 2025 مقارنة بنظيره من السنة الماضية،ويعزى ذلك إلى زيادة أثمان المواد المكونة للمجموعات التالية:</w:t>
-      </w:r>
-      <w:r>
-        <w:t xml:space="preserve"> </w:t>
-      </w:r>
-      <w:r>
-        <w:rPr>
-          <w:b/>
-          <w:bCs/>
-        </w:rPr>
-        <w:t xml:space="preserve">التبغ</w:t>
-      </w:r>
-      <w:r>
-        <w:t xml:space="preserve">ب4,0% ‏،</w:t>
-      </w:r>
-      <w:r>
-        <w:t xml:space="preserve"> </w:t>
-      </w:r>
-      <w:r>
-        <w:rPr>
-          <w:b/>
-          <w:bCs/>
-        </w:rPr>
-        <w:t xml:space="preserve">المياه المعدنية، والمشروبات الغازية، وعصائر الفاكهة والخضراوات (بدون تاريخ)</w:t>
-      </w:r>
-      <w:r>
-        <w:t xml:space="preserve">ب2,2% ‏،</w:t>
-      </w:r>
-      <w:r>
-        <w:t xml:space="preserve"> </w:t>
-      </w:r>
-      <w:r>
-        <w:rPr>
-          <w:b/>
-          <w:bCs/>
-        </w:rPr>
-        <w:t xml:space="preserve">الخبز والحبوب</w:t>
-      </w:r>
-      <w:r>
-        <w:t xml:space="preserve"> </w:t>
-      </w:r>
-      <w:r>
-        <w:t xml:space="preserve">و</w:t>
-      </w:r>
-      <w:r>
-        <w:t xml:space="preserve"> </w:t>
-      </w:r>
-      <w:r>
-        <w:rPr>
-          <w:b/>
-          <w:bCs/>
-        </w:rPr>
-        <w:t xml:space="preserve">الأسماك والمأكولات البحرية</w:t>
-      </w:r>
-      <w:r>
-        <w:t xml:space="preserve">ب1,9% ‏ و</w:t>
-      </w:r>
-      <w:r>
-        <w:t xml:space="preserve"> </w:t>
-      </w:r>
-      <w:r>
-        <w:rPr>
-          <w:b/>
-          <w:bCs/>
-        </w:rPr>
-        <w:t xml:space="preserve">السكر، والمربى، والعسل، والشوكولاتة، والحلويات</w:t>
-      </w:r>
-      <w:r>
-        <w:t xml:space="preserve">ب0,6% ‏. وعلى الرغم من الانخفاضات المسجلة في أثمان المواد</w:t>
-      </w:r>
-      <w:r>
-        <w:t xml:space="preserve"> </w:t>
-      </w:r>
-      <w:r>
-        <w:t xml:space="preserve">المكونة للمجموعات التالية:</w:t>
-      </w:r>
-      <w:r>
-        <w:t xml:space="preserve"> </w:t>
-      </w:r>
-      <w:r>
-        <w:rPr>
-          <w:b/>
-          <w:bCs/>
-        </w:rPr>
-        <w:t xml:space="preserve">الزيوت والدهون</w:t>
-      </w:r>
-      <w:r>
-        <w:t xml:space="preserve">ب21,5% ‏،</w:t>
-      </w:r>
-      <w:r>
-        <w:t xml:space="preserve"> </w:t>
-      </w:r>
-      <w:r>
-        <w:rPr>
-          <w:b/>
-          <w:bCs/>
-        </w:rPr>
-        <w:t xml:space="preserve">الفواكه</w:t>
-      </w:r>
-      <w:r>
-        <w:t xml:space="preserve">ب7,5% ‏،</w:t>
-      </w:r>
-      <w:r>
-        <w:t xml:space="preserve"> </w:t>
-      </w:r>
-      <w:r>
-        <w:rPr>
-          <w:b/>
-          <w:bCs/>
-        </w:rPr>
-        <w:t xml:space="preserve">الخضراوات</w:t>
-      </w:r>
-      <w:r>
-        <w:t xml:space="preserve">ب4,9% ‏،</w:t>
-      </w:r>
-      <w:r>
-        <w:t xml:space="preserve"> </w:t>
-      </w:r>
-      <w:r>
-        <w:rPr>
-          <w:b/>
-          <w:bCs/>
-        </w:rPr>
-        <w:t xml:space="preserve">اللحم</w:t>
-      </w:r>
-      <w:r>
-        <w:t xml:space="preserve">ب3,1% ‏،</w:t>
-      </w:r>
-      <w:r>
-        <w:t xml:space="preserve"> </w:t>
-      </w:r>
-      <w:r>
-        <w:rPr>
-          <w:b/>
-          <w:bCs/>
-        </w:rPr>
-        <w:t xml:space="preserve">الحليب والجبن والبيض</w:t>
-      </w:r>
-      <w:r>
-        <w:t xml:space="preserve">ب3,0% ‏،</w:t>
-      </w:r>
-      <w:r>
-        <w:t xml:space="preserve"> </w:t>
-      </w:r>
-      <w:r>
-        <w:rPr>
-          <w:b/>
-          <w:bCs/>
-        </w:rPr>
-        <w:t xml:space="preserve">مقهى، شاي وكاكاو</w:t>
-      </w:r>
-      <w:r>
-        <w:t xml:space="preserve">ب0,6% ‏ و</w:t>
-      </w:r>
-      <w:r>
-        <w:t xml:space="preserve"> </w:t>
-      </w:r>
-      <w:r>
-        <w:rPr>
-          <w:b/>
-          <w:bCs/>
-        </w:rPr>
-        <w:t xml:space="preserve">مواد غذائية غير مصنفة في مكان آخر</w:t>
-      </w:r>
-      <w:r>
-        <w:t xml:space="preserve">ب0,4% ‏ و كذا</w:t>
-      </w:r>
-      <w:r>
-        <w:t xml:space="preserve"> </w:t>
-      </w:r>
-      <w:r>
-        <w:t xml:space="preserve">استقرار أثمان NA فإن ذلك لم يؤثر على التطور</w:t>
-      </w:r>
-      <w:r>
-        <w:t xml:space="preserve"> </w:t>
-      </w:r>
-      <w:r>
-        <w:t xml:space="preserve">العام. ارتفع الرقم الاستدلالي للمواد الغذائية</w:t>
-      </w:r>
-      <w:r>
-        <w:t xml:space="preserve"> </w:t>
-      </w:r>
-      <w:r>
-        <w:t xml:space="preserve">ب -4.3% في نونبر 2025 مقارنة بنظيره من السنة الماضية،ويعزى ذلك إلى زيادة أثمان المواد المكونة للمجموعات التالية:</w:t>
-      </w:r>
-      <w:r>
-        <w:t xml:space="preserve"> </w:t>
-      </w:r>
-      <w:r>
-        <w:rPr>
-          <w:b/>
-          <w:bCs/>
-        </w:rPr>
-        <w:t xml:space="preserve">التبغ</w:t>
-      </w:r>
-      <w:r>
-        <w:t xml:space="preserve">ب4,0% ‏،</w:t>
-      </w:r>
-      <w:r>
-        <w:t xml:space="preserve"> </w:t>
-      </w:r>
-      <w:r>
-        <w:rPr>
-          <w:b/>
-          <w:bCs/>
-        </w:rPr>
-        <w:t xml:space="preserve">المياه المعدنية، والمشروبات الغازية، وعصائر الفاكهة والخضراوات (بدون تاريخ)</w:t>
-      </w:r>
-      <w:r>
-        <w:t xml:space="preserve">ب2,2% ‏،</w:t>
-      </w:r>
-      <w:r>
-        <w:t xml:space="preserve"> </w:t>
-      </w:r>
-      <w:r>
-        <w:rPr>
-          <w:b/>
-          <w:bCs/>
-        </w:rPr>
-        <w:t xml:space="preserve">الخبز والحبوب</w:t>
-      </w:r>
-      <w:r>
-        <w:t xml:space="preserve"> </w:t>
-      </w:r>
-      <w:r>
-        <w:t xml:space="preserve">و</w:t>
-      </w:r>
-      <w:r>
-        <w:t xml:space="preserve"> </w:t>
-      </w:r>
-      <w:r>
-        <w:rPr>
-          <w:b/>
-          <w:bCs/>
-        </w:rPr>
-        <w:t xml:space="preserve">الأسماك والمأكولات البحرية</w:t>
-      </w:r>
-      <w:r>
-        <w:t xml:space="preserve">ب1,9% ‏ و</w:t>
-      </w:r>
-      <w:r>
-        <w:t xml:space="preserve"> </w:t>
-      </w:r>
-      <w:r>
-        <w:rPr>
-          <w:b/>
-          <w:bCs/>
-        </w:rPr>
-        <w:t xml:space="preserve">السكر، والمربى، والعسل، والشوكولاتة، والحلويات</w:t>
-      </w:r>
-      <w:r>
-        <w:t xml:space="preserve">ب0,6% ‏. وعلى الرغم من الانخفاضات المسجلة في أثمان المواد</w:t>
-      </w:r>
-      <w:r>
-        <w:t xml:space="preserve"> </w:t>
-      </w:r>
-      <w:r>
-        <w:t xml:space="preserve">المكونة للمجموعات التالية:</w:t>
-      </w:r>
-      <w:r>
-        <w:t xml:space="preserve"> </w:t>
-      </w:r>
-      <w:r>
-        <w:rPr>
-          <w:b/>
-          <w:bCs/>
-        </w:rPr>
-        <w:t xml:space="preserve">الزيوت والدهون</w:t>
-      </w:r>
-      <w:r>
-        <w:t xml:space="preserve">ب21,5% ‏،</w:t>
-      </w:r>
-      <w:r>
-        <w:t xml:space="preserve"> </w:t>
-      </w:r>
-      <w:r>
-        <w:rPr>
-          <w:b/>
-          <w:bCs/>
-        </w:rPr>
-        <w:t xml:space="preserve">الفواكه</w:t>
-      </w:r>
-      <w:r>
-        <w:t xml:space="preserve">ب7,5% ‏،</w:t>
-      </w:r>
-      <w:r>
-        <w:t xml:space="preserve"> </w:t>
-      </w:r>
-      <w:r>
-        <w:rPr>
-          <w:b/>
-          <w:bCs/>
-        </w:rPr>
-        <w:t xml:space="preserve">الخضراوات</w:t>
-      </w:r>
-      <w:r>
-        <w:t xml:space="preserve">ب4,9% ‏،</w:t>
-      </w:r>
-      <w:r>
-        <w:t xml:space="preserve"> </w:t>
-      </w:r>
-      <w:r>
-        <w:rPr>
-          <w:b/>
-          <w:bCs/>
-        </w:rPr>
-        <w:t xml:space="preserve">اللحم</w:t>
-      </w:r>
-      <w:r>
-        <w:t xml:space="preserve">ب3,1% ‏،</w:t>
-      </w:r>
-      <w:r>
-        <w:t xml:space="preserve"> </w:t>
-      </w:r>
-      <w:r>
-        <w:rPr>
-          <w:b/>
-          <w:bCs/>
-        </w:rPr>
-        <w:t xml:space="preserve">الحليب والجبن والبيض</w:t>
-      </w:r>
-      <w:r>
-        <w:t xml:space="preserve">ب3,0% ‏،</w:t>
-      </w:r>
-      <w:r>
-        <w:t xml:space="preserve"> </w:t>
-      </w:r>
-      <w:r>
-        <w:rPr>
-          <w:b/>
-          <w:bCs/>
-        </w:rPr>
-        <w:t xml:space="preserve">مقهى، شاي وكاكاو</w:t>
-      </w:r>
-      <w:r>
-        <w:t xml:space="preserve">ب0,6% ‏ و</w:t>
-      </w:r>
-      <w:r>
-        <w:t xml:space="preserve"> </w:t>
-      </w:r>
-      <w:r>
-        <w:rPr>
-          <w:b/>
-          <w:bCs/>
-        </w:rPr>
-        <w:t xml:space="preserve">مواد غذائية غير مصنفة في مكان آخر</w:t>
-      </w:r>
-      <w:r>
-        <w:t xml:space="preserve">ب0,4% ‏ و كذا</w:t>
-      </w:r>
-      <w:r>
-        <w:t xml:space="preserve"> </w:t>
-      </w:r>
-      <w:r>
-        <w:t xml:space="preserve">استقرار أثمان NA فإن ذلك لم يؤثر على التطور</w:t>
-      </w:r>
-      <w:r>
-        <w:t xml:space="preserve"> </w:t>
-      </w:r>
-      <w:r>
-        <w:t xml:space="preserve">العام. ارتفع الرقم الاستدلالي للمواد الغذائية</w:t>
-      </w:r>
-      <w:r>
-        <w:t xml:space="preserve"> </w:t>
-      </w:r>
-      <w:r>
-        <w:t xml:space="preserve">ب -4.3% في نونبر 2025 مقارنة بنظيره من السنة الماضية،ويعزى ذلك إلى زيادة أثمان المواد المكونة للمجموعات التالية:</w:t>
-      </w:r>
-      <w:r>
-        <w:t xml:space="preserve"> </w:t>
-      </w:r>
-      <w:r>
-        <w:rPr>
-          <w:b/>
-          <w:bCs/>
-        </w:rPr>
-        <w:t xml:space="preserve">التبغ</w:t>
-      </w:r>
-      <w:r>
-        <w:t xml:space="preserve">ب4,0% ‏،</w:t>
-      </w:r>
-      <w:r>
-        <w:t xml:space="preserve"> </w:t>
-      </w:r>
-      <w:r>
-        <w:rPr>
-          <w:b/>
-          <w:bCs/>
-        </w:rPr>
-        <w:t xml:space="preserve">المياه المعدنية، والمشروبات الغازية، وعصائر الفاكهة والخضراوات (بدون تاريخ)</w:t>
-      </w:r>
-      <w:r>
-        <w:t xml:space="preserve">ب2,2% ‏،</w:t>
-      </w:r>
-      <w:r>
-        <w:t xml:space="preserve"> </w:t>
-      </w:r>
-      <w:r>
-        <w:rPr>
-          <w:b/>
-          <w:bCs/>
-        </w:rPr>
-        <w:t xml:space="preserve">الخبز والحبوب</w:t>
-      </w:r>
-      <w:r>
-        <w:t xml:space="preserve"> </w:t>
-      </w:r>
-      <w:r>
-        <w:t xml:space="preserve">و</w:t>
-      </w:r>
-      <w:r>
-        <w:t xml:space="preserve"> </w:t>
-      </w:r>
-      <w:r>
-        <w:rPr>
-          <w:b/>
-          <w:bCs/>
-        </w:rPr>
-        <w:t xml:space="preserve">الأسماك والمأكولات البحرية</w:t>
-      </w:r>
-      <w:r>
-        <w:t xml:space="preserve">ب1,9% ‏ و</w:t>
-      </w:r>
-      <w:r>
-        <w:t xml:space="preserve"> </w:t>
-      </w:r>
-      <w:r>
-        <w:rPr>
-          <w:b/>
-          <w:bCs/>
-        </w:rPr>
-        <w:t xml:space="preserve">السكر، والمربى، والعسل، والشوكولاتة، والحلويات</w:t>
-      </w:r>
-      <w:r>
-        <w:t xml:space="preserve">ب0,6% ‏. وعلى الرغم من الانخفاضات المسجلة في أثمان المواد</w:t>
-      </w:r>
-      <w:r>
-        <w:t xml:space="preserve"> </w:t>
-      </w:r>
-      <w:r>
-        <w:t xml:space="preserve">المكونة للمجموعات التالية:</w:t>
-      </w:r>
-      <w:r>
-        <w:t xml:space="preserve"> </w:t>
-      </w:r>
-      <w:r>
-        <w:rPr>
-          <w:b/>
-          <w:bCs/>
-        </w:rPr>
-        <w:t xml:space="preserve">الزيوت والدهون</w:t>
-      </w:r>
-      <w:r>
-        <w:t xml:space="preserve">ب21,5% ‏،</w:t>
-      </w:r>
-      <w:r>
-        <w:t xml:space="preserve"> </w:t>
-      </w:r>
-      <w:r>
-        <w:rPr>
-          <w:b/>
-          <w:bCs/>
-        </w:rPr>
-        <w:t xml:space="preserve">الفواكه</w:t>
-      </w:r>
-      <w:r>
-        <w:t xml:space="preserve">ب7,5% ‏،</w:t>
-      </w:r>
-      <w:r>
-        <w:t xml:space="preserve"> </w:t>
-      </w:r>
-      <w:r>
-        <w:rPr>
-          <w:b/>
-          <w:bCs/>
-        </w:rPr>
-        <w:t xml:space="preserve">الخضراوات</w:t>
-      </w:r>
-      <w:r>
-        <w:t xml:space="preserve">ب4,9% ‏،</w:t>
-      </w:r>
-      <w:r>
-        <w:t xml:space="preserve"> </w:t>
-      </w:r>
-      <w:r>
-        <w:rPr>
-          <w:b/>
-          <w:bCs/>
-        </w:rPr>
-        <w:t xml:space="preserve">اللحم</w:t>
-      </w:r>
-      <w:r>
-        <w:t xml:space="preserve">ب3,1% ‏،</w:t>
-      </w:r>
-      <w:r>
-        <w:t xml:space="preserve"> </w:t>
-      </w:r>
-      <w:r>
-        <w:rPr>
-          <w:b/>
-          <w:bCs/>
-        </w:rPr>
-        <w:t xml:space="preserve">الحليب والجبن والبيض</w:t>
-      </w:r>
-      <w:r>
-        <w:t xml:space="preserve">ب3,0% ‏،</w:t>
-      </w:r>
-      <w:r>
-        <w:t xml:space="preserve"> </w:t>
-      </w:r>
-      <w:r>
-        <w:rPr>
-          <w:b/>
-          <w:bCs/>
-        </w:rPr>
-        <w:t xml:space="preserve">مقهى، شاي وكاكاو</w:t>
-      </w:r>
-      <w:r>
-        <w:t xml:space="preserve">ب0,6% ‏ و</w:t>
-      </w:r>
-      <w:r>
-        <w:t xml:space="preserve"> </w:t>
-      </w:r>
-      <w:r>
-        <w:rPr>
-          <w:b/>
-          <w:bCs/>
-        </w:rPr>
-        <w:t xml:space="preserve">مواد غذائية غير مصنفة في مكان آخر</w:t>
-      </w:r>
-      <w:r>
-        <w:t xml:space="preserve">ب0,4% ‏ و كذا</w:t>
-      </w:r>
-      <w:r>
-        <w:t xml:space="preserve"> </w:t>
-      </w:r>
-      <w:r>
-        <w:t xml:space="preserve">استقرار أثمان NA فإن ذلك لم يؤثر على التطور</w:t>
-      </w:r>
-      <w:r>
-        <w:t xml:space="preserve"> </w:t>
-      </w:r>
-      <w:r>
-        <w:t xml:space="preserve">العام.</w:t>
+          <w:rtl/>
+        </w:rPr>
+        <w:t xml:space="preserve">سلع وخدمات متنوعة</w:t>
+      </w:r>
+      <w:r>
+        <w:rPr>
+          <w:rtl/>
+        </w:rPr>
+        <w:t xml:space="preserve">ب8,5% ‏</w:t>
       </w:r>
     </w:p>
     <w:p>
       <w:pPr>
-        <w:pStyle w:val="ipccorps"/>
+        <w:pStyle w:val="ipc_titre_0"/>
+        <w:bidi/>
       </w:pPr>
       <w:r>
-        <w:t xml:space="preserve">في حين، سجل التغير السنوي لمؤشر المواد غير الغذائية ارتفاعا ب 2.3 %، نتيجة التباين بين أقسامه حيث انخفض قسم</w:t>
-      </w:r>
-      <w:r>
-        <w:t xml:space="preserve"> </w:t>
-      </w:r>
-      <w:r>
-        <w:rPr>
-          <w:b/>
-          <w:bCs/>
-        </w:rPr>
-        <w:t xml:space="preserve">الاتصالات</w:t>
-      </w:r>
-      <w:r>
-        <w:t xml:space="preserve">ب1,3% ‏ بينما ارتفع</w:t>
-      </w:r>
-      <w:r>
-        <w:t xml:space="preserve"> </w:t>
-      </w:r>
-      <w:r>
-        <w:rPr>
-          <w:b/>
-          <w:bCs/>
-        </w:rPr>
-        <w:t xml:space="preserve">سلع وخدمات متنوعة</w:t>
-      </w:r>
-      <w:r>
-        <w:t xml:space="preserve">ب8,5% ‏</w:t>
+        <w:rPr>
+          <w:rtl/>
+        </w:rPr>
+        <w:t xml:space="preserve">1- تطور معدل التغير السنوي (%) للرقم الاستدلالي للأثمان عند الاستهلاك لشهر غشت</w:t>
       </w:r>
     </w:p>
     <w:p>
       <w:pPr>
-        <w:pStyle w:val="ipctitre0"/>
+        <w:bidi/>
       </w:pPr>
       <w:r>
-        <w:t xml:space="preserve">1- تطور معدل التغير السنوي (%) للرقم الاستدلالي للأثمان عند الاستهلاك لشهر غشت</w:t>
+        <w:drawing>
+          <wp:inline>
+            <wp:extent cx="3347999" cy="2062799"/>
+            <wp:effectExtent b="0" l="0" r="0" t="0"/>
+            <wp:docPr descr="" title="" id="21" name="Picture"/>
+            <a:graphic>
+              <a:graphicData uri="http://schemas.openxmlformats.org/drawingml/2006/picture">
+                <pic:pic>
+                  <pic:nvPicPr>
+                    <pic:cNvPr descr="../../Rapports_mensuels/Mois2026_08/Graphique_variation_annuelle2026_08_Ville10_ar.png" id="22" name="Picture"/>
+                    <pic:cNvPicPr>
+                      <a:picLocks noChangeArrowheads="1" noChangeAspect="1"/>
+                    </pic:cNvPicPr>
+                  </pic:nvPicPr>
+                  <pic:blipFill>
+                    <a:blip r:embed="rId20"/>
+                    <a:stretch>
+                      <a:fillRect/>
+                    </a:stretch>
+                  </pic:blipFill>
+                  <pic:spPr bwMode="auto">
+                    <a:xfrm>
+                      <a:off x="0" y="0"/>
+                      <a:ext cx="3347999" cy="2062799"/>
+                    </a:xfrm>
+                    <a:prstGeom prst="rect">
+                      <a:avLst/>
+                    </a:prstGeom>
+                    <a:noFill/>
+                    <a:ln w="9525">
+                      <a:noFill/>
+                      <a:headEnd/>
+                      <a:tailEnd/>
+                    </a:ln>
+                  </pic:spPr>
+                </pic:pic>
+              </a:graphicData>
+            </a:graphic>
+          </wp:inline>
+        </w:drawing>
       </w:r>
     </w:p>
     <w:p>
       <w:pPr>
-        <w:pStyle w:val="SourceCode"/>
+        <w:pStyle w:val="ipc_legende"/>
+        <w:bidi/>
       </w:pPr>
       <w:r>
         <w:rPr>
-          <w:rStyle w:val="VerbatimChar"/>
-        </w:rPr>
-        <w:t xml:space="preserve">../../Rapports_mensuels/Mois2026_08/Graphique_variation_annuelle2026_08_Ville10_ar.png</w:t>
+          <w:u w:val="single"/>
+          <w:rtl/>
+        </w:rPr>
+        <w:t xml:space="preserve">قراءة:</w:t>
+      </w:r>
+      <w:r>
+        <w:rPr>
+          <w:rtl/>
+        </w:rPr>
+        <w:t xml:space="preserve"> </w:t>
+      </w:r>
+      <w:r>
+        <w:rPr>
+          <w:rtl/>
+        </w:rPr>
+        <w:t xml:space="preserve">في غشت 2026 انخفض الرقم الاستدلالي للأثمان عند الاستهلاك</w:t>
+      </w:r>
+      <w:r>
+        <w:rPr>
+          <w:rtl/>
+        </w:rPr>
+        <w:t xml:space="preserve"> </w:t>
+      </w:r>
+      <w:r>
+        <w:rPr>
+          <w:rtl/>
+        </w:rPr>
+        <w:t xml:space="preserve">0.3’% مقارنة بشهر غشت 2025</w:t>
       </w:r>
     </w:p>
     <w:p>
       <w:pPr>
-        <w:pStyle w:val="ipccorps"/>
+        <w:pStyle w:val="ipc_titre_0"/>
+        <w:bidi/>
       </w:pPr>
       <w:r>
-        <w:t xml:space="preserve">في غشت 2026 انخفض الرقم الاستدلالي للأثمان عند الاستهلاك</w:t>
-      </w:r>
-      <w:r>
-        <w:t xml:space="preserve"> </w:t>
-      </w:r>
-      <w:r>
-        <w:t xml:space="preserve">0.3’% مقارنة بشهر غشت 2025</w:t>
+        <w:rPr>
+          <w:rtl/>
+        </w:rPr>
+        <w:t xml:space="preserve">2- تطور معدل التغير السنوي (%) للرقم الاستدلالي للأثمان عند الاستهلاك لشهر غشت</w:t>
       </w:r>
     </w:p>
     <w:p>
       <w:pPr>
-        <w:pStyle w:val="ipctitre0"/>
+        <w:bidi/>
       </w:pPr>
       <w:r>
-        <w:t xml:space="preserve">2- تطور معدل التغير السنوي (%) للرقم الاستدلالي للأثمان عند الاستهلاك لشهر غشت</w:t>
+        <w:drawing>
+          <wp:inline>
+            <wp:extent cx="3347999" cy="2523599"/>
+            <wp:effectExtent b="0" l="0" r="0" t="0"/>
+            <wp:docPr descr="" title="" id="24" name="Picture"/>
+            <a:graphic>
+              <a:graphicData uri="http://schemas.openxmlformats.org/drawingml/2006/picture">
+                <pic:pic>
+                  <pic:nvPicPr>
+                    <pic:cNvPr descr="../../Rapports_mensuels/Mois2026_08/Graphique_variation_mensuelle2026_08_Ville10_ar.png" id="25" name="Picture"/>
+                    <pic:cNvPicPr>
+                      <a:picLocks noChangeArrowheads="1" noChangeAspect="1"/>
+                    </pic:cNvPicPr>
+                  </pic:nvPicPr>
+                  <pic:blipFill>
+                    <a:blip r:embed="rId23"/>
+                    <a:stretch>
+                      <a:fillRect/>
+                    </a:stretch>
+                  </pic:blipFill>
+                  <pic:spPr bwMode="auto">
+                    <a:xfrm>
+                      <a:off x="0" y="0"/>
+                      <a:ext cx="3347999" cy="2523599"/>
+                    </a:xfrm>
+                    <a:prstGeom prst="rect">
+                      <a:avLst/>
+                    </a:prstGeom>
+                    <a:noFill/>
+                    <a:ln w="9525">
+                      <a:noFill/>
+                      <a:headEnd/>
+                      <a:tailEnd/>
+                    </a:ln>
+                  </pic:spPr>
+                </pic:pic>
+              </a:graphicData>
+            </a:graphic>
+          </wp:inline>
+        </w:drawing>
       </w:r>
     </w:p>
     <w:p>
       <w:pPr>
-        <w:pStyle w:val="SourceCode"/>
+        <w:pStyle w:val="ipc_legende"/>
+        <w:bidi/>
       </w:pPr>
       <w:r>
         <w:rPr>
-          <w:rStyle w:val="VerbatimChar"/>
-        </w:rPr>
-        <w:t xml:space="preserve">../../Rapports_mensuels/Mois2026_08/Graphique_variation_mensuelle2026_08_Ville10_ar.png</w:t>
+          <w:u w:val="single"/>
+          <w:rtl/>
+        </w:rPr>
+        <w:t xml:space="preserve">قراءة:</w:t>
+      </w:r>
+      <w:r>
+        <w:rPr>
+          <w:rtl/>
+        </w:rPr>
+        <w:t xml:space="preserve"> </w:t>
+      </w:r>
+      <w:r>
+        <w:rPr>
+          <w:rtl/>
+        </w:rPr>
+        <w:t xml:space="preserve">في غشت 2026 ارتفع الرقم الاستدلالي للأثمان عند الاستهلاك</w:t>
+      </w:r>
+      <w:r>
+        <w:rPr>
+          <w:rtl/>
+        </w:rPr>
+        <w:t xml:space="preserve"> </w:t>
+      </w:r>
+      <w:r>
+        <w:rPr>
+          <w:rtl/>
+        </w:rPr>
+        <w:t xml:space="preserve">ب 0.9 % مقارنة بشهر يوليوز 2026</w:t>
       </w:r>
     </w:p>
     <w:p>
       <w:pPr>
-        <w:pStyle w:val="ipccorps"/>
+        <w:sectPr>
+          <w:type w:val="continuous"/>
+          <w:pgSz w:w="11906" w:h="16838"/>
+          <w:pgMar w:top="284" w:bottom="284" w:left="283" w:right="283" w:header="708" w:footer="708" w:gutter="0"/>
+          <w:cols w:num="2" w:space="200"/>
+        </w:sectPr>
       </w:pPr>
-      <w:r>
-        <w:t xml:space="preserve">في غشت 2026 ارتفع الرقم الاستدلالي للأثمان عند الاستهلاك</w:t>
-      </w:r>
-      <w:r>
-        <w:t xml:space="preserve"> </w:t>
-      </w:r>
-      <w:r>
-        <w:t xml:space="preserve">ب 0.9 % مقارنة بشهر يوليوز 2026</w:t>
-      </w:r>
     </w:p>
     <w:p>
       <w:pPr>
-        <w:pStyle w:val="ipcpara0"/>
+        <w:pStyle w:val="ipc_para_0"/>
+        <w:bidi/>
       </w:pPr>
       <w:r>
+        <w:rPr>
+          <w:rtl/>
+        </w:rPr>
         <w:t xml:space="preserve">جدول 2: الرقم الاستدلالي للأثمان عند الاستهلاك لمدينة طنجة غشت :2026 (أساس 2017:100)</w:t>
       </w:r>
     </w:p>
@@ -10161,22 +11084,55 @@
     </w:tbl>
     <w:p>
       <w:pPr>
-        <w:pStyle w:val="ipcpara0"/>
+        <w:pStyle w:val="ipc_legende_tableau"/>
+        <w:bidi/>
       </w:pPr>
       <w:r>
+        <w:rPr>
+          <w:u w:val="single"/>
+          <w:rtl/>
+        </w:rPr>
+        <w:t xml:space="preserve">المصدر:</w:t>
+      </w:r>
+      <w:r>
+        <w:rPr>
+          <w:rtl/>
+        </w:rPr>
+        <w:t xml:space="preserve"> </w:t>
+      </w:r>
+      <w:r>
+        <w:rPr>
+          <w:rtl/>
+        </w:rPr>
         <w:t xml:space="preserve">المندوبية السامية للتخطيط، مديرية الإحصاء -البحث الوطني حول الأثمان عند الاستهلاك</w:t>
       </w:r>
+    </w:p>
+    <w:p>
+      <w:pPr>
+        <w:bidi/>
+      </w:pPr>
+      <w:r>
+        <w:rPr>
+          <w:rtl/>
+        </w:rPr>
+        <w:t xml:space="preserve">:::</w:t>
+      </w:r>
+    </w:p>
+    <w:p>
+      <w:pPr>
+        <w:sectPr>
+          <w:type w:val="continuous"/>
+          <w:pgSz w:w="11906" w:h="16838"/>
+          <w:pgMar w:top="284" w:bottom="284" w:left="283" w:right="283" w:header="708" w:footer="708" w:gutter="0"/>
+          <w:cols w:num="1"/>
+        </w:sectPr>
+      </w:pPr>
     </w:p>
     <w:sectPr>
-      <w:headerReference r:id="rId10" w:type="even"/>
-      <w:headerReference r:id="rId9" w:type="default"/>
-      <w:footerReference r:id="rId14" w:type="even"/>
-      <w:footerReference r:id="rId13" w:type="default"/>
-      <w:headerReference r:id="rId11" w:type="first"/>
-      <w:footerReference r:id="rId12" w:type="first"/>
       <w:pgSz w:h="16838" w:w="11906"/>
-      <w:pgMar w:bottom="720" w:footer="737" w:gutter="0" w:header="397" w:left="720" w:right="720" w:top="720"/>
+      <w:pgMar w:bottom="284" w:footer="708" w:gutter="0" w:header="708" w:left="283" w:right="283" w:top="284"/>
       <w:cols w:space="708"/>
+      <w:bidi/>
       <w:docGrid w:linePitch="360"/>
     </w:sectPr>
   </w:body>
@@ -10187,36 +11143,6 @@
 <w:comments xmlns:w="http://schemas.openxmlformats.org/wordprocessingml/2006/main" xmlns:m="http://schemas.openxmlformats.org/officeDocument/2006/math" xmlns:r="http://schemas.openxmlformats.org/officeDocument/2006/relationships" xmlns:o="urn:schemas-microsoft-com:office:office" xmlns:v="urn:schemas-microsoft-com:vml" xmlns:w10="urn:schemas-microsoft-com:office:word" xmlns:a="http://schemas.openxmlformats.org/drawingml/2006/main" xmlns:pic="http://schemas.openxmlformats.org/drawingml/2006/picture" xmlns:wp="http://schemas.openxmlformats.org/drawingml/2006/wordprocessingDrawing"/>
 </file>
 
-<file path=word/footer1.xml><?xml version="1.0" encoding="utf-8"?>
-<w:ftr xmlns:ve="http://schemas.openxmlformats.org/markup-compatibility/2006" xmlns:o="urn:schemas-microsoft-com:office:office" xmlns:r="http://schemas.openxmlformats.org/officeDocument/2006/relationships" xmlns:m="http://schemas.openxmlformats.org/officeDocument/2006/math" xmlns:v="urn:schemas-microsoft-com:vml" xmlns:wp="http://schemas.openxmlformats.org/drawingml/2006/wordprocessingDrawing" xmlns:w10="urn:schemas-microsoft-com:office:word" xmlns:w="http://schemas.openxmlformats.org/wordprocessingml/2006/main" xmlns:wne="http://schemas.microsoft.com/office/word/2006/wordml">
-  <w:p>
-    <w:pPr>
-      <w:pStyle w:val="Pieddepage"/>
-    </w:pPr>
-  </w:p>
-</w:ftr>
-</file>
-
-<file path=word/footer2.xml><?xml version="1.0" encoding="utf-8"?>
-<w:ftr xmlns:ve="http://schemas.openxmlformats.org/markup-compatibility/2006" xmlns:o="urn:schemas-microsoft-com:office:office" xmlns:r="http://schemas.openxmlformats.org/officeDocument/2006/relationships" xmlns:m="http://schemas.openxmlformats.org/officeDocument/2006/math" xmlns:v="urn:schemas-microsoft-com:vml" xmlns:wp="http://schemas.openxmlformats.org/drawingml/2006/wordprocessingDrawing" xmlns:w10="urn:schemas-microsoft-com:office:word" xmlns:w="http://schemas.openxmlformats.org/wordprocessingml/2006/main" xmlns:wne="http://schemas.microsoft.com/office/word/2006/wordml">
-  <w:p>
-    <w:pPr>
-      <w:pStyle w:val="Pieddepage"/>
-    </w:pPr>
-  </w:p>
-</w:ftr>
-</file>
-
-<file path=word/footer3.xml><?xml version="1.0" encoding="utf-8"?>
-<w:ftr xmlns:ve="http://schemas.openxmlformats.org/markup-compatibility/2006" xmlns:o="urn:schemas-microsoft-com:office:office" xmlns:r="http://schemas.openxmlformats.org/officeDocument/2006/relationships" xmlns:m="http://schemas.openxmlformats.org/officeDocument/2006/math" xmlns:v="urn:schemas-microsoft-com:vml" xmlns:wp="http://schemas.openxmlformats.org/drawingml/2006/wordprocessingDrawing" xmlns:w10="urn:schemas-microsoft-com:office:word" xmlns:w="http://schemas.openxmlformats.org/wordprocessingml/2006/main" xmlns:wne="http://schemas.microsoft.com/office/word/2006/wordml">
-  <w:p>
-    <w:pPr>
-      <w:pStyle w:val="Pieddepage"/>
-    </w:pPr>
-  </w:p>
-</w:ftr>
-</file>
-
 <file path=word/footnotes.xml><?xml version="1.0" encoding="utf-8"?>
 <w:footnotes xmlns:w="http://schemas.openxmlformats.org/wordprocessingml/2006/main" xmlns:m="http://schemas.openxmlformats.org/officeDocument/2006/math" xmlns:r="http://schemas.openxmlformats.org/officeDocument/2006/relationships" xmlns:o="urn:schemas-microsoft-com:office:office" xmlns:v="urn:schemas-microsoft-com:vml" xmlns:w10="urn:schemas-microsoft-com:office:word" xmlns:a="http://schemas.openxmlformats.org/drawingml/2006/main" xmlns:pic="http://schemas.openxmlformats.org/drawingml/2006/picture" xmlns:wp="http://schemas.openxmlformats.org/drawingml/2006/wordprocessingDrawing">
   <w:footnote w:type="continuationSeparator" w:id="0">
@@ -10236,158 +11162,8 @@
 </w:footnotes>
 </file>
 
-<file path=word/header1.xml><?xml version="1.0" encoding="utf-8"?>
-<w:hdr xmlns:ve="http://schemas.openxmlformats.org/markup-compatibility/2006" xmlns:o="urn:schemas-microsoft-com:office:office" xmlns:r="http://schemas.openxmlformats.org/officeDocument/2006/relationships" xmlns:m="http://schemas.openxmlformats.org/officeDocument/2006/math" xmlns:v="urn:schemas-microsoft-com:vml" xmlns:wp="http://schemas.openxmlformats.org/drawingml/2006/wordprocessingDrawing" xmlns:w10="urn:schemas-microsoft-com:office:word" xmlns:w="http://schemas.openxmlformats.org/wordprocessingml/2006/main" xmlns:wne="http://schemas.microsoft.com/office/word/2006/wordml">
-  <w:p>
-    <w:pPr>
-      <w:pStyle w:val="En-tte"/>
-    </w:pPr>
-  </w:p>
-</w:hdr>
-</file>
-
-<file path=word/header2.xml><?xml version="1.0" encoding="utf-8"?>
-<w:hdr xmlns:ve="http://schemas.openxmlformats.org/markup-compatibility/2006" xmlns:o="urn:schemas-microsoft-com:office:office" xmlns:r="http://schemas.openxmlformats.org/officeDocument/2006/relationships" xmlns:m="http://schemas.openxmlformats.org/officeDocument/2006/math" xmlns:v="urn:schemas-microsoft-com:vml" xmlns:wp="http://schemas.openxmlformats.org/drawingml/2006/wordprocessingDrawing" xmlns:w10="urn:schemas-microsoft-com:office:word" xmlns:w="http://schemas.openxmlformats.org/wordprocessingml/2006/main" xmlns:wne="http://schemas.microsoft.com/office/word/2006/wordml">
-  <w:p>
-    <w:pPr>
-      <w:pStyle w:val="En-tte"/>
-    </w:pPr>
-    <w:r>
-      <w:rPr>
-        <w:noProof/>
-        <w:sz w:val="20"/>
-      </w:rPr>
-    </w:r>
-    <w:r>
-      <w:rPr>
-        <w:noProof/>
-        <w:sz w:val="20"/>
-      </w:rPr>
-      <w:pict>
-        <v:group id="Group 1" o:spid="_x0000_s1026" style="width:453.6pt;height:62.35pt;mso-position-horizontal-relative:char;mso-position-vertical-relative:line" coordsize="63055,8667" o:gfxdata="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">
-          <v:shapetype id="_x0000_t75" coordsize="21600,21600" o:spt="75" o:preferrelative="t" path="m@4@5l@4@11@9@11@9@5xe" filled="f" stroked="f">
-            <v:stroke joinstyle="miter"/>
-            <v:formulas>
-              <v:f eqn="if lineDrawn pixelLineWidth 0"/>
-              <v:f eqn="sum @0 1 0"/>
-              <v:f eqn="sum 0 0 @1"/>
-              <v:f eqn="prod @2 1 2"/>
-              <v:f eqn="prod @3 21600 pixelWidth"/>
-              <v:f eqn="prod @3 21600 pixelHeight"/>
-              <v:f eqn="sum @0 0 1"/>
-              <v:f eqn="prod @6 1 2"/>
-              <v:f eqn="prod @7 21600 pixelWidth"/>
-              <v:f eqn="sum @8 21600 0"/>
-              <v:f eqn="prod @7 21600 pixelHeight"/>
-              <v:f eqn="sum @10 21600 0"/>
-            </v:formulas>
-            <v:path o:extrusionok="f" gradientshapeok="t" o:connecttype="rect"/>
-            <o:lock v:ext="edit" aspectratio="t"/>
-          </v:shapetype>
-          <v:shape id="Image 2" o:spid="_x0000_s1027" type="#_x0000_t75" style="position:absolute;left:23729;top:754;width:16903;height:7912;visibility:visible" o:gfxdata="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">
-            <v:imagedata r:id="rId1" o:title=""/>
-          </v:shape>
-          <v:shape id="Image 3" o:spid="_x0000_s1028" type="#_x0000_t75" style="position:absolute;width:63055;height:1071;visibility:visible" o:gfxdata="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">
-            <v:imagedata r:id="rId2" o:title=""/>
-          </v:shape>
-          <w10:wrap type="none"/>
-          <w10:anchorlock/>
-        </v:group>
-      </w:pict>
-    </w:r>
-  </w:p>
-</w:hdr>
-</file>
-
-<file path=word/header3.xml><?xml version="1.0" encoding="utf-8"?>
-<w:hdr xmlns:ve="http://schemas.openxmlformats.org/markup-compatibility/2006" xmlns:o="urn:schemas-microsoft-com:office:office" xmlns:r="http://schemas.openxmlformats.org/officeDocument/2006/relationships" xmlns:m="http://schemas.openxmlformats.org/officeDocument/2006/math" xmlns:v="urn:schemas-microsoft-com:vml" xmlns:wp="http://schemas.openxmlformats.org/drawingml/2006/wordprocessingDrawing" xmlns:w10="urn:schemas-microsoft-com:office:word" xmlns:w="http://schemas.openxmlformats.org/wordprocessingml/2006/main" xmlns:wne="http://schemas.microsoft.com/office/word/2006/wordml">
-  <w:p>
-    <w:pPr>
-      <w:pStyle w:val="En-tte"/>
-    </w:pPr>
-  </w:p>
-</w:hdr>
-</file>
-
 <file path=word/numbering.xml><?xml version="1.0" encoding="utf-8"?>
-<w:numbering xmlns:m="http://schemas.openxmlformats.org/officeDocument/2006/math" xmlns:o="urn:schemas-microsoft-com:office:office" xmlns:r="http://schemas.openxmlformats.org/officeDocument/2006/relationships" xmlns:v="urn:schemas-microsoft-com:vml" xmlns:ve="http://schemas.openxmlformats.org/markup-compatibility/2006" xmlns:w="http://schemas.openxmlformats.org/wordprocessingml/2006/main" xmlns:w10="urn:schemas-microsoft-com:office:word" xmlns:wne="http://schemas.microsoft.com/office/word/2006/wordml" xmlns:wp="http://schemas.openxmlformats.org/drawingml/2006/wordprocessingDrawing">
-  <w:abstractNum w:abstractNumId="0">
-    <w:nsid w:val="0000A990"/>
-    <w:multiLevelType w:val="multilevel"/>
-    <w:tmpl w:val="3C9EE290"/>
-    <w:lvl w:ilvl="0">
-      <w:numFmt w:val="bullet"/>
-      <w:lvlText w:val=" "/>
-      <w:lvlJc w:val="left"/>
-      <w:pPr>
-        <w:ind w:hanging="360" w:left="720"/>
-      </w:pPr>
-    </w:lvl>
-    <w:lvl w:ilvl="1">
-      <w:numFmt w:val="bullet"/>
-      <w:lvlText w:val=" "/>
-      <w:lvlJc w:val="left"/>
-      <w:pPr>
-        <w:ind w:hanging="360" w:left="1440"/>
-      </w:pPr>
-    </w:lvl>
-    <w:lvl w:ilvl="2">
-      <w:numFmt w:val="bullet"/>
-      <w:lvlText w:val=" "/>
-      <w:lvlJc w:val="left"/>
-      <w:pPr>
-        <w:ind w:hanging="360" w:left="2160"/>
-      </w:pPr>
-    </w:lvl>
-    <w:lvl w:ilvl="3">
-      <w:numFmt w:val="bullet"/>
-      <w:lvlText w:val=" "/>
-      <w:lvlJc w:val="left"/>
-      <w:pPr>
-        <w:ind w:hanging="360" w:left="2880"/>
-      </w:pPr>
-    </w:lvl>
-    <w:lvl w:ilvl="4">
-      <w:numFmt w:val="bullet"/>
-      <w:lvlText w:val=" "/>
-      <w:lvlJc w:val="left"/>
-      <w:pPr>
-        <w:ind w:hanging="360" w:left="3600"/>
-      </w:pPr>
-    </w:lvl>
-    <w:lvl w:ilvl="5">
-      <w:numFmt w:val="bullet"/>
-      <w:lvlText w:val=" "/>
-      <w:lvlJc w:val="left"/>
-      <w:pPr>
-        <w:ind w:hanging="360" w:left="4320"/>
-      </w:pPr>
-    </w:lvl>
-    <w:lvl w:ilvl="6">
-      <w:numFmt w:val="bullet"/>
-      <w:lvlText w:val=" "/>
-      <w:lvlJc w:val="left"/>
-      <w:pPr>
-        <w:ind w:hanging="360" w:left="5040"/>
-      </w:pPr>
-    </w:lvl>
-    <w:lvl w:ilvl="7">
-      <w:numFmt w:val="bullet"/>
-      <w:lvlText w:val=" "/>
-      <w:lvlJc w:val="left"/>
-      <w:pPr>
-        <w:ind w:hanging="360" w:left="5760"/>
-      </w:pPr>
-    </w:lvl>
-    <w:lvl w:ilvl="8">
-      <w:numFmt w:val="bullet"/>
-      <w:lvlText w:val=" "/>
-      <w:lvlJc w:val="left"/>
-      <w:pPr>
-        <w:ind w:hanging="360" w:left="6480"/>
-      </w:pPr>
-    </w:lvl>
-  </w:abstractNum>
+<w:numbering xmlns:w="http://schemas.openxmlformats.org/wordprocessingml/2006/main">
   <w:abstractNum w:abstractNumId="990">
     <w:nsid w:val="0000A990"/>
     <w:multiLevelType w:val="multilevel"/>
@@ -10464,9 +11240,6 @@
       </w:pPr>
     </w:lvl>
   </w:abstractNum>
-  <w:num w:numId="1">
-    <w:abstractNumId w:val="0"/>
-  </w:num>
   <w:num w:numId="1000">
     <w:abstractNumId w:val="990"/>
   </w:num>
@@ -10478,985 +11251,374 @@
   <w:docDefaults>
     <w:rPrDefault>
       <w:rPr>
-        <w:rFonts w:asciiTheme="minorHAnsi" w:cstheme="minorBidi" w:eastAsiaTheme="minorHAnsi" w:hAnsiTheme="minorHAnsi"/>
-        <w:kern w:val="2"/>
-        <w:sz w:val="22"/>
-        <w:szCs w:val="22"/>
-        <w:lang w:eastAsia="en-US" w:val="fr-FR"/>
+        <w:rFonts w:ascii="Arial" w:cs="Arial" w:eastAsia="Arial" w:hAnsi="Arial"/>
+        <w:sz w:val="20"/>
+        <w:szCs w:val="20"/>
+        <w:lang w:bidi="ar" w:eastAsia="fr-FR" w:val="fr-FR"/>
       </w:rPr>
     </w:rPrDefault>
     <w:pPrDefault>
       <w:pPr>
-        <w:spacing w:after="160" w:line="259" w:lineRule="auto"/>
+        <w:bidi/>
+        <w:spacing w:after="120"/>
       </w:pPr>
     </w:pPrDefault>
   </w:docDefaults>
-  <w:latentStyles w:count="267" w:defLockedState="0" w:defQFormat="0" w:defSemiHidden="1" w:defUIPriority="99" w:defUnhideWhenUsed="1">
-    <w:lsdException w:name="Normal" w:qFormat="1" w:semiHidden="0" w:uiPriority="0" w:unhideWhenUsed="0"/>
-    <w:lsdException w:name="heading 1" w:qFormat="1" w:semiHidden="0" w:uiPriority="9" w:unhideWhenUsed="0"/>
-    <w:lsdException w:name="heading 2" w:qFormat="1" w:uiPriority="9"/>
-    <w:lsdException w:name="heading 3" w:qFormat="1" w:uiPriority="9"/>
-    <w:lsdException w:name="heading 4" w:qFormat="1" w:uiPriority="9"/>
-    <w:lsdException w:name="heading 5" w:qFormat="1" w:uiPriority="9"/>
-    <w:lsdException w:name="heading 6" w:qFormat="1" w:uiPriority="9"/>
-    <w:lsdException w:name="heading 7" w:qFormat="1" w:uiPriority="9"/>
-    <w:lsdException w:name="heading 8" w:qFormat="1" w:uiPriority="9"/>
-    <w:lsdException w:name="heading 9" w:qFormat="1" w:uiPriority="9"/>
-    <w:lsdException w:name="toc 1" w:uiPriority="39"/>
-    <w:lsdException w:name="toc 2" w:uiPriority="39"/>
-    <w:lsdException w:name="toc 3" w:uiPriority="39"/>
-    <w:lsdException w:name="toc 4" w:uiPriority="39"/>
-    <w:lsdException w:name="toc 5" w:uiPriority="39"/>
-    <w:lsdException w:name="toc 6" w:uiPriority="39"/>
-    <w:lsdException w:name="toc 7" w:uiPriority="39"/>
-    <w:lsdException w:name="toc 8" w:uiPriority="39"/>
-    <w:lsdException w:name="toc 9" w:uiPriority="39"/>
-    <w:lsdException w:name="caption" w:qFormat="1" w:uiPriority="35"/>
-    <w:lsdException w:name="Title" w:qFormat="1" w:semiHidden="0" w:uiPriority="10" w:unhideWhenUsed="0"/>
-    <w:lsdException w:name="Default Paragraph Font" w:uiPriority="1"/>
-    <w:lsdException w:name="Subtitle" w:qFormat="1" w:semiHidden="0" w:uiPriority="11" w:unhideWhenUsed="0"/>
-    <w:lsdException w:name="Strong" w:qFormat="1" w:semiHidden="0" w:uiPriority="22" w:unhideWhenUsed="0"/>
-    <w:lsdException w:name="Emphasis" w:qFormat="1" w:semiHidden="0" w:uiPriority="20" w:unhideWhenUsed="0"/>
-    <w:lsdException w:name="Table Grid" w:semiHidden="0" w:uiPriority="39" w:unhideWhenUsed="0"/>
-    <w:lsdException w:name="Placeholder Text" w:unhideWhenUsed="0"/>
-    <w:lsdException w:name="No Spacing" w:qFormat="1" w:semiHidden="0" w:uiPriority="1" w:unhideWhenUsed="0"/>
-    <w:lsdException w:name="Light Shading" w:semiHidden="0" w:uiPriority="60" w:unhideWhenUsed="0"/>
-    <w:lsdException w:name="Light List" w:semiHidden="0" w:uiPriority="61" w:unhideWhenUsed="0"/>
-    <w:lsdException w:name="Light Grid" w:semiHidden="0" w:uiPriority="62" w:unhideWhenUsed="0"/>
-    <w:lsdException w:name="Medium Shading 1" w:semiHidden="0" w:uiPriority="63" w:unhideWhenUsed="0"/>
-    <w:lsdException w:name="Medium Shading 2" w:semiHidden="0" w:uiPriority="64" w:unhideWhenUsed="0"/>
-    <w:lsdException w:name="Medium List 1" w:semiHidden="0" w:uiPriority="65" w:unhideWhenUsed="0"/>
-    <w:lsdException w:name="Medium List 2" w:semiHidden="0" w:uiPriority="66" w:unhideWhenUsed="0"/>
-    <w:lsdException w:name="Medium Grid 1" w:semiHidden="0" w:uiPriority="67" w:unhideWhenUsed="0"/>
-    <w:lsdException w:name="Medium Grid 2" w:semiHidden="0" w:uiPriority="68" w:unhideWhenUsed="0"/>
-    <w:lsdException w:name="Medium Grid 3" w:semiHidden="0" w:uiPriority="69" w:unhideWhenUsed="0"/>
-    <w:lsdException w:name="Dark List" w:semiHidden="0" w:uiPriority="70" w:unhideWhenUsed="0"/>
-    <w:lsdException w:name="Colorful Shading" w:semiHidden="0" w:uiPriority="71" w:unhideWhenUsed="0"/>
-    <w:lsdException w:name="Colorful List" w:semiHidden="0" w:uiPriority="72" w:unhideWhenUsed="0"/>
-    <w:lsdException w:name="Colorful Grid" w:semiHidden="0" w:uiPriority="73" w:unhideWhenUsed="0"/>
-    <w:lsdException w:name="Light Shading Accent 1" w:semiHidden="0" w:uiPriority="60" w:unhideWhenUsed="0"/>
-    <w:lsdException w:name="Light List Accent 1" w:semiHidden="0" w:uiPriority="61" w:unhideWhenUsed="0"/>
-    <w:lsdException w:name="Light Grid Accent 1" w:semiHidden="0" w:uiPriority="62" w:unhideWhenUsed="0"/>
-    <w:lsdException w:name="Medium Shading 1 Accent 1" w:semiHidden="0" w:uiPriority="63" w:unhideWhenUsed="0"/>
-    <w:lsdException w:name="Medium Shading 2 Accent 1" w:semiHidden="0" w:uiPriority="64" w:unhideWhenUsed="0"/>
-    <w:lsdException w:name="Medium List 1 Accent 1" w:semiHidden="0" w:uiPriority="65" w:unhideWhenUsed="0"/>
-    <w:lsdException w:name="Revision" w:unhideWhenUsed="0"/>
-    <w:lsdException w:name="List Paragraph" w:qFormat="1" w:semiHidden="0" w:uiPriority="34" w:unhideWhenUsed="0"/>
-    <w:lsdException w:name="Quote" w:qFormat="1" w:semiHidden="0" w:uiPriority="29" w:unhideWhenUsed="0"/>
-    <w:lsdException w:name="Intense Quote" w:qFormat="1" w:semiHidden="0" w:uiPriority="30" w:unhideWhenUsed="0"/>
-    <w:lsdException w:name="Medium List 2 Accent 1" w:semiHidden="0" w:uiPriority="66" w:unhideWhenUsed="0"/>
-    <w:lsdException w:name="Medium Grid 1 Accent 1" w:semiHidden="0" w:uiPriority="67" w:unhideWhenUsed="0"/>
-    <w:lsdException w:name="Medium Grid 2 Accent 1" w:semiHidden="0" w:uiPriority="68" w:unhideWhenUsed="0"/>
-    <w:lsdException w:name="Medium Grid 3 Accent 1" w:semiHidden="0" w:uiPriority="69" w:unhideWhenUsed="0"/>
-    <w:lsdException w:name="Dark List Accent 1" w:semiHidden="0" w:uiPriority="70" w:unhideWhenUsed="0"/>
-    <w:lsdException w:name="Colorful Shading Accent 1" w:semiHidden="0" w:uiPriority="71" w:unhideWhenUsed="0"/>
-    <w:lsdException w:name="Colorful List Accent 1" w:semiHidden="0" w:uiPriority="72" w:unhideWhenUsed="0"/>
-    <w:lsdException w:name="Colorful Grid Accent 1" w:semiHidden="0" w:uiPriority="73" w:unhideWhenUsed="0"/>
-    <w:lsdException w:name="Light Shading Accent 2" w:semiHidden="0" w:uiPriority="60" w:unhideWhenUsed="0"/>
-    <w:lsdException w:name="Light List Accent 2" w:semiHidden="0" w:uiPriority="61" w:unhideWhenUsed="0"/>
-    <w:lsdException w:name="Light Grid Accent 2" w:semiHidden="0" w:uiPriority="62" w:unhideWhenUsed="0"/>
-    <w:lsdException w:name="Medium Shading 1 Accent 2" w:semiHidden="0" w:uiPriority="63" w:unhideWhenUsed="0"/>
-    <w:lsdException w:name="Medium Shading 2 Accent 2" w:semiHidden="0" w:uiPriority="64" w:unhideWhenUsed="0"/>
-    <w:lsdException w:name="Medium List 1 Accent 2" w:semiHidden="0" w:uiPriority="65" w:unhideWhenUsed="0"/>
-    <w:lsdException w:name="Medium List 2 Accent 2" w:semiHidden="0" w:uiPriority="66" w:unhideWhenUsed="0"/>
-    <w:lsdException w:name="Medium Grid 1 Accent 2" w:semiHidden="0" w:uiPriority="67" w:unhideWhenUsed="0"/>
-    <w:lsdException w:name="Medium Grid 2 Accent 2" w:semiHidden="0" w:uiPriority="68" w:unhideWhenUsed="0"/>
-    <w:lsdException w:name="Medium Grid 3 Accent 2" w:semiHidden="0" w:uiPriority="69" w:unhideWhenUsed="0"/>
-    <w:lsdException w:name="Dark List Accent 2" w:semiHidden="0" w:uiPriority="70" w:unhideWhenUsed="0"/>
-    <w:lsdException w:name="Colorful Shading Accent 2" w:semiHidden="0" w:uiPriority="71" w:unhideWhenUsed="0"/>
-    <w:lsdException w:name="Colorful List Accent 2" w:semiHidden="0" w:uiPriority="72" w:unhideWhenUsed="0"/>
-    <w:lsdException w:name="Colorful Grid Accent 2" w:semiHidden="0" w:uiPriority="73" w:unhideWhenUsed="0"/>
-    <w:lsdException w:name="Light Shading Accent 3" w:semiHidden="0" w:uiPriority="60" w:unhideWhenUsed="0"/>
-    <w:lsdException w:name="Light List Accent 3" w:semiHidden="0" w:uiPriority="61" w:unhideWhenUsed="0"/>
-    <w:lsdException w:name="Light Grid Accent 3" w:semiHidden="0" w:uiPriority="62" w:unhideWhenUsed="0"/>
-    <w:lsdException w:name="Medium Shading 1 Accent 3" w:semiHidden="0" w:uiPriority="63" w:unhideWhenUsed="0"/>
-    <w:lsdException w:name="Medium Shading 2 Accent 3" w:semiHidden="0" w:uiPriority="64" w:unhideWhenUsed="0"/>
-    <w:lsdException w:name="Medium List 1 Accent 3" w:semiHidden="0" w:uiPriority="65" w:unhideWhenUsed="0"/>
-    <w:lsdException w:name="Medium List 2 Accent 3" w:semiHidden="0" w:uiPriority="66" w:unhideWhenUsed="0"/>
-    <w:lsdException w:name="Medium Grid 1 Accent 3" w:semiHidden="0" w:uiPriority="67" w:unhideWhenUsed="0"/>
-    <w:lsdException w:name="Medium Grid 2 Accent 3" w:semiHidden="0" w:uiPriority="68" w:unhideWhenUsed="0"/>
-    <w:lsdException w:name="Medium Grid 3 Accent 3" w:semiHidden="0" w:uiPriority="69" w:unhideWhenUsed="0"/>
-    <w:lsdException w:name="Dark List Accent 3" w:semiHidden="0" w:uiPriority="70" w:unhideWhenUsed="0"/>
-    <w:lsdException w:name="Colorful Shading Accent 3" w:semiHidden="0" w:uiPriority="71" w:unhideWhenUsed="0"/>
-    <w:lsdException w:name="Colorful List Accent 3" w:semiHidden="0" w:uiPriority="72" w:unhideWhenUsed="0"/>
-    <w:lsdException w:name="Colorful Grid Accent 3" w:semiHidden="0" w:uiPriority="73" w:unhideWhenUsed="0"/>
-    <w:lsdException w:name="Light Shading Accent 4" w:semiHidden="0" w:uiPriority="60" w:unhideWhenUsed="0"/>
-    <w:lsdException w:name="Light List Accent 4" w:semiHidden="0" w:uiPriority="61" w:unhideWhenUsed="0"/>
-    <w:lsdException w:name="Light Grid Accent 4" w:semiHidden="0" w:uiPriority="62" w:unhideWhenUsed="0"/>
-    <w:lsdException w:name="Medium Shading 1 Accent 4" w:semiHidden="0" w:uiPriority="63" w:unhideWhenUsed="0"/>
-    <w:lsdException w:name="Medium Shading 2 Accent 4" w:semiHidden="0" w:uiPriority="64" w:unhideWhenUsed="0"/>
-    <w:lsdException w:name="Medium List 1 Accent 4" w:semiHidden="0" w:uiPriority="65" w:unhideWhenUsed="0"/>
-    <w:lsdException w:name="Medium List 2 Accent 4" w:semiHidden="0" w:uiPriority="66" w:unhideWhenUsed="0"/>
-    <w:lsdException w:name="Medium Grid 1 Accent 4" w:semiHidden="0" w:uiPriority="67" w:unhideWhenUsed="0"/>
-    <w:lsdException w:name="Medium Grid 2 Accent 4" w:semiHidden="0" w:uiPriority="68" w:unhideWhenUsed="0"/>
-    <w:lsdException w:name="Medium Grid 3 Accent 4" w:semiHidden="0" w:uiPriority="69" w:unhideWhenUsed="0"/>
-    <w:lsdException w:name="Dark List Accent 4" w:semiHidden="0" w:uiPriority="70" w:unhideWhenUsed="0"/>
-    <w:lsdException w:name="Colorful Shading Accent 4" w:semiHidden="0" w:uiPriority="71" w:unhideWhenUsed="0"/>
-    <w:lsdException w:name="Colorful List Accent 4" w:semiHidden="0" w:uiPriority="72" w:unhideWhenUsed="0"/>
-    <w:lsdException w:name="Colorful Grid Accent 4" w:semiHidden="0" w:uiPriority="73" w:unhideWhenUsed="0"/>
-    <w:lsdException w:name="Light Shading Accent 5" w:semiHidden="0" w:uiPriority="60" w:unhideWhenUsed="0"/>
-    <w:lsdException w:name="Light List Accent 5" w:semiHidden="0" w:uiPriority="61" w:unhideWhenUsed="0"/>
-    <w:lsdException w:name="Light Grid Accent 5" w:semiHidden="0" w:uiPriority="62" w:unhideWhenUsed="0"/>
-    <w:lsdException w:name="Medium Shading 1 Accent 5" w:semiHidden="0" w:uiPriority="63" w:unhideWhenUsed="0"/>
-    <w:lsdException w:name="Medium Shading 2 Accent 5" w:semiHidden="0" w:uiPriority="64" w:unhideWhenUsed="0"/>
-    <w:lsdException w:name="Medium List 1 Accent 5" w:semiHidden="0" w:uiPriority="65" w:unhideWhenUsed="0"/>
-    <w:lsdException w:name="Medium List 2 Accent 5" w:semiHidden="0" w:uiPriority="66" w:unhideWhenUsed="0"/>
-    <w:lsdException w:name="Medium Grid 1 Accent 5" w:semiHidden="0" w:uiPriority="67" w:unhideWhenUsed="0"/>
-    <w:lsdException w:name="Medium Grid 2 Accent 5" w:semiHidden="0" w:uiPriority="68" w:unhideWhenUsed="0"/>
-    <w:lsdException w:name="Medium Grid 3 Accent 5" w:semiHidden="0" w:uiPriority="69" w:unhideWhenUsed="0"/>
-    <w:lsdException w:name="Dark List Accent 5" w:semiHidden="0" w:uiPriority="70" w:unhideWhenUsed="0"/>
-    <w:lsdException w:name="Colorful Shading Accent 5" w:semiHidden="0" w:uiPriority="71" w:unhideWhenUsed="0"/>
-    <w:lsdException w:name="Colorful List Accent 5" w:semiHidden="0" w:uiPriority="72" w:unhideWhenUsed="0"/>
-    <w:lsdException w:name="Colorful Grid Accent 5" w:semiHidden="0" w:uiPriority="73" w:unhideWhenUsed="0"/>
-    <w:lsdException w:name="Light Shading Accent 6" w:semiHidden="0" w:uiPriority="60" w:unhideWhenUsed="0"/>
-    <w:lsdException w:name="Light List Accent 6" w:semiHidden="0" w:uiPriority="61" w:unhideWhenUsed="0"/>
-    <w:lsdException w:name="Light Grid Accent 6" w:semiHidden="0" w:uiPriority="62" w:unhideWhenUsed="0"/>
-    <w:lsdException w:name="Medium Shading 1 Accent 6" w:semiHidden="0" w:uiPriority="63" w:unhideWhenUsed="0"/>
-    <w:lsdException w:name="Medium Shading 2 Accent 6" w:semiHidden="0" w:uiPriority="64" w:unhideWhenUsed="0"/>
-    <w:lsdException w:name="Medium List 1 Accent 6" w:semiHidden="0" w:uiPriority="65" w:unhideWhenUsed="0"/>
-    <w:lsdException w:name="Medium List 2 Accent 6" w:semiHidden="0" w:uiPriority="66" w:unhideWhenUsed="0"/>
-    <w:lsdException w:name="Medium Grid 1 Accent 6" w:semiHidden="0" w:uiPriority="67" w:unhideWhenUsed="0"/>
-    <w:lsdException w:name="Medium Grid 2 Accent 6" w:semiHidden="0" w:uiPriority="68" w:unhideWhenUsed="0"/>
-    <w:lsdException w:name="Medium Grid 3 Accent 6" w:semiHidden="0" w:uiPriority="69" w:unhideWhenUsed="0"/>
-    <w:lsdException w:name="Dark List Accent 6" w:semiHidden="0" w:uiPriority="70" w:unhideWhenUsed="0"/>
-    <w:lsdException w:name="Colorful Shading Accent 6" w:semiHidden="0" w:uiPriority="71" w:unhideWhenUsed="0"/>
-    <w:lsdException w:name="Colorful List Accent 6" w:semiHidden="0" w:uiPriority="72" w:unhideWhenUsed="0"/>
-    <w:lsdException w:name="Colorful Grid Accent 6" w:semiHidden="0" w:uiPriority="73" w:unhideWhenUsed="0"/>
-    <w:lsdException w:name="Subtle Emphasis" w:qFormat="1" w:semiHidden="0" w:uiPriority="19" w:unhideWhenUsed="0"/>
-    <w:lsdException w:name="Intense Emphasis" w:qFormat="1" w:semiHidden="0" w:uiPriority="21" w:unhideWhenUsed="0"/>
-    <w:lsdException w:name="Subtle Reference" w:qFormat="1" w:semiHidden="0" w:uiPriority="31" w:unhideWhenUsed="0"/>
-    <w:lsdException w:name="Intense Reference" w:qFormat="1" w:semiHidden="0" w:uiPriority="32" w:unhideWhenUsed="0"/>
-    <w:lsdException w:name="Book Title" w:qFormat="1" w:semiHidden="0" w:uiPriority="33" w:unhideWhenUsed="0"/>
-    <w:lsdException w:name="Bibliography" w:uiPriority="37"/>
-    <w:lsdException w:name="TOC Heading" w:qFormat="1" w:uiPriority="39"/>
-  </w:latentStyles>
+  <w:latentStyles w:count="276" w:defLockedState="0" w:defQFormat="0" w:defSemiHidden="0" w:defUIPriority="0" w:defUnhideWhenUsed="0"/>
   <w:style w:default="1" w:styleId="Normal" w:type="paragraph">
     <w:name w:val="Normal"/>
     <w:qFormat/>
-    <w:rsid w:val="00742A1F"/>
+    <w:pPr>
+      <w:bidi/>
+    </w:pPr>
     <w:rPr>
-      <w:rFonts w:cs="Times New Roman"/>
-      <w:lang w:bidi="ar"/>
+      <w:rFonts w:ascii="Arial" w:cs="Arial" w:eastAsia="Arial" w:hAnsi="Arial"/>
+      <w:sz w:val="20"/>
+      <w:szCs w:val="20"/>
     </w:rPr>
   </w:style>
-  <w:style w:styleId="Titre1" w:type="paragraph">
-    <w:name w:val="heading 1"/>
+  <w:style w:styleId="BodyText" w:type="paragraph">
+    <w:name w:val="Body Text"/>
     <w:basedOn w:val="Normal"/>
-    <w:next w:val="Normal"/>
-    <w:link w:val="Titre1Car"/>
-    <w:uiPriority w:val="9"/>
+    <w:link w:val="BodyTextChar"/>
+    <w:pPr>
+      <w:spacing w:after="180" w:before="180"/>
+    </w:pPr>
     <w:qFormat/>
-    <w:rsid w:val="007C4EC7"/>
+  </w:style>
+  <w:style w:customStyle="1" w:styleId="FirstParagraph" w:type="paragraph">
+    <w:name w:val="First Paragraph"/>
+    <w:basedOn w:val="BodyText"/>
+    <w:next w:val="BodyText"/>
+    <w:qFormat/>
+  </w:style>
+  <w:style w:customStyle="1" w:styleId="Compact" w:type="paragraph">
+    <w:name w:val="Compact"/>
+    <w:basedOn w:val="BodyText"/>
+    <w:qFormat/>
+    <w:pPr>
+      <w:spacing w:after="36" w:before="36"/>
+    </w:pPr>
+  </w:style>
+  <w:style w:styleId="Title" w:type="paragraph">
+    <w:name w:val="Title"/>
+    <w:basedOn w:val="Normal"/>
+    <w:next w:val="BodyText"/>
+    <w:qFormat/>
     <w:pPr>
       <w:keepNext/>
       <w:keepLines/>
-      <w:spacing w:after="80" w:before="360"/>
+      <w:spacing w:after="240" w:before="480"/>
+      <w:jc w:val="center"/>
+    </w:pPr>
+    <w:rPr>
+      <w:rFonts w:ascii="Arial" w:cs="Arial" w:eastAsia="Arial" w:hAnsi="Arial"/>
+      <w:b/>
+      <w:bCs/>
+      <w:color w:themeColor="accent1" w:themeShade="B5" w:val="345A8A"/>
+      <w:sz w:val="36"/>
+      <w:szCs w:val="36"/>
+    </w:rPr>
+  </w:style>
+  <w:style w:styleId="Subtitle" w:type="paragraph">
+    <w:name w:val="Subtitle"/>
+    <w:basedOn w:val="Title"/>
+    <w:next w:val="BodyText"/>
+    <w:qFormat/>
+    <w:pPr>
+      <w:keepNext/>
+      <w:keepLines/>
+      <w:spacing w:after="240" w:before="240"/>
+      <w:jc w:val="center"/>
+    </w:pPr>
+    <w:rPr>
+      <w:sz w:val="30"/>
+      <w:szCs w:val="30"/>
+    </w:rPr>
+  </w:style>
+  <w:style w:customStyle="1" w:styleId="Author" w:type="paragraph">
+    <w:name w:val="Author"/>
+    <w:next w:val="BodyText"/>
+    <w:qFormat/>
+    <w:pPr>
+      <w:keepNext/>
+      <w:keepLines/>
+      <w:jc w:val="center"/>
+    </w:pPr>
+  </w:style>
+  <w:style w:styleId="Date" w:type="paragraph">
+    <w:name w:val="Date"/>
+    <w:next w:val="BodyText"/>
+    <w:qFormat/>
+    <w:pPr>
+      <w:keepNext/>
+      <w:keepLines/>
+      <w:jc w:val="center"/>
+    </w:pPr>
+  </w:style>
+  <w:style w:customStyle="1" w:styleId="AbstractTitle" w:type="paragraph">
+    <w:name w:val="Abstract Title"/>
+    <w:basedOn w:val="Normal"/>
+    <w:next w:val="Abstract"/>
+    <w:qFormat/>
+    <w:pPr>
+      <w:keepNext/>
+      <w:keepLines/>
+      <w:jc w:val="center"/>
+      <w:spacing w:after="0" w:before="300"/>
+    </w:pPr>
+    <w:rPr>
+      <w:sz w:val="20"/>
+      <w:szCs w:val="20"/>
+      <w:b/>
+      <w:color w:val="345A8A"/>
+      &gt;
+    </w:rPr>
+  </w:style>
+  <w:style w:customStyle="1" w:styleId="Abstract" w:type="paragraph">
+    <w:name w:val="Abstract"/>
+    <w:basedOn w:val="Normal"/>
+    <w:next w:val="BodyText"/>
+    <w:qFormat/>
+    <w:pPr>
+      <w:keepNext/>
+      <w:keepLines/>
+      <w:spacing w:after="300" w:before="100"/>
+    </w:pPr>
+    <w:rPr>
+      <w:sz w:val="20"/>
+      <w:szCs w:val="20"/>
+    </w:rPr>
+  </w:style>
+  <w:style w:styleId="Bibliography" w:type="paragraph">
+    <w:name w:val="Bibliography"/>
+    <w:basedOn w:val="Normal"/>
+    <w:next w:val="Bibliography"/>
+    <w:qFormat/>
+    <w:pPr/>
+    <w:rPr/>
+  </w:style>
+  <w:style w:styleId="Heading1" w:type="paragraph">
+    <w:name w:val="Heading 1"/>
+    <w:basedOn w:val="Normal"/>
+    <w:next w:val="BodyText"/>
+    <w:uiPriority w:val="9"/>
+    <w:qFormat/>
+    <w:pPr>
+      <w:keepNext/>
+      <w:keepLines/>
+      <w:spacing w:after="0" w:before="480"/>
       <w:outlineLvl w:val="0"/>
     </w:pPr>
     <w:rPr>
-      <w:rFonts w:asciiTheme="majorHAnsi" w:cstheme="majorBidi" w:eastAsiaTheme="majorEastAsia" w:hAnsiTheme="majorHAnsi"/>
-      <w:color w:themeColor="accent1" w:themeShade="BF" w:val="0F4761"/>
-      <w:sz w:val="40"/>
-      <w:szCs w:val="40"/>
-    </w:rPr>
-  </w:style>
-  <w:style w:styleId="Titre2" w:type="paragraph">
-    <w:name w:val="heading 2"/>
-    <w:basedOn w:val="Normal"/>
-    <w:next w:val="Normal"/>
-    <w:link w:val="Titre2Car"/>
-    <w:uiPriority w:val="9"/>
-    <w:semiHidden/>
-    <w:unhideWhenUsed/>
-    <w:qFormat/>
-    <w:rsid w:val="007C4EC7"/>
-    <w:pPr>
-      <w:keepNext/>
-      <w:keepLines/>
-      <w:spacing w:after="80" w:before="160"/>
-      <w:outlineLvl w:val="1"/>
-    </w:pPr>
-    <w:rPr>
-      <w:rFonts w:asciiTheme="majorHAnsi" w:cstheme="majorBidi" w:eastAsiaTheme="majorEastAsia" w:hAnsiTheme="majorHAnsi"/>
-      <w:color w:themeColor="accent1" w:themeShade="BF" w:val="0F4761"/>
+      <w:rFonts w:ascii="Arial" w:cs="Arial" w:eastAsia="Arial" w:hAnsi="Arial"/>
+      <w:b/>
+      <w:bCs/>
+      <w:color w:themeColor="accent1" w:val="4F81BD"/>
       <w:sz w:val="32"/>
       <w:szCs w:val="32"/>
     </w:rPr>
   </w:style>
-  <w:style w:styleId="Titre3" w:type="paragraph">
-    <w:name w:val="heading 3"/>
+  <w:style w:styleId="Heading2" w:type="paragraph">
+    <w:name w:val="Heading 2"/>
     <w:basedOn w:val="Normal"/>
-    <w:next w:val="Normal"/>
-    <w:link w:val="Titre3Car"/>
+    <w:next w:val="BodyText"/>
     <w:uiPriority w:val="9"/>
-    <w:semiHidden/>
     <w:unhideWhenUsed/>
     <w:qFormat/>
-    <w:rsid w:val="007C4EC7"/>
     <w:pPr>
       <w:keepNext/>
       <w:keepLines/>
-      <w:spacing w:after="80" w:before="160"/>
-      <w:outlineLvl w:val="2"/>
+      <w:spacing w:after="0" w:before="200"/>
+      <w:outlineLvl w:val="1"/>
     </w:pPr>
     <w:rPr>
-      <w:rFonts w:cstheme="majorBidi" w:eastAsiaTheme="majorEastAsia"/>
-      <w:color w:themeColor="accent1" w:themeShade="BF" w:val="0F4761"/>
+      <w:rFonts w:ascii="Arial" w:cs="Arial" w:eastAsia="Arial" w:hAnsi="Arial"/>
+      <w:b/>
+      <w:bCs/>
+      <w:color w:themeColor="accent1" w:val="4F81BD"/>
       <w:sz w:val="28"/>
       <w:szCs w:val="28"/>
     </w:rPr>
   </w:style>
-  <w:style w:styleId="Titre4" w:type="paragraph">
-    <w:name w:val="heading 4"/>
+  <w:style w:styleId="Heading3" w:type="paragraph">
+    <w:name w:val="Heading 3"/>
     <w:basedOn w:val="Normal"/>
-    <w:next w:val="Normal"/>
-    <w:link w:val="Titre4Car"/>
+    <w:next w:val="BodyText"/>
     <w:uiPriority w:val="9"/>
-    <w:semiHidden/>
     <w:unhideWhenUsed/>
     <w:qFormat/>
-    <w:rsid w:val="007C4EC7"/>
     <w:pPr>
       <w:keepNext/>
       <w:keepLines/>
-      <w:spacing w:after="40" w:before="80"/>
+      <w:spacing w:after="0" w:before="200"/>
+      <w:outlineLvl w:val="2"/>
+    </w:pPr>
+    <w:rPr>
+      <w:rFonts w:ascii="Arial" w:cs="Arial" w:eastAsia="Arial" w:hAnsi="Arial"/>
+      <w:b/>
+      <w:bCs/>
+      <w:color w:themeColor="accent1" w:val="4F81BD"/>
+      <w:sz w:val="24"/>
+      <w:szCs w:val="24"/>
+    </w:rPr>
+  </w:style>
+  <w:style w:styleId="Heading4" w:type="paragraph">
+    <w:name w:val="Heading 4"/>
+    <w:basedOn w:val="Normal"/>
+    <w:next w:val="BodyText"/>
+    <w:uiPriority w:val="9"/>
+    <w:unhideWhenUsed/>
+    <w:qFormat/>
+    <w:pPr>
+      <w:keepNext/>
+      <w:keepLines/>
+      <w:spacing w:after="0" w:before="200"/>
       <w:outlineLvl w:val="3"/>
     </w:pPr>
     <w:rPr>
-      <w:rFonts w:cstheme="majorBidi" w:eastAsiaTheme="majorEastAsia"/>
+      <w:rFonts w:ascii="Arial" w:cs="Arial" w:eastAsia="Arial" w:hAnsi="Arial"/>
       <w:i/>
-      <w:iCs/>
-      <w:color w:themeColor="accent1" w:themeShade="BF" w:val="0F4761"/>
+      <w:bCs/>
+      <w:color w:themeColor="accent1" w:val="4F81BD"/>
+      <w:sz w:val="24"/>
+      <w:szCs w:val="24"/>
     </w:rPr>
   </w:style>
-  <w:style w:styleId="Titre5" w:type="paragraph">
-    <w:name w:val="heading 5"/>
+  <w:style w:styleId="Heading5" w:type="paragraph">
+    <w:name w:val="Heading 5"/>
     <w:basedOn w:val="Normal"/>
-    <w:next w:val="Normal"/>
-    <w:link w:val="Titre5Car"/>
+    <w:next w:val="BodyText"/>
     <w:uiPriority w:val="9"/>
-    <w:semiHidden/>
     <w:unhideWhenUsed/>
     <w:qFormat/>
-    <w:rsid w:val="007C4EC7"/>
     <w:pPr>
       <w:keepNext/>
       <w:keepLines/>
-      <w:spacing w:after="40" w:before="80"/>
+      <w:spacing w:after="0" w:before="200"/>
       <w:outlineLvl w:val="4"/>
     </w:pPr>
     <w:rPr>
-      <w:rFonts w:cstheme="majorBidi" w:eastAsiaTheme="majorEastAsia"/>
-      <w:color w:themeColor="accent1" w:themeShade="BF" w:val="0F4761"/>
+      <w:rFonts w:ascii="Arial" w:cs="Arial" w:eastAsia="Arial" w:hAnsi="Arial"/>
+      <w:iCs/>
+      <w:color w:themeColor="accent1" w:val="4F81BD"/>
+      <w:sz w:val="24"/>
+      <w:szCs w:val="24"/>
     </w:rPr>
   </w:style>
-  <w:style w:styleId="Titre6" w:type="paragraph">
-    <w:name w:val="heading 6"/>
+  <w:style w:styleId="Heading6" w:type="paragraph">
+    <w:name w:val="Heading 6"/>
     <w:basedOn w:val="Normal"/>
-    <w:next w:val="Normal"/>
-    <w:link w:val="Titre6Car"/>
+    <w:next w:val="BodyText"/>
     <w:uiPriority w:val="9"/>
-    <w:semiHidden/>
     <w:unhideWhenUsed/>
     <w:qFormat/>
-    <w:rsid w:val="007C4EC7"/>
     <w:pPr>
       <w:keepNext/>
       <w:keepLines/>
-      <w:spacing w:after="0" w:before="40"/>
+      <w:spacing w:after="0" w:before="200"/>
       <w:outlineLvl w:val="5"/>
     </w:pPr>
     <w:rPr>
-      <w:rFonts w:cstheme="majorBidi" w:eastAsiaTheme="majorEastAsia"/>
-      <w:i/>
-      <w:iCs/>
-      <w:color w:themeColor="text1" w:themeTint="A6" w:val="595959"/>
+      <w:rFonts w:ascii="Arial" w:cs="Arial" w:eastAsia="Arial" w:hAnsi="Arial"/>
+      <w:color w:themeColor="accent1" w:val="4F81BD"/>
+      <w:sz w:val="24"/>
+      <w:szCs w:val="24"/>
     </w:rPr>
   </w:style>
-  <w:style w:styleId="Titre7" w:type="paragraph">
-    <w:name w:val="heading 7"/>
+  <w:style w:styleId="Heading7" w:type="paragraph">
+    <w:name w:val="Heading 7"/>
     <w:basedOn w:val="Normal"/>
-    <w:next w:val="Normal"/>
-    <w:link w:val="Titre7Car"/>
+    <w:next w:val="BodyText"/>
     <w:uiPriority w:val="9"/>
-    <w:semiHidden/>
     <w:unhideWhenUsed/>
     <w:qFormat/>
-    <w:rsid w:val="007C4EC7"/>
     <w:pPr>
       <w:keepNext/>
       <w:keepLines/>
-      <w:spacing w:after="0" w:before="40"/>
+      <w:spacing w:after="0" w:before="200"/>
       <w:outlineLvl w:val="6"/>
     </w:pPr>
     <w:rPr>
-      <w:rFonts w:cstheme="majorBidi" w:eastAsiaTheme="majorEastAsia"/>
-      <w:color w:themeColor="text1" w:themeTint="A6" w:val="595959"/>
+      <w:rFonts w:ascii="Arial" w:cs="Arial" w:eastAsia="Arial" w:hAnsi="Arial"/>
+      <w:color w:themeColor="accent1" w:val="4F81BD"/>
+      <w:sz w:val="24"/>
+      <w:szCs w:val="24"/>
     </w:rPr>
   </w:style>
-  <w:style w:styleId="Titre8" w:type="paragraph">
-    <w:name w:val="heading 8"/>
+  <w:style w:styleId="Heading8" w:type="paragraph">
+    <w:name w:val="Heading 8"/>
     <w:basedOn w:val="Normal"/>
-    <w:next w:val="Normal"/>
-    <w:link w:val="Titre8Car"/>
+    <w:next w:val="BodyText"/>
     <w:uiPriority w:val="9"/>
-    <w:semiHidden/>
     <w:unhideWhenUsed/>
     <w:qFormat/>
-    <w:rsid w:val="007C4EC7"/>
     <w:pPr>
       <w:keepNext/>
       <w:keepLines/>
-      <w:spacing w:after="0"/>
+      <w:spacing w:after="0" w:before="200"/>
       <w:outlineLvl w:val="7"/>
     </w:pPr>
     <w:rPr>
-      <w:rFonts w:cstheme="majorBidi" w:eastAsiaTheme="majorEastAsia"/>
-      <w:i/>
-      <w:iCs/>
-      <w:color w:themeColor="text1" w:themeTint="D8" w:val="272727"/>
+      <w:rFonts w:ascii="Arial" w:cs="Arial" w:eastAsia="Arial" w:hAnsi="Arial"/>
+      <w:color w:themeColor="accent1" w:val="4F81BD"/>
+      <w:sz w:val="24"/>
+      <w:szCs w:val="24"/>
     </w:rPr>
   </w:style>
-  <w:style w:styleId="Titre9" w:type="paragraph">
-    <w:name w:val="heading 9"/>
+  <w:style w:styleId="Heading9" w:type="paragraph">
+    <w:name w:val="Heading 9"/>
     <w:basedOn w:val="Normal"/>
-    <w:next w:val="Normal"/>
-    <w:link w:val="Titre9Car"/>
+    <w:next w:val="BodyText"/>
     <w:uiPriority w:val="9"/>
-    <w:semiHidden/>
     <w:unhideWhenUsed/>
     <w:qFormat/>
-    <w:rsid w:val="007C4EC7"/>
     <w:pPr>
       <w:keepNext/>
       <w:keepLines/>
-      <w:spacing w:after="0"/>
+      <w:spacing w:after="0" w:before="200"/>
       <w:outlineLvl w:val="8"/>
     </w:pPr>
     <w:rPr>
-      <w:rFonts w:cstheme="majorBidi" w:eastAsiaTheme="majorEastAsia"/>
-      <w:color w:themeColor="text1" w:themeTint="D8" w:val="272727"/>
+      <w:rFonts w:ascii="Arial" w:cs="Arial" w:eastAsia="Arial" w:hAnsi="Arial"/>
+      <w:color w:themeColor="accent1" w:val="4F81BD"/>
+      <w:sz w:val="24"/>
+      <w:szCs w:val="24"/>
     </w:rPr>
   </w:style>
-  <w:style w:default="1" w:styleId="Policepardfaut" w:type="character">
+  <w:style w:styleId="BlockText" w:type="paragraph">
+    <w:name w:val="Block Text"/>
+    <w:basedOn w:val="BodyText"/>
+    <w:next w:val="BodyText"/>
+    <w:uiPriority w:val="9"/>
+    <w:unhideWhenUsed/>
+    <w:qFormat/>
+    <w:pPr>
+      <w:spacing w:after="100" w:before="100"/>
+      <w:ind w:firstLine="0" w:left="480" w:right="480"/>
+    </w:pPr>
+  </w:style>
+  <w:style w:styleId="FootnoteText" w:type="paragraph">
+    <w:name w:val="Footnote Text"/>
+    <w:basedOn w:val="Normal"/>
+    <w:next w:val="FootnoteText"/>
+    <w:uiPriority w:val="9"/>
+    <w:unhideWhenUsed/>
+    <w:qFormat/>
+  </w:style>
+  <w:style w:default="1" w:styleId="DefaultParagraphFont" w:type="character">
     <w:name w:val="Default Paragraph Font"/>
-    <w:uiPriority w:val="1"/>
     <w:semiHidden/>
     <w:unhideWhenUsed/>
   </w:style>
-  <w:style w:default="1" w:styleId="TableauNormal" w:type="table">
-    <w:name w:val="Normal Table"/>
-    <w:uiPriority w:val="99"/>
+  <w:style w:default="1" w:styleId="Table" w:type="table">
+    <w:name w:val="Table"/>
+    <w:basedOn w:val="TableNormal"/>
     <w:semiHidden/>
     <w:unhideWhenUsed/>
     <w:qFormat/>
     <w:tblPr>
-      <w:tblInd w:type="dxa" w:w="0"/>
-      <w:tblCellMar>
-        <w:top w:type="dxa" w:w="0"/>
-        <w:left w:type="dxa" w:w="108"/>
-        <w:bottom w:type="dxa" w:w="0"/>
-        <w:right w:type="dxa" w:w="108"/>
-      </w:tblCellMar>
-    </w:tblPr>
-  </w:style>
-  <w:style w:default="1" w:styleId="Aucuneliste" w:type="numbering">
-    <w:name w:val="No List"/>
-    <w:uiPriority w:val="99"/>
-    <w:semiHidden/>
-    <w:unhideWhenUsed/>
-  </w:style>
-  <w:style w:customStyle="1" w:styleId="Titre1Car" w:type="character">
-    <w:name w:val="Titre 1 Car"/>
-    <w:basedOn w:val="Policepardfaut"/>
-    <w:link w:val="Titre1"/>
-    <w:uiPriority w:val="9"/>
-    <w:rsid w:val="007C4EC7"/>
-    <w:rPr>
-      <w:rFonts w:asciiTheme="majorHAnsi" w:cstheme="majorBidi" w:eastAsiaTheme="majorEastAsia" w:hAnsiTheme="majorHAnsi"/>
-      <w:color w:themeColor="accent1" w:themeShade="BF" w:val="0F4761"/>
-      <w:sz w:val="40"/>
-      <w:szCs w:val="40"/>
-    </w:rPr>
-  </w:style>
-  <w:style w:customStyle="1" w:styleId="Titre2Car" w:type="character">
-    <w:name w:val="Titre 2 Car"/>
-    <w:basedOn w:val="Policepardfaut"/>
-    <w:link w:val="Titre2"/>
-    <w:uiPriority w:val="9"/>
-    <w:semiHidden/>
-    <w:rsid w:val="007C4EC7"/>
-    <w:rPr>
-      <w:rFonts w:asciiTheme="majorHAnsi" w:cstheme="majorBidi" w:eastAsiaTheme="majorEastAsia" w:hAnsiTheme="majorHAnsi"/>
-      <w:color w:themeColor="accent1" w:themeShade="BF" w:val="0F4761"/>
-      <w:sz w:val="32"/>
-      <w:szCs w:val="32"/>
-    </w:rPr>
-  </w:style>
-  <w:style w:customStyle="1" w:styleId="Titre3Car" w:type="character">
-    <w:name w:val="Titre 3 Car"/>
-    <w:basedOn w:val="Policepardfaut"/>
-    <w:link w:val="Titre3"/>
-    <w:uiPriority w:val="9"/>
-    <w:semiHidden/>
-    <w:rsid w:val="007C4EC7"/>
-    <w:rPr>
-      <w:rFonts w:cstheme="majorBidi" w:eastAsiaTheme="majorEastAsia"/>
-      <w:color w:themeColor="accent1" w:themeShade="BF" w:val="0F4761"/>
-      <w:sz w:val="28"/>
-      <w:szCs w:val="28"/>
-    </w:rPr>
-  </w:style>
-  <w:style w:customStyle="1" w:styleId="Titre4Car" w:type="character">
-    <w:name w:val="Titre 4 Car"/>
-    <w:basedOn w:val="Policepardfaut"/>
-    <w:link w:val="Titre4"/>
-    <w:uiPriority w:val="9"/>
-    <w:semiHidden/>
-    <w:rsid w:val="007C4EC7"/>
-    <w:rPr>
-      <w:rFonts w:cstheme="majorBidi" w:eastAsiaTheme="majorEastAsia"/>
-      <w:i/>
-      <w:iCs/>
-      <w:color w:themeColor="accent1" w:themeShade="BF" w:val="0F4761"/>
-    </w:rPr>
-  </w:style>
-  <w:style w:customStyle="1" w:styleId="Titre5Car" w:type="character">
-    <w:name w:val="Titre 5 Car"/>
-    <w:basedOn w:val="Policepardfaut"/>
-    <w:link w:val="Titre5"/>
-    <w:uiPriority w:val="9"/>
-    <w:semiHidden/>
-    <w:rsid w:val="007C4EC7"/>
-    <w:rPr>
-      <w:rFonts w:cstheme="majorBidi" w:eastAsiaTheme="majorEastAsia"/>
-      <w:color w:themeColor="accent1" w:themeShade="BF" w:val="0F4761"/>
-    </w:rPr>
-  </w:style>
-  <w:style w:customStyle="1" w:styleId="Titre6Car" w:type="character">
-    <w:name w:val="Titre 6 Car"/>
-    <w:basedOn w:val="Policepardfaut"/>
-    <w:link w:val="Titre6"/>
-    <w:uiPriority w:val="9"/>
-    <w:semiHidden/>
-    <w:rsid w:val="007C4EC7"/>
-    <w:rPr>
-      <w:rFonts w:cstheme="majorBidi" w:eastAsiaTheme="majorEastAsia"/>
-      <w:i/>
-      <w:iCs/>
-      <w:color w:themeColor="text1" w:themeTint="A6" w:val="595959"/>
-    </w:rPr>
-  </w:style>
-  <w:style w:customStyle="1" w:styleId="Titre7Car" w:type="character">
-    <w:name w:val="Titre 7 Car"/>
-    <w:basedOn w:val="Policepardfaut"/>
-    <w:link w:val="Titre7"/>
-    <w:uiPriority w:val="9"/>
-    <w:semiHidden/>
-    <w:rsid w:val="007C4EC7"/>
-    <w:rPr>
-      <w:rFonts w:cstheme="majorBidi" w:eastAsiaTheme="majorEastAsia"/>
-      <w:color w:themeColor="text1" w:themeTint="A6" w:val="595959"/>
-    </w:rPr>
-  </w:style>
-  <w:style w:customStyle="1" w:styleId="Titre8Car" w:type="character">
-    <w:name w:val="Titre 8 Car"/>
-    <w:basedOn w:val="Policepardfaut"/>
-    <w:link w:val="Titre8"/>
-    <w:uiPriority w:val="9"/>
-    <w:semiHidden/>
-    <w:rsid w:val="007C4EC7"/>
-    <w:rPr>
-      <w:rFonts w:cstheme="majorBidi" w:eastAsiaTheme="majorEastAsia"/>
-      <w:i/>
-      <w:iCs/>
-      <w:color w:themeColor="text1" w:themeTint="D8" w:val="272727"/>
-    </w:rPr>
-  </w:style>
-  <w:style w:customStyle="1" w:styleId="Titre9Car" w:type="character">
-    <w:name w:val="Titre 9 Car"/>
-    <w:basedOn w:val="Policepardfaut"/>
-    <w:link w:val="Titre9"/>
-    <w:uiPriority w:val="9"/>
-    <w:semiHidden/>
-    <w:rsid w:val="007C4EC7"/>
-    <w:rPr>
-      <w:rFonts w:cstheme="majorBidi" w:eastAsiaTheme="majorEastAsia"/>
-      <w:color w:themeColor="text1" w:themeTint="D8" w:val="272727"/>
-    </w:rPr>
-  </w:style>
-  <w:style w:styleId="Titre" w:type="paragraph">
-    <w:name w:val="Title"/>
-    <w:basedOn w:val="Normal"/>
-    <w:next w:val="Normal"/>
-    <w:link w:val="TitreCar"/>
-    <w:uiPriority w:val="10"/>
-    <w:qFormat/>
-    <w:rsid w:val="007C4EC7"/>
-    <w:pPr>
-      <w:spacing w:after="80" w:line="240" w:lineRule="auto"/>
-      <w:contextualSpacing/>
-    </w:pPr>
-    <w:rPr>
-      <w:rFonts w:asciiTheme="majorHAnsi" w:cstheme="majorBidi" w:eastAsiaTheme="majorEastAsia" w:hAnsiTheme="majorHAnsi"/>
-      <w:spacing w:val="-10"/>
-      <w:kern w:val="28"/>
-      <w:sz w:val="56"/>
-      <w:szCs w:val="56"/>
-    </w:rPr>
-  </w:style>
-  <w:style w:customStyle="1" w:styleId="TitreCar" w:type="character">
-    <w:name w:val="Titre Car"/>
-    <w:basedOn w:val="Policepardfaut"/>
-    <w:link w:val="Titre"/>
-    <w:uiPriority w:val="10"/>
-    <w:rsid w:val="007C4EC7"/>
-    <w:rPr>
-      <w:rFonts w:asciiTheme="majorHAnsi" w:cstheme="majorBidi" w:eastAsiaTheme="majorEastAsia" w:hAnsiTheme="majorHAnsi"/>
-      <w:spacing w:val="-10"/>
-      <w:kern w:val="28"/>
-      <w:sz w:val="56"/>
-      <w:szCs w:val="56"/>
-    </w:rPr>
-  </w:style>
-  <w:style w:styleId="Sous-titre" w:type="paragraph">
-    <w:name w:val="Subtitle"/>
-    <w:basedOn w:val="Normal"/>
-    <w:next w:val="Normal"/>
-    <w:link w:val="Sous-titreCar"/>
-    <w:uiPriority w:val="11"/>
-    <w:qFormat/>
-    <w:rsid w:val="007C4EC7"/>
-    <w:pPr>
-      <w:numPr>
-        <w:ilvl w:val="1"/>
-      </w:numPr>
-    </w:pPr>
-    <w:rPr>
-      <w:rFonts w:cstheme="majorBidi" w:eastAsiaTheme="majorEastAsia"/>
-      <w:color w:themeColor="text1" w:themeTint="A6" w:val="595959"/>
-      <w:spacing w:val="15"/>
-      <w:sz w:val="28"/>
-      <w:szCs w:val="28"/>
-    </w:rPr>
-  </w:style>
-  <w:style w:customStyle="1" w:styleId="Sous-titreCar" w:type="character">
-    <w:name w:val="Sous-titre Car"/>
-    <w:basedOn w:val="Policepardfaut"/>
-    <w:link w:val="Sous-titre"/>
-    <w:uiPriority w:val="11"/>
-    <w:rsid w:val="007C4EC7"/>
-    <w:rPr>
-      <w:rFonts w:cstheme="majorBidi" w:eastAsiaTheme="majorEastAsia"/>
-      <w:color w:themeColor="text1" w:themeTint="A6" w:val="595959"/>
-      <w:spacing w:val="15"/>
-      <w:sz w:val="28"/>
-      <w:szCs w:val="28"/>
-    </w:rPr>
-  </w:style>
-  <w:style w:styleId="Citation" w:type="paragraph">
-    <w:name w:val="Quote"/>
-    <w:basedOn w:val="Normal"/>
-    <w:next w:val="Normal"/>
-    <w:link w:val="CitationCar"/>
-    <w:uiPriority w:val="29"/>
-    <w:qFormat/>
-    <w:rsid w:val="007C4EC7"/>
-    <w:pPr>
-      <w:spacing w:before="160"/>
-      <w:jc w:val="center"/>
-    </w:pPr>
-    <w:rPr>
-      <w:i/>
-      <w:iCs/>
-      <w:color w:themeColor="text1" w:themeTint="BF" w:val="404040"/>
-    </w:rPr>
-  </w:style>
-  <w:style w:customStyle="1" w:styleId="CitationCar" w:type="character">
-    <w:name w:val="Citation Car"/>
-    <w:basedOn w:val="Policepardfaut"/>
-    <w:link w:val="Citation"/>
-    <w:uiPriority w:val="29"/>
-    <w:rsid w:val="007C4EC7"/>
-    <w:rPr>
-      <w:i/>
-      <w:iCs/>
-      <w:color w:themeColor="text1" w:themeTint="BF" w:val="404040"/>
-    </w:rPr>
-  </w:style>
-  <w:style w:styleId="Paragraphedeliste" w:type="paragraph">
-    <w:name w:val="List Paragraph"/>
-    <w:basedOn w:val="Normal"/>
-    <w:uiPriority w:val="34"/>
-    <w:qFormat/>
-    <w:rsid w:val="007C4EC7"/>
-    <w:pPr>
-      <w:ind w:left="720"/>
-      <w:contextualSpacing/>
-    </w:pPr>
-  </w:style>
-  <w:style w:styleId="Emphaseintense" w:type="character">
-    <w:name w:val="Intense Emphasis"/>
-    <w:basedOn w:val="Policepardfaut"/>
-    <w:uiPriority w:val="21"/>
-    <w:qFormat/>
-    <w:rsid w:val="007C4EC7"/>
-    <w:rPr>
-      <w:i/>
-      <w:iCs/>
-      <w:color w:themeColor="accent1" w:themeShade="BF" w:val="0F4761"/>
-    </w:rPr>
-  </w:style>
-  <w:style w:styleId="Citationintense" w:type="paragraph">
-    <w:name w:val="Intense Quote"/>
-    <w:basedOn w:val="Normal"/>
-    <w:next w:val="Normal"/>
-    <w:link w:val="CitationintenseCar"/>
-    <w:uiPriority w:val="30"/>
-    <w:qFormat/>
-    <w:rsid w:val="007C4EC7"/>
-    <w:pPr>
-      <w:pBdr>
-        <w:top w:color="0F4761" w:space="10" w:sz="4" w:themeColor="accent1" w:themeShade="BF" w:val="single"/>
-        <w:bottom w:color="0F4761" w:space="10" w:sz="4" w:themeColor="accent1" w:themeShade="BF" w:val="single"/>
-      </w:pBdr>
-      <w:spacing w:after="360" w:before="360"/>
-      <w:ind w:left="864" w:right="864"/>
-      <w:jc w:val="center"/>
-    </w:pPr>
-    <w:rPr>
-      <w:i/>
-      <w:iCs/>
-      <w:color w:themeColor="accent1" w:themeShade="BF" w:val="0F4761"/>
-    </w:rPr>
-  </w:style>
-  <w:style w:customStyle="1" w:styleId="CitationintenseCar" w:type="character">
-    <w:name w:val="Citation intense Car"/>
-    <w:basedOn w:val="Policepardfaut"/>
-    <w:link w:val="Citationintense"/>
-    <w:uiPriority w:val="30"/>
-    <w:rsid w:val="007C4EC7"/>
-    <w:rPr>
-      <w:i/>
-      <w:iCs/>
-      <w:color w:themeColor="accent1" w:themeShade="BF" w:val="0F4761"/>
-    </w:rPr>
-  </w:style>
-  <w:style w:styleId="Rfrenceintense" w:type="character">
-    <w:name w:val="Intense Reference"/>
-    <w:basedOn w:val="Policepardfaut"/>
-    <w:uiPriority w:val="32"/>
-    <w:qFormat/>
-    <w:rsid w:val="007C4EC7"/>
-    <w:rPr>
-      <w:b/>
-      <w:bCs/>
-      <w:smallCaps/>
-      <w:color w:themeColor="accent1" w:themeShade="BF" w:val="0F4761"/>
-      <w:spacing w:val="5"/>
-    </w:rPr>
-  </w:style>
-  <w:style w:styleId="En-tte" w:type="paragraph">
-    <w:name w:val="header"/>
-    <w:basedOn w:val="Normal"/>
-    <w:link w:val="En-tteCar"/>
-    <w:uiPriority w:val="99"/>
-    <w:unhideWhenUsed/>
-    <w:rsid w:val="000707FF"/>
-    <w:pPr>
-      <w:tabs>
-        <w:tab w:pos="4536" w:val="center"/>
-        <w:tab w:pos="9072" w:val="right"/>
-      </w:tabs>
-      <w:spacing w:after="0" w:line="240" w:lineRule="auto"/>
-    </w:pPr>
-  </w:style>
-  <w:style w:customStyle="1" w:styleId="En-tteCar" w:type="character">
-    <w:name w:val="En-tête Car"/>
-    <w:basedOn w:val="Policepardfaut"/>
-    <w:link w:val="En-tte"/>
-    <w:uiPriority w:val="99"/>
-    <w:rsid w:val="000707FF"/>
-  </w:style>
-  <w:style w:styleId="Pieddepage" w:type="paragraph">
-    <w:name w:val="footer"/>
-    <w:basedOn w:val="Normal"/>
-    <w:link w:val="PieddepageCar"/>
-    <w:uiPriority w:val="99"/>
-    <w:unhideWhenUsed/>
-    <w:rsid w:val="000707FF"/>
-    <w:pPr>
-      <w:tabs>
-        <w:tab w:pos="4536" w:val="center"/>
-        <w:tab w:pos="9072" w:val="right"/>
-      </w:tabs>
-      <w:spacing w:after="0" w:line="240" w:lineRule="auto"/>
-    </w:pPr>
-  </w:style>
-  <w:style w:customStyle="1" w:styleId="PieddepageCar" w:type="character">
-    <w:name w:val="Pied de page Car"/>
-    <w:basedOn w:val="Policepardfaut"/>
-    <w:link w:val="Pieddepage"/>
-    <w:uiPriority w:val="99"/>
-    <w:rsid w:val="000707FF"/>
-  </w:style>
-  <w:style w:customStyle="1" w:styleId="ipctitre1center" w:type="paragraph">
-    <w:name w:val="ipc_titre_1_center"/>
-    <w:basedOn w:val="Normal"/>
-    <w:link w:val="ipctitre1centerCar"/>
-    <w:qFormat/>
-    <w:rsid w:val="009110DF"/>
-    <w:pPr>
-      <w:jc w:val="center"/>
-    </w:pPr>
-    <w:rPr>
-      <w:rFonts w:ascii="Times New Roman" w:hAnsi="Times New Roman"/>
-      <w:b/>
-      <w:bCs/>
-      <w:color w:val="CA400A"/>
-      <w:spacing w:val="13"/>
-      <w:sz w:val="28"/>
-    </w:rPr>
-  </w:style>
-  <w:style w:customStyle="1" w:styleId="ipctitre1centerCar" w:type="character">
-    <w:name w:val="ipc_titre_1_center Car"/>
-    <w:basedOn w:val="Policepardfaut"/>
-    <w:link w:val="ipctitre1center"/>
-    <w:rsid w:val="009110DF"/>
-    <w:rPr>
-      <w:rFonts w:ascii="Times New Roman" w:hAnsi="Times New Roman"/>
-      <w:b/>
-      <w:bCs/>
-      <w:color w:val="CA400A"/>
-      <w:spacing w:val="13"/>
-      <w:sz w:val="28"/>
-    </w:rPr>
-  </w:style>
-  <w:style w:styleId="Grilledutableau" w:type="table">
-    <w:name w:val="Table Grid"/>
-    <w:basedOn w:val="TableauNormal"/>
-    <w:uiPriority w:val="39"/>
-    <w:rsid w:val="008868E3"/>
-    <w:pPr>
-      <w:spacing w:after="0" w:line="240" w:lineRule="auto"/>
-    </w:pPr>
-    <w:tblPr>
-      <w:tblInd w:type="dxa" w:w="0"/>
-      <w:tblBorders>
-        <w:top w:color="auto" w:space="0" w:sz="4" w:val="single"/>
-        <w:left w:color="auto" w:space="0" w:sz="4" w:val="single"/>
-        <w:bottom w:color="auto" w:space="0" w:sz="4" w:val="single"/>
-        <w:right w:color="auto" w:space="0" w:sz="4" w:val="single"/>
-        <w:insideH w:color="auto" w:space="0" w:sz="4" w:val="single"/>
-        <w:insideV w:color="auto" w:space="0" w:sz="4" w:val="single"/>
-      </w:tblBorders>
-      <w:tblCellMar>
-        <w:top w:type="dxa" w:w="0"/>
-        <w:left w:type="dxa" w:w="108"/>
-        <w:bottom w:type="dxa" w:w="0"/>
-        <w:right w:type="dxa" w:w="108"/>
-      </w:tblCellMar>
-    </w:tblPr>
-  </w:style>
-  <w:style w:customStyle="1" w:styleId="PlainTable1" w:type="table">
-    <w:name w:val="Plain Table 1"/>
-    <w:basedOn w:val="TableauNormal"/>
-    <w:uiPriority w:val="41"/>
-    <w:rsid w:val="008868E3"/>
-    <w:pPr>
-      <w:spacing w:after="0" w:line="240" w:lineRule="auto"/>
-    </w:pPr>
-    <w:tblPr>
-      <w:tblStyleRowBandSize w:val="1"/>
-      <w:tblStyleColBandSize w:val="1"/>
-      <w:tblInd w:type="dxa" w:w="0"/>
-      <w:tblBorders>
-        <w:top w:color="BFBFBF" w:space="0" w:sz="4" w:themeColor="background1" w:themeShade="BF" w:val="single"/>
-        <w:left w:color="BFBFBF" w:space="0" w:sz="4" w:themeColor="background1" w:themeShade="BF" w:val="single"/>
-        <w:bottom w:color="BFBFBF" w:space="0" w:sz="4" w:themeColor="background1" w:themeShade="BF" w:val="single"/>
-        <w:right w:color="BFBFBF" w:space="0" w:sz="4" w:themeColor="background1" w:themeShade="BF" w:val="single"/>
-        <w:insideH w:color="BFBFBF" w:space="0" w:sz="4" w:themeColor="background1" w:themeShade="BF" w:val="single"/>
-        <w:insideV w:color="BFBFBF" w:space="0" w:sz="4" w:themeColor="background1" w:themeShade="BF" w:val="single"/>
-      </w:tblBorders>
-      <w:tblCellMar>
-        <w:top w:type="dxa" w:w="0"/>
-        <w:left w:type="dxa" w:w="108"/>
-        <w:bottom w:type="dxa" w:w="0"/>
-        <w:right w:type="dxa" w:w="108"/>
-      </w:tblCellMar>
-    </w:tblPr>
-    <w:tblStylePr w:type="firstRow">
-      <w:rPr>
-        <w:b/>
-        <w:bCs/>
-      </w:rPr>
-    </w:tblStylePr>
-    <w:tblStylePr w:type="lastRow">
-      <w:rPr>
-        <w:b/>
-        <w:bCs/>
-      </w:rPr>
-      <w:tblPr/>
-      <w:tcPr>
-        <w:tcBorders>
-          <w:top w:color="BFBFBF" w:space="0" w:sz="4" w:themeColor="background1" w:themeShade="BF" w:val="double"/>
-        </w:tcBorders>
-      </w:tcPr>
-    </w:tblStylePr>
-    <w:tblStylePr w:type="firstCol">
-      <w:rPr>
-        <w:b/>
-        <w:bCs/>
-      </w:rPr>
-    </w:tblStylePr>
-    <w:tblStylePr w:type="lastCol">
-      <w:rPr>
-        <w:b/>
-        <w:bCs/>
-      </w:rPr>
-    </w:tblStylePr>
-    <w:tblStylePr w:type="band1Vert">
-      <w:tblPr/>
-      <w:tcPr>
-        <w:shd w:color="auto" w:fill="F2F2F2" w:themeFill="background1" w:themeFillShade="F2" w:val="clear"/>
-      </w:tcPr>
-    </w:tblStylePr>
-    <w:tblStylePr w:type="band1Horz">
-      <w:tblPr/>
-      <w:tcPr>
-        <w:shd w:color="auto" w:fill="F2F2F2" w:themeFill="background1" w:themeFillShade="F2" w:val="clear"/>
-      </w:tcPr>
-    </w:tblStylePr>
-  </w:style>
-  <w:style w:customStyle="1" w:styleId="tableauipc1" w:type="table">
-    <w:name w:val="tableau_ipc_1"/>
-    <w:basedOn w:val="TableauNormal"/>
-    <w:uiPriority w:val="99"/>
-    <w:rsid w:val="006734DB"/>
-    <w:pPr>
-      <w:spacing w:after="0" w:line="240" w:lineRule="auto"/>
-    </w:pPr>
-    <w:rPr>
-      <w:rFonts w:ascii="Times New Roman" w:hAnsi="Times New Roman"/>
-      <w:b/>
-      <w:color w:val="EE0000"/>
-      <w:sz w:val="32"/>
-    </w:rPr>
-    <w:tblPr>
-      <w:tblInd w:type="dxa" w:w="0"/>
-      <w:tblBorders>
-        <w:top w:color="C00000" w:space="0" w:sz="24" w:val="thinThickSmallGap"/>
-        <w:bottom w:color="C00000" w:space="0" w:sz="24" w:val="thinThickSmallGap"/>
-        <w:insideH w:color="C00000" w:space="0" w:sz="24" w:val="thinThickSmallGap"/>
-      </w:tblBorders>
-      <w:tblCellMar>
-        <w:top w:type="dxa" w:w="0"/>
-        <w:left w:type="dxa" w:w="108"/>
-        <w:bottom w:type="dxa" w:w="0"/>
-        <w:right w:type="dxa" w:w="108"/>
-      </w:tblCellMar>
-    </w:tblPr>
-  </w:style>
-  <w:style w:customStyle="1" w:styleId="ipctitre0" w:type="paragraph">
-    <w:name w:val="ipc_titre_0"/>
-    <w:link w:val="ipctitre0Car"/>
-    <w:qFormat/>
-    <w:rsid w:val="00A77669"/>
-    <w:rPr>
-      <w:rFonts w:ascii="Times New Roman" w:cs="Times New Roman" w:hAnsi="Times New Roman"/>
-      <w:b/>
-      <w:bCs/>
-      <w:color w:val="CA400A"/>
-      <w:spacing w:val="13"/>
-      <w:sz w:val="32"/>
-      <w:lang w:bidi="ar"/>
-    </w:rPr>
-  </w:style>
-  <w:style w:customStyle="1" w:styleId="ipctitre0Car" w:type="character">
-    <w:name w:val="ipc_titre_0 Car"/>
-    <w:basedOn w:val="ipctitre1centerCar"/>
-    <w:link w:val="ipctitre0"/>
-    <w:rsid w:val="00A77669"/>
-    <w:rPr>
-      <w:rFonts w:ascii="Times New Roman" w:hAnsi="Times New Roman"/>
-      <w:b/>
-      <w:bCs/>
-      <w:color w:val="CA400A"/>
-      <w:spacing w:val="13"/>
-      <w:sz w:val="32"/>
-    </w:rPr>
-  </w:style>
-  <w:style w:customStyle="1" w:styleId="ipccorps" w:type="paragraph">
-    <w:name w:val="ipc_corps"/>
-    <w:link w:val="ipccorpsCar"/>
-    <w:qFormat/>
-    <w:rsid w:val="00AF1AC6"/>
-    <w:rPr>
-      <w:rFonts w:ascii="Times New Roman" w:cs="Times New Roman" w:hAnsi="Times New Roman"/>
-      <w:bCs/>
-      <w:spacing w:val="13"/>
-      <w:sz w:val="21"/>
-      <w:szCs w:val="24"/>
-      <w:lang w:bidi="ar"/>
-    </w:rPr>
-  </w:style>
-  <w:style w:customStyle="1" w:styleId="ipccorpsCar" w:type="character">
-    <w:name w:val="ipc_corps Car"/>
-    <w:basedOn w:val="ipctitre0Car"/>
-    <w:link w:val="ipccorps"/>
-    <w:rsid w:val="00AF1AC6"/>
-    <w:rPr>
-      <w:rFonts w:ascii="Times New Roman" w:hAnsi="Times New Roman"/>
-      <w:b w:val="0"/>
-      <w:bCs/>
-      <w:color w:val="CA400A"/>
-      <w:spacing w:val="13"/>
-      <w:sz w:val="21"/>
-      <w:szCs w:val="24"/>
-    </w:rPr>
-  </w:style>
-  <w:style w:customStyle="1" w:styleId="ipcpara0" w:type="paragraph">
-    <w:name w:val="ipc_para_0"/>
-    <w:basedOn w:val="ipccorps"/>
-    <w:link w:val="ipcpara0Car"/>
-    <w:qFormat/>
-    <w:rsid w:val="0028069C"/>
-    <w:rPr>
-      <w:rFonts w:eastAsia="Times New Roman"/>
-      <w:b/>
-      <w:color w:val="8D4354"/>
-      <w:spacing w:val="0"/>
-      <w:kern w:val="0"/>
-      <w:sz w:val="24"/>
-    </w:rPr>
-  </w:style>
-  <w:style w:customStyle="1" w:styleId="ipcpara0Car" w:type="character">
-    <w:name w:val="ipc_para_0 Car"/>
-    <w:basedOn w:val="ipccorpsCar"/>
-    <w:link w:val="ipcpara0"/>
-    <w:rsid w:val="0028069C"/>
-    <w:rPr>
-      <w:rFonts w:ascii="Times New Roman" w:cs="Times New Roman" w:eastAsia="Times New Roman" w:hAnsi="Times New Roman"/>
-      <w:b/>
-      <w:bCs/>
-      <w:color w:val="8D4354"/>
-      <w:spacing w:val="13"/>
-      <w:kern w:val="0"/>
-      <w:sz w:val="24"/>
-      <w:szCs w:val="24"/>
-    </w:rPr>
-  </w:style>
-  <w:style w:customStyle="1" w:styleId="PlainTable3" w:type="table">
-    <w:name w:val="Plain Table 3"/>
-    <w:basedOn w:val="TableauNormal"/>
-    <w:uiPriority w:val="43"/>
-    <w:rsid w:val="00333D65"/>
-    <w:pPr>
-      <w:spacing w:after="0" w:line="240" w:lineRule="auto"/>
-    </w:pPr>
-    <w:tblPr>
-      <w:tblStyleRowBandSize w:val="1"/>
-      <w:tblStyleColBandSize w:val="1"/>
+      <w:bidiVisual/>
       <w:tblInd w:type="dxa" w:w="0"/>
       <w:tblCellMar>
         <w:top w:type="dxa" w:w="0"/>
@@ -11466,779 +11628,470 @@
       </w:tblCellMar>
     </w:tblPr>
     <w:tblStylePr w:type="firstRow">
-      <w:rPr>
-        <w:b/>
-        <w:bCs/>
-        <w:caps/>
-      </w:rPr>
-      <w:tblPr/>
+      <w:tblPr>
+        <w:jc w:val="left"/>
+        <w:tblInd w:type="dxa" w:w="0"/>
+      </w:tblPr>
+      <w:trPr>
+        <w:jc w:val="left"/>
+      </w:trPr>
       <w:tcPr>
+        <w:vAlign w:val="bottom"/>
         <w:tcBorders>
-          <w:bottom w:color="7F7F7F" w:space="0" w:sz="4" w:themeColor="text1" w:themeTint="80" w:val="single"/>
-        </w:tcBorders>
-      </w:tcPr>
-    </w:tblStylePr>
-    <w:tblStylePr w:type="lastRow">
-      <w:rPr>
-        <w:b/>
-        <w:bCs/>
-        <w:caps/>
-      </w:rPr>
-      <w:tblPr/>
-      <w:tcPr>
-        <w:tcBorders>
-          <w:top w:val="nil"/>
-        </w:tcBorders>
-      </w:tcPr>
-    </w:tblStylePr>
-    <w:tblStylePr w:type="firstCol">
-      <w:rPr>
-        <w:b/>
-        <w:bCs/>
-        <w:caps/>
-      </w:rPr>
-      <w:tblPr/>
-      <w:tcPr>
-        <w:tcBorders>
-          <w:right w:color="7F7F7F" w:space="0" w:sz="4" w:themeColor="text1" w:themeTint="80" w:val="single"/>
-        </w:tcBorders>
-      </w:tcPr>
-    </w:tblStylePr>
-    <w:tblStylePr w:type="lastCol">
-      <w:rPr>
-        <w:b/>
-        <w:bCs/>
-        <w:caps/>
-      </w:rPr>
-      <w:tblPr/>
-      <w:tcPr>
-        <w:tcBorders>
-          <w:left w:val="nil"/>
-        </w:tcBorders>
-      </w:tcPr>
-    </w:tblStylePr>
-    <w:tblStylePr w:type="band1Vert">
-      <w:tblPr/>
-      <w:tcPr>
-        <w:shd w:color="auto" w:fill="F2F2F2" w:themeFill="background1" w:themeFillShade="F2" w:val="clear"/>
-      </w:tcPr>
-    </w:tblStylePr>
-    <w:tblStylePr w:type="band1Horz">
-      <w:tblPr/>
-      <w:tcPr>
-        <w:shd w:color="auto" w:fill="F2F2F2" w:themeFill="background1" w:themeFillShade="F2" w:val="clear"/>
-      </w:tcPr>
-    </w:tblStylePr>
-    <w:tblStylePr w:type="neCell">
-      <w:tblPr/>
-      <w:tcPr>
-        <w:tcBorders>
-          <w:left w:val="nil"/>
-        </w:tcBorders>
-      </w:tcPr>
-    </w:tblStylePr>
-    <w:tblStylePr w:type="nwCell">
-      <w:tblPr/>
-      <w:tcPr>
-        <w:tcBorders>
-          <w:right w:val="nil"/>
+          <w:bottom w:val="single"/>
         </w:tcBorders>
       </w:tcPr>
     </w:tblStylePr>
   </w:style>
-  <w:style w:customStyle="1" w:styleId="PlainTable4" w:type="table">
-    <w:name w:val="Plain Table 4"/>
-    <w:basedOn w:val="TableauNormal"/>
-    <w:uiPriority w:val="44"/>
-    <w:rsid w:val="00333D65"/>
+  <w:style w:customStyle="1" w:styleId="DefinitionTerm" w:type="paragraph">
+    <w:name w:val="Definition Term"/>
+    <w:basedOn w:val="Normal"/>
+    <w:next w:val="Definition"/>
     <w:pPr>
-      <w:spacing w:after="0" w:line="240" w:lineRule="auto"/>
+      <w:keepNext/>
+      <w:keepLines/>
+      <w:spacing w:after="0"/>
     </w:pPr>
-    <w:tblPr>
-      <w:tblStyleRowBandSize w:val="1"/>
-      <w:tblStyleColBandSize w:val="1"/>
-      <w:tblInd w:type="dxa" w:w="0"/>
-      <w:tblCellMar>
-        <w:top w:type="dxa" w:w="0"/>
-        <w:left w:type="dxa" w:w="108"/>
-        <w:bottom w:type="dxa" w:w="0"/>
-        <w:right w:type="dxa" w:w="108"/>
-      </w:tblCellMar>
-    </w:tblPr>
-    <w:tblStylePr w:type="firstRow">
-      <w:rPr>
-        <w:b/>
-        <w:bCs/>
-      </w:rPr>
-    </w:tblStylePr>
-    <w:tblStylePr w:type="lastRow">
-      <w:rPr>
-        <w:b/>
-        <w:bCs/>
-      </w:rPr>
-    </w:tblStylePr>
-    <w:tblStylePr w:type="firstCol">
-      <w:rPr>
-        <w:b/>
-        <w:bCs/>
-      </w:rPr>
-    </w:tblStylePr>
-    <w:tblStylePr w:type="lastCol">
-      <w:rPr>
-        <w:b/>
-        <w:bCs/>
-      </w:rPr>
-    </w:tblStylePr>
-    <w:tblStylePr w:type="band1Vert">
-      <w:tblPr/>
-      <w:tcPr>
-        <w:shd w:color="auto" w:fill="F2F2F2" w:themeFill="background1" w:themeFillShade="F2" w:val="clear"/>
-      </w:tcPr>
-    </w:tblStylePr>
-    <w:tblStylePr w:type="band1Horz">
-      <w:tblPr/>
-      <w:tcPr>
-        <w:shd w:color="auto" w:fill="F2F2F2" w:themeFill="background1" w:themeFillShade="F2" w:val="clear"/>
-      </w:tcPr>
-    </w:tblStylePr>
+    <w:rPr>
+      <w:b/>
+    </w:rPr>
   </w:style>
-  <w:style w:customStyle="1" w:styleId="GridTable4" w:type="table">
-    <w:name w:val="Grid Table 4"/>
-    <w:basedOn w:val="TableauNormal"/>
-    <w:uiPriority w:val="49"/>
-    <w:rsid w:val="00333D65"/>
+  <w:style w:customStyle="1" w:styleId="Definition" w:type="paragraph">
+    <w:name w:val="Definition"/>
+    <w:basedOn w:val="Normal"/>
+  </w:style>
+  <w:style w:styleId="Caption" w:type="paragraph">
+    <w:name w:val="Caption"/>
+    <w:basedOn w:val="Normal"/>
+    <w:link w:val="BodyTextChar"/>
     <w:pPr>
-      <w:spacing w:after="0" w:line="240" w:lineRule="auto"/>
+      <w:spacing w:after="120" w:before="0"/>
     </w:pPr>
-    <w:tblPr>
-      <w:tblStyleRowBandSize w:val="1"/>
-      <w:tblStyleColBandSize w:val="1"/>
-      <w:tblInd w:type="dxa" w:w="0"/>
-      <w:tblBorders>
-        <w:top w:color="666666" w:space="0" w:sz="4" w:themeColor="text1" w:themeTint="99" w:val="single"/>
-        <w:left w:color="666666" w:space="0" w:sz="4" w:themeColor="text1" w:themeTint="99" w:val="single"/>
-        <w:bottom w:color="666666" w:space="0" w:sz="4" w:themeColor="text1" w:themeTint="99" w:val="single"/>
-        <w:right w:color="666666" w:space="0" w:sz="4" w:themeColor="text1" w:themeTint="99" w:val="single"/>
-        <w:insideH w:color="666666" w:space="0" w:sz="4" w:themeColor="text1" w:themeTint="99" w:val="single"/>
-        <w:insideV w:color="666666" w:space="0" w:sz="4" w:themeColor="text1" w:themeTint="99" w:val="single"/>
-      </w:tblBorders>
-      <w:tblCellMar>
-        <w:top w:type="dxa" w:w="0"/>
-        <w:left w:type="dxa" w:w="108"/>
-        <w:bottom w:type="dxa" w:w="0"/>
-        <w:right w:type="dxa" w:w="108"/>
-      </w:tblCellMar>
-    </w:tblPr>
-    <w:tblStylePr w:type="firstRow">
-      <w:rPr>
-        <w:b/>
-        <w:bCs/>
-        <w:color w:themeColor="background1" w:val="FFFFFF"/>
-      </w:rPr>
-      <w:tblPr/>
-      <w:tcPr>
-        <w:tcBorders>
-          <w:top w:color="000000" w:space="0" w:sz="4" w:themeColor="text1" w:val="single"/>
-          <w:left w:color="000000" w:space="0" w:sz="4" w:themeColor="text1" w:val="single"/>
-          <w:bottom w:color="000000" w:space="0" w:sz="4" w:themeColor="text1" w:val="single"/>
-          <w:right w:color="000000" w:space="0" w:sz="4" w:themeColor="text1" w:val="single"/>
-          <w:insideH w:val="nil"/>
-          <w:insideV w:val="nil"/>
-        </w:tcBorders>
-        <w:shd w:color="auto" w:fill="000000" w:themeFill="text1" w:val="clear"/>
-      </w:tcPr>
-    </w:tblStylePr>
-    <w:tblStylePr w:type="lastRow">
-      <w:rPr>
-        <w:b/>
-        <w:bCs/>
-      </w:rPr>
-      <w:tblPr/>
-      <w:tcPr>
-        <w:tcBorders>
-          <w:top w:color="000000" w:space="0" w:sz="4" w:themeColor="text1" w:val="double"/>
-        </w:tcBorders>
-      </w:tcPr>
-    </w:tblStylePr>
-    <w:tblStylePr w:type="firstCol">
-      <w:rPr>
-        <w:b/>
-        <w:bCs/>
-      </w:rPr>
-    </w:tblStylePr>
-    <w:tblStylePr w:type="lastCol">
-      <w:rPr>
-        <w:b/>
-        <w:bCs/>
-      </w:rPr>
-    </w:tblStylePr>
-    <w:tblStylePr w:type="band1Vert">
-      <w:tblPr/>
-      <w:tcPr>
-        <w:shd w:color="auto" w:fill="CCCCCC" w:themeFill="text1" w:themeFillTint="33" w:val="clear"/>
-      </w:tcPr>
-    </w:tblStylePr>
-    <w:tblStylePr w:type="band1Horz">
-      <w:tblPr/>
-      <w:tcPr>
-        <w:shd w:color="auto" w:fill="CCCCCC" w:themeFill="text1" w:themeFillTint="33" w:val="clear"/>
-      </w:tcPr>
-    </w:tblStylePr>
+    <w:rPr>
+      <w:i/>
+    </w:rPr>
   </w:style>
-  <w:style w:customStyle="1" w:styleId="styletable1" w:type="table">
-    <w:name w:val="style_table1"/>
-    <w:basedOn w:val="TableauNormal"/>
-    <w:uiPriority w:val="99"/>
-    <w:rsid w:val="00333D65"/>
+  <w:style w:customStyle="1" w:styleId="TableCaption" w:type="paragraph">
+    <w:name w:val="Table Caption"/>
+    <w:basedOn w:val="Caption"/>
     <w:pPr>
-      <w:spacing w:after="0" w:line="240" w:lineRule="auto"/>
+      <w:keepNext/>
+    </w:pPr>
+  </w:style>
+  <w:style w:customStyle="1" w:styleId="ImageCaption" w:type="paragraph">
+    <w:name w:val="Image Caption"/>
+    <w:basedOn w:val="Caption"/>
+  </w:style>
+  <w:style w:customStyle="1" w:styleId="Figure" w:type="paragraph">
+    <w:name w:val="Figure"/>
+    <w:basedOn w:val="Normal"/>
+  </w:style>
+  <w:style w:customStyle="1" w:styleId="CaptionedFigure" w:type="paragraph">
+    <w:name w:val="Captioned Figure"/>
+    <w:basedOn w:val="Figure"/>
+    <w:pPr>
+      <w:keepNext/>
+    </w:pPr>
+  </w:style>
+  <w:style w:customStyle="1" w:styleId="BodyTextChar" w:type="character">
+    <w:name w:val="Body Text Char"/>
+    <w:basedOn w:val="DefaultParagraphFont"/>
+    <w:link w:val="BodyText"/>
+  </w:style>
+  <w:style w:customStyle="1" w:styleId="VerbatimChar" w:type="character">
+    <w:name w:val="Verbatim Char"/>
+    <w:basedOn w:val="BodyTextChar"/>
+    <w:rPr>
+      <w:rFonts w:ascii="Arial" w:cs="Arial" w:eastAsia="Arial" w:hAnsi="Arial"/>
+      <w:sz w:val="22"/>
+    </w:rPr>
+  </w:style>
+  <w:style w:customStyle="1" w:styleId="SectionNumber" w:type="character">
+    <w:name w:val="Section Number"/>
+    <w:basedOn w:val="BodyTextChar"/>
+  </w:style>
+  <w:style w:styleId="FootnoteReference" w:type="character">
+    <w:name w:val="Footnote Reference"/>
+    <w:basedOn w:val="BodyTextChar"/>
+    <w:rPr>
+      <w:vertAlign w:val="superscript"/>
+    </w:rPr>
+  </w:style>
+  <w:style w:styleId="Hyperlink" w:type="character">
+    <w:name w:val="Hyperlink"/>
+    <w:basedOn w:val="BodyTextChar"/>
+    <w:rPr>
+      <w:color w:themeColor="accent1" w:val="4F81BD"/>
+    </w:rPr>
+  </w:style>
+  <w:style w:styleId="TOCHeading" w:type="paragraph">
+    <w:name w:val="TOC Heading"/>
+    <w:basedOn w:val="Heading1"/>
+    <w:next w:val="BodyText"/>
+    <w:uiPriority w:val="39"/>
+    <w:unhideWhenUsed/>
+    <w:qFormat/>
+    <w:pPr>
+      <w:spacing w:before="240" w:line="259" w:lineRule="auto"/>
+      <w:outlineLvl w:val="9"/>
+    </w:pPr>
+    <w:rPr>
+      <w:rFonts w:ascii="Arial" w:cs="Arial" w:eastAsia="Arial" w:hAnsi="Arial"/>
+      <w:b w:val="0"/>
+      <w:bCs w:val="0"/>
+      <w:color w:themeColor="accent1" w:themeShade="BF" w:val="365F91"/>
+    </w:rPr>
+  </w:style>
+  <w:style w:customStyle="1" w:styleId="ipc_para_0" w:type="paragraph">
+    <w:name w:val="ipc_para_0"/>
+    <w:basedOn w:val="Normal"/>
+    <w:qFormat/>
+    <w:pPr>
+      <w:bidi/>
+      <w:spacing w:after="100" w:before="60" w:line="276" w:lineRule="auto"/>
+      <w:jc w:val="both"/>
+    </w:pPr>
+    <w:rPr>
+      <w:rFonts w:ascii="Arial" w:cs="Arial" w:eastAsia="Arial" w:hAnsi="Arial"/>
+      <w:b/>
+      <w:bCs/>
+      <w:color w:val="8D4354"/>
+      <w:sz w:val="21"/>
+      <w:szCs w:val="21"/>
+    </w:rPr>
+  </w:style>
+  <w:style w:customStyle="1" w:styleId="ipc_corps" w:type="paragraph">
+    <w:name w:val="ipc_corps"/>
+    <w:basedOn w:val="Normal"/>
+    <w:qFormat/>
+    <w:pPr>
+      <w:bidi/>
+      <w:spacing w:after="100" w:before="0" w:line="276" w:lineRule="auto"/>
+      <w:jc w:val="both"/>
+    </w:pPr>
+    <w:rPr>
+      <w:rFonts w:ascii="Arial" w:cs="Arial" w:eastAsia="Arial" w:hAnsi="Arial"/>
+      <w:sz w:val="19"/>
+      <w:szCs w:val="19"/>
+    </w:rPr>
+  </w:style>
+  <w:style w:customStyle="1" w:styleId="ipc_titre_0" w:type="paragraph">
+    <w:name w:val="ipc_titre_0"/>
+    <w:basedOn w:val="Normal"/>
+    <w:qFormat/>
+    <w:pPr>
+      <w:keepNext/>
+      <w:keepLines/>
+      <w:bidi/>
+      <w:spacing w:after="60" w:before="120"/>
       <w:jc w:val="center"/>
     </w:pPr>
     <w:rPr>
-      <w:rFonts w:ascii="Times New Roman" w:hAnsi="Times New Roman"/>
-      <w:sz w:val="24"/>
+      <w:rFonts w:ascii="Arial" w:cs="Arial" w:eastAsia="Arial" w:hAnsi="Arial"/>
+      <w:b/>
+      <w:bCs/>
+      <w:color w:val="8D4354"/>
+      <w:sz w:val="19"/>
+      <w:szCs w:val="19"/>
     </w:rPr>
-    <w:tblPr>
-      <w:tblInd w:type="dxa" w:w="0"/>
-      <w:tblBorders>
-        <w:top w:color="000000" w:space="0" w:sz="8" w:themeColor="text1" w:val="single"/>
-        <w:left w:color="000000" w:space="0" w:sz="8" w:themeColor="text1" w:val="single"/>
-        <w:bottom w:color="000000" w:space="0" w:sz="8" w:themeColor="text1" w:val="single"/>
-        <w:right w:color="000000" w:space="0" w:sz="8" w:themeColor="text1" w:val="single"/>
-        <w:insideH w:color="000000" w:space="0" w:sz="8" w:themeColor="text1" w:val="single"/>
-        <w:insideV w:color="000000" w:space="0" w:sz="8" w:themeColor="text1" w:val="single"/>
-      </w:tblBorders>
-      <w:tblCellMar>
-        <w:top w:type="dxa" w:w="0"/>
-        <w:left w:type="dxa" w:w="108"/>
-        <w:bottom w:type="dxa" w:w="0"/>
-        <w:right w:type="dxa" w:w="108"/>
-      </w:tblCellMar>
-    </w:tblPr>
-    <w:tcPr>
-      <w:shd w:color="auto" w:fill="E8E8E8" w:themeFill="background2" w:val="clear"/>
-    </w:tcPr>
   </w:style>
-  <w:style w:customStyle="1" w:styleId="SourceCode" w:type="paragraph">
+  <w:style w:customStyle="1" w:styleId="ipc_legende" w:type="paragraph">
+    <w:name w:val="ipc_legende"/>
+    <w:basedOn w:val="Normal"/>
+    <w:qFormat/>
+    <w:pPr>
+      <w:bidi/>
+      <w:spacing w:after="120" w:before="40"/>
+      <w:jc w:val="center"/>
+    </w:pPr>
+    <w:rPr>
+      <w:rFonts w:ascii="Arial" w:cs="Arial" w:eastAsia="Arial" w:hAnsi="Arial"/>
+      <w:sz w:val="15"/>
+      <w:szCs w:val="15"/>
+    </w:rPr>
+  </w:style>
+  <w:style w:customStyle="1" w:styleId="ipc_legende_tableau" w:type="paragraph">
+    <w:name w:val="ipc_legende_tableau"/>
+    <w:basedOn w:val="Normal"/>
+    <w:qFormat/>
+    <w:pPr>
+      <w:bidi/>
+      <w:spacing w:after="60" w:before="40"/>
+      <w:jc w:val="center"/>
+    </w:pPr>
+    <w:rPr>
+      <w:rFonts w:ascii="Arial" w:cs="Arial" w:eastAsia="Arial" w:hAnsi="Arial"/>
+      <w:sz w:val="15"/>
+      <w:szCs w:val="15"/>
+    </w:rPr>
+  </w:style>
+  <w:style w:type="paragraph" w:customStyle="1" w:styleId="SourceCode">
     <w:name w:val="Source Code"/>
     <w:basedOn w:val="Normal"/>
-    <w:rsid w:val="00742A1F"/>
+    <w:link w:val="VerbatimChar"/>
     <w:pPr>
-      <w:shd w:color="auto" w:fill="F1F3F5" w:val="clear"/>
-      <w:wordWrap w:val="0"/>
+      <w:wordWrap w:val="off"/>
+      <w:shd w:val="clear" w:fill="f1f3f5"/>
     </w:pPr>
   </w:style>
-  <w:style w:customStyle="1" w:styleId="KeywordTok" w:type="character">
+  <w:style w:type="character" w:customStyle="1" w:styleId="KeywordTok">
     <w:name w:val="KeywordTok"/>
-    <w:rsid w:val="00742A1F"/>
+    <w:basedOn w:val="VerbatimChar"/>
     <w:rPr>
       <w:b/>
-      <w:color w:val="003B4F"/>
-      <w:shd w:color="auto" w:fill="F1F3F5" w:val="clear"/>
+      <w:color w:val="003b4f"/>
+      <w:shd w:val="clear" w:fill="f1f3f5"/>
     </w:rPr>
   </w:style>
-  <w:style w:customStyle="1" w:styleId="DataTypeTok" w:type="character">
+  <w:style w:type="character" w:customStyle="1" w:styleId="DataTypeTok">
     <w:name w:val="DataTypeTok"/>
-    <w:rsid w:val="00742A1F"/>
+    <w:basedOn w:val="VerbatimChar"/>
     <w:rPr>
-      <w:color w:val="AD0000"/>
-      <w:shd w:color="auto" w:fill="F1F3F5" w:val="clear"/>
+      <w:color w:val="ad0000"/>
+      <w:shd w:val="clear" w:fill="f1f3f5"/>
     </w:rPr>
   </w:style>
-  <w:style w:customStyle="1" w:styleId="DecValTok" w:type="character">
+  <w:style w:type="character" w:customStyle="1" w:styleId="DecValTok">
     <w:name w:val="DecValTok"/>
-    <w:rsid w:val="00742A1F"/>
+    <w:basedOn w:val="VerbatimChar"/>
     <w:rPr>
-      <w:color w:val="AD0000"/>
-      <w:shd w:color="auto" w:fill="F1F3F5" w:val="clear"/>
+      <w:color w:val="ad0000"/>
+      <w:shd w:val="clear" w:fill="f1f3f5"/>
     </w:rPr>
   </w:style>
-  <w:style w:customStyle="1" w:styleId="BaseNTok" w:type="character">
+  <w:style w:type="character" w:customStyle="1" w:styleId="BaseNTok">
     <w:name w:val="BaseNTok"/>
-    <w:rsid w:val="00742A1F"/>
+    <w:basedOn w:val="VerbatimChar"/>
     <w:rPr>
-      <w:color w:val="AD0000"/>
-      <w:shd w:color="auto" w:fill="F1F3F5" w:val="clear"/>
+      <w:color w:val="ad0000"/>
+      <w:shd w:val="clear" w:fill="f1f3f5"/>
     </w:rPr>
   </w:style>
-  <w:style w:customStyle="1" w:styleId="FloatTok" w:type="character">
+  <w:style w:type="character" w:customStyle="1" w:styleId="FloatTok">
     <w:name w:val="FloatTok"/>
-    <w:rsid w:val="00742A1F"/>
+    <w:basedOn w:val="VerbatimChar"/>
     <w:rPr>
-      <w:color w:val="AD0000"/>
-      <w:shd w:color="auto" w:fill="F1F3F5" w:val="clear"/>
+      <w:color w:val="ad0000"/>
+      <w:shd w:val="clear" w:fill="f1f3f5"/>
     </w:rPr>
   </w:style>
-  <w:style w:customStyle="1" w:styleId="ConstantTok" w:type="character">
+  <w:style w:type="character" w:customStyle="1" w:styleId="ConstantTok">
     <w:name w:val="ConstantTok"/>
-    <w:rsid w:val="00742A1F"/>
+    <w:basedOn w:val="VerbatimChar"/>
     <w:rPr>
-      <w:color w:val="8F5902"/>
-      <w:shd w:color="auto" w:fill="F1F3F5" w:val="clear"/>
+      <w:color w:val="8f5902"/>
+      <w:shd w:val="clear" w:fill="f1f3f5"/>
     </w:rPr>
   </w:style>
-  <w:style w:customStyle="1" w:styleId="CharTok" w:type="character">
+  <w:style w:type="character" w:customStyle="1" w:styleId="CharTok">
     <w:name w:val="CharTok"/>
-    <w:rsid w:val="00742A1F"/>
+    <w:basedOn w:val="VerbatimChar"/>
     <w:rPr>
-      <w:color w:val="20794D"/>
-      <w:shd w:color="auto" w:fill="F1F3F5" w:val="clear"/>
+      <w:color w:val="20794d"/>
+      <w:shd w:val="clear" w:fill="f1f3f5"/>
     </w:rPr>
   </w:style>
-  <w:style w:customStyle="1" w:styleId="SpecialCharTok" w:type="character">
+  <w:style w:type="character" w:customStyle="1" w:styleId="SpecialCharTok">
     <w:name w:val="SpecialCharTok"/>
-    <w:rsid w:val="00742A1F"/>
+    <w:basedOn w:val="VerbatimChar"/>
     <w:rPr>
-      <w:color w:val="5E5E5E"/>
-      <w:shd w:color="auto" w:fill="F1F3F5" w:val="clear"/>
+      <w:color w:val="5e5e5e"/>
+      <w:shd w:val="clear" w:fill="f1f3f5"/>
     </w:rPr>
   </w:style>
-  <w:style w:customStyle="1" w:styleId="StringTok" w:type="character">
+  <w:style w:type="character" w:customStyle="1" w:styleId="StringTok">
     <w:name w:val="StringTok"/>
-    <w:rsid w:val="00742A1F"/>
+    <w:basedOn w:val="VerbatimChar"/>
     <w:rPr>
-      <w:color w:val="20794D"/>
-      <w:shd w:color="auto" w:fill="F1F3F5" w:val="clear"/>
+      <w:color w:val="20794d"/>
+      <w:shd w:val="clear" w:fill="f1f3f5"/>
     </w:rPr>
   </w:style>
-  <w:style w:customStyle="1" w:styleId="VerbatimStringTok" w:type="character">
+  <w:style w:type="character" w:customStyle="1" w:styleId="VerbatimStringTok">
     <w:name w:val="VerbatimStringTok"/>
-    <w:rsid w:val="00742A1F"/>
+    <w:basedOn w:val="VerbatimChar"/>
     <w:rPr>
-      <w:color w:val="20794D"/>
-      <w:shd w:color="auto" w:fill="F1F3F5" w:val="clear"/>
+      <w:color w:val="20794d"/>
+      <w:shd w:val="clear" w:fill="f1f3f5"/>
     </w:rPr>
   </w:style>
-  <w:style w:customStyle="1" w:styleId="SpecialStringTok" w:type="character">
+  <w:style w:type="character" w:customStyle="1" w:styleId="SpecialStringTok">
     <w:name w:val="SpecialStringTok"/>
-    <w:rsid w:val="00742A1F"/>
+    <w:basedOn w:val="VerbatimChar"/>
     <w:rPr>
-      <w:color w:val="20794D"/>
-      <w:shd w:color="auto" w:fill="F1F3F5" w:val="clear"/>
+      <w:color w:val="20794d"/>
+      <w:shd w:val="clear" w:fill="f1f3f5"/>
     </w:rPr>
   </w:style>
-  <w:style w:customStyle="1" w:styleId="ImportTok" w:type="character">
+  <w:style w:type="character" w:customStyle="1" w:styleId="ImportTok">
     <w:name w:val="ImportTok"/>
-    <w:rsid w:val="00742A1F"/>
+    <w:basedOn w:val="VerbatimChar"/>
     <w:rPr>
-      <w:color w:val="00769E"/>
-      <w:shd w:color="auto" w:fill="F1F3F5" w:val="clear"/>
+      <w:color w:val="00769e"/>
+      <w:shd w:val="clear" w:fill="f1f3f5"/>
     </w:rPr>
   </w:style>
-  <w:style w:customStyle="1" w:styleId="CommentTok" w:type="character">
+  <w:style w:type="character" w:customStyle="1" w:styleId="CommentTok">
     <w:name w:val="CommentTok"/>
-    <w:rsid w:val="00742A1F"/>
+    <w:basedOn w:val="VerbatimChar"/>
     <w:rPr>
-      <w:color w:val="5E5E5E"/>
-      <w:shd w:color="auto" w:fill="F1F3F5" w:val="clear"/>
+      <w:color w:val="5e5e5e"/>
+      <w:shd w:val="clear" w:fill="f1f3f5"/>
     </w:rPr>
   </w:style>
-  <w:style w:customStyle="1" w:styleId="DocumentationTok" w:type="character">
+  <w:style w:type="character" w:customStyle="1" w:styleId="DocumentationTok">
     <w:name w:val="DocumentationTok"/>
-    <w:rsid w:val="00742A1F"/>
+    <w:basedOn w:val="VerbatimChar"/>
     <w:rPr>
       <w:i/>
-      <w:color w:val="5E5E5E"/>
-      <w:shd w:color="auto" w:fill="F1F3F5" w:val="clear"/>
+      <w:color w:val="5e5e5e"/>
+      <w:shd w:val="clear" w:fill="f1f3f5"/>
     </w:rPr>
   </w:style>
-  <w:style w:customStyle="1" w:styleId="AnnotationTok" w:type="character">
+  <w:style w:type="character" w:customStyle="1" w:styleId="AnnotationTok">
     <w:name w:val="AnnotationTok"/>
-    <w:rsid w:val="00742A1F"/>
+    <w:basedOn w:val="VerbatimChar"/>
     <w:rPr>
-      <w:color w:val="5E5E5E"/>
-      <w:shd w:color="auto" w:fill="F1F3F5" w:val="clear"/>
+      <w:color w:val="5e5e5e"/>
+      <w:shd w:val="clear" w:fill="f1f3f5"/>
     </w:rPr>
   </w:style>
-  <w:style w:customStyle="1" w:styleId="CommentVarTok" w:type="character">
+  <w:style w:type="character" w:customStyle="1" w:styleId="CommentVarTok">
     <w:name w:val="CommentVarTok"/>
-    <w:rsid w:val="00742A1F"/>
+    <w:basedOn w:val="VerbatimChar"/>
     <w:rPr>
       <w:i/>
-      <w:color w:val="5E5E5E"/>
-      <w:shd w:color="auto" w:fill="F1F3F5" w:val="clear"/>
+      <w:color w:val="5e5e5e"/>
+      <w:shd w:val="clear" w:fill="f1f3f5"/>
     </w:rPr>
   </w:style>
-  <w:style w:customStyle="1" w:styleId="OtherTok" w:type="character">
+  <w:style w:type="character" w:customStyle="1" w:styleId="OtherTok">
     <w:name w:val="OtherTok"/>
-    <w:rsid w:val="00742A1F"/>
+    <w:basedOn w:val="VerbatimChar"/>
     <w:rPr>
-      <w:color w:val="003B4F"/>
-      <w:shd w:color="auto" w:fill="F1F3F5" w:val="clear"/>
+      <w:color w:val="003b4f"/>
+      <w:shd w:val="clear" w:fill="f1f3f5"/>
     </w:rPr>
   </w:style>
-  <w:style w:customStyle="1" w:styleId="FunctionTok" w:type="character">
+  <w:style w:type="character" w:customStyle="1" w:styleId="FunctionTok">
     <w:name w:val="FunctionTok"/>
-    <w:rsid w:val="00742A1F"/>
+    <w:basedOn w:val="VerbatimChar"/>
     <w:rPr>
-      <w:color w:val="4758AB"/>
-      <w:shd w:color="auto" w:fill="F1F3F5" w:val="clear"/>
+      <w:color w:val="4758ab"/>
+      <w:shd w:val="clear" w:fill="f1f3f5"/>
     </w:rPr>
   </w:style>
-  <w:style w:customStyle="1" w:styleId="VariableTok" w:type="character">
+  <w:style w:type="character" w:customStyle="1" w:styleId="VariableTok">
     <w:name w:val="VariableTok"/>
-    <w:rsid w:val="00742A1F"/>
+    <w:basedOn w:val="VerbatimChar"/>
     <w:rPr>
       <w:color w:val="111111"/>
-      <w:shd w:color="auto" w:fill="F1F3F5" w:val="clear"/>
+      <w:shd w:val="clear" w:fill="f1f3f5"/>
     </w:rPr>
   </w:style>
-  <w:style w:customStyle="1" w:styleId="ControlFlowTok" w:type="character">
+  <w:style w:type="character" w:customStyle="1" w:styleId="ControlFlowTok">
     <w:name w:val="ControlFlowTok"/>
-    <w:rsid w:val="00742A1F"/>
+    <w:basedOn w:val="VerbatimChar"/>
     <w:rPr>
       <w:b/>
-      <w:color w:val="003B4F"/>
-      <w:shd w:color="auto" w:fill="F1F3F5" w:val="clear"/>
+      <w:color w:val="003b4f"/>
+      <w:shd w:val="clear" w:fill="f1f3f5"/>
     </w:rPr>
   </w:style>
-  <w:style w:customStyle="1" w:styleId="OperatorTok" w:type="character">
+  <w:style w:type="character" w:customStyle="1" w:styleId="OperatorTok">
     <w:name w:val="OperatorTok"/>
-    <w:rsid w:val="00742A1F"/>
+    <w:basedOn w:val="VerbatimChar"/>
     <w:rPr>
-      <w:color w:val="5E5E5E"/>
-      <w:shd w:color="auto" w:fill="F1F3F5" w:val="clear"/>
+      <w:color w:val="5e5e5e"/>
+      <w:shd w:val="clear" w:fill="f1f3f5"/>
     </w:rPr>
   </w:style>
-  <w:style w:customStyle="1" w:styleId="BuiltInTok" w:type="character">
+  <w:style w:type="character" w:customStyle="1" w:styleId="BuiltInTok">
     <w:name w:val="BuiltInTok"/>
-    <w:rsid w:val="00742A1F"/>
+    <w:basedOn w:val="VerbatimChar"/>
     <w:rPr>
-      <w:color w:val="003B4F"/>
-      <w:shd w:color="auto" w:fill="F1F3F5" w:val="clear"/>
+      <w:color w:val="003b4f"/>
+      <w:shd w:val="clear" w:fill="f1f3f5"/>
     </w:rPr>
   </w:style>
-  <w:style w:customStyle="1" w:styleId="ExtensionTok" w:type="character">
+  <w:style w:type="character" w:customStyle="1" w:styleId="ExtensionTok">
     <w:name w:val="ExtensionTok"/>
-    <w:rsid w:val="00742A1F"/>
+    <w:basedOn w:val="VerbatimChar"/>
     <w:rPr>
-      <w:color w:val="003B4F"/>
-      <w:shd w:color="auto" w:fill="F1F3F5" w:val="clear"/>
+      <w:color w:val="003b4f"/>
+      <w:shd w:val="clear" w:fill="f1f3f5"/>
     </w:rPr>
   </w:style>
-  <w:style w:customStyle="1" w:styleId="PreprocessorTok" w:type="character">
+  <w:style w:type="character" w:customStyle="1" w:styleId="PreprocessorTok">
     <w:name w:val="PreprocessorTok"/>
-    <w:rsid w:val="00742A1F"/>
+    <w:basedOn w:val="VerbatimChar"/>
     <w:rPr>
-      <w:color w:val="AD0000"/>
-      <w:shd w:color="auto" w:fill="F1F3F5" w:val="clear"/>
+      <w:color w:val="ad0000"/>
+      <w:shd w:val="clear" w:fill="f1f3f5"/>
     </w:rPr>
   </w:style>
-  <w:style w:customStyle="1" w:styleId="AttributeTok" w:type="character">
+  <w:style w:type="character" w:customStyle="1" w:styleId="AttributeTok">
     <w:name w:val="AttributeTok"/>
-    <w:rsid w:val="00742A1F"/>
+    <w:basedOn w:val="VerbatimChar"/>
     <w:rPr>
       <w:color w:val="657422"/>
-      <w:shd w:color="auto" w:fill="F1F3F5" w:val="clear"/>
+      <w:shd w:val="clear" w:fill="f1f3f5"/>
     </w:rPr>
   </w:style>
-  <w:style w:customStyle="1" w:styleId="RegionMarkerTok" w:type="character">
+  <w:style w:type="character" w:customStyle="1" w:styleId="RegionMarkerTok">
     <w:name w:val="RegionMarkerTok"/>
-    <w:rsid w:val="00742A1F"/>
+    <w:basedOn w:val="VerbatimChar"/>
     <w:rPr>
-      <w:color w:val="003B4F"/>
-      <w:shd w:color="auto" w:fill="F1F3F5" w:val="clear"/>
+      <w:color w:val="003b4f"/>
+      <w:shd w:val="clear" w:fill="f1f3f5"/>
     </w:rPr>
   </w:style>
-  <w:style w:customStyle="1" w:styleId="InformationTok" w:type="character">
+  <w:style w:type="character" w:customStyle="1" w:styleId="InformationTok">
     <w:name w:val="InformationTok"/>
-    <w:rsid w:val="00742A1F"/>
+    <w:basedOn w:val="VerbatimChar"/>
     <w:rPr>
-      <w:color w:val="5E5E5E"/>
-      <w:shd w:color="auto" w:fill="F1F3F5" w:val="clear"/>
+      <w:color w:val="5e5e5e"/>
+      <w:shd w:val="clear" w:fill="f1f3f5"/>
     </w:rPr>
   </w:style>
-  <w:style w:customStyle="1" w:styleId="WarningTok" w:type="character">
+  <w:style w:type="character" w:customStyle="1" w:styleId="WarningTok">
     <w:name w:val="WarningTok"/>
-    <w:rsid w:val="00742A1F"/>
+    <w:basedOn w:val="VerbatimChar"/>
     <w:rPr>
       <w:i/>
-      <w:color w:val="5E5E5E"/>
-      <w:shd w:color="auto" w:fill="F1F3F5" w:val="clear"/>
+      <w:color w:val="5e5e5e"/>
+      <w:shd w:val="clear" w:fill="f1f3f5"/>
     </w:rPr>
   </w:style>
-  <w:style w:customStyle="1" w:styleId="AlertTok" w:type="character">
+  <w:style w:type="character" w:customStyle="1" w:styleId="AlertTok">
     <w:name w:val="AlertTok"/>
-    <w:rsid w:val="00742A1F"/>
+    <w:basedOn w:val="VerbatimChar"/>
     <w:rPr>
-      <w:color w:val="AD0000"/>
-      <w:shd w:color="auto" w:fill="F1F3F5" w:val="clear"/>
+      <w:color w:val="ad0000"/>
+      <w:shd w:val="clear" w:fill="f1f3f5"/>
     </w:rPr>
   </w:style>
-  <w:style w:customStyle="1" w:styleId="ErrorTok" w:type="character">
+  <w:style w:type="character" w:customStyle="1" w:styleId="ErrorTok">
     <w:name w:val="ErrorTok"/>
-    <w:rsid w:val="00742A1F"/>
+    <w:basedOn w:val="VerbatimChar"/>
     <w:rPr>
-      <w:color w:val="AD0000"/>
-      <w:shd w:color="auto" w:fill="F1F3F5" w:val="clear"/>
+      <w:color w:val="ad0000"/>
+      <w:shd w:val="clear" w:fill="f1f3f5"/>
     </w:rPr>
   </w:style>
-  <w:style w:customStyle="1" w:styleId="NormalTok" w:type="character">
+  <w:style w:type="character" w:customStyle="1" w:styleId="NormalTok">
     <w:name w:val="NormalTok"/>
-    <w:rsid w:val="00742A1F"/>
+    <w:basedOn w:val="VerbatimChar"/>
     <w:rPr>
-      <w:color w:val="003B4F"/>
-      <w:shd w:color="auto" w:fill="F1F3F5" w:val="clear"/>
-    </w:rPr>
-  </w:style>
-  <w:style w:customStyle="1" w:styleId="KeywordTok0" w:type="character">
-    <w:name w:val="KeywordTok"/>
-    <w:rsid w:val="00742A1F"/>
-    <w:rPr>
-      <w:b/>
-      <w:color w:val="003B4F"/>
-      <w:shd w:color="auto" w:fill="F1F3F5" w:val="clear"/>
-    </w:rPr>
-  </w:style>
-  <w:style w:customStyle="1" w:styleId="DataTypeTok0" w:type="character">
-    <w:name w:val="DataTypeTok"/>
-    <w:rsid w:val="00742A1F"/>
-    <w:rPr>
-      <w:color w:val="AD0000"/>
-      <w:shd w:color="auto" w:fill="F1F3F5" w:val="clear"/>
-    </w:rPr>
-  </w:style>
-  <w:style w:customStyle="1" w:styleId="DecValTok0" w:type="character">
-    <w:name w:val="DecValTok"/>
-    <w:rsid w:val="00742A1F"/>
-    <w:rPr>
-      <w:color w:val="AD0000"/>
-      <w:shd w:color="auto" w:fill="F1F3F5" w:val="clear"/>
-    </w:rPr>
-  </w:style>
-  <w:style w:customStyle="1" w:styleId="BaseNTok0" w:type="character">
-    <w:name w:val="BaseNTok"/>
-    <w:rsid w:val="00742A1F"/>
-    <w:rPr>
-      <w:color w:val="AD0000"/>
-      <w:shd w:color="auto" w:fill="F1F3F5" w:val="clear"/>
-    </w:rPr>
-  </w:style>
-  <w:style w:customStyle="1" w:styleId="FloatTok0" w:type="character">
-    <w:name w:val="FloatTok"/>
-    <w:rsid w:val="00742A1F"/>
-    <w:rPr>
-      <w:color w:val="AD0000"/>
-      <w:shd w:color="auto" w:fill="F1F3F5" w:val="clear"/>
-    </w:rPr>
-  </w:style>
-  <w:style w:customStyle="1" w:styleId="ConstantTok0" w:type="character">
-    <w:name w:val="ConstantTok"/>
-    <w:rsid w:val="00742A1F"/>
-    <w:rPr>
-      <w:color w:val="8F5902"/>
-      <w:shd w:color="auto" w:fill="F1F3F5" w:val="clear"/>
-    </w:rPr>
-  </w:style>
-  <w:style w:customStyle="1" w:styleId="CharTok0" w:type="character">
-    <w:name w:val="CharTok"/>
-    <w:rsid w:val="00742A1F"/>
-    <w:rPr>
-      <w:color w:val="20794D"/>
-      <w:shd w:color="auto" w:fill="F1F3F5" w:val="clear"/>
-    </w:rPr>
-  </w:style>
-  <w:style w:customStyle="1" w:styleId="SpecialCharTok0" w:type="character">
-    <w:name w:val="SpecialCharTok"/>
-    <w:rsid w:val="00742A1F"/>
-    <w:rPr>
-      <w:color w:val="5E5E5E"/>
-      <w:shd w:color="auto" w:fill="F1F3F5" w:val="clear"/>
-    </w:rPr>
-  </w:style>
-  <w:style w:customStyle="1" w:styleId="StringTok0" w:type="character">
-    <w:name w:val="StringTok"/>
-    <w:rsid w:val="00742A1F"/>
-    <w:rPr>
-      <w:color w:val="20794D"/>
-      <w:shd w:color="auto" w:fill="F1F3F5" w:val="clear"/>
-    </w:rPr>
-  </w:style>
-  <w:style w:customStyle="1" w:styleId="VerbatimStringTok0" w:type="character">
-    <w:name w:val="VerbatimStringTok"/>
-    <w:rsid w:val="00742A1F"/>
-    <w:rPr>
-      <w:color w:val="20794D"/>
-      <w:shd w:color="auto" w:fill="F1F3F5" w:val="clear"/>
-    </w:rPr>
-  </w:style>
-  <w:style w:customStyle="1" w:styleId="SpecialStringTok0" w:type="character">
-    <w:name w:val="SpecialStringTok"/>
-    <w:rsid w:val="00742A1F"/>
-    <w:rPr>
-      <w:color w:val="20794D"/>
-      <w:shd w:color="auto" w:fill="F1F3F5" w:val="clear"/>
-    </w:rPr>
-  </w:style>
-  <w:style w:customStyle="1" w:styleId="ImportTok0" w:type="character">
-    <w:name w:val="ImportTok"/>
-    <w:rsid w:val="00742A1F"/>
-    <w:rPr>
-      <w:color w:val="00769E"/>
-      <w:shd w:color="auto" w:fill="F1F3F5" w:val="clear"/>
-    </w:rPr>
-  </w:style>
-  <w:style w:customStyle="1" w:styleId="CommentTok0" w:type="character">
-    <w:name w:val="CommentTok"/>
-    <w:rsid w:val="00742A1F"/>
-    <w:rPr>
-      <w:color w:val="5E5E5E"/>
-      <w:shd w:color="auto" w:fill="F1F3F5" w:val="clear"/>
-    </w:rPr>
-  </w:style>
-  <w:style w:customStyle="1" w:styleId="DocumentationTok0" w:type="character">
-    <w:name w:val="DocumentationTok"/>
-    <w:rsid w:val="00742A1F"/>
-    <w:rPr>
-      <w:i/>
-      <w:color w:val="5E5E5E"/>
-      <w:shd w:color="auto" w:fill="F1F3F5" w:val="clear"/>
-    </w:rPr>
-  </w:style>
-  <w:style w:customStyle="1" w:styleId="AnnotationTok0" w:type="character">
-    <w:name w:val="AnnotationTok"/>
-    <w:rsid w:val="00742A1F"/>
-    <w:rPr>
-      <w:color w:val="5E5E5E"/>
-      <w:shd w:color="auto" w:fill="F1F3F5" w:val="clear"/>
-    </w:rPr>
-  </w:style>
-  <w:style w:customStyle="1" w:styleId="CommentVarTok0" w:type="character">
-    <w:name w:val="CommentVarTok"/>
-    <w:rsid w:val="00742A1F"/>
-    <w:rPr>
-      <w:i/>
-      <w:color w:val="5E5E5E"/>
-      <w:shd w:color="auto" w:fill="F1F3F5" w:val="clear"/>
-    </w:rPr>
-  </w:style>
-  <w:style w:customStyle="1" w:styleId="OtherTok0" w:type="character">
-    <w:name w:val="OtherTok"/>
-    <w:rsid w:val="00742A1F"/>
-    <w:rPr>
-      <w:color w:val="003B4F"/>
-      <w:shd w:color="auto" w:fill="F1F3F5" w:val="clear"/>
-    </w:rPr>
-  </w:style>
-  <w:style w:customStyle="1" w:styleId="FunctionTok0" w:type="character">
-    <w:name w:val="FunctionTok"/>
-    <w:rsid w:val="00742A1F"/>
-    <w:rPr>
-      <w:color w:val="4758AB"/>
-      <w:shd w:color="auto" w:fill="F1F3F5" w:val="clear"/>
-    </w:rPr>
-  </w:style>
-  <w:style w:customStyle="1" w:styleId="VariableTok0" w:type="character">
-    <w:name w:val="VariableTok"/>
-    <w:rsid w:val="00742A1F"/>
-    <w:rPr>
-      <w:color w:val="111111"/>
-      <w:shd w:color="auto" w:fill="F1F3F5" w:val="clear"/>
-    </w:rPr>
-  </w:style>
-  <w:style w:customStyle="1" w:styleId="ControlFlowTok0" w:type="character">
-    <w:name w:val="ControlFlowTok"/>
-    <w:rsid w:val="00742A1F"/>
-    <w:rPr>
-      <w:b/>
-      <w:color w:val="003B4F"/>
-      <w:shd w:color="auto" w:fill="F1F3F5" w:val="clear"/>
-    </w:rPr>
-  </w:style>
-  <w:style w:customStyle="1" w:styleId="OperatorTok0" w:type="character">
-    <w:name w:val="OperatorTok"/>
-    <w:rsid w:val="00742A1F"/>
-    <w:rPr>
-      <w:color w:val="5E5E5E"/>
-      <w:shd w:color="auto" w:fill="F1F3F5" w:val="clear"/>
-    </w:rPr>
-  </w:style>
-  <w:style w:customStyle="1" w:styleId="BuiltInTok0" w:type="character">
-    <w:name w:val="BuiltInTok"/>
-    <w:rsid w:val="00742A1F"/>
-    <w:rPr>
-      <w:color w:val="003B4F"/>
-      <w:shd w:color="auto" w:fill="F1F3F5" w:val="clear"/>
-    </w:rPr>
-  </w:style>
-  <w:style w:customStyle="1" w:styleId="ExtensionTok0" w:type="character">
-    <w:name w:val="ExtensionTok"/>
-    <w:rsid w:val="00742A1F"/>
-    <w:rPr>
-      <w:color w:val="003B4F"/>
-      <w:shd w:color="auto" w:fill="F1F3F5" w:val="clear"/>
-    </w:rPr>
-  </w:style>
-  <w:style w:customStyle="1" w:styleId="PreprocessorTok0" w:type="character">
-    <w:name w:val="PreprocessorTok"/>
-    <w:rsid w:val="00742A1F"/>
-    <w:rPr>
-      <w:color w:val="AD0000"/>
-      <w:shd w:color="auto" w:fill="F1F3F5" w:val="clear"/>
-    </w:rPr>
-  </w:style>
-  <w:style w:customStyle="1" w:styleId="AttributeTok0" w:type="character">
-    <w:name w:val="AttributeTok"/>
-    <w:rsid w:val="00742A1F"/>
-    <w:rPr>
-      <w:color w:val="657422"/>
-      <w:shd w:color="auto" w:fill="F1F3F5" w:val="clear"/>
-    </w:rPr>
-  </w:style>
-  <w:style w:customStyle="1" w:styleId="RegionMarkerTok0" w:type="character">
-    <w:name w:val="RegionMarkerTok"/>
-    <w:rsid w:val="00742A1F"/>
-    <w:rPr>
-      <w:color w:val="003B4F"/>
-      <w:shd w:color="auto" w:fill="F1F3F5" w:val="clear"/>
-    </w:rPr>
-  </w:style>
-  <w:style w:customStyle="1" w:styleId="InformationTok0" w:type="character">
-    <w:name w:val="InformationTok"/>
-    <w:rsid w:val="00742A1F"/>
-    <w:rPr>
-      <w:color w:val="5E5E5E"/>
-      <w:shd w:color="auto" w:fill="F1F3F5" w:val="clear"/>
-    </w:rPr>
-  </w:style>
-  <w:style w:customStyle="1" w:styleId="WarningTok0" w:type="character">
-    <w:name w:val="WarningTok"/>
-    <w:rsid w:val="00742A1F"/>
-    <w:rPr>
-      <w:i/>
-      <w:color w:val="5E5E5E"/>
-      <w:shd w:color="auto" w:fill="F1F3F5" w:val="clear"/>
-    </w:rPr>
-  </w:style>
-  <w:style w:customStyle="1" w:styleId="AlertTok0" w:type="character">
-    <w:name w:val="AlertTok"/>
-    <w:rsid w:val="00742A1F"/>
-    <w:rPr>
-      <w:color w:val="AD0000"/>
-      <w:shd w:color="auto" w:fill="F1F3F5" w:val="clear"/>
-    </w:rPr>
-  </w:style>
-  <w:style w:customStyle="1" w:styleId="ErrorTok0" w:type="character">
-    <w:name w:val="ErrorTok"/>
-    <w:rsid w:val="00742A1F"/>
-    <w:rPr>
-      <w:color w:val="AD0000"/>
-      <w:shd w:color="auto" w:fill="F1F3F5" w:val="clear"/>
-    </w:rPr>
-  </w:style>
-  <w:style w:customStyle="1" w:styleId="NormalTok0" w:type="character">
-    <w:name w:val="NormalTok"/>
-    <w:rsid w:val="00742A1F"/>
-    <w:rPr>
-      <w:color w:val="003B4F"/>
-      <w:shd w:color="auto" w:fill="F1F3F5" w:val="clear"/>
+      <w:color w:val="003b4f"/>
+      <w:shd w:val="clear" w:fill="f1f3f5"/>
     </w:rPr>
   </w:style>
 </w:styles>
 </file>
 
 <file path=word/theme/theme1.xml><?xml version="1.0" encoding="utf-8"?>
-<a:theme xmlns:a="http://schemas.openxmlformats.org/drawingml/2006/main" name="Thème Office">
+<a:theme xmlns:a="http://schemas.openxmlformats.org/drawingml/2006/main" name="Office Theme">
   <a:themeElements>
     <a:clrScheme name="Office">
       <a:dk1>
@@ -12248,44 +12101,44 @@
         <a:sysClr val="window" lastClr="FFFFFF"/>
       </a:lt1>
       <a:dk2>
-        <a:srgbClr val="0E2841"/>
+        <a:srgbClr val="1F497D"/>
       </a:dk2>
       <a:lt2>
-        <a:srgbClr val="E8E8E8"/>
+        <a:srgbClr val="EEECE1"/>
       </a:lt2>
       <a:accent1>
-        <a:srgbClr val="156082"/>
+        <a:srgbClr val="4F81BD"/>
       </a:accent1>
       <a:accent2>
-        <a:srgbClr val="E97132"/>
+        <a:srgbClr val="C0504D"/>
       </a:accent2>
       <a:accent3>
-        <a:srgbClr val="196B24"/>
+        <a:srgbClr val="9BBB59"/>
       </a:accent3>
       <a:accent4>
-        <a:srgbClr val="0F9ED5"/>
+        <a:srgbClr val="8064A2"/>
       </a:accent4>
       <a:accent5>
-        <a:srgbClr val="A02B93"/>
+        <a:srgbClr val="4BACC6"/>
       </a:accent5>
       <a:accent6>
-        <a:srgbClr val="4EA72E"/>
+        <a:srgbClr val="F79646"/>
       </a:accent6>
       <a:hlink>
-        <a:srgbClr val="467886"/>
+        <a:srgbClr val="0000FF"/>
       </a:hlink>
       <a:folHlink>
-        <a:srgbClr val="96607D"/>
+        <a:srgbClr val="800080"/>
       </a:folHlink>
     </a:clrScheme>
     <a:fontScheme name="Office">
       <a:majorFont>
-        <a:latin typeface="Aptos Display"/>
+        <a:latin typeface="Calibri"/>
         <a:ea typeface=""/>
         <a:cs typeface=""/>
-        <a:font script="Jpan" typeface="游ゴシック Light"/>
+        <a:font script="Jpan" typeface="ＭＳ ゴシック"/>
         <a:font script="Hang" typeface="맑은 고딕"/>
-        <a:font script="Hans" typeface="等线 Light"/>
+        <a:font script="Hans" typeface="宋体"/>
         <a:font script="Hant" typeface="新細明體"/>
         <a:font script="Arab" typeface="Times New Roman"/>
         <a:font script="Hebr" typeface="Times New Roman"/>
@@ -12312,32 +12165,14 @@
         <a:font script="Mong" typeface="Mongolian Baiti"/>
         <a:font script="Viet" typeface="Times New Roman"/>
         <a:font script="Uigh" typeface="Microsoft Uighur"/>
-        <a:font script="Geor" typeface="Sylfaen"/>
-        <a:font script="Armn" typeface="Arial"/>
-        <a:font script="Bugi" typeface="Leelawadee UI"/>
-        <a:font script="Bopo" typeface="Microsoft JhengHei"/>
-        <a:font script="Java" typeface="Javanese Text"/>
-        <a:font script="Lisu" typeface="Segoe UI"/>
-        <a:font script="Mymr" typeface="Myanmar Text"/>
-        <a:font script="Nkoo" typeface="Ebrima"/>
-        <a:font script="Olck" typeface="Nirmala UI"/>
-        <a:font script="Osma" typeface="Ebrima"/>
-        <a:font script="Phag" typeface="Phagspa"/>
-        <a:font script="Syrn" typeface="Estrangelo Edessa"/>
-        <a:font script="Syrj" typeface="Estrangelo Edessa"/>
-        <a:font script="Syre" typeface="Estrangelo Edessa"/>
-        <a:font script="Sora" typeface="Nirmala UI"/>
-        <a:font script="Tale" typeface="Microsoft Tai Le"/>
-        <a:font script="Talu" typeface="Microsoft New Tai Lue"/>
-        <a:font script="Tfng" typeface="Ebrima"/>
       </a:majorFont>
       <a:minorFont>
-        <a:latin typeface="Aptos"/>
+        <a:latin typeface="Cambria"/>
         <a:ea typeface=""/>
         <a:cs typeface=""/>
-        <a:font script="Jpan" typeface="游ゴシック"/>
+        <a:font script="Jpan" typeface="ＭＳ 明朝"/>
         <a:font script="Hang" typeface="맑은 고딕"/>
-        <a:font script="Hans" typeface="等线"/>
+        <a:font script="Hans" typeface="宋体"/>
         <a:font script="Hant" typeface="新細明體"/>
         <a:font script="Arab" typeface="Arial"/>
         <a:font script="Hebr" typeface="Arial"/>
@@ -12364,24 +12199,6 @@
         <a:font script="Mong" typeface="Mongolian Baiti"/>
         <a:font script="Viet" typeface="Arial"/>
         <a:font script="Uigh" typeface="Microsoft Uighur"/>
-        <a:font script="Geor" typeface="Sylfaen"/>
-        <a:font script="Armn" typeface="Arial"/>
-        <a:font script="Bugi" typeface="Leelawadee UI"/>
-        <a:font script="Bopo" typeface="Microsoft JhengHei"/>
-        <a:font script="Java" typeface="Javanese Text"/>
-        <a:font script="Lisu" typeface="Segoe UI"/>
-        <a:font script="Mymr" typeface="Myanmar Text"/>
-        <a:font script="Nkoo" typeface="Ebrima"/>
-        <a:font script="Olck" typeface="Nirmala UI"/>
-        <a:font script="Osma" typeface="Ebrima"/>
-        <a:font script="Phag" typeface="Phagspa"/>
-        <a:font script="Syrn" typeface="Estrangelo Edessa"/>
-        <a:font script="Syrj" typeface="Estrangelo Edessa"/>
-        <a:font script="Syre" typeface="Estrangelo Edessa"/>
-        <a:font script="Sora" typeface="Nirmala UI"/>
-        <a:font script="Tale" typeface="Microsoft Tai Le"/>
-        <a:font script="Talu" typeface="Microsoft New Tai Lue"/>
-        <a:font script="Tfng" typeface="Ebrima"/>
       </a:minorFont>
     </a:fontScheme>
     <a:fmtScheme name="Office">
@@ -12393,141 +12210,200 @@
           <a:gsLst>
             <a:gs pos="0">
               <a:schemeClr val="phClr">
-                <a:lumMod val="110000"/>
-                <a:satMod val="105000"/>
-                <a:tint val="67000"/>
+                <a:tint val="50000"/>
+                <a:satMod val="300000"/>
               </a:schemeClr>
             </a:gs>
-            <a:gs pos="50000">
+            <a:gs pos="35000">
               <a:schemeClr val="phClr">
-                <a:lumMod val="105000"/>
-                <a:satMod val="103000"/>
-                <a:tint val="73000"/>
+                <a:tint val="37000"/>
+                <a:satMod val="300000"/>
               </a:schemeClr>
             </a:gs>
             <a:gs pos="100000">
               <a:schemeClr val="phClr">
-                <a:lumMod val="105000"/>
-                <a:satMod val="109000"/>
-                <a:tint val="81000"/>
+                <a:tint val="15000"/>
+                <a:satMod val="350000"/>
               </a:schemeClr>
             </a:gs>
           </a:gsLst>
-          <a:lin ang="5400000" scaled="0"/>
+          <a:lin ang="16200000" scaled="1"/>
         </a:gradFill>
         <a:gradFill rotWithShape="1">
           <a:gsLst>
             <a:gs pos="0">
               <a:schemeClr val="phClr">
-                <a:satMod val="103000"/>
-                <a:lumMod val="102000"/>
-                <a:tint val="94000"/>
-              </a:schemeClr>
-            </a:gs>
-            <a:gs pos="50000">
-              <a:schemeClr val="phClr">
-                <a:satMod val="110000"/>
-                <a:lumMod val="100000"/>
+                <a:tint val="100000"/>
                 <a:shade val="100000"/>
+                <a:satMod val="130000"/>
               </a:schemeClr>
             </a:gs>
             <a:gs pos="100000">
               <a:schemeClr val="phClr">
-                <a:lumMod val="99000"/>
-                <a:satMod val="120000"/>
-                <a:shade val="78000"/>
+                <a:tint val="50000"/>
+                <a:shade val="100000"/>
+                <a:satMod val="350000"/>
               </a:schemeClr>
             </a:gs>
           </a:gsLst>
-          <a:lin ang="5400000" scaled="0"/>
+          <a:lin ang="16200000" scaled="0"/>
         </a:gradFill>
       </a:fillStyleLst>
       <a:lnStyleLst>
-        <a:ln w="6350" cap="flat" cmpd="sng" algn="ctr">
+        <a:ln w="9525" cap="flat" cmpd="sng" algn="ctr">
+          <a:solidFill>
+            <a:schemeClr val="phClr">
+              <a:shade val="95000"/>
+              <a:satMod val="105000"/>
+            </a:schemeClr>
+          </a:solidFill>
+          <a:prstDash val="solid"/>
+        </a:ln>
+        <a:ln w="25400" cap="flat" cmpd="sng" algn="ctr">
           <a:solidFill>
             <a:schemeClr val="phClr"/>
           </a:solidFill>
           <a:prstDash val="solid"/>
-          <a:miter lim="800000"/>
         </a:ln>
-        <a:ln w="12700" cap="flat" cmpd="sng" algn="ctr">
+        <a:ln w="38100" cap="flat" cmpd="sng" algn="ctr">
           <a:solidFill>
             <a:schemeClr val="phClr"/>
           </a:solidFill>
           <a:prstDash val="solid"/>
-          <a:miter lim="800000"/>
-        </a:ln>
-        <a:ln w="19050" cap="flat" cmpd="sng" algn="ctr">
-          <a:solidFill>
-            <a:schemeClr val="phClr"/>
-          </a:solidFill>
-          <a:prstDash val="solid"/>
-          <a:miter lim="800000"/>
         </a:ln>
       </a:lnStyleLst>
       <a:effectStyleLst>
         <a:effectStyle>
-          <a:effectLst/>
-        </a:effectStyle>
-        <a:effectStyle>
-          <a:effectLst/>
+          <a:effectLst>
+            <a:outerShdw blurRad="40000" dist="20000" dir="5400000" rotWithShape="0">
+              <a:srgbClr val="000000">
+                <a:alpha val="38000"/>
+              </a:srgbClr>
+            </a:outerShdw>
+          </a:effectLst>
         </a:effectStyle>
         <a:effectStyle>
           <a:effectLst>
-            <a:outerShdw blurRad="57150" dist="19050" dir="5400000" algn="ctr" rotWithShape="0">
+            <a:outerShdw blurRad="40000" dist="23000" dir="5400000" rotWithShape="0">
               <a:srgbClr val="000000">
-                <a:alpha val="63000"/>
+                <a:alpha val="35000"/>
               </a:srgbClr>
             </a:outerShdw>
           </a:effectLst>
+        </a:effectStyle>
+        <a:effectStyle>
+          <a:effectLst>
+            <a:outerShdw blurRad="40000" dist="23000" dir="5400000" rotWithShape="0">
+              <a:srgbClr val="000000">
+                <a:alpha val="35000"/>
+              </a:srgbClr>
+            </a:outerShdw>
+          </a:effectLst>
+          <a:scene3d>
+            <a:camera prst="orthographicFront">
+              <a:rot lat="0" lon="0" rev="0"/>
+            </a:camera>
+            <a:lightRig rig="threePt" dir="t">
+              <a:rot lat="0" lon="0" rev="1200000"/>
+            </a:lightRig>
+          </a:scene3d>
+          <a:sp3d>
+            <a:bevelT w="63500" h="25400"/>
+          </a:sp3d>
         </a:effectStyle>
       </a:effectStyleLst>
       <a:bgFillStyleLst>
         <a:solidFill>
           <a:schemeClr val="phClr"/>
         </a:solidFill>
-        <a:solidFill>
-          <a:schemeClr val="phClr">
-            <a:tint val="95000"/>
-            <a:satMod val="170000"/>
-          </a:schemeClr>
-        </a:solidFill>
         <a:gradFill rotWithShape="1">
           <a:gsLst>
             <a:gs pos="0">
               <a:schemeClr val="phClr">
-                <a:tint val="93000"/>
-                <a:satMod val="150000"/>
-                <a:shade val="98000"/>
-                <a:lumMod val="102000"/>
+                <a:tint val="40000"/>
+                <a:satMod val="350000"/>
               </a:schemeClr>
             </a:gs>
-            <a:gs pos="50000">
+            <a:gs pos="40000">
               <a:schemeClr val="phClr">
-                <a:tint val="98000"/>
-                <a:satMod val="130000"/>
-                <a:shade val="90000"/>
-                <a:lumMod val="103000"/>
+                <a:tint val="45000"/>
+                <a:shade val="99000"/>
+                <a:satMod val="350000"/>
               </a:schemeClr>
             </a:gs>
             <a:gs pos="100000">
               <a:schemeClr val="phClr">
-                <a:shade val="63000"/>
-                <a:satMod val="120000"/>
+                <a:shade val="20000"/>
+                <a:satMod val="255000"/>
               </a:schemeClr>
             </a:gs>
           </a:gsLst>
-          <a:lin ang="5400000" scaled="0"/>
+          <a:path path="circle">
+            <a:fillToRect l="50000" t="-80000" r="50000" b="180000"/>
+          </a:path>
+        </a:gradFill>
+        <a:gradFill rotWithShape="1">
+          <a:gsLst>
+            <a:gs pos="0">
+              <a:schemeClr val="phClr">
+                <a:tint val="80000"/>
+                <a:satMod val="300000"/>
+              </a:schemeClr>
+            </a:gs>
+            <a:gs pos="100000">
+              <a:schemeClr val="phClr">
+                <a:shade val="30000"/>
+                <a:satMod val="200000"/>
+              </a:schemeClr>
+            </a:gs>
+          </a:gsLst>
+          <a:path path="circle">
+            <a:fillToRect l="50000" t="50000" r="50000" b="50000"/>
+          </a:path>
         </a:gradFill>
       </a:bgFillStyleLst>
     </a:fmtScheme>
   </a:themeElements>
-  <a:objectDefaults/>
+  <a:objectDefaults>
+    <a:spDef>
+      <a:spPr/>
+      <a:bodyPr/>
+      <a:lstStyle/>
+      <a:style>
+        <a:lnRef idx="1">
+          <a:schemeClr val="accent1"/>
+        </a:lnRef>
+        <a:fillRef idx="3">
+          <a:schemeClr val="accent1"/>
+        </a:fillRef>
+        <a:effectRef idx="2">
+          <a:schemeClr val="accent1"/>
+        </a:effectRef>
+        <a:fontRef idx="minor">
+          <a:schemeClr val="lt1"/>
+        </a:fontRef>
+      </a:style>
+    </a:spDef>
+    <a:lnDef>
+      <a:spPr/>
+      <a:bodyPr/>
+      <a:lstStyle/>
+      <a:style>
+        <a:lnRef idx="2">
+          <a:schemeClr val="accent1"/>
+        </a:lnRef>
+        <a:fillRef idx="0">
+          <a:schemeClr val="accent1"/>
+        </a:fillRef>
+        <a:effectRef idx="1">
+          <a:schemeClr val="accent1"/>
+        </a:effectRef>
+        <a:fontRef idx="minor">
+          <a:schemeClr val="tx1"/>
+        </a:fontRef>
+      </a:style>
+    </a:lnDef>
+  </a:objectDefaults>
   <a:extraClrSchemeLst/>
-  <a:extLst>
-    <a:ext uri="{05A4C25C-085E-4340-85A3-A5531E510DB2}">
-      <thm15:themeFamily xmlns:thm15="http://schemas.microsoft.com/office/thememl/2012/main" xmlns="" name="Office Theme" id="{62F939B6-93AF-4DB8-9C6B-D6C7DFDC589F}" vid="{4A3C46E8-61CC-4603-A589-7422A47A8E4A}"/>
-    </a:ext>
-  </a:extLst>
 </a:theme>
 </file>
--- a/Rapports_mensuels/Mois2026_08/ipc_note_10_ar_2026_08.docx
+++ b/Rapports_mensuels/Mois2026_08/ipc_note_10_ar_2026_08.docx
@@ -46,7 +46,7 @@
               <w:spacing w:after="100" w:before="100" w:line="240"/>
               <w:ind w:left="100" w:right="100" w:firstLine="0" w:firstLineChars="0"/>
               <w:rPr>
-                <w:rFonts w:ascii="Arial" w:hAnsi="Arial" w:eastAsia="Arial" w:cs="Arial"/>
+                <w:rFonts w:ascii="Times New Roman" w:hAnsi="Times New Roman" w:eastAsia="Times New Roman" w:cs="Times New Roman"/>
                 <w:i w:val="false"/>
                 <w:b w:val="true"/>
                 <w:u w:val="none"/>
@@ -58,7 +58,7 @@
             </w:pPr>
             <w:r xmlns:w="http://schemas.openxmlformats.org/wordprocessingml/2006/main" xmlns:wp="http://schemas.openxmlformats.org/drawingml/2006/wordprocessingDrawing" xmlns:r="http://schemas.openxmlformats.org/officeDocument/2006/relationships" xmlns:w14="http://schemas.microsoft.com/office/word/2010/wordml">
               <w:rPr>
-                <w:rFonts w:ascii="Arial" w:hAnsi="Arial" w:eastAsia="Arial" w:cs="Arial"/>
+                <w:rFonts w:ascii="Times New Roman" w:hAnsi="Times New Roman" w:eastAsia="Times New Roman" w:cs="Times New Roman"/>
                 <w:i w:val="false"/>
                 <w:b w:val="true"/>
                 <w:u w:val="none"/>
@@ -67,7 +67,7 @@
                 <w:szCs w:val="22"/>
                 <w:color w:val="8D4354"/>
               </w:rPr>
-              <w:t xml:space="preserve">لمدينة طنجة</w:t>
+              <w:t xml:space="preserve">مدينة طنجة</w:t>
             </w:r>
           </w:p>
         </w:tc>
@@ -100,7 +100,7 @@
               <w:spacing w:after="100" w:before="100" w:line="240"/>
               <w:ind w:left="100" w:right="100" w:firstLine="0" w:firstLineChars="0"/>
               <w:rPr>
-                <w:rFonts w:ascii="Arial" w:hAnsi="Arial" w:eastAsia="Arial" w:cs="Arial"/>
+                <w:rFonts w:ascii="Times New Roman" w:hAnsi="Times New Roman" w:eastAsia="Times New Roman" w:cs="Times New Roman"/>
                 <w:i w:val="false"/>
                 <w:b w:val="true"/>
                 <w:u w:val="none"/>
@@ -112,7 +112,7 @@
             </w:pPr>
             <w:r xmlns:w="http://schemas.openxmlformats.org/wordprocessingml/2006/main" xmlns:wp="http://schemas.openxmlformats.org/drawingml/2006/wordprocessingDrawing" xmlns:r="http://schemas.openxmlformats.org/officeDocument/2006/relationships" xmlns:w14="http://schemas.microsoft.com/office/word/2010/wordml">
               <w:rPr>
-                <w:rFonts w:ascii="Arial" w:hAnsi="Arial" w:eastAsia="Arial" w:cs="Arial"/>
+                <w:rFonts w:ascii="Times New Roman" w:hAnsi="Times New Roman" w:eastAsia="Times New Roman" w:cs="Times New Roman"/>
                 <w:i w:val="false"/>
                 <w:b w:val="true"/>
                 <w:u w:val="none"/>
@@ -129,14 +129,14 @@
     </w:tbl>
     <w:p>
       <w:pPr>
-        <w:pStyle w:val="ipc_para_0"/>
+        <w:pStyle w:val="ipcpara0"/>
         <w:bidi/>
       </w:pPr>
       <w:r>
         <w:rPr>
           <w:rtl/>
         </w:rPr>
-        <w:t xml:space="preserve">في شهر غشت 2026 ارتفعت أسعار الاستهلاك على المستوى الوطني بنسبة (0.9% ) خلال شهر واحد في حين انخفضت أسعار الاستهلاك بما يقارب (0.3’% ) خلال سنة كاملة.</w:t>
+        <w:t xml:space="preserve">شهد الرقم الاستدلالي للأثمان عند الاستهلاك للأسر بمدينة طنجة في غشت 2026 ارتفاعا ب % 0,9 مقارنة بالشهر المنصرم، في حين سجلت الأثمان على المستوى السنوي تراجعا ب %0,3.</w:t>
       </w:r>
     </w:p>
     <w:p>
@@ -151,7 +151,7 @@
     </w:p>
     <w:p>
       <w:pPr>
-        <w:pStyle w:val="ipc_corps"/>
+        <w:pStyle w:val="ipccorps"/>
         <w:bidi/>
       </w:pPr>
       <w:r>
@@ -160,31 +160,31 @@
           <w:bCs/>
           <w:rtl/>
         </w:rPr>
-        <w:t xml:space="preserve">Sur un mois,</w:t>
-      </w:r>
-      <w:r>
-        <w:rPr>
-          <w:rtl/>
-        </w:rPr>
-        <w:t xml:space="preserve"> </w:t>
-      </w:r>
-      <w:r>
-        <w:rPr>
-          <w:rtl/>
-        </w:rPr>
-        <w:t xml:space="preserve">على المستوى الشهري ارتفع الرقم الاستدلالي للمواد الغذائية ب</w:t>
-      </w:r>
-      <w:r>
-        <w:rPr>
-          <w:rtl/>
-        </w:rPr>
-        <w:t xml:space="preserve"> </w:t>
-      </w:r>
-      <w:r>
-        <w:rPr>
-          <w:rtl/>
-        </w:rPr>
-        <w:t xml:space="preserve">1.3%</w:t>
+        <w:t xml:space="preserve">على المستوى الشهري،</w:t>
+      </w:r>
+      <w:r>
+        <w:rPr>
+          <w:rtl/>
+        </w:rPr>
+        <w:t xml:space="preserve"> </w:t>
+      </w:r>
+      <w:r>
+        <w:rPr>
+          <w:rtl/>
+        </w:rPr>
+        <w:t xml:space="preserve">ارتفع الرقم الاستدلالي للمواد الغذائية ب</w:t>
+      </w:r>
+      <w:r>
+        <w:rPr>
+          <w:rtl/>
+        </w:rPr>
+        <w:t xml:space="preserve"> </w:t>
+      </w:r>
+      <w:r>
+        <w:rPr>
+          <w:rtl/>
+        </w:rPr>
+        <w:t xml:space="preserve">% 0,9</w:t>
       </w:r>
       <w:r>
         <w:rPr>
@@ -216,6 +216,12 @@
         <w:rPr>
           <w:rtl/>
         </w:rPr>
+        <w:t xml:space="preserve"> </w:t>
+      </w:r>
+      <w:r>
+        <w:rPr>
+          <w:rtl/>
+        </w:rPr>
         <w:t xml:space="preserve">ب5,5% ‏،</w:t>
       </w:r>
       <w:r>
@@ -236,6 +242,12 @@
         <w:rPr>
           <w:rtl/>
         </w:rPr>
+        <w:t xml:space="preserve"> </w:t>
+      </w:r>
+      <w:r>
+        <w:rPr>
+          <w:rtl/>
+        </w:rPr>
         <w:t xml:space="preserve">ب4,2% ‏،</w:t>
       </w:r>
       <w:r>
@@ -256,6 +268,12 @@
         <w:rPr>
           <w:rtl/>
         </w:rPr>
+        <w:t xml:space="preserve"> </w:t>
+      </w:r>
+      <w:r>
+        <w:rPr>
+          <w:rtl/>
+        </w:rPr>
         <w:t xml:space="preserve">ب1,6% ‏،</w:t>
       </w:r>
       <w:r>
@@ -276,6 +294,12 @@
         <w:rPr>
           <w:rtl/>
         </w:rPr>
+        <w:t xml:space="preserve"> </w:t>
+      </w:r>
+      <w:r>
+        <w:rPr>
+          <w:rtl/>
+        </w:rPr>
         <w:t xml:space="preserve">ب0,8% ‏ و</w:t>
       </w:r>
       <w:r>
@@ -317,6 +341,12 @@
           <w:rtl/>
         </w:rPr>
         <w:t xml:space="preserve">المياه المعدنية، والمشروبات الغازية، وعصائر الفاكهة والخضراوات (بدون تاريخ)</w:t>
+      </w:r>
+      <w:r>
+        <w:rPr>
+          <w:rtl/>
+        </w:rPr>
+        <w:t xml:space="preserve"> </w:t>
       </w:r>
       <w:r>
         <w:rPr>
@@ -327,7 +357,7 @@
     </w:p>
     <w:p>
       <w:pPr>
-        <w:pStyle w:val="ipc_corps"/>
+        <w:pStyle w:val="ipccorps"/>
         <w:bidi/>
       </w:pPr>
       <w:r>
@@ -354,6 +384,12 @@
         <w:rPr>
           <w:rtl/>
         </w:rPr>
+        <w:t xml:space="preserve"> </w:t>
+      </w:r>
+      <w:r>
+        <w:rPr>
+          <w:rtl/>
+        </w:rPr>
         <w:t xml:space="preserve">ب3,4% ‏،</w:t>
       </w:r>
       <w:r>
@@ -374,6 +410,12 @@
         <w:rPr>
           <w:rtl/>
         </w:rPr>
+        <w:t xml:space="preserve"> </w:t>
+      </w:r>
+      <w:r>
+        <w:rPr>
+          <w:rtl/>
+        </w:rPr>
         <w:t xml:space="preserve">ب0,8% ‏،</w:t>
       </w:r>
       <w:r>
@@ -394,6 +436,12 @@
         <w:rPr>
           <w:rtl/>
         </w:rPr>
+        <w:t xml:space="preserve"> </w:t>
+      </w:r>
+      <w:r>
+        <w:rPr>
+          <w:rtl/>
+        </w:rPr>
         <w:t xml:space="preserve">ب0,4% ‏ و</w:t>
       </w:r>
       <w:r>
@@ -440,6 +488,12 @@
         <w:rPr>
           <w:rtl/>
         </w:rPr>
+        <w:t xml:space="preserve"> </w:t>
+      </w:r>
+      <w:r>
+        <w:rPr>
+          <w:rtl/>
+        </w:rPr>
         <w:t xml:space="preserve">ب0,2% ‏ . NA NA NA ارتفع التغير الشهري للرقم الاستدلالي للمواد غير الغذائية ب (0.6% ) جراء زيادة أثمان الأقسام التالية:</w:t>
       </w:r>
       <w:r>
@@ -460,6 +514,12 @@
         <w:rPr>
           <w:rtl/>
         </w:rPr>
+        <w:t xml:space="preserve"> </w:t>
+      </w:r>
+      <w:r>
+        <w:rPr>
+          <w:rtl/>
+        </w:rPr>
         <w:t xml:space="preserve">ب3,4% ‏،</w:t>
       </w:r>
       <w:r>
@@ -480,6 +540,12 @@
         <w:rPr>
           <w:rtl/>
         </w:rPr>
+        <w:t xml:space="preserve"> </w:t>
+      </w:r>
+      <w:r>
+        <w:rPr>
+          <w:rtl/>
+        </w:rPr>
         <w:t xml:space="preserve">ب0,8% ‏،</w:t>
       </w:r>
       <w:r>
@@ -500,6 +566,12 @@
         <w:rPr>
           <w:rtl/>
         </w:rPr>
+        <w:t xml:space="preserve"> </w:t>
+      </w:r>
+      <w:r>
+        <w:rPr>
+          <w:rtl/>
+        </w:rPr>
         <w:t xml:space="preserve">ب0,4% ‏ و</w:t>
       </w:r>
       <w:r>
@@ -546,6 +618,12 @@
         <w:rPr>
           <w:rtl/>
         </w:rPr>
+        <w:t xml:space="preserve"> </w:t>
+      </w:r>
+      <w:r>
+        <w:rPr>
+          <w:rtl/>
+        </w:rPr>
         <w:t xml:space="preserve">ب0,2% ‏ . ارتفع التغير الشهري للرقم الاستدلالي للمواد غير الغذائية ب (0.6% ) جراء زيادة أثمان الأقسام التالية:</w:t>
       </w:r>
       <w:r>
@@ -566,6 +644,12 @@
         <w:rPr>
           <w:rtl/>
         </w:rPr>
+        <w:t xml:space="preserve"> </w:t>
+      </w:r>
+      <w:r>
+        <w:rPr>
+          <w:rtl/>
+        </w:rPr>
         <w:t xml:space="preserve">ب3,4% ‏،</w:t>
       </w:r>
       <w:r>
@@ -586,6 +670,12 @@
         <w:rPr>
           <w:rtl/>
         </w:rPr>
+        <w:t xml:space="preserve"> </w:t>
+      </w:r>
+      <w:r>
+        <w:rPr>
+          <w:rtl/>
+        </w:rPr>
         <w:t xml:space="preserve">ب0,8% ‏،</w:t>
       </w:r>
       <w:r>
@@ -606,6 +696,12 @@
         <w:rPr>
           <w:rtl/>
         </w:rPr>
+        <w:t xml:space="preserve"> </w:t>
+      </w:r>
+      <w:r>
+        <w:rPr>
+          <w:rtl/>
+        </w:rPr>
         <w:t xml:space="preserve">ب0,4% ‏ و</w:t>
       </w:r>
       <w:r>
@@ -647,6 +743,12 @@
           <w:rtl/>
         </w:rPr>
         <w:t xml:space="preserve">الاتصالات</w:t>
+      </w:r>
+      <w:r>
+        <w:rPr>
+          <w:rtl/>
+        </w:rPr>
+        <w:t xml:space="preserve"> </w:t>
       </w:r>
       <w:r>
         <w:rPr>
@@ -657,7 +759,7 @@
     </w:p>
     <w:p>
       <w:pPr>
-        <w:pStyle w:val="ipc_corps"/>
+        <w:pStyle w:val="ipccorps"/>
         <w:bidi/>
       </w:pPr>
       <w:r>
@@ -666,7 +768,7 @@
           <w:bCs/>
           <w:rtl/>
         </w:rPr>
-        <w:t xml:space="preserve">Sur un an,</w:t>
+        <w:t xml:space="preserve">على المستوى السنوي,</w:t>
       </w:r>
       <w:r>
         <w:rPr>
@@ -710,6 +812,12 @@
         <w:rPr>
           <w:rtl/>
         </w:rPr>
+        <w:t xml:space="preserve"> </w:t>
+      </w:r>
+      <w:r>
+        <w:rPr>
+          <w:rtl/>
+        </w:rPr>
         <w:t xml:space="preserve">ب21,5% ‏،</w:t>
       </w:r>
       <w:r>
@@ -730,6 +838,12 @@
         <w:rPr>
           <w:rtl/>
         </w:rPr>
+        <w:t xml:space="preserve"> </w:t>
+      </w:r>
+      <w:r>
+        <w:rPr>
+          <w:rtl/>
+        </w:rPr>
         <w:t xml:space="preserve">ب7,5% ‏،</w:t>
       </w:r>
       <w:r>
@@ -750,6 +864,12 @@
         <w:rPr>
           <w:rtl/>
         </w:rPr>
+        <w:t xml:space="preserve"> </w:t>
+      </w:r>
+      <w:r>
+        <w:rPr>
+          <w:rtl/>
+        </w:rPr>
         <w:t xml:space="preserve">ب4,9% ‏،</w:t>
       </w:r>
       <w:r>
@@ -770,6 +890,12 @@
         <w:rPr>
           <w:rtl/>
         </w:rPr>
+        <w:t xml:space="preserve"> </w:t>
+      </w:r>
+      <w:r>
+        <w:rPr>
+          <w:rtl/>
+        </w:rPr>
         <w:t xml:space="preserve">ب3,1% ‏،</w:t>
       </w:r>
       <w:r>
@@ -790,6 +916,12 @@
         <w:rPr>
           <w:rtl/>
         </w:rPr>
+        <w:t xml:space="preserve"> </w:t>
+      </w:r>
+      <w:r>
+        <w:rPr>
+          <w:rtl/>
+        </w:rPr>
         <w:t xml:space="preserve">ب3,0% ‏،</w:t>
       </w:r>
       <w:r>
@@ -810,6 +942,12 @@
         <w:rPr>
           <w:rtl/>
         </w:rPr>
+        <w:t xml:space="preserve"> </w:t>
+      </w:r>
+      <w:r>
+        <w:rPr>
+          <w:rtl/>
+        </w:rPr>
         <w:t xml:space="preserve">ب0,6% ‏ و</w:t>
       </w:r>
       <w:r>
@@ -830,6 +968,12 @@
         <w:rPr>
           <w:rtl/>
         </w:rPr>
+        <w:t xml:space="preserve"> </w:t>
+      </w:r>
+      <w:r>
+        <w:rPr>
+          <w:rtl/>
+        </w:rPr>
         <w:t xml:space="preserve">ب0,4% ‏. وعلى الرغم من الارتفاعات المسجلة في أثمان المواد</w:t>
       </w:r>
       <w:r>
@@ -862,6 +1006,12 @@
         <w:rPr>
           <w:rtl/>
         </w:rPr>
+        <w:t xml:space="preserve"> </w:t>
+      </w:r>
+      <w:r>
+        <w:rPr>
+          <w:rtl/>
+        </w:rPr>
         <w:t xml:space="preserve">ب4,0% ‏،</w:t>
       </w:r>
       <w:r>
@@ -882,6 +1032,12 @@
         <w:rPr>
           <w:rtl/>
         </w:rPr>
+        <w:t xml:space="preserve"> </w:t>
+      </w:r>
+      <w:r>
+        <w:rPr>
+          <w:rtl/>
+        </w:rPr>
         <w:t xml:space="preserve">ب2,2% ‏،</w:t>
       </w:r>
       <w:r>
@@ -928,6 +1084,12 @@
         <w:rPr>
           <w:rtl/>
         </w:rPr>
+        <w:t xml:space="preserve"> </w:t>
+      </w:r>
+      <w:r>
+        <w:rPr>
+          <w:rtl/>
+        </w:rPr>
         <w:t xml:space="preserve">ب1,9% ‏ و</w:t>
       </w:r>
       <w:r>
@@ -948,6 +1110,12 @@
         <w:rPr>
           <w:rtl/>
         </w:rPr>
+        <w:t xml:space="preserve"> </w:t>
+      </w:r>
+      <w:r>
+        <w:rPr>
+          <w:rtl/>
+        </w:rPr>
         <w:t xml:space="preserve">ب0,6% ‏ و كذا</w:t>
       </w:r>
       <w:r>
@@ -1004,6 +1172,12 @@
         <w:rPr>
           <w:rtl/>
         </w:rPr>
+        <w:t xml:space="preserve"> </w:t>
+      </w:r>
+      <w:r>
+        <w:rPr>
+          <w:rtl/>
+        </w:rPr>
         <w:t xml:space="preserve">ب4,0% ‏،</w:t>
       </w:r>
       <w:r>
@@ -1024,6 +1198,12 @@
         <w:rPr>
           <w:rtl/>
         </w:rPr>
+        <w:t xml:space="preserve"> </w:t>
+      </w:r>
+      <w:r>
+        <w:rPr>
+          <w:rtl/>
+        </w:rPr>
         <w:t xml:space="preserve">ب2,2% ‏،</w:t>
       </w:r>
       <w:r>
@@ -1070,6 +1250,12 @@
         <w:rPr>
           <w:rtl/>
         </w:rPr>
+        <w:t xml:space="preserve"> </w:t>
+      </w:r>
+      <w:r>
+        <w:rPr>
+          <w:rtl/>
+        </w:rPr>
         <w:t xml:space="preserve">ب1,9% ‏ و</w:t>
       </w:r>
       <w:r>
@@ -1090,6 +1276,12 @@
         <w:rPr>
           <w:rtl/>
         </w:rPr>
+        <w:t xml:space="preserve"> </w:t>
+      </w:r>
+      <w:r>
+        <w:rPr>
+          <w:rtl/>
+        </w:rPr>
         <w:t xml:space="preserve">ب0,6% ‏. وعلى الرغم من الانخفاضات المسجلة في أثمان المواد</w:t>
       </w:r>
       <w:r>
@@ -1122,6 +1314,12 @@
         <w:rPr>
           <w:rtl/>
         </w:rPr>
+        <w:t xml:space="preserve"> </w:t>
+      </w:r>
+      <w:r>
+        <w:rPr>
+          <w:rtl/>
+        </w:rPr>
         <w:t xml:space="preserve">ب21,5% ‏،</w:t>
       </w:r>
       <w:r>
@@ -1142,6 +1340,12 @@
         <w:rPr>
           <w:rtl/>
         </w:rPr>
+        <w:t xml:space="preserve"> </w:t>
+      </w:r>
+      <w:r>
+        <w:rPr>
+          <w:rtl/>
+        </w:rPr>
         <w:t xml:space="preserve">ب7,5% ‏،</w:t>
       </w:r>
       <w:r>
@@ -1162,6 +1366,12 @@
         <w:rPr>
           <w:rtl/>
         </w:rPr>
+        <w:t xml:space="preserve"> </w:t>
+      </w:r>
+      <w:r>
+        <w:rPr>
+          <w:rtl/>
+        </w:rPr>
         <w:t xml:space="preserve">ب4,9% ‏،</w:t>
       </w:r>
       <w:r>
@@ -1182,6 +1392,12 @@
         <w:rPr>
           <w:rtl/>
         </w:rPr>
+        <w:t xml:space="preserve"> </w:t>
+      </w:r>
+      <w:r>
+        <w:rPr>
+          <w:rtl/>
+        </w:rPr>
         <w:t xml:space="preserve">ب3,1% ‏،</w:t>
       </w:r>
       <w:r>
@@ -1202,6 +1418,12 @@
         <w:rPr>
           <w:rtl/>
         </w:rPr>
+        <w:t xml:space="preserve"> </w:t>
+      </w:r>
+      <w:r>
+        <w:rPr>
+          <w:rtl/>
+        </w:rPr>
         <w:t xml:space="preserve">ب3,0% ‏،</w:t>
       </w:r>
       <w:r>
@@ -1222,6 +1444,12 @@
         <w:rPr>
           <w:rtl/>
         </w:rPr>
+        <w:t xml:space="preserve"> </w:t>
+      </w:r>
+      <w:r>
+        <w:rPr>
+          <w:rtl/>
+        </w:rPr>
         <w:t xml:space="preserve">ب0,6% ‏ و</w:t>
       </w:r>
       <w:r>
@@ -1242,6 +1470,12 @@
         <w:rPr>
           <w:rtl/>
         </w:rPr>
+        <w:t xml:space="preserve"> </w:t>
+      </w:r>
+      <w:r>
+        <w:rPr>
+          <w:rtl/>
+        </w:rPr>
         <w:t xml:space="preserve">ب0,4% ‏ و كذا</w:t>
       </w:r>
       <w:r>
@@ -1298,6 +1532,12 @@
         <w:rPr>
           <w:rtl/>
         </w:rPr>
+        <w:t xml:space="preserve"> </w:t>
+      </w:r>
+      <w:r>
+        <w:rPr>
+          <w:rtl/>
+        </w:rPr>
         <w:t xml:space="preserve">ب4,0% ‏،</w:t>
       </w:r>
       <w:r>
@@ -1318,6 +1558,12 @@
         <w:rPr>
           <w:rtl/>
         </w:rPr>
+        <w:t xml:space="preserve"> </w:t>
+      </w:r>
+      <w:r>
+        <w:rPr>
+          <w:rtl/>
+        </w:rPr>
         <w:t xml:space="preserve">ب2,2% ‏،</w:t>
       </w:r>
       <w:r>
@@ -1364,6 +1610,12 @@
         <w:rPr>
           <w:rtl/>
         </w:rPr>
+        <w:t xml:space="preserve"> </w:t>
+      </w:r>
+      <w:r>
+        <w:rPr>
+          <w:rtl/>
+        </w:rPr>
         <w:t xml:space="preserve">ب1,9% ‏ و</w:t>
       </w:r>
       <w:r>
@@ -1384,6 +1636,12 @@
         <w:rPr>
           <w:rtl/>
         </w:rPr>
+        <w:t xml:space="preserve"> </w:t>
+      </w:r>
+      <w:r>
+        <w:rPr>
+          <w:rtl/>
+        </w:rPr>
         <w:t xml:space="preserve">ب0,6% ‏. وعلى الرغم من الانخفاضات المسجلة في أثمان المواد</w:t>
       </w:r>
       <w:r>
@@ -1416,6 +1674,12 @@
         <w:rPr>
           <w:rtl/>
         </w:rPr>
+        <w:t xml:space="preserve"> </w:t>
+      </w:r>
+      <w:r>
+        <w:rPr>
+          <w:rtl/>
+        </w:rPr>
         <w:t xml:space="preserve">ب21,5% ‏،</w:t>
       </w:r>
       <w:r>
@@ -1436,6 +1700,12 @@
         <w:rPr>
           <w:rtl/>
         </w:rPr>
+        <w:t xml:space="preserve"> </w:t>
+      </w:r>
+      <w:r>
+        <w:rPr>
+          <w:rtl/>
+        </w:rPr>
         <w:t xml:space="preserve">ب7,5% ‏،</w:t>
       </w:r>
       <w:r>
@@ -1456,6 +1726,12 @@
         <w:rPr>
           <w:rtl/>
         </w:rPr>
+        <w:t xml:space="preserve"> </w:t>
+      </w:r>
+      <w:r>
+        <w:rPr>
+          <w:rtl/>
+        </w:rPr>
         <w:t xml:space="preserve">ب4,9% ‏،</w:t>
       </w:r>
       <w:r>
@@ -1476,6 +1752,12 @@
         <w:rPr>
           <w:rtl/>
         </w:rPr>
+        <w:t xml:space="preserve"> </w:t>
+      </w:r>
+      <w:r>
+        <w:rPr>
+          <w:rtl/>
+        </w:rPr>
         <w:t xml:space="preserve">ب3,1% ‏،</w:t>
       </w:r>
       <w:r>
@@ -1496,6 +1778,12 @@
         <w:rPr>
           <w:rtl/>
         </w:rPr>
+        <w:t xml:space="preserve"> </w:t>
+      </w:r>
+      <w:r>
+        <w:rPr>
+          <w:rtl/>
+        </w:rPr>
         <w:t xml:space="preserve">ب3,0% ‏،</w:t>
       </w:r>
       <w:r>
@@ -1516,6 +1804,12 @@
         <w:rPr>
           <w:rtl/>
         </w:rPr>
+        <w:t xml:space="preserve"> </w:t>
+      </w:r>
+      <w:r>
+        <w:rPr>
+          <w:rtl/>
+        </w:rPr>
         <w:t xml:space="preserve">ب0,6% ‏ و</w:t>
       </w:r>
       <w:r>
@@ -1536,6 +1830,12 @@
         <w:rPr>
           <w:rtl/>
         </w:rPr>
+        <w:t xml:space="preserve"> </w:t>
+      </w:r>
+      <w:r>
+        <w:rPr>
+          <w:rtl/>
+        </w:rPr>
         <w:t xml:space="preserve">ب0,4% ‏ و كذا</w:t>
       </w:r>
       <w:r>
@@ -1592,6 +1892,12 @@
         <w:rPr>
           <w:rtl/>
         </w:rPr>
+        <w:t xml:space="preserve"> </w:t>
+      </w:r>
+      <w:r>
+        <w:rPr>
+          <w:rtl/>
+        </w:rPr>
         <w:t xml:space="preserve">ب4,0% ‏،</w:t>
       </w:r>
       <w:r>
@@ -1612,6 +1918,12 @@
         <w:rPr>
           <w:rtl/>
         </w:rPr>
+        <w:t xml:space="preserve"> </w:t>
+      </w:r>
+      <w:r>
+        <w:rPr>
+          <w:rtl/>
+        </w:rPr>
         <w:t xml:space="preserve">ب2,2% ‏،</w:t>
       </w:r>
       <w:r>
@@ -1658,6 +1970,12 @@
         <w:rPr>
           <w:rtl/>
         </w:rPr>
+        <w:t xml:space="preserve"> </w:t>
+      </w:r>
+      <w:r>
+        <w:rPr>
+          <w:rtl/>
+        </w:rPr>
         <w:t xml:space="preserve">ب1,9% ‏ و</w:t>
       </w:r>
       <w:r>
@@ -1678,6 +1996,12 @@
         <w:rPr>
           <w:rtl/>
         </w:rPr>
+        <w:t xml:space="preserve"> </w:t>
+      </w:r>
+      <w:r>
+        <w:rPr>
+          <w:rtl/>
+        </w:rPr>
         <w:t xml:space="preserve">ب0,6% ‏. وعلى الرغم من الانخفاضات المسجلة في أثمان المواد</w:t>
       </w:r>
       <w:r>
@@ -1710,6 +2034,12 @@
         <w:rPr>
           <w:rtl/>
         </w:rPr>
+        <w:t xml:space="preserve"> </w:t>
+      </w:r>
+      <w:r>
+        <w:rPr>
+          <w:rtl/>
+        </w:rPr>
         <w:t xml:space="preserve">ب21,5% ‏،</w:t>
       </w:r>
       <w:r>
@@ -1730,6 +2060,12 @@
         <w:rPr>
           <w:rtl/>
         </w:rPr>
+        <w:t xml:space="preserve"> </w:t>
+      </w:r>
+      <w:r>
+        <w:rPr>
+          <w:rtl/>
+        </w:rPr>
         <w:t xml:space="preserve">ب7,5% ‏،</w:t>
       </w:r>
       <w:r>
@@ -1750,6 +2086,12 @@
         <w:rPr>
           <w:rtl/>
         </w:rPr>
+        <w:t xml:space="preserve"> </w:t>
+      </w:r>
+      <w:r>
+        <w:rPr>
+          <w:rtl/>
+        </w:rPr>
         <w:t xml:space="preserve">ب4,9% ‏،</w:t>
       </w:r>
       <w:r>
@@ -1770,6 +2112,12 @@
         <w:rPr>
           <w:rtl/>
         </w:rPr>
+        <w:t xml:space="preserve"> </w:t>
+      </w:r>
+      <w:r>
+        <w:rPr>
+          <w:rtl/>
+        </w:rPr>
         <w:t xml:space="preserve">ب3,1% ‏،</w:t>
       </w:r>
       <w:r>
@@ -1790,6 +2138,12 @@
         <w:rPr>
           <w:rtl/>
         </w:rPr>
+        <w:t xml:space="preserve"> </w:t>
+      </w:r>
+      <w:r>
+        <w:rPr>
+          <w:rtl/>
+        </w:rPr>
         <w:t xml:space="preserve">ب3,0% ‏،</w:t>
       </w:r>
       <w:r>
@@ -1810,6 +2164,12 @@
         <w:rPr>
           <w:rtl/>
         </w:rPr>
+        <w:t xml:space="preserve"> </w:t>
+      </w:r>
+      <w:r>
+        <w:rPr>
+          <w:rtl/>
+        </w:rPr>
         <w:t xml:space="preserve">ب0,6% ‏ و</w:t>
       </w:r>
       <w:r>
@@ -1825,6 +2185,12 @@
           <w:rtl/>
         </w:rPr>
         <w:t xml:space="preserve">مواد غذائية غير مصنفة في مكان آخر</w:t>
+      </w:r>
+      <w:r>
+        <w:rPr>
+          <w:rtl/>
+        </w:rPr>
+        <w:t xml:space="preserve"> </w:t>
       </w:r>
       <w:r>
         <w:rPr>
@@ -1859,7 +2225,7 @@
     </w:p>
     <w:p>
       <w:pPr>
-        <w:pStyle w:val="ipc_corps"/>
+        <w:pStyle w:val="ipccorps"/>
         <w:bidi/>
       </w:pPr>
       <w:r>
@@ -1911,7 +2277,7 @@
     </w:p>
     <w:p>
       <w:pPr>
-        <w:pStyle w:val="ipc_titre_0"/>
+        <w:pStyle w:val="ipctitre0"/>
         <w:bidi/>
       </w:pPr>
       <w:r>
@@ -1970,7 +2336,7 @@
     </w:p>
     <w:p>
       <w:pPr>
-        <w:pStyle w:val="ipc_legende"/>
+        <w:pStyle w:val="ipclegende"/>
         <w:bidi/>
       </w:pPr>
       <w:r>
@@ -2007,7 +2373,7 @@
     </w:p>
     <w:p>
       <w:pPr>
-        <w:pStyle w:val="ipc_titre_0"/>
+        <w:pStyle w:val="ipctitre0"/>
         <w:bidi/>
       </w:pPr>
       <w:r>
@@ -2066,7 +2432,7 @@
     </w:p>
     <w:p>
       <w:pPr>
-        <w:pStyle w:val="ipc_legende"/>
+        <w:pStyle w:val="ipclegende"/>
         <w:bidi/>
       </w:pPr>
       <w:r>
@@ -2108,19 +2474,20 @@
           <w:pgSz w:w="11906" w:h="16838"/>
           <w:pgMar w:top="284" w:bottom="284" w:left="283" w:right="283" w:header="708" w:footer="708" w:gutter="0"/>
           <w:cols w:num="2" w:space="200"/>
+          <w:bidi/>
         </w:sectPr>
       </w:pPr>
     </w:p>
     <w:p>
       <w:pPr>
-        <w:pStyle w:val="ipc_para_0"/>
+        <w:pStyle w:val="ipcpara0"/>
         <w:bidi/>
       </w:pPr>
       <w:r>
         <w:rPr>
           <w:rtl/>
         </w:rPr>
-        <w:t xml:space="preserve">جدول 2: الرقم الاستدلالي للأثمان عند الاستهلاك لمدينة طنجة غشت :2026 (أساس 2017:100)</w:t>
+        <w:t xml:space="preserve">جدول 2: الرقم الاستدلالي للأثمان عند الاستهلاك مدينة طنجة غشت :2026 (أساس 2017:100)</w:t>
       </w:r>
     </w:p>
     <w:tbl xmlns:w="http://schemas.openxmlformats.org/wordprocessingml/2006/main" xmlns:r="http://schemas.openxmlformats.org/officeDocument/2006/relationships" xmlns:w14="http://schemas.microsoft.com/office/word/2010/wordml" xmlns:wp="http://schemas.openxmlformats.org/drawingml/2006/wordprocessingDrawing" xmlns:a="http://schemas.openxmlformats.org/drawingml/2006/main" xmlns:pic="http://schemas.openxmlformats.org/drawingml/2006/picture">
@@ -11084,7 +11451,7 @@
     </w:tbl>
     <w:p>
       <w:pPr>
-        <w:pStyle w:val="ipc_legende_tableau"/>
+        <w:pStyle w:val="ipclegendetableau"/>
         <w:bidi/>
       </w:pPr>
       <w:r>
@@ -11105,17 +11472,6 @@
           <w:rtl/>
         </w:rPr>
         <w:t xml:space="preserve">المندوبية السامية للتخطيط، مديرية الإحصاء -البحث الوطني حول الأثمان عند الاستهلاك</w:t>
-      </w:r>
-    </w:p>
-    <w:p>
-      <w:pPr>
-        <w:bidi/>
-      </w:pPr>
-      <w:r>
-        <w:rPr>
-          <w:rtl/>
-        </w:rPr>
-        <w:t xml:space="preserve">:::</w:t>
       </w:r>
     </w:p>
     <w:p>
@@ -11129,11 +11485,14 @@
       </w:pPr>
     </w:p>
     <w:sectPr>
+      <w:type w:val="nextPage"/>
       <w:pgSz w:h="16838" w:w="11906"/>
-      <w:pgMar w:bottom="284" w:footer="708" w:gutter="0" w:header="708" w:left="283" w:right="283" w:top="284"/>
-      <w:cols w:space="708"/>
+      <w:pgMar w:bottom="284" w:footer="0" w:gutter="0" w:header="0" w:left="283" w:right="283" w:top="284"/>
+      <w:pgNumType w:fmt="decimal"/>
+      <w:formProt w:val="false"/>
+      <w:textDirection w:val="lrTb"/>
       <w:bidi/>
-      <w:docGrid w:linePitch="360"/>
+      <w:docGrid w:charSpace="0" w:linePitch="360" w:type="default"/>
     </w:sectPr>
   </w:body>
 </w:document>
@@ -11247,75 +11606,374 @@
 </file>
 
 <file path=word/styles.xml><?xml version="1.0" encoding="utf-8"?>
-<w:styles xmlns:r="http://schemas.openxmlformats.org/officeDocument/2006/relationships" xmlns:w="http://schemas.openxmlformats.org/wordprocessingml/2006/main">
+<w:styles xmlns:mc="http://schemas.openxmlformats.org/markup-compatibility/2006" xmlns:w="http://schemas.openxmlformats.org/wordprocessingml/2006/main" xmlns:w14="http://schemas.microsoft.com/office/word/2010/wordml" mc:Ignorable="w14">
   <w:docDefaults>
     <w:rPrDefault>
       <w:rPr>
         <w:rFonts w:ascii="Arial" w:cs="Arial" w:eastAsia="Arial" w:hAnsi="Arial"/>
-        <w:sz w:val="20"/>
-        <w:szCs w:val="20"/>
         <w:lang w:bidi="ar" w:eastAsia="fr-FR" w:val="fr-FR"/>
       </w:rPr>
     </w:rPrDefault>
     <w:pPrDefault>
       <w:pPr>
-        <w:bidi/>
-        <w:spacing w:after="120"/>
+        <w:suppressAutoHyphens w:val="true"/>
       </w:pPr>
     </w:pPrDefault>
   </w:docDefaults>
-  <w:latentStyles w:count="276" w:defLockedState="0" w:defQFormat="0" w:defSemiHidden="0" w:defUIPriority="0" w:defUnhideWhenUsed="0"/>
+  <w:latentStyles w:count="267" w:defLockedState="0" w:defQFormat="0" w:defSemiHidden="0" w:defUIPriority="0" w:defUnhideWhenUsed="0"/>
   <w:style w:default="1" w:styleId="Normal" w:type="paragraph">
     <w:name w:val="Normal"/>
     <w:qFormat/>
+    <w:rsid w:val="001435a5"/>
     <w:pPr>
-      <w:bidi/>
+      <w:widowControl/>
+      <w:bidi w:val="1"/>
+      <w:spacing w:after="120" w:before="0"/>
+      <w:jc w:val="left"/>
     </w:pPr>
     <w:rPr>
       <w:rFonts w:ascii="Arial" w:cs="Arial" w:eastAsia="Arial" w:hAnsi="Arial"/>
+      <w:color w:val="auto"/>
+      <w:kern w:val="0"/>
       <w:sz w:val="20"/>
       <w:szCs w:val="20"/>
+      <w:lang w:bidi="ar" w:eastAsia="fr-FR" w:val="fr-FR"/>
+    </w:rPr>
+  </w:style>
+  <w:style w:customStyle="1" w:styleId="Heading1" w:type="paragraph">
+    <w:name w:val="heading 1"/>
+    <w:basedOn w:val="Normal"/>
+    <w:next w:val="BodyText"/>
+    <w:uiPriority w:val="9"/>
+    <w:qFormat/>
+    <w:rsid w:val="001435a5"/>
+    <w:pPr>
+      <w:keepNext w:val="true"/>
+      <w:keepLines/>
+      <w:spacing w:after="0" w:before="480"/>
+      <w:outlineLvl w:val="0"/>
+    </w:pPr>
+    <w:rPr>
+      <w:b/>
+      <w:bCs/>
+      <w:color w:themeColor="accent1" w:val="4F81BD"/>
+      <w:sz w:val="32"/>
+      <w:szCs w:val="32"/>
+    </w:rPr>
+  </w:style>
+  <w:style w:customStyle="1" w:styleId="Heading2" w:type="paragraph">
+    <w:name w:val="heading 2"/>
+    <w:basedOn w:val="Normal"/>
+    <w:next w:val="BodyText"/>
+    <w:uiPriority w:val="9"/>
+    <w:unhideWhenUsed/>
+    <w:qFormat/>
+    <w:rsid w:val="001435a5"/>
+    <w:pPr>
+      <w:keepNext w:val="true"/>
+      <w:keepLines/>
+      <w:spacing w:after="0" w:before="200"/>
+      <w:outlineLvl w:val="1"/>
+    </w:pPr>
+    <w:rPr>
+      <w:b/>
+      <w:bCs/>
+      <w:color w:themeColor="accent1" w:val="4F81BD"/>
+      <w:sz w:val="28"/>
+      <w:szCs w:val="28"/>
+    </w:rPr>
+  </w:style>
+  <w:style w:customStyle="1" w:styleId="Heading3" w:type="paragraph">
+    <w:name w:val="heading 3"/>
+    <w:basedOn w:val="Normal"/>
+    <w:next w:val="BodyText"/>
+    <w:uiPriority w:val="9"/>
+    <w:unhideWhenUsed/>
+    <w:qFormat/>
+    <w:rsid w:val="001435a5"/>
+    <w:pPr>
+      <w:keepNext w:val="true"/>
+      <w:keepLines/>
+      <w:spacing w:after="0" w:before="200"/>
+      <w:outlineLvl w:val="2"/>
+    </w:pPr>
+    <w:rPr>
+      <w:b/>
+      <w:bCs/>
+      <w:color w:themeColor="accent1" w:val="4F81BD"/>
+      <w:sz w:val="24"/>
+      <w:szCs w:val="24"/>
+    </w:rPr>
+  </w:style>
+  <w:style w:customStyle="1" w:styleId="Heading4" w:type="paragraph">
+    <w:name w:val="heading 4"/>
+    <w:basedOn w:val="Normal"/>
+    <w:next w:val="BodyText"/>
+    <w:uiPriority w:val="9"/>
+    <w:unhideWhenUsed/>
+    <w:qFormat/>
+    <w:rsid w:val="001435a5"/>
+    <w:pPr>
+      <w:keepNext w:val="true"/>
+      <w:keepLines/>
+      <w:spacing w:after="0" w:before="200"/>
+      <w:outlineLvl w:val="3"/>
+    </w:pPr>
+    <w:rPr>
+      <w:bCs/>
+      <w:i/>
+      <w:color w:themeColor="accent1" w:val="4F81BD"/>
+      <w:sz w:val="24"/>
+      <w:szCs w:val="24"/>
+    </w:rPr>
+  </w:style>
+  <w:style w:customStyle="1" w:styleId="Heading5" w:type="paragraph">
+    <w:name w:val="heading 5"/>
+    <w:basedOn w:val="Normal"/>
+    <w:next w:val="BodyText"/>
+    <w:uiPriority w:val="9"/>
+    <w:unhideWhenUsed/>
+    <w:qFormat/>
+    <w:rsid w:val="001435a5"/>
+    <w:pPr>
+      <w:keepNext w:val="true"/>
+      <w:keepLines/>
+      <w:spacing w:after="0" w:before="200"/>
+      <w:outlineLvl w:val="4"/>
+    </w:pPr>
+    <w:rPr>
+      <w:iCs/>
+      <w:color w:themeColor="accent1" w:val="4F81BD"/>
+      <w:sz w:val="24"/>
+      <w:szCs w:val="24"/>
+    </w:rPr>
+  </w:style>
+  <w:style w:customStyle="1" w:styleId="Heading6" w:type="paragraph">
+    <w:name w:val="heading 6"/>
+    <w:basedOn w:val="Normal"/>
+    <w:next w:val="BodyText"/>
+    <w:uiPriority w:val="9"/>
+    <w:unhideWhenUsed/>
+    <w:qFormat/>
+    <w:rsid w:val="001435a5"/>
+    <w:pPr>
+      <w:keepNext w:val="true"/>
+      <w:keepLines/>
+      <w:spacing w:after="0" w:before="200"/>
+      <w:outlineLvl w:val="5"/>
+    </w:pPr>
+    <w:rPr>
+      <w:color w:themeColor="accent1" w:val="4F81BD"/>
+      <w:sz w:val="24"/>
+      <w:szCs w:val="24"/>
+    </w:rPr>
+  </w:style>
+  <w:style w:customStyle="1" w:styleId="Heading7" w:type="paragraph">
+    <w:name w:val="heading 7"/>
+    <w:basedOn w:val="Normal"/>
+    <w:next w:val="BodyText"/>
+    <w:uiPriority w:val="9"/>
+    <w:unhideWhenUsed/>
+    <w:qFormat/>
+    <w:rsid w:val="001435a5"/>
+    <w:pPr>
+      <w:keepNext w:val="true"/>
+      <w:keepLines/>
+      <w:spacing w:after="0" w:before="200"/>
+      <w:outlineLvl w:val="6"/>
+    </w:pPr>
+    <w:rPr>
+      <w:color w:themeColor="accent1" w:val="4F81BD"/>
+      <w:sz w:val="24"/>
+      <w:szCs w:val="24"/>
+    </w:rPr>
+  </w:style>
+  <w:style w:customStyle="1" w:styleId="Heading8" w:type="paragraph">
+    <w:name w:val="heading 8"/>
+    <w:basedOn w:val="Normal"/>
+    <w:next w:val="BodyText"/>
+    <w:uiPriority w:val="9"/>
+    <w:unhideWhenUsed/>
+    <w:qFormat/>
+    <w:rsid w:val="001435a5"/>
+    <w:pPr>
+      <w:keepNext w:val="true"/>
+      <w:keepLines/>
+      <w:spacing w:after="0" w:before="200"/>
+      <w:outlineLvl w:val="7"/>
+    </w:pPr>
+    <w:rPr>
+      <w:color w:themeColor="accent1" w:val="4F81BD"/>
+      <w:sz w:val="24"/>
+      <w:szCs w:val="24"/>
+    </w:rPr>
+  </w:style>
+  <w:style w:customStyle="1" w:styleId="Heading9" w:type="paragraph">
+    <w:name w:val="heading 9"/>
+    <w:basedOn w:val="Normal"/>
+    <w:next w:val="BodyText"/>
+    <w:uiPriority w:val="9"/>
+    <w:unhideWhenUsed/>
+    <w:qFormat/>
+    <w:rsid w:val="001435a5"/>
+    <w:pPr>
+      <w:keepNext w:val="true"/>
+      <w:keepLines/>
+      <w:spacing w:after="0" w:before="200"/>
+      <w:outlineLvl w:val="8"/>
+    </w:pPr>
+    <w:rPr>
+      <w:color w:themeColor="accent1" w:val="4F81BD"/>
+      <w:sz w:val="24"/>
+      <w:szCs w:val="24"/>
+    </w:rPr>
+  </w:style>
+  <w:style w:default="1" w:styleId="DefaultParagraphFont" w:type="character">
+    <w:name w:val="Default Paragraph Font"/>
+    <w:uiPriority w:val="1"/>
+    <w:semiHidden/>
+    <w:unhideWhenUsed/>
+    <w:qFormat/>
+    <w:rPr/>
+  </w:style>
+  <w:style w:customStyle="1" w:styleId="CorpsdetexteCar" w:type="character">
+    <w:name w:val="Corps de texte Car"/>
+    <w:basedOn w:val="DefaultParagraphFont"/>
+    <w:qFormat/>
+    <w:rsid w:val="001435a5"/>
+    <w:rPr/>
+  </w:style>
+  <w:style w:customStyle="1" w:styleId="VerbatimChar" w:type="character">
+    <w:name w:val="Verbatim Char"/>
+    <w:basedOn w:val="CorpsdetexteCar"/>
+    <w:qFormat/>
+    <w:rsid w:val="001435a5"/>
+    <w:rPr>
+      <w:rFonts w:ascii="Arial" w:cs="Arial" w:eastAsia="Arial" w:hAnsi="Arial"/>
+      <w:sz w:val="22"/>
+    </w:rPr>
+  </w:style>
+  <w:style w:customStyle="1" w:styleId="SectionNumber" w:type="character">
+    <w:name w:val="Section Number"/>
+    <w:basedOn w:val="CorpsdetexteCar"/>
+    <w:qFormat/>
+    <w:rsid w:val="001435a5"/>
+    <w:rPr/>
+  </w:style>
+  <w:style w:customStyle="1" w:styleId="Caractresdenotedebasdepage" w:type="character">
+    <w:name w:val="Caractères de note de bas de page"/>
+    <w:basedOn w:val="CorpsdetexteCar"/>
+    <w:qFormat/>
+    <w:rsid w:val="001435a5"/>
+    <w:rPr>
+      <w:vertAlign w:val="superscript"/>
+    </w:rPr>
+  </w:style>
+  <w:style w:styleId="FootnoteReference" w:type="character">
+    <w:name w:val="footnote reference"/>
+    <w:rPr>
+      <w:vertAlign w:val="superscript"/>
+    </w:rPr>
+  </w:style>
+  <w:style w:styleId="Hyperlink" w:type="character">
+    <w:name w:val="Hyperlink"/>
+    <w:basedOn w:val="CorpsdetexteCar"/>
+    <w:rsid w:val="001435a5"/>
+    <w:rPr>
+      <w:color w:themeColor="accent1" w:val="4F81BD"/>
+    </w:rPr>
+  </w:style>
+  <w:style w:styleId="Titre" w:type="paragraph">
+    <w:name w:val="Titre"/>
+    <w:basedOn w:val="Normal"/>
+    <w:next w:val="BodyText"/>
+    <w:qFormat/>
+    <w:pPr>
+      <w:keepNext w:val="true"/>
+      <w:spacing w:after="120" w:before="240"/>
+    </w:pPr>
+    <w:rPr>
+      <w:rFonts w:ascii="Liberation Sans" w:cs="Tahoma" w:eastAsia="Microsoft YaHei" w:hAnsi="Liberation Sans"/>
+      <w:sz w:val="28"/>
+      <w:szCs w:val="28"/>
     </w:rPr>
   </w:style>
   <w:style w:styleId="BodyText" w:type="paragraph">
     <w:name w:val="Body Text"/>
     <w:basedOn w:val="Normal"/>
-    <w:link w:val="BodyTextChar"/>
+    <w:link w:val="CorpsdetexteCar"/>
+    <w:qFormat/>
+    <w:rsid w:val="001435a5"/>
     <w:pPr>
       <w:spacing w:after="180" w:before="180"/>
     </w:pPr>
+    <w:rPr/>
+  </w:style>
+  <w:style w:styleId="List" w:type="paragraph">
+    <w:name w:val="List"/>
+    <w:basedOn w:val="BodyText"/>
+    <w:pPr/>
+    <w:rPr>
+      <w:rFonts w:cs="Tahoma"/>
+    </w:rPr>
+  </w:style>
+  <w:style w:customStyle="1" w:styleId="Caption" w:type="paragraph">
+    <w:name w:val="caption"/>
+    <w:basedOn w:val="Normal"/>
+    <w:link w:val="CorpsdetexteCar"/>
     <w:qFormat/>
+    <w:rsid w:val="001435a5"/>
+    <w:pPr/>
+    <w:rPr>
+      <w:i/>
+    </w:rPr>
+  </w:style>
+  <w:style w:styleId="Index" w:type="paragraph">
+    <w:name w:val="Index"/>
+    <w:basedOn w:val="Normal"/>
+    <w:qFormat/>
+    <w:pPr>
+      <w:suppressLineNumbers/>
+    </w:pPr>
+    <w:rPr>
+      <w:rFonts w:cs="Tahoma"/>
+    </w:rPr>
   </w:style>
   <w:style w:customStyle="1" w:styleId="FirstParagraph" w:type="paragraph">
     <w:name w:val="First Paragraph"/>
     <w:basedOn w:val="BodyText"/>
     <w:next w:val="BodyText"/>
     <w:qFormat/>
+    <w:rsid w:val="001435a5"/>
+    <w:pPr/>
+    <w:rPr/>
   </w:style>
   <w:style w:customStyle="1" w:styleId="Compact" w:type="paragraph">
     <w:name w:val="Compact"/>
     <w:basedOn w:val="BodyText"/>
     <w:qFormat/>
+    <w:rsid w:val="001435a5"/>
     <w:pPr>
       <w:spacing w:after="36" w:before="36"/>
     </w:pPr>
+    <w:rPr/>
   </w:style>
   <w:style w:styleId="Title" w:type="paragraph">
     <w:name w:val="Title"/>
     <w:basedOn w:val="Normal"/>
     <w:next w:val="BodyText"/>
     <w:qFormat/>
+    <w:rsid w:val="001435a5"/>
     <w:pPr>
-      <w:keepNext/>
+      <w:keepNext w:val="true"/>
       <w:keepLines/>
       <w:spacing w:after="240" w:before="480"/>
       <w:jc w:val="center"/>
     </w:pPr>
     <w:rPr>
-      <w:rFonts w:ascii="Arial" w:cs="Arial" w:eastAsia="Arial" w:hAnsi="Arial"/>
       <w:b/>
       <w:bCs/>
-      <w:color w:themeColor="accent1" w:themeShade="B5" w:val="345A8A"/>
+      <w:color w:themeColor="accent1" w:themeShade="b5" w:val="345A8A"/>
       <w:sz w:val="36"/>
       <w:szCs w:val="36"/>
     </w:rPr>
@@ -11325,11 +11983,9 @@
     <w:basedOn w:val="Title"/>
     <w:next w:val="BodyText"/>
     <w:qFormat/>
+    <w:rsid w:val="001435a5"/>
     <w:pPr>
-      <w:keepNext/>
-      <w:keepLines/>
       <w:spacing w:after="240" w:before="240"/>
-      <w:jc w:val="center"/>
     </w:pPr>
     <w:rPr>
       <w:sz w:val="30"/>
@@ -11340,39 +11996,61 @@
     <w:name w:val="Author"/>
     <w:next w:val="BodyText"/>
     <w:qFormat/>
+    <w:rsid w:val="001435a5"/>
     <w:pPr>
-      <w:keepNext/>
+      <w:keepNext w:val="true"/>
       <w:keepLines/>
+      <w:widowControl/>
+      <w:bidi w:val="1"/>
+      <w:spacing w:after="120" w:before="0"/>
       <w:jc w:val="center"/>
     </w:pPr>
+    <w:rPr>
+      <w:rFonts w:ascii="Arial" w:cs="Arial" w:eastAsia="Arial" w:hAnsi="Arial"/>
+      <w:color w:val="auto"/>
+      <w:kern w:val="0"/>
+      <w:sz w:val="20"/>
+      <w:szCs w:val="20"/>
+      <w:lang w:bidi="ar" w:eastAsia="fr-FR" w:val="fr-FR"/>
+    </w:rPr>
   </w:style>
   <w:style w:styleId="Date" w:type="paragraph">
     <w:name w:val="Date"/>
     <w:next w:val="BodyText"/>
     <w:qFormat/>
+    <w:rsid w:val="001435a5"/>
     <w:pPr>
-      <w:keepNext/>
+      <w:keepNext w:val="true"/>
       <w:keepLines/>
+      <w:widowControl/>
+      <w:bidi w:val="1"/>
+      <w:spacing w:after="120" w:before="0"/>
       <w:jc w:val="center"/>
     </w:pPr>
+    <w:rPr>
+      <w:rFonts w:ascii="Arial" w:cs="Arial" w:eastAsia="Arial" w:hAnsi="Arial"/>
+      <w:color w:val="auto"/>
+      <w:kern w:val="0"/>
+      <w:sz w:val="20"/>
+      <w:szCs w:val="20"/>
+      <w:lang w:bidi="ar" w:eastAsia="fr-FR" w:val="fr-FR"/>
+    </w:rPr>
   </w:style>
   <w:style w:customStyle="1" w:styleId="AbstractTitle" w:type="paragraph">
     <w:name w:val="Abstract Title"/>
     <w:basedOn w:val="Normal"/>
     <w:next w:val="Abstract"/>
     <w:qFormat/>
+    <w:rsid w:val="001435a5"/>
     <w:pPr>
-      <w:keepNext/>
+      <w:keepNext w:val="true"/>
       <w:keepLines/>
+      <w:spacing w:after="0" w:before="300"/>
       <w:jc w:val="center"/>
-      <w:spacing w:after="0" w:before="300"/>
     </w:pPr>
     <w:rPr>
-      <w:sz w:val="20"/>
-      <w:szCs w:val="20"/>
       <w:b/>
       <w:color w:val="345A8A"/>
-      &gt;
     </w:rPr>
   </w:style>
   <w:style w:customStyle="1" w:styleId="Abstract" w:type="paragraph">
@@ -11380,211 +12058,21 @@
     <w:basedOn w:val="Normal"/>
     <w:next w:val="BodyText"/>
     <w:qFormat/>
+    <w:rsid w:val="001435a5"/>
     <w:pPr>
-      <w:keepNext/>
+      <w:keepNext w:val="true"/>
       <w:keepLines/>
       <w:spacing w:after="300" w:before="100"/>
     </w:pPr>
-    <w:rPr>
-      <w:sz w:val="20"/>
-      <w:szCs w:val="20"/>
-    </w:rPr>
+    <w:rPr/>
   </w:style>
   <w:style w:styleId="Bibliography" w:type="paragraph">
     <w:name w:val="Bibliography"/>
     <w:basedOn w:val="Normal"/>
-    <w:next w:val="Bibliography"/>
     <w:qFormat/>
+    <w:rsid w:val="001435a5"/>
     <w:pPr/>
     <w:rPr/>
-  </w:style>
-  <w:style w:styleId="Heading1" w:type="paragraph">
-    <w:name w:val="Heading 1"/>
-    <w:basedOn w:val="Normal"/>
-    <w:next w:val="BodyText"/>
-    <w:uiPriority w:val="9"/>
-    <w:qFormat/>
-    <w:pPr>
-      <w:keepNext/>
-      <w:keepLines/>
-      <w:spacing w:after="0" w:before="480"/>
-      <w:outlineLvl w:val="0"/>
-    </w:pPr>
-    <w:rPr>
-      <w:rFonts w:ascii="Arial" w:cs="Arial" w:eastAsia="Arial" w:hAnsi="Arial"/>
-      <w:b/>
-      <w:bCs/>
-      <w:color w:themeColor="accent1" w:val="4F81BD"/>
-      <w:sz w:val="32"/>
-      <w:szCs w:val="32"/>
-    </w:rPr>
-  </w:style>
-  <w:style w:styleId="Heading2" w:type="paragraph">
-    <w:name w:val="Heading 2"/>
-    <w:basedOn w:val="Normal"/>
-    <w:next w:val="BodyText"/>
-    <w:uiPriority w:val="9"/>
-    <w:unhideWhenUsed/>
-    <w:qFormat/>
-    <w:pPr>
-      <w:keepNext/>
-      <w:keepLines/>
-      <w:spacing w:after="0" w:before="200"/>
-      <w:outlineLvl w:val="1"/>
-    </w:pPr>
-    <w:rPr>
-      <w:rFonts w:ascii="Arial" w:cs="Arial" w:eastAsia="Arial" w:hAnsi="Arial"/>
-      <w:b/>
-      <w:bCs/>
-      <w:color w:themeColor="accent1" w:val="4F81BD"/>
-      <w:sz w:val="28"/>
-      <w:szCs w:val="28"/>
-    </w:rPr>
-  </w:style>
-  <w:style w:styleId="Heading3" w:type="paragraph">
-    <w:name w:val="Heading 3"/>
-    <w:basedOn w:val="Normal"/>
-    <w:next w:val="BodyText"/>
-    <w:uiPriority w:val="9"/>
-    <w:unhideWhenUsed/>
-    <w:qFormat/>
-    <w:pPr>
-      <w:keepNext/>
-      <w:keepLines/>
-      <w:spacing w:after="0" w:before="200"/>
-      <w:outlineLvl w:val="2"/>
-    </w:pPr>
-    <w:rPr>
-      <w:rFonts w:ascii="Arial" w:cs="Arial" w:eastAsia="Arial" w:hAnsi="Arial"/>
-      <w:b/>
-      <w:bCs/>
-      <w:color w:themeColor="accent1" w:val="4F81BD"/>
-      <w:sz w:val="24"/>
-      <w:szCs w:val="24"/>
-    </w:rPr>
-  </w:style>
-  <w:style w:styleId="Heading4" w:type="paragraph">
-    <w:name w:val="Heading 4"/>
-    <w:basedOn w:val="Normal"/>
-    <w:next w:val="BodyText"/>
-    <w:uiPriority w:val="9"/>
-    <w:unhideWhenUsed/>
-    <w:qFormat/>
-    <w:pPr>
-      <w:keepNext/>
-      <w:keepLines/>
-      <w:spacing w:after="0" w:before="200"/>
-      <w:outlineLvl w:val="3"/>
-    </w:pPr>
-    <w:rPr>
-      <w:rFonts w:ascii="Arial" w:cs="Arial" w:eastAsia="Arial" w:hAnsi="Arial"/>
-      <w:i/>
-      <w:bCs/>
-      <w:color w:themeColor="accent1" w:val="4F81BD"/>
-      <w:sz w:val="24"/>
-      <w:szCs w:val="24"/>
-    </w:rPr>
-  </w:style>
-  <w:style w:styleId="Heading5" w:type="paragraph">
-    <w:name w:val="Heading 5"/>
-    <w:basedOn w:val="Normal"/>
-    <w:next w:val="BodyText"/>
-    <w:uiPriority w:val="9"/>
-    <w:unhideWhenUsed/>
-    <w:qFormat/>
-    <w:pPr>
-      <w:keepNext/>
-      <w:keepLines/>
-      <w:spacing w:after="0" w:before="200"/>
-      <w:outlineLvl w:val="4"/>
-    </w:pPr>
-    <w:rPr>
-      <w:rFonts w:ascii="Arial" w:cs="Arial" w:eastAsia="Arial" w:hAnsi="Arial"/>
-      <w:iCs/>
-      <w:color w:themeColor="accent1" w:val="4F81BD"/>
-      <w:sz w:val="24"/>
-      <w:szCs w:val="24"/>
-    </w:rPr>
-  </w:style>
-  <w:style w:styleId="Heading6" w:type="paragraph">
-    <w:name w:val="Heading 6"/>
-    <w:basedOn w:val="Normal"/>
-    <w:next w:val="BodyText"/>
-    <w:uiPriority w:val="9"/>
-    <w:unhideWhenUsed/>
-    <w:qFormat/>
-    <w:pPr>
-      <w:keepNext/>
-      <w:keepLines/>
-      <w:spacing w:after="0" w:before="200"/>
-      <w:outlineLvl w:val="5"/>
-    </w:pPr>
-    <w:rPr>
-      <w:rFonts w:ascii="Arial" w:cs="Arial" w:eastAsia="Arial" w:hAnsi="Arial"/>
-      <w:color w:themeColor="accent1" w:val="4F81BD"/>
-      <w:sz w:val="24"/>
-      <w:szCs w:val="24"/>
-    </w:rPr>
-  </w:style>
-  <w:style w:styleId="Heading7" w:type="paragraph">
-    <w:name w:val="Heading 7"/>
-    <w:basedOn w:val="Normal"/>
-    <w:next w:val="BodyText"/>
-    <w:uiPriority w:val="9"/>
-    <w:unhideWhenUsed/>
-    <w:qFormat/>
-    <w:pPr>
-      <w:keepNext/>
-      <w:keepLines/>
-      <w:spacing w:after="0" w:before="200"/>
-      <w:outlineLvl w:val="6"/>
-    </w:pPr>
-    <w:rPr>
-      <w:rFonts w:ascii="Arial" w:cs="Arial" w:eastAsia="Arial" w:hAnsi="Arial"/>
-      <w:color w:themeColor="accent1" w:val="4F81BD"/>
-      <w:sz w:val="24"/>
-      <w:szCs w:val="24"/>
-    </w:rPr>
-  </w:style>
-  <w:style w:styleId="Heading8" w:type="paragraph">
-    <w:name w:val="Heading 8"/>
-    <w:basedOn w:val="Normal"/>
-    <w:next w:val="BodyText"/>
-    <w:uiPriority w:val="9"/>
-    <w:unhideWhenUsed/>
-    <w:qFormat/>
-    <w:pPr>
-      <w:keepNext/>
-      <w:keepLines/>
-      <w:spacing w:after="0" w:before="200"/>
-      <w:outlineLvl w:val="7"/>
-    </w:pPr>
-    <w:rPr>
-      <w:rFonts w:ascii="Arial" w:cs="Arial" w:eastAsia="Arial" w:hAnsi="Arial"/>
-      <w:color w:themeColor="accent1" w:val="4F81BD"/>
-      <w:sz w:val="24"/>
-      <w:szCs w:val="24"/>
-    </w:rPr>
-  </w:style>
-  <w:style w:styleId="Heading9" w:type="paragraph">
-    <w:name w:val="Heading 9"/>
-    <w:basedOn w:val="Normal"/>
-    <w:next w:val="BodyText"/>
-    <w:uiPriority w:val="9"/>
-    <w:unhideWhenUsed/>
-    <w:qFormat/>
-    <w:pPr>
-      <w:keepNext/>
-      <w:keepLines/>
-      <w:spacing w:after="0" w:before="200"/>
-      <w:outlineLvl w:val="8"/>
-    </w:pPr>
-    <w:rPr>
-      <w:rFonts w:ascii="Arial" w:cs="Arial" w:eastAsia="Arial" w:hAnsi="Arial"/>
-      <w:color w:themeColor="accent1" w:val="4F81BD"/>
-      <w:sz w:val="24"/>
-      <w:szCs w:val="24"/>
-    </w:rPr>
   </w:style>
   <w:style w:styleId="BlockText" w:type="paragraph">
     <w:name w:val="Block Text"/>
@@ -11593,33 +12081,218 @@
     <w:uiPriority w:val="9"/>
     <w:unhideWhenUsed/>
     <w:qFormat/>
+    <w:rsid w:val="001435a5"/>
     <w:pPr>
       <w:spacing w:after="100" w:before="100"/>
-      <w:ind w:firstLine="0" w:left="480" w:right="480"/>
+      <w:ind w:left="480" w:right="480"/>
     </w:pPr>
+    <w:rPr/>
   </w:style>
-  <w:style w:styleId="FootnoteText" w:type="paragraph">
-    <w:name w:val="Footnote Text"/>
+  <w:style w:customStyle="1" w:styleId="FootnoteText" w:type="paragraph">
+    <w:name w:val="footnote text"/>
     <w:basedOn w:val="Normal"/>
-    <w:next w:val="FootnoteText"/>
     <w:uiPriority w:val="9"/>
     <w:unhideWhenUsed/>
     <w:qFormat/>
+    <w:rsid w:val="001435a5"/>
+    <w:pPr/>
+    <w:rPr/>
   </w:style>
-  <w:style w:default="1" w:styleId="DefaultParagraphFont" w:type="character">
-    <w:name w:val="Default Paragraph Font"/>
+  <w:style w:customStyle="1" w:styleId="DefinitionTerm" w:type="paragraph">
+    <w:name w:val="Definition Term"/>
+    <w:basedOn w:val="Normal"/>
+    <w:next w:val="Definition"/>
+    <w:qFormat/>
+    <w:rsid w:val="001435a5"/>
+    <w:pPr>
+      <w:keepNext w:val="true"/>
+      <w:keepLines/>
+      <w:spacing w:after="0" w:before="0"/>
+    </w:pPr>
+    <w:rPr>
+      <w:b/>
+    </w:rPr>
+  </w:style>
+  <w:style w:customStyle="1" w:styleId="Definition" w:type="paragraph">
+    <w:name w:val="Definition"/>
+    <w:basedOn w:val="Normal"/>
+    <w:qFormat/>
+    <w:rsid w:val="001435a5"/>
+    <w:pPr/>
+    <w:rPr/>
+  </w:style>
+  <w:style w:customStyle="1" w:styleId="TableCaption" w:type="paragraph">
+    <w:name w:val="Table Caption"/>
+    <w:basedOn w:val="Caption"/>
+    <w:qFormat/>
+    <w:rsid w:val="001435a5"/>
+    <w:pPr>
+      <w:keepNext w:val="true"/>
+    </w:pPr>
+    <w:rPr/>
+  </w:style>
+  <w:style w:customStyle="1" w:styleId="ImageCaption" w:type="paragraph">
+    <w:name w:val="Image Caption"/>
+    <w:basedOn w:val="Caption"/>
+    <w:qFormat/>
+    <w:rsid w:val="001435a5"/>
+    <w:pPr/>
+    <w:rPr/>
+  </w:style>
+  <w:style w:customStyle="1" w:styleId="Figure" w:type="paragraph">
+    <w:name w:val="Figure"/>
+    <w:basedOn w:val="Normal"/>
+    <w:qFormat/>
+    <w:rsid w:val="001435a5"/>
+    <w:pPr/>
+    <w:rPr/>
+  </w:style>
+  <w:style w:customStyle="1" w:styleId="CaptionedFigure" w:type="paragraph">
+    <w:name w:val="Captioned Figure"/>
+    <w:basedOn w:val="Figure"/>
+    <w:qFormat/>
+    <w:rsid w:val="001435a5"/>
+    <w:pPr>
+      <w:keepNext w:val="true"/>
+    </w:pPr>
+    <w:rPr/>
+  </w:style>
+  <w:style w:styleId="IndexHeading" w:type="paragraph">
+    <w:name w:val="index heading"/>
+    <w:basedOn w:val="Titre"/>
+    <w:pPr/>
+    <w:rPr/>
+  </w:style>
+  <w:style w:styleId="TOCHeading" w:type="paragraph">
+    <w:name w:val="TOC Heading"/>
+    <w:basedOn w:val="Heading1"/>
+    <w:next w:val="BodyText"/>
+    <w:uiPriority w:val="39"/>
+    <w:unhideWhenUsed/>
+    <w:qFormat/>
+    <w:rsid w:val="001435a5"/>
+    <w:pPr>
+      <w:spacing w:after="0" w:before="240" w:line="259" w:lineRule="auto"/>
+      <w:outlineLvl w:val="9"/>
+    </w:pPr>
+    <w:rPr>
+      <w:b w:val="false"/>
+      <w:bCs w:val="false"/>
+      <w:color w:themeColor="accent1" w:themeShade="bf" w:val="365F91"/>
+    </w:rPr>
+  </w:style>
+  <w:style w:customStyle="1" w:styleId="ipcpara0" w:type="paragraph">
+    <w:name w:val="ipc_para_0"/>
+    <w:basedOn w:val="Normal"/>
+    <w:qFormat/>
+    <w:rsid w:val="006c6bd7"/>
+    <w:pPr>
+      <w:spacing w:after="100" w:before="60" w:line="276" w:lineRule="auto"/>
+      <w:jc w:val="both"/>
+    </w:pPr>
+    <w:rPr>
+      <w:rFonts w:ascii="Times New Roman" w:eastAsia="Times New Roman" w:hAnsi="Times New Roman"/>
+      <w:b/>
+      <w:bCs/>
+      <w:color w:val="8D4354"/>
+      <w:sz w:val="21"/>
+      <w:szCs w:val="21"/>
+    </w:rPr>
+  </w:style>
+  <w:style w:customStyle="1" w:styleId="ipccorps" w:type="paragraph">
+    <w:name w:val="ipc_corps"/>
+    <w:basedOn w:val="Normal"/>
+    <w:qFormat/>
+    <w:rsid w:val="006c6bd7"/>
+    <w:pPr>
+      <w:spacing w:after="100" w:before="0" w:line="276" w:lineRule="auto"/>
+      <w:jc w:val="both"/>
+    </w:pPr>
+    <w:rPr>
+      <w:rFonts w:ascii="Times New Roman" w:eastAsia="Times New Roman" w:hAnsi="Times New Roman"/>
+      <w:sz w:val="19"/>
+      <w:szCs w:val="19"/>
+    </w:rPr>
+  </w:style>
+  <w:style w:customStyle="1" w:styleId="ipctitre0" w:type="paragraph">
+    <w:name w:val="ipc_titre_0"/>
+    <w:basedOn w:val="Normal"/>
+    <w:qFormat/>
+    <w:rsid w:val="006c6bd7"/>
+    <w:pPr>
+      <w:keepNext w:val="true"/>
+      <w:keepLines/>
+      <w:spacing w:after="60" w:before="120"/>
+      <w:jc w:val="center"/>
+    </w:pPr>
+    <w:rPr>
+      <w:rFonts w:ascii="Times New Roman" w:eastAsia="Times New Roman" w:hAnsi="Times New Roman"/>
+      <w:b/>
+      <w:bCs/>
+      <w:color w:val="8D4354"/>
+      <w:sz w:val="19"/>
+      <w:szCs w:val="19"/>
+    </w:rPr>
+  </w:style>
+  <w:style w:customStyle="1" w:styleId="ipclegende" w:type="paragraph">
+    <w:name w:val="ipc_legende"/>
+    <w:basedOn w:val="Normal"/>
+    <w:qFormat/>
+    <w:rsid w:val="006c6bd7"/>
+    <w:pPr>
+      <w:spacing w:after="120" w:before="40"/>
+      <w:jc w:val="center"/>
+    </w:pPr>
+    <w:rPr>
+      <w:rFonts w:ascii="Times New Roman" w:eastAsia="Times New Roman" w:hAnsi="Times New Roman"/>
+      <w:sz w:val="15"/>
+      <w:szCs w:val="15"/>
+    </w:rPr>
+  </w:style>
+  <w:style w:customStyle="1" w:styleId="ipclegendetableau" w:type="paragraph">
+    <w:name w:val="ipc_legende_tableau"/>
+    <w:basedOn w:val="Normal"/>
+    <w:qFormat/>
+    <w:rsid w:val="001435a5"/>
+    <w:pPr>
+      <w:spacing w:after="60" w:before="40"/>
+      <w:jc w:val="center"/>
+    </w:pPr>
+    <w:rPr>
+      <w:rFonts w:eastAsia="Times New Roman"/>
+      <w:sz w:val="15"/>
+      <w:szCs w:val="15"/>
+    </w:rPr>
+  </w:style>
+  <w:style w:default="1" w:styleId="Pasdeliste" w:type="numbering">
+    <w:name w:val="Pas de liste"/>
+    <w:uiPriority w:val="99"/>
     <w:semiHidden/>
     <w:unhideWhenUsed/>
+    <w:qFormat/>
   </w:style>
-  <w:style w:default="1" w:styleId="Table" w:type="table">
-    <w:name w:val="Table"/>
-    <w:basedOn w:val="TableNormal"/>
+  <w:style w:default="1" w:styleId="TableauNormal" w:type="table">
+    <w:name w:val="Normal Table"/>
+    <w:uiPriority w:val="99"/>
     <w:semiHidden/>
     <w:unhideWhenUsed/>
     <w:qFormat/>
     <w:tblPr>
-      <w:bidiVisual/>
-      <w:tblInd w:type="dxa" w:w="0"/>
+      <w:tblCellMar>
+        <w:top w:type="dxa" w:w="0"/>
+        <w:left w:type="dxa" w:w="108"/>
+        <w:bottom w:type="dxa" w:w="0"/>
+        <w:right w:type="dxa" w:w="108"/>
+      </w:tblCellMar>
+    </w:tblPr>
+  </w:style>
+  <w:style w:customStyle="1" w:styleId="Table" w:type="table">
+    <w:name w:val="Table"/>
+    <w:semiHidden/>
+    <w:unhideWhenUsed/>
+    <w:qFormat/>
+    <w:rsid w:val="001435a5"/>
+    <w:tblPr>
       <w:tblCellMar>
         <w:top w:type="dxa" w:w="0"/>
         <w:left w:type="dxa" w:w="108"/>
@@ -11628,202 +12301,14 @@
       </w:tblCellMar>
     </w:tblPr>
     <w:tblStylePr w:type="firstRow">
-      <w:tblPr>
-        <w:jc w:val="left"/>
-        <w:tblInd w:type="dxa" w:w="0"/>
-      </w:tblPr>
-      <w:trPr>
-        <w:jc w:val="left"/>
-      </w:trPr>
+      <w:tblPr/>
       <w:tcPr>
+        <w:tcBorders>
+          <w:bottom w:color="auto" w:space="0" w:sz="0" w:val="single"/>
+        </w:tcBorders>
         <w:vAlign w:val="bottom"/>
-        <w:tcBorders>
-          <w:bottom w:val="single"/>
-        </w:tcBorders>
       </w:tcPr>
     </w:tblStylePr>
-  </w:style>
-  <w:style w:customStyle="1" w:styleId="DefinitionTerm" w:type="paragraph">
-    <w:name w:val="Definition Term"/>
-    <w:basedOn w:val="Normal"/>
-    <w:next w:val="Definition"/>
-    <w:pPr>
-      <w:keepNext/>
-      <w:keepLines/>
-      <w:spacing w:after="0"/>
-    </w:pPr>
-    <w:rPr>
-      <w:b/>
-    </w:rPr>
-  </w:style>
-  <w:style w:customStyle="1" w:styleId="Definition" w:type="paragraph">
-    <w:name w:val="Definition"/>
-    <w:basedOn w:val="Normal"/>
-  </w:style>
-  <w:style w:styleId="Caption" w:type="paragraph">
-    <w:name w:val="Caption"/>
-    <w:basedOn w:val="Normal"/>
-    <w:link w:val="BodyTextChar"/>
-    <w:pPr>
-      <w:spacing w:after="120" w:before="0"/>
-    </w:pPr>
-    <w:rPr>
-      <w:i/>
-    </w:rPr>
-  </w:style>
-  <w:style w:customStyle="1" w:styleId="TableCaption" w:type="paragraph">
-    <w:name w:val="Table Caption"/>
-    <w:basedOn w:val="Caption"/>
-    <w:pPr>
-      <w:keepNext/>
-    </w:pPr>
-  </w:style>
-  <w:style w:customStyle="1" w:styleId="ImageCaption" w:type="paragraph">
-    <w:name w:val="Image Caption"/>
-    <w:basedOn w:val="Caption"/>
-  </w:style>
-  <w:style w:customStyle="1" w:styleId="Figure" w:type="paragraph">
-    <w:name w:val="Figure"/>
-    <w:basedOn w:val="Normal"/>
-  </w:style>
-  <w:style w:customStyle="1" w:styleId="CaptionedFigure" w:type="paragraph">
-    <w:name w:val="Captioned Figure"/>
-    <w:basedOn w:val="Figure"/>
-    <w:pPr>
-      <w:keepNext/>
-    </w:pPr>
-  </w:style>
-  <w:style w:customStyle="1" w:styleId="BodyTextChar" w:type="character">
-    <w:name w:val="Body Text Char"/>
-    <w:basedOn w:val="DefaultParagraphFont"/>
-    <w:link w:val="BodyText"/>
-  </w:style>
-  <w:style w:customStyle="1" w:styleId="VerbatimChar" w:type="character">
-    <w:name w:val="Verbatim Char"/>
-    <w:basedOn w:val="BodyTextChar"/>
-    <w:rPr>
-      <w:rFonts w:ascii="Arial" w:cs="Arial" w:eastAsia="Arial" w:hAnsi="Arial"/>
-      <w:sz w:val="22"/>
-    </w:rPr>
-  </w:style>
-  <w:style w:customStyle="1" w:styleId="SectionNumber" w:type="character">
-    <w:name w:val="Section Number"/>
-    <w:basedOn w:val="BodyTextChar"/>
-  </w:style>
-  <w:style w:styleId="FootnoteReference" w:type="character">
-    <w:name w:val="Footnote Reference"/>
-    <w:basedOn w:val="BodyTextChar"/>
-    <w:rPr>
-      <w:vertAlign w:val="superscript"/>
-    </w:rPr>
-  </w:style>
-  <w:style w:styleId="Hyperlink" w:type="character">
-    <w:name w:val="Hyperlink"/>
-    <w:basedOn w:val="BodyTextChar"/>
-    <w:rPr>
-      <w:color w:themeColor="accent1" w:val="4F81BD"/>
-    </w:rPr>
-  </w:style>
-  <w:style w:styleId="TOCHeading" w:type="paragraph">
-    <w:name w:val="TOC Heading"/>
-    <w:basedOn w:val="Heading1"/>
-    <w:next w:val="BodyText"/>
-    <w:uiPriority w:val="39"/>
-    <w:unhideWhenUsed/>
-    <w:qFormat/>
-    <w:pPr>
-      <w:spacing w:before="240" w:line="259" w:lineRule="auto"/>
-      <w:outlineLvl w:val="9"/>
-    </w:pPr>
-    <w:rPr>
-      <w:rFonts w:ascii="Arial" w:cs="Arial" w:eastAsia="Arial" w:hAnsi="Arial"/>
-      <w:b w:val="0"/>
-      <w:bCs w:val="0"/>
-      <w:color w:themeColor="accent1" w:themeShade="BF" w:val="365F91"/>
-    </w:rPr>
-  </w:style>
-  <w:style w:customStyle="1" w:styleId="ipc_para_0" w:type="paragraph">
-    <w:name w:val="ipc_para_0"/>
-    <w:basedOn w:val="Normal"/>
-    <w:qFormat/>
-    <w:pPr>
-      <w:bidi/>
-      <w:spacing w:after="100" w:before="60" w:line="276" w:lineRule="auto"/>
-      <w:jc w:val="both"/>
-    </w:pPr>
-    <w:rPr>
-      <w:rFonts w:ascii="Arial" w:cs="Arial" w:eastAsia="Arial" w:hAnsi="Arial"/>
-      <w:b/>
-      <w:bCs/>
-      <w:color w:val="8D4354"/>
-      <w:sz w:val="21"/>
-      <w:szCs w:val="21"/>
-    </w:rPr>
-  </w:style>
-  <w:style w:customStyle="1" w:styleId="ipc_corps" w:type="paragraph">
-    <w:name w:val="ipc_corps"/>
-    <w:basedOn w:val="Normal"/>
-    <w:qFormat/>
-    <w:pPr>
-      <w:bidi/>
-      <w:spacing w:after="100" w:before="0" w:line="276" w:lineRule="auto"/>
-      <w:jc w:val="both"/>
-    </w:pPr>
-    <w:rPr>
-      <w:rFonts w:ascii="Arial" w:cs="Arial" w:eastAsia="Arial" w:hAnsi="Arial"/>
-      <w:sz w:val="19"/>
-      <w:szCs w:val="19"/>
-    </w:rPr>
-  </w:style>
-  <w:style w:customStyle="1" w:styleId="ipc_titre_0" w:type="paragraph">
-    <w:name w:val="ipc_titre_0"/>
-    <w:basedOn w:val="Normal"/>
-    <w:qFormat/>
-    <w:pPr>
-      <w:keepNext/>
-      <w:keepLines/>
-      <w:bidi/>
-      <w:spacing w:after="60" w:before="120"/>
-      <w:jc w:val="center"/>
-    </w:pPr>
-    <w:rPr>
-      <w:rFonts w:ascii="Arial" w:cs="Arial" w:eastAsia="Arial" w:hAnsi="Arial"/>
-      <w:b/>
-      <w:bCs/>
-      <w:color w:val="8D4354"/>
-      <w:sz w:val="19"/>
-      <w:szCs w:val="19"/>
-    </w:rPr>
-  </w:style>
-  <w:style w:customStyle="1" w:styleId="ipc_legende" w:type="paragraph">
-    <w:name w:val="ipc_legende"/>
-    <w:basedOn w:val="Normal"/>
-    <w:qFormat/>
-    <w:pPr>
-      <w:bidi/>
-      <w:spacing w:after="120" w:before="40"/>
-      <w:jc w:val="center"/>
-    </w:pPr>
-    <w:rPr>
-      <w:rFonts w:ascii="Arial" w:cs="Arial" w:eastAsia="Arial" w:hAnsi="Arial"/>
-      <w:sz w:val="15"/>
-      <w:szCs w:val="15"/>
-    </w:rPr>
-  </w:style>
-  <w:style w:customStyle="1" w:styleId="ipc_legende_tableau" w:type="paragraph">
-    <w:name w:val="ipc_legende_tableau"/>
-    <w:basedOn w:val="Normal"/>
-    <w:qFormat/>
-    <w:pPr>
-      <w:bidi/>
-      <w:spacing w:after="60" w:before="40"/>
-      <w:jc w:val="center"/>
-    </w:pPr>
-    <w:rPr>
-      <w:rFonts w:ascii="Arial" w:cs="Arial" w:eastAsia="Arial" w:hAnsi="Arial"/>
-      <w:sz w:val="15"/>
-      <w:szCs w:val="15"/>
-    </w:rPr>
   </w:style>
   <w:style w:type="paragraph" w:customStyle="1" w:styleId="SourceCode">
     <w:name w:val="Source Code"/>
@@ -12091,14 +12576,14 @@
 </file>
 
 <file path=word/theme/theme1.xml><?xml version="1.0" encoding="utf-8"?>
-<a:theme xmlns:a="http://schemas.openxmlformats.org/drawingml/2006/main" name="Office Theme">
+<a:theme xmlns:a="http://schemas.openxmlformats.org/drawingml/2006/main" xmlns:r="http://schemas.openxmlformats.org/officeDocument/2006/relationships" name="Office Theme">
   <a:themeElements>
     <a:clrScheme name="Office">
       <a:dk1>
-        <a:sysClr val="windowText" lastClr="000000"/>
+        <a:srgbClr val="000000"/>
       </a:dk1>
       <a:lt1>
-        <a:sysClr val="window" lastClr="FFFFFF"/>
+        <a:srgbClr val="FFFFFF"/>
       </a:lt1>
       <a:dk2>
         <a:srgbClr val="1F497D"/>
@@ -12133,277 +12618,131 @@
     </a:clrScheme>
     <a:fontScheme name="Office">
       <a:majorFont>
-        <a:latin typeface="Calibri"/>
+        <a:latin typeface="Calibri" pitchFamily="0" charset="1"/>
         <a:ea typeface=""/>
         <a:cs typeface=""/>
-        <a:font script="Jpan" typeface="ＭＳ ゴシック"/>
-        <a:font script="Hang" typeface="맑은 고딕"/>
-        <a:font script="Hans" typeface="宋体"/>
-        <a:font script="Hant" typeface="新細明體"/>
-        <a:font script="Arab" typeface="Times New Roman"/>
-        <a:font script="Hebr" typeface="Times New Roman"/>
-        <a:font script="Thai" typeface="Angsana New"/>
-        <a:font script="Ethi" typeface="Nyala"/>
-        <a:font script="Beng" typeface="Vrinda"/>
-        <a:font script="Gujr" typeface="Shruti"/>
-        <a:font script="Khmr" typeface="MoolBoran"/>
-        <a:font script="Knda" typeface="Tunga"/>
-        <a:font script="Guru" typeface="Raavi"/>
-        <a:font script="Cans" typeface="Euphemia"/>
-        <a:font script="Cher" typeface="Plantagenet Cherokee"/>
-        <a:font script="Yiii" typeface="Microsoft Yi Baiti"/>
-        <a:font script="Tibt" typeface="Microsoft Himalaya"/>
-        <a:font script="Thaa" typeface="MV Boli"/>
-        <a:font script="Deva" typeface="Mangal"/>
-        <a:font script="Telu" typeface="Gautami"/>
-        <a:font script="Taml" typeface="Latha"/>
-        <a:font script="Syrc" typeface="Estrangelo Edessa"/>
-        <a:font script="Orya" typeface="Kalinga"/>
-        <a:font script="Mlym" typeface="Kartika"/>
-        <a:font script="Laoo" typeface="DokChampa"/>
-        <a:font script="Sinh" typeface="Iskoola Pota"/>
-        <a:font script="Mong" typeface="Mongolian Baiti"/>
-        <a:font script="Viet" typeface="Times New Roman"/>
-        <a:font script="Uigh" typeface="Microsoft Uighur"/>
       </a:majorFont>
       <a:minorFont>
-        <a:latin typeface="Cambria"/>
+        <a:latin typeface="Cambria" pitchFamily="0" charset="1"/>
         <a:ea typeface=""/>
         <a:cs typeface=""/>
-        <a:font script="Jpan" typeface="ＭＳ 明朝"/>
-        <a:font script="Hang" typeface="맑은 고딕"/>
-        <a:font script="Hans" typeface="宋体"/>
-        <a:font script="Hant" typeface="新細明體"/>
-        <a:font script="Arab" typeface="Arial"/>
-        <a:font script="Hebr" typeface="Arial"/>
-        <a:font script="Thai" typeface="Cordia New"/>
-        <a:font script="Ethi" typeface="Nyala"/>
-        <a:font script="Beng" typeface="Vrinda"/>
-        <a:font script="Gujr" typeface="Shruti"/>
-        <a:font script="Khmr" typeface="DaunPenh"/>
-        <a:font script="Knda" typeface="Tunga"/>
-        <a:font script="Guru" typeface="Raavi"/>
-        <a:font script="Cans" typeface="Euphemia"/>
-        <a:font script="Cher" typeface="Plantagenet Cherokee"/>
-        <a:font script="Yiii" typeface="Microsoft Yi Baiti"/>
-        <a:font script="Tibt" typeface="Microsoft Himalaya"/>
-        <a:font script="Thaa" typeface="MV Boli"/>
-        <a:font script="Deva" typeface="Mangal"/>
-        <a:font script="Telu" typeface="Gautami"/>
-        <a:font script="Taml" typeface="Latha"/>
-        <a:font script="Syrc" typeface="Estrangelo Edessa"/>
-        <a:font script="Orya" typeface="Kalinga"/>
-        <a:font script="Mlym" typeface="Kartika"/>
-        <a:font script="Laoo" typeface="DokChampa"/>
-        <a:font script="Sinh" typeface="Iskoola Pota"/>
-        <a:font script="Mong" typeface="Mongolian Baiti"/>
-        <a:font script="Viet" typeface="Arial"/>
-        <a:font script="Uigh" typeface="Microsoft Uighur"/>
       </a:minorFont>
     </a:fontScheme>
-    <a:fmtScheme name="Office">
+    <a:fmtScheme>
       <a:fillStyleLst>
         <a:solidFill>
           <a:schemeClr val="phClr"/>
         </a:solidFill>
-        <a:gradFill rotWithShape="1">
+        <a:gradFill>
           <a:gsLst>
             <a:gs pos="0">
               <a:schemeClr val="phClr">
                 <a:tint val="50000"/>
-                <a:satMod val="300000"/>
               </a:schemeClr>
             </a:gs>
             <a:gs pos="35000">
               <a:schemeClr val="phClr">
                 <a:tint val="37000"/>
-                <a:satMod val="300000"/>
               </a:schemeClr>
             </a:gs>
             <a:gs pos="100000">
               <a:schemeClr val="phClr">
                 <a:tint val="15000"/>
-                <a:satMod val="350000"/>
               </a:schemeClr>
             </a:gs>
           </a:gsLst>
           <a:lin ang="16200000" scaled="1"/>
+          <a:tileRect l="0" t="0" r="0" b="0"/>
         </a:gradFill>
-        <a:gradFill rotWithShape="1">
+        <a:gradFill>
           <a:gsLst>
             <a:gs pos="0">
               <a:schemeClr val="phClr">
                 <a:tint val="100000"/>
                 <a:shade val="100000"/>
-                <a:satMod val="130000"/>
               </a:schemeClr>
             </a:gs>
             <a:gs pos="100000">
               <a:schemeClr val="phClr">
                 <a:tint val="50000"/>
                 <a:shade val="100000"/>
-                <a:satMod val="350000"/>
               </a:schemeClr>
             </a:gs>
           </a:gsLst>
           <a:lin ang="16200000" scaled="0"/>
+          <a:tileRect l="0" t="0" r="0" b="0"/>
         </a:gradFill>
       </a:fillStyleLst>
       <a:lnStyleLst>
         <a:ln w="9525" cap="flat" cmpd="sng" algn="ctr">
-          <a:solidFill>
-            <a:schemeClr val="phClr">
-              <a:shade val="95000"/>
-              <a:satMod val="105000"/>
-            </a:schemeClr>
-          </a:solidFill>
           <a:prstDash val="solid"/>
         </a:ln>
         <a:ln w="25400" cap="flat" cmpd="sng" algn="ctr">
-          <a:solidFill>
-            <a:schemeClr val="phClr"/>
-          </a:solidFill>
           <a:prstDash val="solid"/>
         </a:ln>
         <a:ln w="38100" cap="flat" cmpd="sng" algn="ctr">
-          <a:solidFill>
-            <a:schemeClr val="phClr"/>
-          </a:solidFill>
           <a:prstDash val="solid"/>
         </a:ln>
       </a:lnStyleLst>
       <a:effectStyleLst>
         <a:effectStyle>
-          <a:effectLst>
-            <a:outerShdw blurRad="40000" dist="20000" dir="5400000" rotWithShape="0">
-              <a:srgbClr val="000000">
-                <a:alpha val="38000"/>
-              </a:srgbClr>
-            </a:outerShdw>
-          </a:effectLst>
+          <a:effectLst/>
         </a:effectStyle>
         <a:effectStyle>
-          <a:effectLst>
-            <a:outerShdw blurRad="40000" dist="23000" dir="5400000" rotWithShape="0">
-              <a:srgbClr val="000000">
-                <a:alpha val="35000"/>
-              </a:srgbClr>
-            </a:outerShdw>
-          </a:effectLst>
+          <a:effectLst/>
         </a:effectStyle>
         <a:effectStyle>
-          <a:effectLst>
-            <a:outerShdw blurRad="40000" dist="23000" dir="5400000" rotWithShape="0">
-              <a:srgbClr val="000000">
-                <a:alpha val="35000"/>
-              </a:srgbClr>
-            </a:outerShdw>
-          </a:effectLst>
-          <a:scene3d>
-            <a:camera prst="orthographicFront">
-              <a:rot lat="0" lon="0" rev="0"/>
-            </a:camera>
-            <a:lightRig rig="threePt" dir="t">
-              <a:rot lat="0" lon="0" rev="1200000"/>
-            </a:lightRig>
-          </a:scene3d>
-          <a:sp3d>
-            <a:bevelT w="63500" h="25400"/>
-          </a:sp3d>
+          <a:effectLst/>
         </a:effectStyle>
       </a:effectStyleLst>
       <a:bgFillStyleLst>
         <a:solidFill>
           <a:schemeClr val="phClr"/>
         </a:solidFill>
-        <a:gradFill rotWithShape="1">
+        <a:gradFill>
           <a:gsLst>
             <a:gs pos="0">
               <a:schemeClr val="phClr">
                 <a:tint val="40000"/>
-                <a:satMod val="350000"/>
               </a:schemeClr>
             </a:gs>
             <a:gs pos="40000">
               <a:schemeClr val="phClr">
                 <a:tint val="45000"/>
                 <a:shade val="99000"/>
-                <a:satMod val="350000"/>
               </a:schemeClr>
             </a:gs>
             <a:gs pos="100000">
               <a:schemeClr val="phClr">
                 <a:shade val="20000"/>
-                <a:satMod val="255000"/>
               </a:schemeClr>
             </a:gs>
           </a:gsLst>
           <a:path path="circle">
             <a:fillToRect l="50000" t="-80000" r="50000" b="180000"/>
           </a:path>
+          <a:tileRect l="0" t="0" r="0" b="0"/>
         </a:gradFill>
-        <a:gradFill rotWithShape="1">
+        <a:gradFill>
           <a:gsLst>
             <a:gs pos="0">
               <a:schemeClr val="phClr">
                 <a:tint val="80000"/>
-                <a:satMod val="300000"/>
               </a:schemeClr>
             </a:gs>
             <a:gs pos="100000">
               <a:schemeClr val="phClr">
                 <a:shade val="30000"/>
-                <a:satMod val="200000"/>
               </a:schemeClr>
             </a:gs>
           </a:gsLst>
           <a:path path="circle">
             <a:fillToRect l="50000" t="50000" r="50000" b="50000"/>
           </a:path>
+          <a:tileRect l="0" t="0" r="0" b="0"/>
         </a:gradFill>
       </a:bgFillStyleLst>
     </a:fmtScheme>
   </a:themeElements>
-  <a:objectDefaults>
-    <a:spDef>
-      <a:spPr/>
-      <a:bodyPr/>
-      <a:lstStyle/>
-      <a:style>
-        <a:lnRef idx="1">
-          <a:schemeClr val="accent1"/>
-        </a:lnRef>
-        <a:fillRef idx="3">
-          <a:schemeClr val="accent1"/>
-        </a:fillRef>
-        <a:effectRef idx="2">
-          <a:schemeClr val="accent1"/>
-        </a:effectRef>
-        <a:fontRef idx="minor">
-          <a:schemeClr val="lt1"/>
-        </a:fontRef>
-      </a:style>
-    </a:spDef>
-    <a:lnDef>
-      <a:spPr/>
-      <a:bodyPr/>
-      <a:lstStyle/>
-      <a:style>
-        <a:lnRef idx="2">
-          <a:schemeClr val="accent1"/>
-        </a:lnRef>
-        <a:fillRef idx="0">
-          <a:schemeClr val="accent1"/>
-        </a:fillRef>
-        <a:effectRef idx="1">
-          <a:schemeClr val="accent1"/>
-        </a:effectRef>
-        <a:fontRef idx="minor">
-          <a:schemeClr val="tx1"/>
-        </a:fontRef>
-      </a:style>
-    </a:lnDef>
-  </a:objectDefaults>
-  <a:extraClrSchemeLst/>
 </a:theme>
 </file>